--- a/Assignment3/Writeup.docx
+++ b/Assignment3/Writeup.docx
@@ -122,7 +122,35 @@
         <w:rPr>
           <w:color w:val="EE0000"/>
         </w:rPr>
-        <w:t xml:space="preserve">1 – (25/40)^2-(15/40)^2 = </w:t>
+        <w:t>1 – (25/</w:t>
+      </w:r>
+      <w:proofErr w:type="gramStart"/>
+      <w:r>
+        <w:rPr>
+          <w:color w:val="EE0000"/>
+        </w:rPr>
+        <w:t>40)^</w:t>
+      </w:r>
+      <w:proofErr w:type="gramEnd"/>
+      <w:r>
+        <w:rPr>
+          <w:color w:val="EE0000"/>
+        </w:rPr>
+        <w:t>2-(15/</w:t>
+      </w:r>
+      <w:proofErr w:type="gramStart"/>
+      <w:r>
+        <w:rPr>
+          <w:color w:val="EE0000"/>
+        </w:rPr>
+        <w:t>40)^</w:t>
+      </w:r>
+      <w:proofErr w:type="gramEnd"/>
+      <w:r>
+        <w:rPr>
+          <w:color w:val="EE0000"/>
+        </w:rPr>
+        <w:t xml:space="preserve">2 = </w:t>
       </w:r>
       <w:r>
         <w:rPr>
@@ -146,7 +174,35 @@
         <w:rPr>
           <w:color w:val="EE0000"/>
         </w:rPr>
-        <w:t>For the left child with 22 samples (20A, 2B), the Gini impurity is 1- (20/22)^2-(2/22)^2 = 0.1653</w:t>
+        <w:t>For the left child with 22 samples (20A, 2B), the Gini impurity is 1- (20/</w:t>
+      </w:r>
+      <w:proofErr w:type="gramStart"/>
+      <w:r>
+        <w:rPr>
+          <w:color w:val="EE0000"/>
+        </w:rPr>
+        <w:t>22)^</w:t>
+      </w:r>
+      <w:proofErr w:type="gramEnd"/>
+      <w:r>
+        <w:rPr>
+          <w:color w:val="EE0000"/>
+        </w:rPr>
+        <w:t>2-(2/</w:t>
+      </w:r>
+      <w:proofErr w:type="gramStart"/>
+      <w:r>
+        <w:rPr>
+          <w:color w:val="EE0000"/>
+        </w:rPr>
+        <w:t>22)^</w:t>
+      </w:r>
+      <w:proofErr w:type="gramEnd"/>
+      <w:r>
+        <w:rPr>
+          <w:color w:val="EE0000"/>
+        </w:rPr>
+        <w:t>2 = 0.1653</w:t>
       </w:r>
     </w:p>
     <w:p>
@@ -178,6 +234,7 @@
         </w:rPr>
         <w:t>/</w:t>
       </w:r>
+      <w:proofErr w:type="gramStart"/>
       <w:r>
         <w:rPr>
           <w:color w:val="EE0000"/>
@@ -188,7 +245,14 @@
         <w:rPr>
           <w:color w:val="EE0000"/>
         </w:rPr>
-        <w:t>)^2-(</w:t>
+        <w:t>)^</w:t>
+      </w:r>
+      <w:proofErr w:type="gramEnd"/>
+      <w:r>
+        <w:rPr>
+          <w:color w:val="EE0000"/>
+        </w:rPr>
+        <w:t>2-(</w:t>
       </w:r>
       <w:r>
         <w:rPr>
@@ -202,6 +266,7 @@
         </w:rPr>
         <w:t>/</w:t>
       </w:r>
+      <w:proofErr w:type="gramStart"/>
       <w:r>
         <w:rPr>
           <w:color w:val="EE0000"/>
@@ -212,7 +277,14 @@
         <w:rPr>
           <w:color w:val="EE0000"/>
         </w:rPr>
-        <w:t>)^2 = 0.</w:t>
+        <w:t>)^</w:t>
+      </w:r>
+      <w:proofErr w:type="gramEnd"/>
+      <w:r>
+        <w:rPr>
+          <w:color w:val="EE0000"/>
+        </w:rPr>
+        <w:t>2 = 0.</w:t>
       </w:r>
       <w:r>
         <w:rPr>
@@ -389,7 +461,21 @@
         <w:rPr>
           <w:color w:val="EE0000"/>
         </w:rPr>
-        <w:t xml:space="preserve">Entropy is = -(25/40)log_2(25/40) </w:t>
+        <w:t>Entropy is = -(25/</w:t>
+      </w:r>
+      <w:proofErr w:type="gramStart"/>
+      <w:r>
+        <w:rPr>
+          <w:color w:val="EE0000"/>
+        </w:rPr>
+        <w:t>40)log</w:t>
+      </w:r>
+      <w:proofErr w:type="gramEnd"/>
+      <w:r>
+        <w:rPr>
+          <w:color w:val="EE0000"/>
+        </w:rPr>
+        <w:t xml:space="preserve">_2(25/40) </w:t>
       </w:r>
       <w:r>
         <w:rPr>
@@ -407,7 +493,21 @@
         <w:rPr>
           <w:color w:val="EE0000"/>
         </w:rPr>
-        <w:t>(15/40)log_2(15/40) = 0.9544</w:t>
+        <w:t>(15/</w:t>
+      </w:r>
+      <w:proofErr w:type="gramStart"/>
+      <w:r>
+        <w:rPr>
+          <w:color w:val="EE0000"/>
+        </w:rPr>
+        <w:t>40)log</w:t>
+      </w:r>
+      <w:proofErr w:type="gramEnd"/>
+      <w:r>
+        <w:rPr>
+          <w:color w:val="EE0000"/>
+        </w:rPr>
+        <w:t>_2(15/40) = 0.9544</w:t>
       </w:r>
     </w:p>
     <w:p>
@@ -431,7 +531,35 @@
         <w:rPr>
           <w:color w:val="EE0000"/>
         </w:rPr>
-        <w:t xml:space="preserve"> is = -(20/22)log_2(20/22) – (2/22)log_2(2/22) = 0.4395</w:t>
+        <w:t xml:space="preserve"> is = -(20/</w:t>
+      </w:r>
+      <w:proofErr w:type="gramStart"/>
+      <w:r>
+        <w:rPr>
+          <w:color w:val="EE0000"/>
+        </w:rPr>
+        <w:t>22)log</w:t>
+      </w:r>
+      <w:proofErr w:type="gramEnd"/>
+      <w:r>
+        <w:rPr>
+          <w:color w:val="EE0000"/>
+        </w:rPr>
+        <w:t>_2(20/22) – (2/</w:t>
+      </w:r>
+      <w:proofErr w:type="gramStart"/>
+      <w:r>
+        <w:rPr>
+          <w:color w:val="EE0000"/>
+        </w:rPr>
+        <w:t>22)log</w:t>
+      </w:r>
+      <w:proofErr w:type="gramEnd"/>
+      <w:r>
+        <w:rPr>
+          <w:color w:val="EE0000"/>
+        </w:rPr>
+        <w:t>_2(2/22) = 0.4395</w:t>
       </w:r>
     </w:p>
     <w:p>
@@ -455,7 +583,35 @@
         <w:rPr>
           <w:color w:val="EE0000"/>
         </w:rPr>
-        <w:t>Entropy is = -(5/18)log_2(5/18) – (13/18)log_2(13/18) = 0.8524</w:t>
+        <w:t>Entropy is = -(5/</w:t>
+      </w:r>
+      <w:proofErr w:type="gramStart"/>
+      <w:r>
+        <w:rPr>
+          <w:color w:val="EE0000"/>
+        </w:rPr>
+        <w:t>18)log</w:t>
+      </w:r>
+      <w:proofErr w:type="gramEnd"/>
+      <w:r>
+        <w:rPr>
+          <w:color w:val="EE0000"/>
+        </w:rPr>
+        <w:t>_2(5/18) – (13/</w:t>
+      </w:r>
+      <w:proofErr w:type="gramStart"/>
+      <w:r>
+        <w:rPr>
+          <w:color w:val="EE0000"/>
+        </w:rPr>
+        <w:t>18)log</w:t>
+      </w:r>
+      <w:proofErr w:type="gramEnd"/>
+      <w:r>
+        <w:rPr>
+          <w:color w:val="EE0000"/>
+        </w:rPr>
+        <w:t>_2(13/18) = 0.8524</w:t>
       </w:r>
     </w:p>
     <w:p>
@@ -497,8 +653,30 @@
         <w:rPr>
           <w:color w:val="EE0000"/>
         </w:rPr>
-        <w:t xml:space="preserve"> = (22/40)*0.4395 + (18/40)*</w:t>
-      </w:r>
+        <w:t xml:space="preserve"> = (22/</w:t>
+      </w:r>
+      <w:proofErr w:type="gramStart"/>
+      <w:r>
+        <w:rPr>
+          <w:color w:val="EE0000"/>
+        </w:rPr>
+        <w:t>40)*</w:t>
+      </w:r>
+      <w:proofErr w:type="gramEnd"/>
+      <w:r>
+        <w:rPr>
+          <w:color w:val="EE0000"/>
+        </w:rPr>
+        <w:t>0.4395 + (18/</w:t>
+      </w:r>
+      <w:proofErr w:type="gramStart"/>
+      <w:r>
+        <w:rPr>
+          <w:color w:val="EE0000"/>
+        </w:rPr>
+        <w:t>40)*</w:t>
+      </w:r>
+      <w:proofErr w:type="gramEnd"/>
       <w:r>
         <w:rPr>
           <w:color w:val="EE0000"/>
@@ -634,7 +812,25 @@
           <w:bCs/>
           <w:color w:val="EE0000"/>
         </w:rPr>
-        <w:t>p^2 – (1-p)^2</w:t>
+        <w:t>p^2 – (1-</w:t>
+      </w:r>
+      <w:proofErr w:type="gramStart"/>
+      <w:r>
+        <w:rPr>
+          <w:b/>
+          <w:bCs/>
+          <w:color w:val="EE0000"/>
+        </w:rPr>
+        <w:t>p)^</w:t>
+      </w:r>
+      <w:proofErr w:type="gramEnd"/>
+      <w:r>
+        <w:rPr>
+          <w:b/>
+          <w:bCs/>
+          <w:color w:val="EE0000"/>
+        </w:rPr>
+        <w:t>2</w:t>
       </w:r>
     </w:p>
     <w:p>
@@ -656,23 +852,59 @@
           <w:bCs/>
           <w:color w:val="EE0000"/>
         </w:rPr>
-        <w:t xml:space="preserve">Entropy Function(p,1-p) =  </w:t>
-      </w:r>
-      <w:r>
-        <w:rPr>
-          <w:b/>
-          <w:bCs/>
-          <w:color w:val="EE0000"/>
-        </w:rPr>
-        <w:t>-(plog_2p</w:t>
-      </w:r>
-      <w:r>
-        <w:rPr>
-          <w:b/>
-          <w:bCs/>
-          <w:color w:val="EE0000"/>
-        </w:rPr>
-        <w:t xml:space="preserve"> + (1-p)log_2(1-p))</w:t>
+        <w:t xml:space="preserve">Entropy Function(p,1-p) </w:t>
+      </w:r>
+      <w:proofErr w:type="gramStart"/>
+      <w:r>
+        <w:rPr>
+          <w:b/>
+          <w:bCs/>
+          <w:color w:val="EE0000"/>
+        </w:rPr>
+        <w:t xml:space="preserve">=  </w:t>
+      </w:r>
+      <w:r>
+        <w:rPr>
+          <w:b/>
+          <w:bCs/>
+          <w:color w:val="EE0000"/>
+        </w:rPr>
+        <w:t>-(</w:t>
+      </w:r>
+      <w:proofErr w:type="gramEnd"/>
+      <w:r>
+        <w:rPr>
+          <w:b/>
+          <w:bCs/>
+          <w:color w:val="EE0000"/>
+        </w:rPr>
+        <w:t>plog_2p</w:t>
+      </w:r>
+      <w:r>
+        <w:rPr>
+          <w:b/>
+          <w:bCs/>
+          <w:color w:val="EE0000"/>
+        </w:rPr>
+        <w:t xml:space="preserve"> + (1-</w:t>
+      </w:r>
+      <w:proofErr w:type="gramStart"/>
+      <w:r>
+        <w:rPr>
+          <w:b/>
+          <w:bCs/>
+          <w:color w:val="EE0000"/>
+        </w:rPr>
+        <w:t>p)log</w:t>
+      </w:r>
+      <w:proofErr w:type="gramEnd"/>
+      <w:r>
+        <w:rPr>
+          <w:b/>
+          <w:bCs/>
+          <w:color w:val="EE0000"/>
+        </w:rPr>
+        <w:t>_2(1-p))</w:t>
       </w:r>
     </w:p>
     <w:p>
@@ -694,7 +926,25 @@
           <w:bCs/>
           <w:color w:val="EE0000"/>
         </w:rPr>
-        <w:t>H/2 = -1/2(plog_2p + (1-p)log_2(1-p))</w:t>
+        <w:t>H/2 = -1/2(plog_2p + (1-</w:t>
+      </w:r>
+      <w:proofErr w:type="gramStart"/>
+      <w:r>
+        <w:rPr>
+          <w:b/>
+          <w:bCs/>
+          <w:color w:val="EE0000"/>
+        </w:rPr>
+        <w:t>p)log</w:t>
+      </w:r>
+      <w:proofErr w:type="gramEnd"/>
+      <w:r>
+        <w:rPr>
+          <w:b/>
+          <w:bCs/>
+          <w:color w:val="EE0000"/>
+        </w:rPr>
+        <w:t>_2(1-p))</w:t>
       </w:r>
     </w:p>
     <w:p>
@@ -784,10 +1034,10 @@
           <w:color w:val="EE0000"/>
         </w:rPr>
         <w:drawing>
-          <wp:inline distT="0" distB="0" distL="0" distR="0" wp14:anchorId="57233145" wp14:editId="7C260E89">
-            <wp:extent cx="3939881" cy="2911092"/>
-            <wp:effectExtent l="0" t="0" r="3810" b="3810"/>
-            <wp:docPr id="1425483821" name="Picture 1"/>
+          <wp:inline distT="0" distB="0" distL="0" distR="0" wp14:anchorId="6E8054B0" wp14:editId="79471A36">
+            <wp:extent cx="5184658" cy="4160528"/>
+            <wp:effectExtent l="0" t="0" r="0" b="0"/>
+            <wp:docPr id="1317351260" name="Picture 1"/>
             <wp:cNvGraphicFramePr>
               <a:graphicFrameLocks xmlns:a="http://schemas.openxmlformats.org/drawingml/2006/main" noChangeAspect="1"/>
             </wp:cNvGraphicFramePr>
@@ -795,11 +1045,17 @@
               <a:graphicData uri="http://schemas.openxmlformats.org/drawingml/2006/picture">
                 <pic:pic xmlns:pic="http://schemas.openxmlformats.org/drawingml/2006/picture">
                   <pic:nvPicPr>
-                    <pic:cNvPr id="1425483821" name=""/>
+                    <pic:cNvPr id="1317351260" name="Picture 1317351260"/>
                     <pic:cNvPicPr/>
                   </pic:nvPicPr>
                   <pic:blipFill>
-                    <a:blip r:embed="rId5"/>
+                    <a:blip r:embed="rId5">
+                      <a:extLst>
+                        <a:ext uri="{28A0092B-C50C-407E-A947-70E740481C1C}">
+                          <a14:useLocalDpi xmlns:a14="http://schemas.microsoft.com/office/drawing/2010/main" val="0"/>
+                        </a:ext>
+                      </a:extLst>
+                    </a:blip>
                     <a:stretch>
                       <a:fillRect/>
                     </a:stretch>
@@ -807,7 +1063,7 @@
                   <pic:spPr>
                     <a:xfrm>
                       <a:off x="0" y="0"/>
-                      <a:ext cx="3939881" cy="2911092"/>
+                      <a:ext cx="5184658" cy="4160528"/>
                     </a:xfrm>
                     <a:prstGeom prst="rect">
                       <a:avLst/>
@@ -861,6 +1117,7 @@
         <w:t xml:space="preserve"> </w:t>
       </w:r>
       <w:proofErr w:type="spellStart"/>
+      <w:proofErr w:type="gramStart"/>
       <w:r>
         <w:rPr>
           <w:b/>
@@ -876,7 +1133,16 @@
           <w:bCs/>
           <w:color w:val="EE0000"/>
         </w:rPr>
-        <w:t xml:space="preserve">, they can provide </w:t>
+        <w:t>, they</w:t>
+      </w:r>
+      <w:proofErr w:type="gramEnd"/>
+      <w:r>
+        <w:rPr>
+          <w:b/>
+          <w:bCs/>
+          <w:color w:val="EE0000"/>
+        </w:rPr>
+        <w:t xml:space="preserve"> can provide </w:t>
       </w:r>
       <w:r>
         <w:rPr>
@@ -932,7 +1198,43 @@
           <w:bCs/>
           <w:color w:val="EE0000"/>
         </w:rPr>
-        <w:t xml:space="preserve"> Entropy, as shown does tend to produce more balanced classes then </w:t>
+        <w:t xml:space="preserve"> Entropy, as </w:t>
+      </w:r>
+      <w:proofErr w:type="gramStart"/>
+      <w:r>
+        <w:rPr>
+          <w:b/>
+          <w:bCs/>
+          <w:color w:val="EE0000"/>
+        </w:rPr>
+        <w:t>shown</w:t>
+      </w:r>
+      <w:proofErr w:type="gramEnd"/>
+      <w:r>
+        <w:rPr>
+          <w:b/>
+          <w:bCs/>
+          <w:color w:val="EE0000"/>
+        </w:rPr>
+        <w:t xml:space="preserve"> does tend to produce more balanced classes </w:t>
+      </w:r>
+      <w:proofErr w:type="gramStart"/>
+      <w:r>
+        <w:rPr>
+          <w:b/>
+          <w:bCs/>
+          <w:color w:val="EE0000"/>
+        </w:rPr>
+        <w:t>then</w:t>
+      </w:r>
+      <w:proofErr w:type="gramEnd"/>
+      <w:r>
+        <w:rPr>
+          <w:b/>
+          <w:bCs/>
+          <w:color w:val="EE0000"/>
+        </w:rPr>
+        <w:t xml:space="preserve"> </w:t>
       </w:r>
       <w:proofErr w:type="spellStart"/>
       <w:r>
@@ -980,23 +1282,51 @@
       </w:r>
     </w:p>
     <w:p>
-      <w:r>
+      <w:pPr>
+        <w:rPr>
+          <w:color w:val="EE0000"/>
+        </w:rPr>
+      </w:pPr>
+      <w:r>
+        <w:rPr>
+          <w:color w:val="EE0000"/>
+        </w:rPr>
+        <w:t xml:space="preserve">I started by </w:t>
+      </w:r>
+      <w:r>
+        <w:rPr>
+          <w:color w:val="EE0000"/>
+        </w:rPr>
+        <w:t xml:space="preserve">looping through each max depth and fitting and predicting each, grabbing the accuracies in lists. I then wrote functions to calculate the variance of each across 5 random seeds, plotting and showing tables for the results. For </w:t>
+      </w:r>
+      <w:r>
+        <w:rPr>
+          <w:color w:val="EE0000"/>
+        </w:rPr>
+        <w:t>showing how often the two criteria choose the same feature, I wrote an iterative function to grab the nodes of each, and a loop to compare the nodes at each level</w:t>
+      </w:r>
+      <w:r>
+        <w:rPr>
+          <w:color w:val="EE0000"/>
+        </w:rPr>
+        <w:t>.</w:t>
+      </w:r>
+    </w:p>
+    <w:p>
+      <w:pPr>
         <w:rPr>
           <w:noProof/>
         </w:rPr>
+      </w:pPr>
+      <w:r>
+        <w:rPr>
+          <w:noProof/>
+        </w:rPr>
         <w:drawing>
-          <wp:anchor distT="0" distB="0" distL="114300" distR="114300" simplePos="0" relativeHeight="251658240" behindDoc="0" locked="0" layoutInCell="1" allowOverlap="1" wp14:anchorId="2DA1A604" wp14:editId="1010418B">
-            <wp:simplePos x="0" y="0"/>
-            <wp:positionH relativeFrom="margin">
-              <wp:align>center</wp:align>
-            </wp:positionH>
-            <wp:positionV relativeFrom="paragraph">
-              <wp:posOffset>3377142</wp:posOffset>
-            </wp:positionV>
-            <wp:extent cx="7361283" cy="1227667"/>
-            <wp:effectExtent l="0" t="0" r="0" b="0"/>
-            <wp:wrapTopAndBottom/>
-            <wp:docPr id="624949578" name="Picture 1"/>
+          <wp:inline distT="0" distB="0" distL="0" distR="0" wp14:anchorId="6A2A5E0C" wp14:editId="5EE71095">
+            <wp:extent cx="5943600" cy="3842385"/>
+            <wp:effectExtent l="0" t="0" r="0" b="5715"/>
+            <wp:docPr id="982174318" name="Picture 2"/>
             <wp:cNvGraphicFramePr>
               <a:graphicFrameLocks xmlns:a="http://schemas.openxmlformats.org/drawingml/2006/main" noChangeAspect="1"/>
             </wp:cNvGraphicFramePr>
@@ -1004,7 +1334,7 @@
               <a:graphicData uri="http://schemas.openxmlformats.org/drawingml/2006/picture">
                 <pic:pic xmlns:pic="http://schemas.openxmlformats.org/drawingml/2006/picture">
                   <pic:nvPicPr>
-                    <pic:cNvPr id="624949578" name=""/>
+                    <pic:cNvPr id="982174318" name="Picture 982174318"/>
                     <pic:cNvPicPr/>
                   </pic:nvPicPr>
                   <pic:blipFill>
@@ -1022,47 +1352,7 @@
                   <pic:spPr>
                     <a:xfrm>
                       <a:off x="0" y="0"/>
-                      <a:ext cx="7361283" cy="1227667"/>
-                    </a:xfrm>
-                    <a:prstGeom prst="rect">
-                      <a:avLst/>
-                    </a:prstGeom>
-                  </pic:spPr>
-                </pic:pic>
-              </a:graphicData>
-            </a:graphic>
-          </wp:anchor>
-        </w:drawing>
-      </w:r>
-      <w:r>
-        <w:rPr>
-          <w:noProof/>
-        </w:rPr>
-        <w:drawing>
-          <wp:inline distT="0" distB="0" distL="0" distR="0" wp14:anchorId="5F280CEB" wp14:editId="4A6EE786">
-            <wp:extent cx="5372566" cy="3314987"/>
-            <wp:effectExtent l="0" t="0" r="0" b="0"/>
-            <wp:docPr id="702435434" name="Picture 1"/>
-            <wp:cNvGraphicFramePr>
-              <a:graphicFrameLocks xmlns:a="http://schemas.openxmlformats.org/drawingml/2006/main" noChangeAspect="1"/>
-            </wp:cNvGraphicFramePr>
-            <a:graphic xmlns:a="http://schemas.openxmlformats.org/drawingml/2006/main">
-              <a:graphicData uri="http://schemas.openxmlformats.org/drawingml/2006/picture">
-                <pic:pic xmlns:pic="http://schemas.openxmlformats.org/drawingml/2006/picture">
-                  <pic:nvPicPr>
-                    <pic:cNvPr id="702435434" name=""/>
-                    <pic:cNvPicPr/>
-                  </pic:nvPicPr>
-                  <pic:blipFill>
-                    <a:blip r:embed="rId7"/>
-                    <a:stretch>
-                      <a:fillRect/>
-                    </a:stretch>
-                  </pic:blipFill>
-                  <pic:spPr>
-                    <a:xfrm>
-                      <a:off x="0" y="0"/>
-                      <a:ext cx="5372566" cy="3314987"/>
+                      <a:ext cx="5943600" cy="3842385"/>
                     </a:xfrm>
                     <a:prstGeom prst="rect">
                       <a:avLst/>
@@ -1074,15 +1364,24 @@
           </wp:inline>
         </w:drawing>
       </w:r>
-      <w:r>
+    </w:p>
+    <w:p>
+      <w:pPr>
         <w:rPr>
           <w:noProof/>
         </w:rPr>
+      </w:pPr>
+    </w:p>
+    <w:p>
+      <w:r>
+        <w:rPr>
+          <w:noProof/>
+        </w:rPr>
         <w:drawing>
-          <wp:inline distT="0" distB="0" distL="0" distR="0" wp14:anchorId="00E64548" wp14:editId="1CFC9561">
-            <wp:extent cx="3063351" cy="897467"/>
-            <wp:effectExtent l="0" t="0" r="3810" b="0"/>
-            <wp:docPr id="1102118659" name="Picture 1"/>
+          <wp:inline distT="0" distB="0" distL="0" distR="0" wp14:anchorId="2D39C0A9" wp14:editId="79D99024">
+            <wp:extent cx="5943600" cy="1619885"/>
+            <wp:effectExtent l="0" t="0" r="0" b="0"/>
+            <wp:docPr id="2034711831" name="Picture 3"/>
             <wp:cNvGraphicFramePr>
               <a:graphicFrameLocks xmlns:a="http://schemas.openxmlformats.org/drawingml/2006/main" noChangeAspect="1"/>
             </wp:cNvGraphicFramePr>
@@ -1090,11 +1389,17 @@
               <a:graphicData uri="http://schemas.openxmlformats.org/drawingml/2006/picture">
                 <pic:pic xmlns:pic="http://schemas.openxmlformats.org/drawingml/2006/picture">
                   <pic:nvPicPr>
-                    <pic:cNvPr id="1102118659" name=""/>
+                    <pic:cNvPr id="2034711831" name="Picture 2034711831"/>
                     <pic:cNvPicPr/>
                   </pic:nvPicPr>
                   <pic:blipFill>
-                    <a:blip r:embed="rId8"/>
+                    <a:blip r:embed="rId7" cstate="print">
+                      <a:extLst>
+                        <a:ext uri="{28A0092B-C50C-407E-A947-70E740481C1C}">
+                          <a14:useLocalDpi xmlns:a14="http://schemas.microsoft.com/office/drawing/2010/main" val="0"/>
+                        </a:ext>
+                      </a:extLst>
+                    </a:blip>
                     <a:stretch>
                       <a:fillRect/>
                     </a:stretch>
@@ -1102,7 +1407,7 @@
                   <pic:spPr>
                     <a:xfrm>
                       <a:off x="0" y="0"/>
-                      <a:ext cx="3081733" cy="902852"/>
+                      <a:ext cx="5943600" cy="1619885"/>
                     </a:xfrm>
                     <a:prstGeom prst="rect">
                       <a:avLst/>
@@ -1116,66 +1421,15 @@
       </w:r>
     </w:p>
     <w:p>
-      <w:pPr>
-        <w:rPr>
-          <w:color w:val="EE0000"/>
-        </w:rPr>
-      </w:pPr>
-      <w:r>
-        <w:rPr>
-          <w:color w:val="EE0000"/>
-        </w:rPr>
-        <w:t xml:space="preserve">Looking </w:t>
-      </w:r>
-      <w:r>
-        <w:rPr>
-          <w:color w:val="EE0000"/>
-        </w:rPr>
-        <w:t>at the graphics,</w:t>
-      </w:r>
-      <w:r>
-        <w:rPr>
-          <w:color w:val="EE0000"/>
-        </w:rPr>
-        <w:t xml:space="preserve"> we can say the criteria </w:t>
-      </w:r>
-      <w:r>
-        <w:rPr>
-          <w:color w:val="EE0000"/>
-        </w:rPr>
-        <w:t>matter</w:t>
-      </w:r>
-      <w:r>
-        <w:rPr>
-          <w:color w:val="EE0000"/>
-        </w:rPr>
-        <w:t xml:space="preserve"> very little compared to t</w:t>
-      </w:r>
-      <w:r>
-        <w:rPr>
-          <w:color w:val="EE0000"/>
-        </w:rPr>
-        <w:t>he depth the trees are allowed.</w:t>
-      </w:r>
-    </w:p>
-    <w:p>
-      <w:pPr>
-        <w:pStyle w:val="Heading2"/>
-      </w:pPr>
-      <w:r>
-        <w:t>1c</w:t>
-      </w:r>
-    </w:p>
-    <w:p>
       <w:r>
         <w:rPr>
           <w:noProof/>
         </w:rPr>
         <w:drawing>
-          <wp:inline distT="0" distB="0" distL="0" distR="0" wp14:anchorId="23A10E61" wp14:editId="74B1685E">
-            <wp:extent cx="4023709" cy="3063505"/>
-            <wp:effectExtent l="0" t="0" r="0" b="3810"/>
-            <wp:docPr id="735511532" name="Picture 1"/>
+          <wp:inline distT="0" distB="0" distL="0" distR="0" wp14:anchorId="7FE08C3E" wp14:editId="5C1A591D">
+            <wp:extent cx="5943600" cy="1532890"/>
+            <wp:effectExtent l="0" t="0" r="0" b="0"/>
+            <wp:docPr id="1807658340" name="Picture 4"/>
             <wp:cNvGraphicFramePr>
               <a:graphicFrameLocks xmlns:a="http://schemas.openxmlformats.org/drawingml/2006/main" noChangeAspect="1"/>
             </wp:cNvGraphicFramePr>
@@ -1183,7 +1437,52 @@
               <a:graphicData uri="http://schemas.openxmlformats.org/drawingml/2006/picture">
                 <pic:pic xmlns:pic="http://schemas.openxmlformats.org/drawingml/2006/picture">
                   <pic:nvPicPr>
-                    <pic:cNvPr id="735511532" name=""/>
+                    <pic:cNvPr id="1807658340" name="Picture 1807658340"/>
+                    <pic:cNvPicPr/>
+                  </pic:nvPicPr>
+                  <pic:blipFill>
+                    <a:blip r:embed="rId8" cstate="print">
+                      <a:extLst>
+                        <a:ext uri="{28A0092B-C50C-407E-A947-70E740481C1C}">
+                          <a14:useLocalDpi xmlns:a14="http://schemas.microsoft.com/office/drawing/2010/main" val="0"/>
+                        </a:ext>
+                      </a:extLst>
+                    </a:blip>
+                    <a:stretch>
+                      <a:fillRect/>
+                    </a:stretch>
+                  </pic:blipFill>
+                  <pic:spPr>
+                    <a:xfrm>
+                      <a:off x="0" y="0"/>
+                      <a:ext cx="5943600" cy="1532890"/>
+                    </a:xfrm>
+                    <a:prstGeom prst="rect">
+                      <a:avLst/>
+                    </a:prstGeom>
+                  </pic:spPr>
+                </pic:pic>
+              </a:graphicData>
+            </a:graphic>
+          </wp:inline>
+        </w:drawing>
+      </w:r>
+    </w:p>
+    <w:p>
+      <w:r>
+        <w:drawing>
+          <wp:inline distT="0" distB="0" distL="0" distR="0" wp14:anchorId="08D5EBB6" wp14:editId="11C05945">
+            <wp:extent cx="2086266" cy="676369"/>
+            <wp:effectExtent l="0" t="0" r="9525" b="9525"/>
+            <wp:docPr id="734195349" name="Picture 1"/>
+            <wp:cNvGraphicFramePr>
+              <a:graphicFrameLocks xmlns:a="http://schemas.openxmlformats.org/drawingml/2006/main" noChangeAspect="1"/>
+            </wp:cNvGraphicFramePr>
+            <a:graphic xmlns:a="http://schemas.openxmlformats.org/drawingml/2006/main">
+              <a:graphicData uri="http://schemas.openxmlformats.org/drawingml/2006/picture">
+                <pic:pic xmlns:pic="http://schemas.openxmlformats.org/drawingml/2006/picture">
+                  <pic:nvPicPr>
+                    <pic:cNvPr id="734195349" name=""/>
                     <pic:cNvPicPr/>
                   </pic:nvPicPr>
                   <pic:blipFill>
@@ -1195,7 +1494,7 @@
                   <pic:spPr>
                     <a:xfrm>
                       <a:off x="0" y="0"/>
-                      <a:ext cx="4023709" cy="3063505"/>
+                      <a:ext cx="2086266" cy="676369"/>
                     </a:xfrm>
                     <a:prstGeom prst="rect">
                       <a:avLst/>
@@ -1209,15 +1508,111 @@
       </w:r>
     </w:p>
     <w:p>
+      <w:pPr>
+        <w:rPr>
+          <w:color w:val="EE0000"/>
+        </w:rPr>
+      </w:pPr>
+      <w:r>
+        <w:rPr>
+          <w:color w:val="EE0000"/>
+        </w:rPr>
+        <w:t xml:space="preserve">Looking </w:t>
+      </w:r>
+      <w:r>
+        <w:rPr>
+          <w:color w:val="EE0000"/>
+        </w:rPr>
+        <w:t>at the graphics,</w:t>
+      </w:r>
+      <w:r>
+        <w:rPr>
+          <w:color w:val="EE0000"/>
+        </w:rPr>
+        <w:t xml:space="preserve"> we can say the criteria </w:t>
+      </w:r>
+      <w:r>
+        <w:rPr>
+          <w:color w:val="EE0000"/>
+        </w:rPr>
+        <w:t>matter</w:t>
+      </w:r>
+      <w:r>
+        <w:rPr>
+          <w:color w:val="EE0000"/>
+        </w:rPr>
+        <w:t xml:space="preserve"> very little compared to t</w:t>
+      </w:r>
+      <w:r>
+        <w:rPr>
+          <w:color w:val="EE0000"/>
+        </w:rPr>
+        <w:t>he depth the trees are allowed.</w:t>
+      </w:r>
+    </w:p>
+    <w:p>
+      <w:pPr>
+        <w:pStyle w:val="Heading2"/>
+      </w:pPr>
+      <w:r>
+        <w:t>1c</w:t>
+      </w:r>
+    </w:p>
+    <w:p>
+      <w:pPr>
+        <w:rPr>
+          <w:color w:val="EE0000"/>
+        </w:rPr>
+      </w:pPr>
+      <w:r>
+        <w:rPr>
+          <w:color w:val="EE0000"/>
+        </w:rPr>
+        <w:t xml:space="preserve">I started by computing the cost complexity path for each </w:t>
+      </w:r>
+      <w:r>
+        <w:rPr>
+          <w:color w:val="EE0000"/>
+        </w:rPr>
+        <w:t xml:space="preserve">random seed, just using </w:t>
+      </w:r>
+      <w:proofErr w:type="spellStart"/>
+      <w:r>
+        <w:rPr>
+          <w:color w:val="EE0000"/>
+        </w:rPr>
+        <w:t>gini</w:t>
+      </w:r>
+      <w:proofErr w:type="spellEnd"/>
+      <w:r>
+        <w:rPr>
+          <w:color w:val="EE0000"/>
+        </w:rPr>
+        <w:t xml:space="preserve"> as the criteria. I th</w:t>
+      </w:r>
+      <w:r>
+        <w:rPr>
+          <w:color w:val="EE0000"/>
+        </w:rPr>
+        <w:t xml:space="preserve">en computed the variances and </w:t>
+      </w:r>
+      <w:r>
+        <w:rPr>
+          <w:color w:val="EE0000"/>
+        </w:rPr>
+        <w:t>plotted the results.</w:t>
+      </w:r>
+    </w:p>
+    <w:p>
       <w:r>
         <w:rPr>
           <w:noProof/>
         </w:rPr>
         <w:drawing>
-          <wp:inline distT="0" distB="0" distL="0" distR="0" wp14:anchorId="02194C7A" wp14:editId="1F979972">
-            <wp:extent cx="1882303" cy="281964"/>
-            <wp:effectExtent l="0" t="0" r="3810" b="3810"/>
-            <wp:docPr id="1956054957" name="Picture 1"/>
+          <wp:inline distT="0" distB="0" distL="0" distR="0" wp14:anchorId="13B0A461" wp14:editId="52D7ECC9">
+            <wp:extent cx="5303531" cy="4398273"/>
+            <wp:effectExtent l="0" t="0" r="0" b="2540"/>
+            <wp:docPr id="531406003" name="Picture 5"/>
             <wp:cNvGraphicFramePr>
               <a:graphicFrameLocks xmlns:a="http://schemas.openxmlformats.org/drawingml/2006/main" noChangeAspect="1"/>
             </wp:cNvGraphicFramePr>
@@ -1225,11 +1620,17 @@
               <a:graphicData uri="http://schemas.openxmlformats.org/drawingml/2006/picture">
                 <pic:pic xmlns:pic="http://schemas.openxmlformats.org/drawingml/2006/picture">
                   <pic:nvPicPr>
-                    <pic:cNvPr id="1956054957" name=""/>
+                    <pic:cNvPr id="531406003" name="Picture 531406003"/>
                     <pic:cNvPicPr/>
                   </pic:nvPicPr>
                   <pic:blipFill>
-                    <a:blip r:embed="rId10"/>
+                    <a:blip r:embed="rId10">
+                      <a:extLst>
+                        <a:ext uri="{28A0092B-C50C-407E-A947-70E740481C1C}">
+                          <a14:useLocalDpi xmlns:a14="http://schemas.microsoft.com/office/drawing/2010/main" val="0"/>
+                        </a:ext>
+                      </a:extLst>
+                    </a:blip>
                     <a:stretch>
                       <a:fillRect/>
                     </a:stretch>
@@ -1237,7 +1638,7 @@
                   <pic:spPr>
                     <a:xfrm>
                       <a:off x="0" y="0"/>
-                      <a:ext cx="1882303" cy="281964"/>
+                      <a:ext cx="5303531" cy="4398273"/>
                     </a:xfrm>
                     <a:prstGeom prst="rect">
                       <a:avLst/>
@@ -1252,14 +1653,11 @@
     </w:p>
     <w:p>
       <w:r>
-        <w:rPr>
-          <w:noProof/>
-        </w:rPr>
         <w:drawing>
-          <wp:inline distT="0" distB="0" distL="0" distR="0" wp14:anchorId="26A3DAC5" wp14:editId="770C79E0">
-            <wp:extent cx="2438611" cy="167655"/>
-            <wp:effectExtent l="0" t="0" r="0" b="3810"/>
-            <wp:docPr id="706305497" name="Picture 1"/>
+          <wp:inline distT="0" distB="0" distL="0" distR="0" wp14:anchorId="740F0784" wp14:editId="7FA0478A">
+            <wp:extent cx="2715004" cy="323895"/>
+            <wp:effectExtent l="0" t="0" r="9525" b="0"/>
+            <wp:docPr id="1105894813" name="Picture 1"/>
             <wp:cNvGraphicFramePr>
               <a:graphicFrameLocks xmlns:a="http://schemas.openxmlformats.org/drawingml/2006/main" noChangeAspect="1"/>
             </wp:cNvGraphicFramePr>
@@ -1267,7 +1665,7 @@
               <a:graphicData uri="http://schemas.openxmlformats.org/drawingml/2006/picture">
                 <pic:pic xmlns:pic="http://schemas.openxmlformats.org/drawingml/2006/picture">
                   <pic:nvPicPr>
-                    <pic:cNvPr id="706305497" name=""/>
+                    <pic:cNvPr id="1105894813" name=""/>
                     <pic:cNvPicPr/>
                   </pic:nvPicPr>
                   <pic:blipFill>
@@ -1279,7 +1677,7 @@
                   <pic:spPr>
                     <a:xfrm>
                       <a:off x="0" y="0"/>
-                      <a:ext cx="2438611" cy="167655"/>
+                      <a:ext cx="2715004" cy="323895"/>
                     </a:xfrm>
                     <a:prstGeom prst="rect">
                       <a:avLst/>
@@ -1293,67 +1691,12 @@
       </w:r>
     </w:p>
     <w:p>
-      <w:pPr>
-        <w:rPr>
-          <w:color w:val="EE0000"/>
-        </w:rPr>
-      </w:pPr>
-      <w:r>
-        <w:rPr>
-          <w:color w:val="EE0000"/>
-        </w:rPr>
-        <w:t>As we can see the</w:t>
-      </w:r>
-      <w:r>
-        <w:rPr>
-          <w:color w:val="EE0000"/>
-        </w:rPr>
-        <w:t xml:space="preserve"> optimal alpha for CCP beats the best depth-limited tree on the test sets, this is due to the pruning, which reduces the amount the tree will overfit, thus making it generalize better on unseen data.</w:t>
-      </w:r>
-    </w:p>
-    <w:p>
-      <w:pPr>
-        <w:rPr>
-          <w:color w:val="EE0000"/>
-        </w:rPr>
-      </w:pPr>
-      <w:r>
-        <w:rPr>
-          <w:color w:val="EE0000"/>
-        </w:rPr>
-        <w:t xml:space="preserve">Trying </w:t>
-      </w:r>
-      <w:proofErr w:type="spellStart"/>
-      <w:r>
-        <w:rPr>
-          <w:color w:val="EE0000"/>
-        </w:rPr>
-        <w:t>min_samples_leaf</w:t>
-      </w:r>
-      <w:proofErr w:type="spellEnd"/>
-      <w:r>
-        <w:rPr>
-          <w:color w:val="EE0000"/>
-        </w:rPr>
-        <w:t>, we get:</w:t>
-      </w:r>
-    </w:p>
-    <w:p>
-      <w:pPr>
-        <w:rPr>
-          <w:color w:val="EE0000"/>
-        </w:rPr>
-      </w:pPr>
-      <w:r>
-        <w:rPr>
-          <w:noProof/>
-          <w:color w:val="EE0000"/>
-        </w:rPr>
+      <w:r>
         <w:drawing>
-          <wp:inline distT="0" distB="0" distL="0" distR="0" wp14:anchorId="6FB9F6EC" wp14:editId="4C42A7B5">
-            <wp:extent cx="4168501" cy="3093988"/>
-            <wp:effectExtent l="0" t="0" r="3810" b="0"/>
-            <wp:docPr id="214425203" name="Picture 1"/>
+          <wp:inline distT="0" distB="0" distL="0" distR="0" wp14:anchorId="49333BD4" wp14:editId="4D8B1FB0">
+            <wp:extent cx="3410426" cy="228632"/>
+            <wp:effectExtent l="0" t="0" r="0" b="0"/>
+            <wp:docPr id="836771695" name="Picture 1"/>
             <wp:cNvGraphicFramePr>
               <a:graphicFrameLocks xmlns:a="http://schemas.openxmlformats.org/drawingml/2006/main" noChangeAspect="1"/>
             </wp:cNvGraphicFramePr>
@@ -1361,7 +1704,7 @@
               <a:graphicData uri="http://schemas.openxmlformats.org/drawingml/2006/picture">
                 <pic:pic xmlns:pic="http://schemas.openxmlformats.org/drawingml/2006/picture">
                   <pic:nvPicPr>
-                    <pic:cNvPr id="214425203" name=""/>
+                    <pic:cNvPr id="836771695" name=""/>
                     <pic:cNvPicPr/>
                   </pic:nvPicPr>
                   <pic:blipFill>
@@ -1373,7 +1716,7 @@
                   <pic:spPr>
                     <a:xfrm>
                       <a:off x="0" y="0"/>
-                      <a:ext cx="4168501" cy="3093988"/>
+                      <a:ext cx="3410426" cy="228632"/>
                     </a:xfrm>
                     <a:prstGeom prst="rect">
                       <a:avLst/>
@@ -1394,14 +1737,60 @@
       </w:pPr>
       <w:r>
         <w:rPr>
+          <w:color w:val="EE0000"/>
+        </w:rPr>
+        <w:t>As we can see the</w:t>
+      </w:r>
+      <w:r>
+        <w:rPr>
+          <w:color w:val="EE0000"/>
+        </w:rPr>
+        <w:t xml:space="preserve"> optimal alpha for CCP beats the best depth-limited tree on the test sets, this is due to the pruning, which reduces the amount the tree will overfit, thus making it generalize better on unseen data.</w:t>
+      </w:r>
+    </w:p>
+    <w:p>
+      <w:pPr>
+        <w:rPr>
+          <w:color w:val="EE0000"/>
+        </w:rPr>
+      </w:pPr>
+      <w:r>
+        <w:rPr>
+          <w:color w:val="EE0000"/>
+        </w:rPr>
+        <w:t xml:space="preserve">Trying </w:t>
+      </w:r>
+      <w:proofErr w:type="spellStart"/>
+      <w:r>
+        <w:rPr>
+          <w:color w:val="EE0000"/>
+        </w:rPr>
+        <w:t>min_samples_leaf</w:t>
+      </w:r>
+      <w:proofErr w:type="spellEnd"/>
+      <w:r>
+        <w:rPr>
+          <w:color w:val="EE0000"/>
+        </w:rPr>
+        <w:t>, we get:</w:t>
+      </w:r>
+    </w:p>
+    <w:p>
+      <w:pPr>
+        <w:rPr>
+          <w:color w:val="EE0000"/>
+        </w:rPr>
+      </w:pPr>
+      <w:r>
+        <w:rPr>
           <w:noProof/>
           <w:color w:val="EE0000"/>
         </w:rPr>
         <w:drawing>
-          <wp:inline distT="0" distB="0" distL="0" distR="0" wp14:anchorId="7CC0D67F" wp14:editId="0CF1CC69">
-            <wp:extent cx="2187130" cy="266723"/>
-            <wp:effectExtent l="0" t="0" r="3810" b="0"/>
-            <wp:docPr id="119868054" name="Picture 1"/>
+          <wp:inline distT="0" distB="0" distL="0" distR="0" wp14:anchorId="4B1E0380" wp14:editId="26EC3256">
+            <wp:extent cx="5340107" cy="4398273"/>
+            <wp:effectExtent l="0" t="0" r="0" b="2540"/>
+            <wp:docPr id="325257820" name="Picture 6"/>
             <wp:cNvGraphicFramePr>
               <a:graphicFrameLocks xmlns:a="http://schemas.openxmlformats.org/drawingml/2006/main" noChangeAspect="1"/>
             </wp:cNvGraphicFramePr>
@@ -1409,11 +1798,17 @@
               <a:graphicData uri="http://schemas.openxmlformats.org/drawingml/2006/picture">
                 <pic:pic xmlns:pic="http://schemas.openxmlformats.org/drawingml/2006/picture">
                   <pic:nvPicPr>
-                    <pic:cNvPr id="119868054" name=""/>
+                    <pic:cNvPr id="325257820" name="Picture 325257820"/>
                     <pic:cNvPicPr/>
                   </pic:nvPicPr>
                   <pic:blipFill>
-                    <a:blip r:embed="rId13"/>
+                    <a:blip r:embed="rId13">
+                      <a:extLst>
+                        <a:ext uri="{28A0092B-C50C-407E-A947-70E740481C1C}">
+                          <a14:useLocalDpi xmlns:a14="http://schemas.microsoft.com/office/drawing/2010/main" val="0"/>
+                        </a:ext>
+                      </a:extLst>
+                    </a:blip>
                     <a:stretch>
                       <a:fillRect/>
                     </a:stretch>
@@ -1421,7 +1816,7 @@
                   <pic:spPr>
                     <a:xfrm>
                       <a:off x="0" y="0"/>
-                      <a:ext cx="2187130" cy="266723"/>
+                      <a:ext cx="5340107" cy="4398273"/>
                     </a:xfrm>
                     <a:prstGeom prst="rect">
                       <a:avLst/>
@@ -1444,6 +1839,53 @@
         <w:rPr>
           <w:color w:val="EE0000"/>
         </w:rPr>
+        <w:drawing>
+          <wp:inline distT="0" distB="0" distL="0" distR="0" wp14:anchorId="5E0BCA87" wp14:editId="05658712">
+            <wp:extent cx="3086531" cy="400106"/>
+            <wp:effectExtent l="0" t="0" r="0" b="0"/>
+            <wp:docPr id="367254804" name="Picture 1"/>
+            <wp:cNvGraphicFramePr>
+              <a:graphicFrameLocks xmlns:a="http://schemas.openxmlformats.org/drawingml/2006/main" noChangeAspect="1"/>
+            </wp:cNvGraphicFramePr>
+            <a:graphic xmlns:a="http://schemas.openxmlformats.org/drawingml/2006/main">
+              <a:graphicData uri="http://schemas.openxmlformats.org/drawingml/2006/picture">
+                <pic:pic xmlns:pic="http://schemas.openxmlformats.org/drawingml/2006/picture">
+                  <pic:nvPicPr>
+                    <pic:cNvPr id="367254804" name=""/>
+                    <pic:cNvPicPr/>
+                  </pic:nvPicPr>
+                  <pic:blipFill>
+                    <a:blip r:embed="rId14"/>
+                    <a:stretch>
+                      <a:fillRect/>
+                    </a:stretch>
+                  </pic:blipFill>
+                  <pic:spPr>
+                    <a:xfrm>
+                      <a:off x="0" y="0"/>
+                      <a:ext cx="3086531" cy="400106"/>
+                    </a:xfrm>
+                    <a:prstGeom prst="rect">
+                      <a:avLst/>
+                    </a:prstGeom>
+                  </pic:spPr>
+                </pic:pic>
+              </a:graphicData>
+            </a:graphic>
+          </wp:inline>
+        </w:drawing>
+      </w:r>
+    </w:p>
+    <w:p>
+      <w:pPr>
+        <w:rPr>
+          <w:color w:val="EE0000"/>
+        </w:rPr>
+      </w:pPr>
+      <w:r>
+        <w:rPr>
+          <w:color w:val="EE0000"/>
+        </w:rPr>
         <w:t xml:space="preserve">As we can see the optimal </w:t>
       </w:r>
       <w:proofErr w:type="spellStart"/>
@@ -1554,7 +1996,25 @@
           <w:bCs/>
           <w:color w:val="EE0000"/>
         </w:rPr>
-        <w:t>However, the charts show the averaged means</w:t>
+        <w:t xml:space="preserve">However, the charts show the </w:t>
+      </w:r>
+      <w:proofErr w:type="gramStart"/>
+      <w:r>
+        <w:rPr>
+          <w:b/>
+          <w:bCs/>
+          <w:color w:val="EE0000"/>
+        </w:rPr>
+        <w:t>averaged</w:t>
+      </w:r>
+      <w:proofErr w:type="gramEnd"/>
+      <w:r>
+        <w:rPr>
+          <w:b/>
+          <w:bCs/>
+          <w:color w:val="EE0000"/>
+        </w:rPr>
+        <w:t xml:space="preserve"> means</w:t>
       </w:r>
       <w:r>
         <w:rPr>
@@ -1571,6 +2031,71 @@
       </w:pPr>
       <w:r>
         <w:t>1d</w:t>
+      </w:r>
+    </w:p>
+    <w:p>
+      <w:pPr>
+        <w:rPr>
+          <w:color w:val="EE0000"/>
+        </w:rPr>
+      </w:pPr>
+      <w:r>
+        <w:rPr>
+          <w:color w:val="EE0000"/>
+        </w:rPr>
+        <w:t xml:space="preserve">I started by looping over the random seeds and </w:t>
+      </w:r>
+      <w:r>
+        <w:rPr>
+          <w:color w:val="EE0000"/>
+        </w:rPr>
+        <w:t xml:space="preserve">creating trees using the three metrics. Notice that </w:t>
+      </w:r>
+      <w:proofErr w:type="spellStart"/>
+      <w:r>
+        <w:rPr>
+          <w:color w:val="EE0000"/>
+        </w:rPr>
+        <w:t>friedman_mse</w:t>
+      </w:r>
+      <w:proofErr w:type="spellEnd"/>
+      <w:r>
+        <w:rPr>
+          <w:color w:val="EE0000"/>
+        </w:rPr>
+        <w:t xml:space="preserve"> is deprecated now for </w:t>
+      </w:r>
+      <w:proofErr w:type="spellStart"/>
+      <w:r>
+        <w:rPr>
+          <w:color w:val="EE0000"/>
+        </w:rPr>
+        <w:t>sklearn</w:t>
+      </w:r>
+      <w:proofErr w:type="spellEnd"/>
+      <w:r>
+        <w:rPr>
+          <w:color w:val="EE0000"/>
+        </w:rPr>
+        <w:t>.</w:t>
+      </w:r>
+      <w:r>
+        <w:rPr>
+          <w:color w:val="EE0000"/>
+        </w:rPr>
+        <w:t xml:space="preserve"> I then compared every model while evaluating using the same metric across each.</w:t>
+      </w:r>
+      <w:r>
+        <w:rPr>
+          <w:color w:val="EE0000"/>
+        </w:rPr>
+        <w:t xml:space="preserve"> Then I iterated through every metric/model and saved the one with the best validation error.</w:t>
+      </w:r>
+      <w:r>
+        <w:rPr>
+          <w:color w:val="EE0000"/>
+        </w:rPr>
+        <w:t xml:space="preserve"> I used this to show the top 3 levels of the tree and the step-function predictions</w:t>
       </w:r>
     </w:p>
     <w:p>
@@ -1591,7 +2116,7 @@
                     <pic:cNvPicPr/>
                   </pic:nvPicPr>
                   <pic:blipFill>
-                    <a:blip r:embed="rId14"/>
+                    <a:blip r:embed="rId15"/>
                     <a:stretch>
                       <a:fillRect/>
                     </a:stretch>
@@ -1630,7 +2155,7 @@
                     <pic:cNvPicPr/>
                   </pic:nvPicPr>
                   <pic:blipFill>
-                    <a:blip r:embed="rId15"/>
+                    <a:blip r:embed="rId16"/>
                     <a:stretch>
                       <a:fillRect/>
                     </a:stretch>
@@ -1669,7 +2194,7 @@
                     <pic:cNvPicPr/>
                   </pic:nvPicPr>
                   <pic:blipFill>
-                    <a:blip r:embed="rId16"/>
+                    <a:blip r:embed="rId17"/>
                     <a:stretch>
                       <a:fillRect/>
                     </a:stretch>
@@ -1708,7 +2233,7 @@
                     <pic:cNvPicPr/>
                   </pic:nvPicPr>
                   <pic:blipFill>
-                    <a:blip r:embed="rId17"/>
+                    <a:blip r:embed="rId18"/>
                     <a:stretch>
                       <a:fillRect/>
                     </a:stretch>
@@ -1747,7 +2272,7 @@
                     <pic:cNvPicPr/>
                   </pic:nvPicPr>
                   <pic:blipFill>
-                    <a:blip r:embed="rId18"/>
+                    <a:blip r:embed="rId19"/>
                     <a:stretch>
                       <a:fillRect/>
                     </a:stretch>
@@ -1771,10 +2296,10 @@
     <w:p>
       <w:r>
         <w:drawing>
-          <wp:inline distT="0" distB="0" distL="0" distR="0" wp14:anchorId="70C7828E" wp14:editId="30E8725B">
-            <wp:extent cx="1371791" cy="266737"/>
-            <wp:effectExtent l="0" t="0" r="0" b="0"/>
-            <wp:docPr id="1003876241" name="Picture 1"/>
+          <wp:inline distT="0" distB="0" distL="0" distR="0" wp14:anchorId="13E0DE78" wp14:editId="34C36FBF">
+            <wp:extent cx="1762371" cy="238158"/>
+            <wp:effectExtent l="0" t="0" r="9525" b="9525"/>
+            <wp:docPr id="1648311742" name="Picture 1"/>
             <wp:cNvGraphicFramePr>
               <a:graphicFrameLocks xmlns:a="http://schemas.openxmlformats.org/drawingml/2006/main" noChangeAspect="1"/>
             </wp:cNvGraphicFramePr>
@@ -1782,11 +2307,11 @@
               <a:graphicData uri="http://schemas.openxmlformats.org/drawingml/2006/picture">
                 <pic:pic xmlns:pic="http://schemas.openxmlformats.org/drawingml/2006/picture">
                   <pic:nvPicPr>
-                    <pic:cNvPr id="1003876241" name=""/>
+                    <pic:cNvPr id="1648311742" name=""/>
                     <pic:cNvPicPr/>
                   </pic:nvPicPr>
                   <pic:blipFill>
-                    <a:blip r:embed="rId19"/>
+                    <a:blip r:embed="rId20"/>
                     <a:stretch>
                       <a:fillRect/>
                     </a:stretch>
@@ -1794,7 +2319,7 @@
                   <pic:spPr>
                     <a:xfrm>
                       <a:off x="0" y="0"/>
-                      <a:ext cx="1371791" cy="266737"/>
+                      <a:ext cx="1762371" cy="238158"/>
                     </a:xfrm>
                     <a:prstGeom prst="rect">
                       <a:avLst/>
@@ -1896,7 +2421,7 @@
                     <pic:cNvPicPr/>
                   </pic:nvPicPr>
                   <pic:blipFill>
-                    <a:blip r:embed="rId20"/>
+                    <a:blip r:embed="rId21"/>
                     <a:stretch>
                       <a:fillRect/>
                     </a:stretch>
@@ -1943,7 +2468,7 @@
                     <pic:cNvPicPr/>
                   </pic:nvPicPr>
                   <pic:blipFill>
-                    <a:blip r:embed="rId21"/>
+                    <a:blip r:embed="rId22"/>
                     <a:stretch>
                       <a:fillRect/>
                     </a:stretch>
@@ -1994,7 +2519,21 @@
         <w:rPr>
           <w:color w:val="EE0000"/>
         </w:rPr>
-        <w:t>, which means it has the most feature importance and purity</w:t>
+        <w:t xml:space="preserve">, which means it has the most </w:t>
+      </w:r>
+      <w:proofErr w:type="gramStart"/>
+      <w:r>
+        <w:rPr>
+          <w:color w:val="EE0000"/>
+        </w:rPr>
+        <w:t>feature</w:t>
+      </w:r>
+      <w:proofErr w:type="gramEnd"/>
+      <w:r>
+        <w:rPr>
+          <w:color w:val="EE0000"/>
+        </w:rPr>
+        <w:t xml:space="preserve"> importance and purity</w:t>
       </w:r>
       <w:r>
         <w:rPr>
@@ -2042,7 +2581,21 @@
         <w:rPr>
           <w:color w:val="EE0000"/>
         </w:rPr>
-        <w:t>, and Population start to be considered. This is to be expected, we should not be seeing the Latitude or Longitude near the top of the tree.</w:t>
+        <w:t xml:space="preserve">, and Population start to be considered. This is to be </w:t>
+      </w:r>
+      <w:proofErr w:type="gramStart"/>
+      <w:r>
+        <w:rPr>
+          <w:color w:val="EE0000"/>
+        </w:rPr>
+        <w:t>expected,</w:t>
+      </w:r>
+      <w:proofErr w:type="gramEnd"/>
+      <w:r>
+        <w:rPr>
+          <w:color w:val="EE0000"/>
+        </w:rPr>
+        <w:t xml:space="preserve"> we should not be seeing the Latitude or Longitude near the top of the tree.</w:t>
       </w:r>
     </w:p>
     <w:p>
@@ -2056,10 +2609,10 @@
           <w:color w:val="EE0000"/>
         </w:rPr>
         <w:drawing>
-          <wp:inline distT="0" distB="0" distL="0" distR="0" wp14:anchorId="1F20E346" wp14:editId="4BBBA97B">
-            <wp:extent cx="4410691" cy="3439005"/>
-            <wp:effectExtent l="0" t="0" r="9525" b="9525"/>
-            <wp:docPr id="597569233" name="Picture 1"/>
+          <wp:inline distT="0" distB="0" distL="0" distR="0" wp14:anchorId="4617D534" wp14:editId="1B5AFB2B">
+            <wp:extent cx="4363059" cy="3581900"/>
+            <wp:effectExtent l="0" t="0" r="0" b="0"/>
+            <wp:docPr id="1625586883" name="Picture 1"/>
             <wp:cNvGraphicFramePr>
               <a:graphicFrameLocks xmlns:a="http://schemas.openxmlformats.org/drawingml/2006/main" noChangeAspect="1"/>
             </wp:cNvGraphicFramePr>
@@ -2067,11 +2620,11 @@
               <a:graphicData uri="http://schemas.openxmlformats.org/drawingml/2006/picture">
                 <pic:pic xmlns:pic="http://schemas.openxmlformats.org/drawingml/2006/picture">
                   <pic:nvPicPr>
-                    <pic:cNvPr id="597569233" name=""/>
+                    <pic:cNvPr id="1625586883" name=""/>
                     <pic:cNvPicPr/>
                   </pic:nvPicPr>
                   <pic:blipFill>
-                    <a:blip r:embed="rId22"/>
+                    <a:blip r:embed="rId23"/>
                     <a:stretch>
                       <a:fillRect/>
                     </a:stretch>
@@ -2079,7 +2632,7 @@
                   <pic:spPr>
                     <a:xfrm>
                       <a:off x="0" y="0"/>
-                      <a:ext cx="4410691" cy="3439005"/>
+                      <a:ext cx="4363059" cy="3581900"/>
                     </a:xfrm>
                     <a:prstGeom prst="rect">
                       <a:avLst/>
@@ -2117,6 +2670,373 @@
       </w:pPr>
       <w:r>
         <w:t>Part 2: Sampling-based ensembles</w:t>
+      </w:r>
+    </w:p>
+    <w:p>
+      <w:pPr>
+        <w:pStyle w:val="Heading2"/>
+      </w:pPr>
+      <w:r>
+        <w:t>2a</w:t>
+      </w:r>
+    </w:p>
+    <w:p>
+      <w:pPr>
+        <w:rPr>
+          <w:color w:val="EE0000"/>
+        </w:rPr>
+      </w:pPr>
+      <w:r>
+        <w:rPr>
+          <w:color w:val="EE0000"/>
+        </w:rPr>
+        <w:t>I started again by looping through</w:t>
+      </w:r>
+      <w:r>
+        <w:rPr>
+          <w:color w:val="EE0000"/>
+        </w:rPr>
+        <w:t xml:space="preserve"> the random seeds and fractions for each model. For random patches I had to loop twice through, and for the table I had to average and </w:t>
+      </w:r>
+      <w:r>
+        <w:rPr>
+          <w:color w:val="EE0000"/>
+        </w:rPr>
+        <w:t>show the accuracies for row and column averaged.</w:t>
+      </w:r>
+      <w:r>
+        <w:rPr>
+          <w:color w:val="EE0000"/>
+        </w:rPr>
+        <w:t xml:space="preserve"> I then plotted the heatmap.</w:t>
+      </w:r>
+    </w:p>
+    <w:p>
+      <w:r>
+        <w:rPr>
+          <w:noProof/>
+        </w:rPr>
+        <w:drawing>
+          <wp:inline distT="0" distB="0" distL="0" distR="0" wp14:anchorId="4E6069A2" wp14:editId="08CF234D">
+            <wp:extent cx="5943600" cy="845185"/>
+            <wp:effectExtent l="0" t="0" r="0" b="0"/>
+            <wp:docPr id="1695140497" name="Picture 10"/>
+            <wp:cNvGraphicFramePr>
+              <a:graphicFrameLocks xmlns:a="http://schemas.openxmlformats.org/drawingml/2006/main" noChangeAspect="1"/>
+            </wp:cNvGraphicFramePr>
+            <a:graphic xmlns:a="http://schemas.openxmlformats.org/drawingml/2006/main">
+              <a:graphicData uri="http://schemas.openxmlformats.org/drawingml/2006/picture">
+                <pic:pic xmlns:pic="http://schemas.openxmlformats.org/drawingml/2006/picture">
+                  <pic:nvPicPr>
+                    <pic:cNvPr id="1695140497" name="Picture 1695140497"/>
+                    <pic:cNvPicPr/>
+                  </pic:nvPicPr>
+                  <pic:blipFill>
+                    <a:blip r:embed="rId24" cstate="print">
+                      <a:extLst>
+                        <a:ext uri="{28A0092B-C50C-407E-A947-70E740481C1C}">
+                          <a14:useLocalDpi xmlns:a14="http://schemas.microsoft.com/office/drawing/2010/main" val="0"/>
+                        </a:ext>
+                      </a:extLst>
+                    </a:blip>
+                    <a:stretch>
+                      <a:fillRect/>
+                    </a:stretch>
+                  </pic:blipFill>
+                  <pic:spPr>
+                    <a:xfrm>
+                      <a:off x="0" y="0"/>
+                      <a:ext cx="5943600" cy="845185"/>
+                    </a:xfrm>
+                    <a:prstGeom prst="rect">
+                      <a:avLst/>
+                    </a:prstGeom>
+                  </pic:spPr>
+                </pic:pic>
+              </a:graphicData>
+            </a:graphic>
+          </wp:inline>
+        </w:drawing>
+      </w:r>
+    </w:p>
+    <w:p>
+      <w:r>
+        <w:rPr>
+          <w:noProof/>
+        </w:rPr>
+        <w:drawing>
+          <wp:inline distT="0" distB="0" distL="0" distR="0" wp14:anchorId="7B49B8D8" wp14:editId="52A46BF9">
+            <wp:extent cx="5943600" cy="845185"/>
+            <wp:effectExtent l="0" t="0" r="0" b="0"/>
+            <wp:docPr id="608759780" name="Picture 11"/>
+            <wp:cNvGraphicFramePr>
+              <a:graphicFrameLocks xmlns:a="http://schemas.openxmlformats.org/drawingml/2006/main" noChangeAspect="1"/>
+            </wp:cNvGraphicFramePr>
+            <a:graphic xmlns:a="http://schemas.openxmlformats.org/drawingml/2006/main">
+              <a:graphicData uri="http://schemas.openxmlformats.org/drawingml/2006/picture">
+                <pic:pic xmlns:pic="http://schemas.openxmlformats.org/drawingml/2006/picture">
+                  <pic:nvPicPr>
+                    <pic:cNvPr id="608759780" name="Picture 608759780"/>
+                    <pic:cNvPicPr/>
+                  </pic:nvPicPr>
+                  <pic:blipFill>
+                    <a:blip r:embed="rId25" cstate="print">
+                      <a:extLst>
+                        <a:ext uri="{28A0092B-C50C-407E-A947-70E740481C1C}">
+                          <a14:useLocalDpi xmlns:a14="http://schemas.microsoft.com/office/drawing/2010/main" val="0"/>
+                        </a:ext>
+                      </a:extLst>
+                    </a:blip>
+                    <a:stretch>
+                      <a:fillRect/>
+                    </a:stretch>
+                  </pic:blipFill>
+                  <pic:spPr>
+                    <a:xfrm>
+                      <a:off x="0" y="0"/>
+                      <a:ext cx="5943600" cy="845185"/>
+                    </a:xfrm>
+                    <a:prstGeom prst="rect">
+                      <a:avLst/>
+                    </a:prstGeom>
+                  </pic:spPr>
+                </pic:pic>
+              </a:graphicData>
+            </a:graphic>
+          </wp:inline>
+        </w:drawing>
+      </w:r>
+    </w:p>
+    <w:p>
+      <w:r>
+        <w:rPr>
+          <w:noProof/>
+        </w:rPr>
+        <w:lastRenderedPageBreak/>
+        <w:drawing>
+          <wp:inline distT="0" distB="0" distL="0" distR="0" wp14:anchorId="371225DE" wp14:editId="0EC81866">
+            <wp:extent cx="4974346" cy="4160528"/>
+            <wp:effectExtent l="0" t="0" r="0" b="0"/>
+            <wp:docPr id="115818027" name="Picture 9"/>
+            <wp:cNvGraphicFramePr>
+              <a:graphicFrameLocks xmlns:a="http://schemas.openxmlformats.org/drawingml/2006/main" noChangeAspect="1"/>
+            </wp:cNvGraphicFramePr>
+            <a:graphic xmlns:a="http://schemas.openxmlformats.org/drawingml/2006/main">
+              <a:graphicData uri="http://schemas.openxmlformats.org/drawingml/2006/picture">
+                <pic:pic xmlns:pic="http://schemas.openxmlformats.org/drawingml/2006/picture">
+                  <pic:nvPicPr>
+                    <pic:cNvPr id="115818027" name="Picture 115818027"/>
+                    <pic:cNvPicPr/>
+                  </pic:nvPicPr>
+                  <pic:blipFill>
+                    <a:blip r:embed="rId26">
+                      <a:extLst>
+                        <a:ext uri="{28A0092B-C50C-407E-A947-70E740481C1C}">
+                          <a14:useLocalDpi xmlns:a14="http://schemas.microsoft.com/office/drawing/2010/main" val="0"/>
+                        </a:ext>
+                      </a:extLst>
+                    </a:blip>
+                    <a:stretch>
+                      <a:fillRect/>
+                    </a:stretch>
+                  </pic:blipFill>
+                  <pic:spPr>
+                    <a:xfrm>
+                      <a:off x="0" y="0"/>
+                      <a:ext cx="4974346" cy="4160528"/>
+                    </a:xfrm>
+                    <a:prstGeom prst="rect">
+                      <a:avLst/>
+                    </a:prstGeom>
+                  </pic:spPr>
+                </pic:pic>
+              </a:graphicData>
+            </a:graphic>
+          </wp:inline>
+        </w:drawing>
+      </w:r>
+    </w:p>
+    <w:p>
+      <w:pPr>
+        <w:pStyle w:val="Heading2"/>
+      </w:pPr>
+      <w:r>
+        <w:t>2b</w:t>
+      </w:r>
+    </w:p>
+    <w:p/>
+    <w:p>
+      <w:r>
+        <w:lastRenderedPageBreak/>
+        <w:drawing>
+          <wp:inline distT="0" distB="0" distL="0" distR="0" wp14:anchorId="61595D2C" wp14:editId="3C58452A">
+            <wp:extent cx="4525006" cy="3562847"/>
+            <wp:effectExtent l="0" t="0" r="9525" b="0"/>
+            <wp:docPr id="850696094" name="Picture 1"/>
+            <wp:cNvGraphicFramePr>
+              <a:graphicFrameLocks xmlns:a="http://schemas.openxmlformats.org/drawingml/2006/main" noChangeAspect="1"/>
+            </wp:cNvGraphicFramePr>
+            <a:graphic xmlns:a="http://schemas.openxmlformats.org/drawingml/2006/main">
+              <a:graphicData uri="http://schemas.openxmlformats.org/drawingml/2006/picture">
+                <pic:pic xmlns:pic="http://schemas.openxmlformats.org/drawingml/2006/picture">
+                  <pic:nvPicPr>
+                    <pic:cNvPr id="850696094" name=""/>
+                    <pic:cNvPicPr/>
+                  </pic:nvPicPr>
+                  <pic:blipFill>
+                    <a:blip r:embed="rId27"/>
+                    <a:stretch>
+                      <a:fillRect/>
+                    </a:stretch>
+                  </pic:blipFill>
+                  <pic:spPr>
+                    <a:xfrm>
+                      <a:off x="0" y="0"/>
+                      <a:ext cx="4525006" cy="3562847"/>
+                    </a:xfrm>
+                    <a:prstGeom prst="rect">
+                      <a:avLst/>
+                    </a:prstGeom>
+                  </pic:spPr>
+                </pic:pic>
+              </a:graphicData>
+            </a:graphic>
+          </wp:inline>
+        </w:drawing>
+      </w:r>
+    </w:p>
+    <w:p>
+      <w:pPr>
+        <w:pStyle w:val="Heading2"/>
+      </w:pPr>
+      <w:r>
+        <w:t>2c</w:t>
+      </w:r>
+    </w:p>
+    <w:p>
+      <w:r>
+        <w:drawing>
+          <wp:inline distT="0" distB="0" distL="0" distR="0" wp14:anchorId="35488025" wp14:editId="3968DE3D">
+            <wp:extent cx="4534533" cy="3381847"/>
+            <wp:effectExtent l="0" t="0" r="0" b="9525"/>
+            <wp:docPr id="2022240388" name="Picture 1"/>
+            <wp:cNvGraphicFramePr>
+              <a:graphicFrameLocks xmlns:a="http://schemas.openxmlformats.org/drawingml/2006/main" noChangeAspect="1"/>
+            </wp:cNvGraphicFramePr>
+            <a:graphic xmlns:a="http://schemas.openxmlformats.org/drawingml/2006/main">
+              <a:graphicData uri="http://schemas.openxmlformats.org/drawingml/2006/picture">
+                <pic:pic xmlns:pic="http://schemas.openxmlformats.org/drawingml/2006/picture">
+                  <pic:nvPicPr>
+                    <pic:cNvPr id="2022240388" name=""/>
+                    <pic:cNvPicPr/>
+                  </pic:nvPicPr>
+                  <pic:blipFill>
+                    <a:blip r:embed="rId28"/>
+                    <a:stretch>
+                      <a:fillRect/>
+                    </a:stretch>
+                  </pic:blipFill>
+                  <pic:spPr>
+                    <a:xfrm>
+                      <a:off x="0" y="0"/>
+                      <a:ext cx="4534533" cy="3381847"/>
+                    </a:xfrm>
+                    <a:prstGeom prst="rect">
+                      <a:avLst/>
+                    </a:prstGeom>
+                  </pic:spPr>
+                </pic:pic>
+              </a:graphicData>
+            </a:graphic>
+          </wp:inline>
+        </w:drawing>
+      </w:r>
+    </w:p>
+    <w:p>
+      <w:pPr>
+        <w:pStyle w:val="Heading2"/>
+      </w:pPr>
+      <w:r>
+        <w:t>2d</w:t>
+      </w:r>
+    </w:p>
+    <w:p>
+      <w:r>
+        <w:drawing>
+          <wp:inline distT="0" distB="0" distL="0" distR="0" wp14:anchorId="490E0D96" wp14:editId="284E4FA8">
+            <wp:extent cx="5943600" cy="275590"/>
+            <wp:effectExtent l="0" t="0" r="0" b="0"/>
+            <wp:docPr id="672525604" name="Picture 1"/>
+            <wp:cNvGraphicFramePr>
+              <a:graphicFrameLocks xmlns:a="http://schemas.openxmlformats.org/drawingml/2006/main" noChangeAspect="1"/>
+            </wp:cNvGraphicFramePr>
+            <a:graphic xmlns:a="http://schemas.openxmlformats.org/drawingml/2006/main">
+              <a:graphicData uri="http://schemas.openxmlformats.org/drawingml/2006/picture">
+                <pic:pic xmlns:pic="http://schemas.openxmlformats.org/drawingml/2006/picture">
+                  <pic:nvPicPr>
+                    <pic:cNvPr id="672525604" name=""/>
+                    <pic:cNvPicPr/>
+                  </pic:nvPicPr>
+                  <pic:blipFill>
+                    <a:blip r:embed="rId29"/>
+                    <a:stretch>
+                      <a:fillRect/>
+                    </a:stretch>
+                  </pic:blipFill>
+                  <pic:spPr>
+                    <a:xfrm>
+                      <a:off x="0" y="0"/>
+                      <a:ext cx="5943600" cy="275590"/>
+                    </a:xfrm>
+                    <a:prstGeom prst="rect">
+                      <a:avLst/>
+                    </a:prstGeom>
+                  </pic:spPr>
+                </pic:pic>
+              </a:graphicData>
+            </a:graphic>
+          </wp:inline>
+        </w:drawing>
+      </w:r>
+    </w:p>
+    <w:p>
+      <w:r>
+        <w:lastRenderedPageBreak/>
+        <w:drawing>
+          <wp:inline distT="0" distB="0" distL="0" distR="0" wp14:anchorId="234DEC18" wp14:editId="7F670A97">
+            <wp:extent cx="4286848" cy="3524742"/>
+            <wp:effectExtent l="0" t="0" r="0" b="0"/>
+            <wp:docPr id="1390154973" name="Picture 1"/>
+            <wp:cNvGraphicFramePr>
+              <a:graphicFrameLocks xmlns:a="http://schemas.openxmlformats.org/drawingml/2006/main" noChangeAspect="1"/>
+            </wp:cNvGraphicFramePr>
+            <a:graphic xmlns:a="http://schemas.openxmlformats.org/drawingml/2006/main">
+              <a:graphicData uri="http://schemas.openxmlformats.org/drawingml/2006/picture">
+                <pic:pic xmlns:pic="http://schemas.openxmlformats.org/drawingml/2006/picture">
+                  <pic:nvPicPr>
+                    <pic:cNvPr id="1390154973" name=""/>
+                    <pic:cNvPicPr/>
+                  </pic:nvPicPr>
+                  <pic:blipFill>
+                    <a:blip r:embed="rId30"/>
+                    <a:stretch>
+                      <a:fillRect/>
+                    </a:stretch>
+                  </pic:blipFill>
+                  <pic:spPr>
+                    <a:xfrm>
+                      <a:off x="0" y="0"/>
+                      <a:ext cx="4286848" cy="3524742"/>
+                    </a:xfrm>
+                    <a:prstGeom prst="rect">
+                      <a:avLst/>
+                    </a:prstGeom>
+                  </pic:spPr>
+                </pic:pic>
+              </a:graphicData>
+            </a:graphic>
+          </wp:inline>
+        </w:drawing>
       </w:r>
     </w:p>
     <w:p/>

--- a/Assignment3/Writeup.docx
+++ b/Assignment3/Writeup.docx
@@ -122,35 +122,7 @@
         <w:rPr>
           <w:color w:val="EE0000"/>
         </w:rPr>
-        <w:t>1 – (25/</w:t>
-      </w:r>
-      <w:proofErr w:type="gramStart"/>
-      <w:r>
-        <w:rPr>
-          <w:color w:val="EE0000"/>
-        </w:rPr>
-        <w:t>40)^</w:t>
-      </w:r>
-      <w:proofErr w:type="gramEnd"/>
-      <w:r>
-        <w:rPr>
-          <w:color w:val="EE0000"/>
-        </w:rPr>
-        <w:t>2-(15/</w:t>
-      </w:r>
-      <w:proofErr w:type="gramStart"/>
-      <w:r>
-        <w:rPr>
-          <w:color w:val="EE0000"/>
-        </w:rPr>
-        <w:t>40)^</w:t>
-      </w:r>
-      <w:proofErr w:type="gramEnd"/>
-      <w:r>
-        <w:rPr>
-          <w:color w:val="EE0000"/>
-        </w:rPr>
-        <w:t xml:space="preserve">2 = </w:t>
+        <w:t xml:space="preserve">1 – (25/40)^2-(15/40)^2 = </w:t>
       </w:r>
       <w:r>
         <w:rPr>
@@ -174,35 +146,7 @@
         <w:rPr>
           <w:color w:val="EE0000"/>
         </w:rPr>
-        <w:t>For the left child with 22 samples (20A, 2B), the Gini impurity is 1- (20/</w:t>
-      </w:r>
-      <w:proofErr w:type="gramStart"/>
-      <w:r>
-        <w:rPr>
-          <w:color w:val="EE0000"/>
-        </w:rPr>
-        <w:t>22)^</w:t>
-      </w:r>
-      <w:proofErr w:type="gramEnd"/>
-      <w:r>
-        <w:rPr>
-          <w:color w:val="EE0000"/>
-        </w:rPr>
-        <w:t>2-(2/</w:t>
-      </w:r>
-      <w:proofErr w:type="gramStart"/>
-      <w:r>
-        <w:rPr>
-          <w:color w:val="EE0000"/>
-        </w:rPr>
-        <w:t>22)^</w:t>
-      </w:r>
-      <w:proofErr w:type="gramEnd"/>
-      <w:r>
-        <w:rPr>
-          <w:color w:val="EE0000"/>
-        </w:rPr>
-        <w:t>2 = 0.1653</w:t>
+        <w:t>For the left child with 22 samples (20A, 2B), the Gini impurity is 1- (20/22)^2-(2/22)^2 = 0.1653</w:t>
       </w:r>
     </w:p>
     <w:p>
@@ -234,7 +178,6 @@
         </w:rPr>
         <w:t>/</w:t>
       </w:r>
-      <w:proofErr w:type="gramStart"/>
       <w:r>
         <w:rPr>
           <w:color w:val="EE0000"/>
@@ -245,14 +188,7 @@
         <w:rPr>
           <w:color w:val="EE0000"/>
         </w:rPr>
-        <w:t>)^</w:t>
-      </w:r>
-      <w:proofErr w:type="gramEnd"/>
-      <w:r>
-        <w:rPr>
-          <w:color w:val="EE0000"/>
-        </w:rPr>
-        <w:t>2-(</w:t>
+        <w:t>)^2-(</w:t>
       </w:r>
       <w:r>
         <w:rPr>
@@ -266,7 +202,6 @@
         </w:rPr>
         <w:t>/</w:t>
       </w:r>
-      <w:proofErr w:type="gramStart"/>
       <w:r>
         <w:rPr>
           <w:color w:val="EE0000"/>
@@ -277,14 +212,7 @@
         <w:rPr>
           <w:color w:val="EE0000"/>
         </w:rPr>
-        <w:t>)^</w:t>
-      </w:r>
-      <w:proofErr w:type="gramEnd"/>
-      <w:r>
-        <w:rPr>
-          <w:color w:val="EE0000"/>
-        </w:rPr>
-        <w:t>2 = 0.</w:t>
+        <w:t>)^2 = 0.</w:t>
       </w:r>
       <w:r>
         <w:rPr>
@@ -322,19 +250,11 @@
         </w:rPr>
         <w:t xml:space="preserve">the sum of the weighted impurities - </w:t>
       </w:r>
-      <w:proofErr w:type="spellStart"/>
-      <w:r>
-        <w:rPr>
-          <w:color w:val="EE0000"/>
-        </w:rPr>
-        <w:t>G_split</w:t>
-      </w:r>
-      <w:proofErr w:type="spellEnd"/>
-      <w:r>
-        <w:rPr>
-          <w:color w:val="EE0000"/>
-        </w:rPr>
-        <w:t xml:space="preserve"> = </w:t>
+      <w:r>
+        <w:rPr>
+          <w:color w:val="EE0000"/>
+        </w:rPr>
+        <w:t xml:space="preserve">G_split = </w:t>
       </w:r>
       <w:r>
         <w:rPr>
@@ -364,41 +284,13 @@
         <w:rPr>
           <w:color w:val="EE0000"/>
         </w:rPr>
-        <w:t xml:space="preserve">The final </w:t>
-      </w:r>
-      <w:proofErr w:type="spellStart"/>
-      <w:r>
-        <w:rPr>
-          <w:color w:val="EE0000"/>
-        </w:rPr>
-        <w:t>gini</w:t>
-      </w:r>
-      <w:proofErr w:type="spellEnd"/>
-      <w:r>
-        <w:rPr>
-          <w:color w:val="EE0000"/>
-        </w:rPr>
-        <w:t xml:space="preserve"> decrease would be the parent node impurity</w:t>
-      </w:r>
-      <w:r>
-        <w:rPr>
-          <w:color w:val="EE0000"/>
-        </w:rPr>
-        <w:t xml:space="preserve"> minus the </w:t>
-      </w:r>
-      <w:proofErr w:type="spellStart"/>
-      <w:r>
-        <w:rPr>
-          <w:color w:val="EE0000"/>
-        </w:rPr>
-        <w:t>gini</w:t>
-      </w:r>
-      <w:proofErr w:type="spellEnd"/>
-      <w:r>
-        <w:rPr>
-          <w:color w:val="EE0000"/>
-        </w:rPr>
-        <w:t xml:space="preserve"> split</w:t>
+        <w:t>The final gini decrease would be the parent node impurity</w:t>
+      </w:r>
+      <w:r>
+        <w:rPr>
+          <w:color w:val="EE0000"/>
+        </w:rPr>
+        <w:t xml:space="preserve"> minus the gini split</w:t>
       </w:r>
       <w:r>
         <w:rPr>
@@ -461,21 +353,7 @@
         <w:rPr>
           <w:color w:val="EE0000"/>
         </w:rPr>
-        <w:t>Entropy is = -(25/</w:t>
-      </w:r>
-      <w:proofErr w:type="gramStart"/>
-      <w:r>
-        <w:rPr>
-          <w:color w:val="EE0000"/>
-        </w:rPr>
-        <w:t>40)log</w:t>
-      </w:r>
-      <w:proofErr w:type="gramEnd"/>
-      <w:r>
-        <w:rPr>
-          <w:color w:val="EE0000"/>
-        </w:rPr>
-        <w:t xml:space="preserve">_2(25/40) </w:t>
+        <w:t xml:space="preserve">Entropy is = -(25/40)log_2(25/40) </w:t>
       </w:r>
       <w:r>
         <w:rPr>
@@ -493,21 +371,7 @@
         <w:rPr>
           <w:color w:val="EE0000"/>
         </w:rPr>
-        <w:t>(15/</w:t>
-      </w:r>
-      <w:proofErr w:type="gramStart"/>
-      <w:r>
-        <w:rPr>
-          <w:color w:val="EE0000"/>
-        </w:rPr>
-        <w:t>40)log</w:t>
-      </w:r>
-      <w:proofErr w:type="gramEnd"/>
-      <w:r>
-        <w:rPr>
-          <w:color w:val="EE0000"/>
-        </w:rPr>
-        <w:t>_2(15/40) = 0.9544</w:t>
+        <w:t>(15/40)log_2(15/40) = 0.9544</w:t>
       </w:r>
     </w:p>
     <w:p>
@@ -531,35 +395,7 @@
         <w:rPr>
           <w:color w:val="EE0000"/>
         </w:rPr>
-        <w:t xml:space="preserve"> is = -(20/</w:t>
-      </w:r>
-      <w:proofErr w:type="gramStart"/>
-      <w:r>
-        <w:rPr>
-          <w:color w:val="EE0000"/>
-        </w:rPr>
-        <w:t>22)log</w:t>
-      </w:r>
-      <w:proofErr w:type="gramEnd"/>
-      <w:r>
-        <w:rPr>
-          <w:color w:val="EE0000"/>
-        </w:rPr>
-        <w:t>_2(20/22) – (2/</w:t>
-      </w:r>
-      <w:proofErr w:type="gramStart"/>
-      <w:r>
-        <w:rPr>
-          <w:color w:val="EE0000"/>
-        </w:rPr>
-        <w:t>22)log</w:t>
-      </w:r>
-      <w:proofErr w:type="gramEnd"/>
-      <w:r>
-        <w:rPr>
-          <w:color w:val="EE0000"/>
-        </w:rPr>
-        <w:t>_2(2/22) = 0.4395</w:t>
+        <w:t xml:space="preserve"> is = -(20/22)log_2(20/22) – (2/22)log_2(2/22) = 0.4395</w:t>
       </w:r>
     </w:p>
     <w:p>
@@ -583,35 +419,7 @@
         <w:rPr>
           <w:color w:val="EE0000"/>
         </w:rPr>
-        <w:t>Entropy is = -(5/</w:t>
-      </w:r>
-      <w:proofErr w:type="gramStart"/>
-      <w:r>
-        <w:rPr>
-          <w:color w:val="EE0000"/>
-        </w:rPr>
-        <w:t>18)log</w:t>
-      </w:r>
-      <w:proofErr w:type="gramEnd"/>
-      <w:r>
-        <w:rPr>
-          <w:color w:val="EE0000"/>
-        </w:rPr>
-        <w:t>_2(5/18) – (13/</w:t>
-      </w:r>
-      <w:proofErr w:type="gramStart"/>
-      <w:r>
-        <w:rPr>
-          <w:color w:val="EE0000"/>
-        </w:rPr>
-        <w:t>18)log</w:t>
-      </w:r>
-      <w:proofErr w:type="gramEnd"/>
-      <w:r>
-        <w:rPr>
-          <w:color w:val="EE0000"/>
-        </w:rPr>
-        <w:t>_2(13/18) = 0.8524</w:t>
+        <w:t>Entropy is = -(5/18)log_2(5/18) – (13/18)log_2(13/18) = 0.8524</w:t>
       </w:r>
     </w:p>
     <w:p>
@@ -653,30 +461,8 @@
         <w:rPr>
           <w:color w:val="EE0000"/>
         </w:rPr>
-        <w:t xml:space="preserve"> = (22/</w:t>
-      </w:r>
-      <w:proofErr w:type="gramStart"/>
-      <w:r>
-        <w:rPr>
-          <w:color w:val="EE0000"/>
-        </w:rPr>
-        <w:t>40)*</w:t>
-      </w:r>
-      <w:proofErr w:type="gramEnd"/>
-      <w:r>
-        <w:rPr>
-          <w:color w:val="EE0000"/>
-        </w:rPr>
-        <w:t>0.4395 + (18/</w:t>
-      </w:r>
-      <w:proofErr w:type="gramStart"/>
-      <w:r>
-        <w:rPr>
-          <w:color w:val="EE0000"/>
-        </w:rPr>
-        <w:t>40)*</w:t>
-      </w:r>
-      <w:proofErr w:type="gramEnd"/>
+        <w:t xml:space="preserve"> = (22/40)*0.4395 + (18/40)*</w:t>
+      </w:r>
       <w:r>
         <w:rPr>
           <w:color w:val="EE0000"/>
@@ -764,6 +550,7 @@
           <w:bCs/>
           <w:color w:val="EE0000"/>
         </w:rPr>
+        <w:lastRenderedPageBreak/>
         <w:t>Gini function</w:t>
       </w:r>
       <w:r>
@@ -812,25 +599,7 @@
           <w:bCs/>
           <w:color w:val="EE0000"/>
         </w:rPr>
-        <w:t>p^2 – (1-</w:t>
-      </w:r>
-      <w:proofErr w:type="gramStart"/>
-      <w:r>
-        <w:rPr>
-          <w:b/>
-          <w:bCs/>
-          <w:color w:val="EE0000"/>
-        </w:rPr>
-        <w:t>p)^</w:t>
-      </w:r>
-      <w:proofErr w:type="gramEnd"/>
-      <w:r>
-        <w:rPr>
-          <w:b/>
-          <w:bCs/>
-          <w:color w:val="EE0000"/>
-        </w:rPr>
-        <w:t>2</w:t>
+        <w:t>p^2 – (1-p)^2</w:t>
       </w:r>
     </w:p>
     <w:p>
@@ -852,16 +621,15 @@
           <w:bCs/>
           <w:color w:val="EE0000"/>
         </w:rPr>
-        <w:t xml:space="preserve">Entropy Function(p,1-p) </w:t>
-      </w:r>
-      <w:proofErr w:type="gramStart"/>
+        <w:t xml:space="preserve">Entropy Function(p,1-p) =  </w:t>
+      </w:r>
       <w:r>
         <w:rPr>
           <w:b/>
           <w:bCs/>
           <w:color w:val="EE0000"/>
         </w:rPr>
-        <w:t xml:space="preserve">=  </w:t>
+        <w:t>-(plog_2p</w:t>
       </w:r>
       <w:r>
         <w:rPr>
@@ -869,42 +637,7 @@
           <w:bCs/>
           <w:color w:val="EE0000"/>
         </w:rPr>
-        <w:t>-(</w:t>
-      </w:r>
-      <w:proofErr w:type="gramEnd"/>
-      <w:r>
-        <w:rPr>
-          <w:b/>
-          <w:bCs/>
-          <w:color w:val="EE0000"/>
-        </w:rPr>
-        <w:t>plog_2p</w:t>
-      </w:r>
-      <w:r>
-        <w:rPr>
-          <w:b/>
-          <w:bCs/>
-          <w:color w:val="EE0000"/>
-        </w:rPr>
-        <w:t xml:space="preserve"> + (1-</w:t>
-      </w:r>
-      <w:proofErr w:type="gramStart"/>
-      <w:r>
-        <w:rPr>
-          <w:b/>
-          <w:bCs/>
-          <w:color w:val="EE0000"/>
-        </w:rPr>
-        <w:t>p)log</w:t>
-      </w:r>
-      <w:proofErr w:type="gramEnd"/>
-      <w:r>
-        <w:rPr>
-          <w:b/>
-          <w:bCs/>
-          <w:color w:val="EE0000"/>
-        </w:rPr>
-        <w:t>_2(1-p))</w:t>
+        <w:t xml:space="preserve"> + (1-p)log_2(1-p))</w:t>
       </w:r>
     </w:p>
     <w:p>
@@ -926,25 +659,7 @@
           <w:bCs/>
           <w:color w:val="EE0000"/>
         </w:rPr>
-        <w:t>H/2 = -1/2(plog_2p + (1-</w:t>
-      </w:r>
-      <w:proofErr w:type="gramStart"/>
-      <w:r>
-        <w:rPr>
-          <w:b/>
-          <w:bCs/>
-          <w:color w:val="EE0000"/>
-        </w:rPr>
-        <w:t>p)log</w:t>
-      </w:r>
-      <w:proofErr w:type="gramEnd"/>
-      <w:r>
-        <w:rPr>
-          <w:b/>
-          <w:bCs/>
-          <w:color w:val="EE0000"/>
-        </w:rPr>
-        <w:t>_2(1-p))</w:t>
+        <w:t>H/2 = -1/2(plog_2p + (1-p)log_2(1-p))</w:t>
       </w:r>
     </w:p>
     <w:p>
@@ -1114,35 +829,31 @@
           <w:bCs/>
           <w:color w:val="EE0000"/>
         </w:rPr>
-        <w:t xml:space="preserve"> </w:t>
-      </w:r>
-      <w:proofErr w:type="spellStart"/>
-      <w:proofErr w:type="gramStart"/>
+        <w:t xml:space="preserve"> I.e, they can provide </w:t>
+      </w:r>
       <w:r>
         <w:rPr>
           <w:b/>
           <w:bCs/>
           <w:color w:val="EE0000"/>
         </w:rPr>
-        <w:t>I.e</w:t>
-      </w:r>
-      <w:proofErr w:type="spellEnd"/>
+        <w:t>distinguish</w:t>
+      </w:r>
       <w:r>
         <w:rPr>
           <w:b/>
           <w:bCs/>
           <w:color w:val="EE0000"/>
         </w:rPr>
-        <w:t>, they</w:t>
-      </w:r>
-      <w:proofErr w:type="gramEnd"/>
+        <w:t xml:space="preserve"> </w:t>
+      </w:r>
       <w:r>
         <w:rPr>
           <w:b/>
           <w:bCs/>
           <w:color w:val="EE0000"/>
         </w:rPr>
-        <w:t xml:space="preserve"> can provide </w:t>
+        <w:t>which split improves node</w:t>
       </w:r>
       <w:r>
         <w:rPr>
@@ -1150,7 +861,7 @@
           <w:bCs/>
           <w:color w:val="EE0000"/>
         </w:rPr>
-        <w:t>distinguish</w:t>
+        <w:t xml:space="preserve"> purity </w:t>
       </w:r>
       <w:r>
         <w:rPr>
@@ -1158,7 +869,7 @@
           <w:bCs/>
           <w:color w:val="EE0000"/>
         </w:rPr>
-        <w:t xml:space="preserve"> </w:t>
+        <w:t>better</w:t>
       </w:r>
       <w:r>
         <w:rPr>
@@ -1166,7 +877,7 @@
           <w:bCs/>
           <w:color w:val="EE0000"/>
         </w:rPr>
-        <w:t>which split improves node</w:t>
+        <w:t>, as seen by the curve being above misclassification error.</w:t>
       </w:r>
       <w:r>
         <w:rPr>
@@ -1174,103 +885,7 @@
           <w:bCs/>
           <w:color w:val="EE0000"/>
         </w:rPr>
-        <w:t xml:space="preserve"> purity </w:t>
-      </w:r>
-      <w:r>
-        <w:rPr>
-          <w:b/>
-          <w:bCs/>
-          <w:color w:val="EE0000"/>
-        </w:rPr>
-        <w:t>better</w:t>
-      </w:r>
-      <w:r>
-        <w:rPr>
-          <w:b/>
-          <w:bCs/>
-          <w:color w:val="EE0000"/>
-        </w:rPr>
-        <w:t>, as seen by the curve being above misclassification error.</w:t>
-      </w:r>
-      <w:r>
-        <w:rPr>
-          <w:b/>
-          <w:bCs/>
-          <w:color w:val="EE0000"/>
-        </w:rPr>
-        <w:t xml:space="preserve"> Entropy, as </w:t>
-      </w:r>
-      <w:proofErr w:type="gramStart"/>
-      <w:r>
-        <w:rPr>
-          <w:b/>
-          <w:bCs/>
-          <w:color w:val="EE0000"/>
-        </w:rPr>
-        <w:t>shown</w:t>
-      </w:r>
-      <w:proofErr w:type="gramEnd"/>
-      <w:r>
-        <w:rPr>
-          <w:b/>
-          <w:bCs/>
-          <w:color w:val="EE0000"/>
-        </w:rPr>
-        <w:t xml:space="preserve"> does tend to produce more balanced classes </w:t>
-      </w:r>
-      <w:proofErr w:type="gramStart"/>
-      <w:r>
-        <w:rPr>
-          <w:b/>
-          <w:bCs/>
-          <w:color w:val="EE0000"/>
-        </w:rPr>
-        <w:t>then</w:t>
-      </w:r>
-      <w:proofErr w:type="gramEnd"/>
-      <w:r>
-        <w:rPr>
-          <w:b/>
-          <w:bCs/>
-          <w:color w:val="EE0000"/>
-        </w:rPr>
-        <w:t xml:space="preserve"> </w:t>
-      </w:r>
-      <w:proofErr w:type="spellStart"/>
-      <w:r>
-        <w:rPr>
-          <w:b/>
-          <w:bCs/>
-          <w:color w:val="EE0000"/>
-        </w:rPr>
-        <w:t>gini</w:t>
-      </w:r>
-      <w:proofErr w:type="spellEnd"/>
-      <w:r>
-        <w:rPr>
-          <w:b/>
-          <w:bCs/>
-          <w:color w:val="EE0000"/>
-        </w:rPr>
-        <w:t xml:space="preserve">, however </w:t>
-      </w:r>
-      <w:proofErr w:type="spellStart"/>
-      <w:r>
-        <w:rPr>
-          <w:b/>
-          <w:bCs/>
-          <w:color w:val="EE0000"/>
-        </w:rPr>
-        <w:t>gini</w:t>
-      </w:r>
-      <w:proofErr w:type="spellEnd"/>
-      <w:r>
-        <w:rPr>
-          <w:b/>
-          <w:bCs/>
-          <w:color w:val="EE0000"/>
-        </w:rPr>
-        <w:t xml:space="preserve"> is faster to compute.</w:t>
+        <w:t xml:space="preserve"> Entropy, as shown does tend to produce more balanced classes then gini, however gini is faster to compute.</w:t>
       </w:r>
     </w:p>
     <w:p>
@@ -1303,7 +918,14 @@
         <w:rPr>
           <w:color w:val="EE0000"/>
         </w:rPr>
-        <w:t>showing how often the two criteria choose the same feature, I wrote an iterative function to grab the nodes of each, and a loop to compare the nodes at each level</w:t>
+        <w:t xml:space="preserve">showing how often the two </w:t>
+      </w:r>
+      <w:r>
+        <w:rPr>
+          <w:color w:val="EE0000"/>
+        </w:rPr>
+        <w:lastRenderedPageBreak/>
+        <w:t>criteria choose the same feature, I wrote an iterative function to grab the nodes of each, and a loop to compare the nodes at each level</w:t>
       </w:r>
       <w:r>
         <w:rPr>
@@ -1470,6 +1092,10 @@
     </w:p>
     <w:p>
       <w:r>
+        <w:rPr>
+          <w:noProof/>
+        </w:rPr>
+        <w:lastRenderedPageBreak/>
         <w:drawing>
           <wp:inline distT="0" distB="0" distL="0" distR="0" wp14:anchorId="08D5EBB6" wp14:editId="11C05945">
             <wp:extent cx="2086266" cy="676369"/>
@@ -1574,21 +1200,7 @@
         <w:rPr>
           <w:color w:val="EE0000"/>
         </w:rPr>
-        <w:t xml:space="preserve">random seed, just using </w:t>
-      </w:r>
-      <w:proofErr w:type="spellStart"/>
-      <w:r>
-        <w:rPr>
-          <w:color w:val="EE0000"/>
-        </w:rPr>
-        <w:t>gini</w:t>
-      </w:r>
-      <w:proofErr w:type="spellEnd"/>
-      <w:r>
-        <w:rPr>
-          <w:color w:val="EE0000"/>
-        </w:rPr>
-        <w:t xml:space="preserve"> as the criteria. I th</w:t>
+        <w:t>random seed, just using gini as the criteria. I th</w:t>
       </w:r>
       <w:r>
         <w:rPr>
@@ -1653,6 +1265,9 @@
     </w:p>
     <w:p>
       <w:r>
+        <w:rPr>
+          <w:noProof/>
+        </w:rPr>
         <w:drawing>
           <wp:inline distT="0" distB="0" distL="0" distR="0" wp14:anchorId="740F0784" wp14:editId="7FA0478A">
             <wp:extent cx="2715004" cy="323895"/>
@@ -1692,6 +1307,9 @@
     </w:p>
     <w:p>
       <w:r>
+        <w:rPr>
+          <w:noProof/>
+        </w:rPr>
         <w:drawing>
           <wp:inline distT="0" distB="0" distL="0" distR="0" wp14:anchorId="49333BD4" wp14:editId="4D8B1FB0">
             <wp:extent cx="3410426" cy="228632"/>
@@ -1758,21 +1376,8 @@
         <w:rPr>
           <w:color w:val="EE0000"/>
         </w:rPr>
-        <w:t xml:space="preserve">Trying </w:t>
-      </w:r>
-      <w:proofErr w:type="spellStart"/>
-      <w:r>
-        <w:rPr>
-          <w:color w:val="EE0000"/>
-        </w:rPr>
-        <w:t>min_samples_leaf</w:t>
-      </w:r>
-      <w:proofErr w:type="spellEnd"/>
-      <w:r>
-        <w:rPr>
-          <w:color w:val="EE0000"/>
-        </w:rPr>
-        <w:t>, we get:</w:t>
+        <w:lastRenderedPageBreak/>
+        <w:t>Trying min_samples_leaf, we get:</w:t>
       </w:r>
     </w:p>
     <w:p>
@@ -1837,6 +1442,7 @@
       </w:pPr>
       <w:r>
         <w:rPr>
+          <w:noProof/>
           <w:color w:val="EE0000"/>
         </w:rPr>
         <w:drawing>
@@ -1886,41 +1492,13 @@
         <w:rPr>
           <w:color w:val="EE0000"/>
         </w:rPr>
-        <w:t xml:space="preserve">As we can see the optimal </w:t>
-      </w:r>
-      <w:proofErr w:type="spellStart"/>
-      <w:r>
-        <w:rPr>
-          <w:color w:val="EE0000"/>
-        </w:rPr>
-        <w:t>min_samples_leaf</w:t>
-      </w:r>
-      <w:proofErr w:type="spellEnd"/>
-      <w:r>
-        <w:rPr>
-          <w:color w:val="EE0000"/>
-        </w:rPr>
-        <w:t xml:space="preserve"> also beats the best depth-limited tree, for the same reason. </w:t>
-      </w:r>
-      <w:r>
-        <w:rPr>
-          <w:color w:val="EE0000"/>
-        </w:rPr>
-        <w:t xml:space="preserve">Although it looks like 20 should be the optimal value based on the chart, </w:t>
-      </w:r>
-      <w:proofErr w:type="spellStart"/>
-      <w:r>
-        <w:rPr>
-          <w:color w:val="EE0000"/>
-        </w:rPr>
-        <w:t>GridSearch</w:t>
-      </w:r>
-      <w:proofErr w:type="spellEnd"/>
-      <w:r>
-        <w:rPr>
-          <w:color w:val="EE0000"/>
-        </w:rPr>
-        <w:t xml:space="preserve"> determined 5 was the optimal value for</w:t>
+        <w:t xml:space="preserve">As we can see the optimal min_samples_leaf also beats the best depth-limited tree, for the same reason. </w:t>
+      </w:r>
+      <w:r>
+        <w:rPr>
+          <w:color w:val="EE0000"/>
+        </w:rPr>
+        <w:t>Although it looks like 20 should be the optimal value based on the chart, GridSearch determined 5 was the optimal value for</w:t>
       </w:r>
       <w:r>
         <w:rPr>
@@ -1943,85 +1521,31 @@
           <w:bCs/>
           <w:color w:val="EE0000"/>
         </w:rPr>
-        <w:t xml:space="preserve">For both optimal values, I did not average the values over 5 runs as </w:t>
-      </w:r>
-      <w:proofErr w:type="spellStart"/>
-      <w:r>
+        <w:t>For both optimal values, I did not average the values over 5 runs as GridSearch is very compute intensive and would take my labtop ~ 1 hour to run.</w:t>
+      </w:r>
+    </w:p>
+    <w:p>
+      <w:pPr>
         <w:rPr>
           <w:b/>
           <w:bCs/>
           <w:color w:val="EE0000"/>
         </w:rPr>
-        <w:t>GridSearch</w:t>
-      </w:r>
-      <w:proofErr w:type="spellEnd"/>
+      </w:pPr>
       <w:r>
         <w:rPr>
           <w:b/>
           <w:bCs/>
           <w:color w:val="EE0000"/>
         </w:rPr>
-        <w:t xml:space="preserve"> is very compute intensive and would take my </w:t>
-      </w:r>
-      <w:proofErr w:type="spellStart"/>
+        <w:t>However, the charts show the averaged means</w:t>
+      </w:r>
       <w:r>
         <w:rPr>
           <w:b/>
           <w:bCs/>
           <w:color w:val="EE0000"/>
         </w:rPr>
-        <w:t>labtop</w:t>
-      </w:r>
-      <w:proofErr w:type="spellEnd"/>
-      <w:r>
-        <w:rPr>
-          <w:b/>
-          <w:bCs/>
-          <w:color w:val="EE0000"/>
-        </w:rPr>
-        <w:t xml:space="preserve"> ~ 1 hour to run.</w:t>
-      </w:r>
-    </w:p>
-    <w:p>
-      <w:pPr>
-        <w:rPr>
-          <w:b/>
-          <w:bCs/>
-          <w:color w:val="EE0000"/>
-        </w:rPr>
-      </w:pPr>
-      <w:r>
-        <w:rPr>
-          <w:b/>
-          <w:bCs/>
-          <w:color w:val="EE0000"/>
-        </w:rPr>
-        <w:t xml:space="preserve">However, the charts show the </w:t>
-      </w:r>
-      <w:proofErr w:type="gramStart"/>
-      <w:r>
-        <w:rPr>
-          <w:b/>
-          <w:bCs/>
-          <w:color w:val="EE0000"/>
-        </w:rPr>
-        <w:t>averaged</w:t>
-      </w:r>
-      <w:proofErr w:type="gramEnd"/>
-      <w:r>
-        <w:rPr>
-          <w:b/>
-          <w:bCs/>
-          <w:color w:val="EE0000"/>
-        </w:rPr>
-        <w:t xml:space="preserve"> means</w:t>
-      </w:r>
-      <w:r>
-        <w:rPr>
-          <w:b/>
-          <w:bCs/>
-          <w:color w:val="EE0000"/>
-        </w:rPr>
         <w:t>.</w:t>
       </w:r>
     </w:p>
@@ -2049,35 +1573,7 @@
         <w:rPr>
           <w:color w:val="EE0000"/>
         </w:rPr>
-        <w:t xml:space="preserve">creating trees using the three metrics. Notice that </w:t>
-      </w:r>
-      <w:proofErr w:type="spellStart"/>
-      <w:r>
-        <w:rPr>
-          <w:color w:val="EE0000"/>
-        </w:rPr>
-        <w:t>friedman_mse</w:t>
-      </w:r>
-      <w:proofErr w:type="spellEnd"/>
-      <w:r>
-        <w:rPr>
-          <w:color w:val="EE0000"/>
-        </w:rPr>
-        <w:t xml:space="preserve"> is deprecated now for </w:t>
-      </w:r>
-      <w:proofErr w:type="spellStart"/>
-      <w:r>
-        <w:rPr>
-          <w:color w:val="EE0000"/>
-        </w:rPr>
-        <w:t>sklearn</w:t>
-      </w:r>
-      <w:proofErr w:type="spellEnd"/>
-      <w:r>
-        <w:rPr>
-          <w:color w:val="EE0000"/>
-        </w:rPr>
-        <w:t>.</w:t>
+        <w:t>creating trees using the three metrics. Notice that friedman_mse is deprecated now for sklearn.</w:t>
       </w:r>
       <w:r>
         <w:rPr>
@@ -2089,7 +1585,14 @@
         <w:rPr>
           <w:color w:val="EE0000"/>
         </w:rPr>
-        <w:t xml:space="preserve"> Then I iterated through every metric/model and saved the one with the best validation error.</w:t>
+        <w:t xml:space="preserve"> Then I iterated through every </w:t>
+      </w:r>
+      <w:r>
+        <w:rPr>
+          <w:color w:val="EE0000"/>
+        </w:rPr>
+        <w:lastRenderedPageBreak/>
+        <w:t>metric/model and saved the one with the best validation error.</w:t>
       </w:r>
       <w:r>
         <w:rPr>
@@ -2100,6 +1603,9 @@
     </w:p>
     <w:p>
       <w:r>
+        <w:rPr>
+          <w:noProof/>
+        </w:rPr>
         <w:drawing>
           <wp:inline distT="0" distB="0" distL="0" distR="0" wp14:anchorId="62980401" wp14:editId="32833680">
             <wp:extent cx="5943600" cy="1460500"/>
@@ -2139,6 +1645,9 @@
     </w:p>
     <w:p>
       <w:r>
+        <w:rPr>
+          <w:noProof/>
+        </w:rPr>
         <w:drawing>
           <wp:inline distT="0" distB="0" distL="0" distR="0" wp14:anchorId="48F69AB6" wp14:editId="4CA785FD">
             <wp:extent cx="5943600" cy="1456690"/>
@@ -2178,6 +1687,9 @@
     </w:p>
     <w:p>
       <w:r>
+        <w:rPr>
+          <w:noProof/>
+        </w:rPr>
         <w:drawing>
           <wp:inline distT="0" distB="0" distL="0" distR="0" wp14:anchorId="3727E597" wp14:editId="05F6A31E">
             <wp:extent cx="5943600" cy="1467485"/>
@@ -2217,6 +1729,10 @@
     </w:p>
     <w:p>
       <w:r>
+        <w:rPr>
+          <w:noProof/>
+        </w:rPr>
+        <w:lastRenderedPageBreak/>
         <w:drawing>
           <wp:inline distT="0" distB="0" distL="0" distR="0" wp14:anchorId="1CA6C014" wp14:editId="360A09D8">
             <wp:extent cx="5943600" cy="3826510"/>
@@ -2256,6 +1772,9 @@
     </w:p>
     <w:p>
       <w:r>
+        <w:rPr>
+          <w:noProof/>
+        </w:rPr>
         <w:drawing>
           <wp:inline distT="0" distB="0" distL="0" distR="0" wp14:anchorId="581B414C" wp14:editId="685ED7A3">
             <wp:extent cx="5943600" cy="3761105"/>
@@ -2295,6 +1814,9 @@
     </w:p>
     <w:p>
       <w:r>
+        <w:rPr>
+          <w:noProof/>
+        </w:rPr>
         <w:drawing>
           <wp:inline distT="0" distB="0" distL="0" distR="0" wp14:anchorId="13E0DE78" wp14:editId="34C36FBF">
             <wp:extent cx="1762371" cy="238158"/>
@@ -2342,27 +1864,14 @@
         <w:rPr>
           <w:color w:val="EE0000"/>
         </w:rPr>
+        <w:lastRenderedPageBreak/>
         <w:t xml:space="preserve">As we can see </w:t>
       </w:r>
       <w:r>
         <w:rPr>
           <w:color w:val="EE0000"/>
         </w:rPr>
-        <w:t xml:space="preserve">Friedman </w:t>
-      </w:r>
-      <w:proofErr w:type="spellStart"/>
-      <w:r>
-        <w:rPr>
-          <w:color w:val="EE0000"/>
-        </w:rPr>
-        <w:t>mse</w:t>
-      </w:r>
-      <w:proofErr w:type="spellEnd"/>
-      <w:r>
-        <w:rPr>
-          <w:color w:val="EE0000"/>
-        </w:rPr>
-        <w:t xml:space="preserve"> and </w:t>
+        <w:t xml:space="preserve">Friedman mse and </w:t>
       </w:r>
       <w:r>
         <w:rPr>
@@ -2403,6 +1912,7 @@
       </w:pPr>
       <w:r>
         <w:rPr>
+          <w:noProof/>
           <w:color w:val="EE0000"/>
         </w:rPr>
         <w:drawing>
@@ -2450,6 +1960,7 @@
       </w:pPr>
       <w:r>
         <w:rPr>
+          <w:noProof/>
           <w:color w:val="EE0000"/>
         </w:rPr>
         <w:drawing>
@@ -2505,107 +2016,36 @@
         <w:rPr>
           <w:color w:val="EE0000"/>
         </w:rPr>
-        <w:t xml:space="preserve">The root and depth-1 levels are splitting based on </w:t>
-      </w:r>
-      <w:proofErr w:type="spellStart"/>
-      <w:r>
-        <w:rPr>
-          <w:color w:val="EE0000"/>
-        </w:rPr>
-        <w:t>MedInc</w:t>
-      </w:r>
-      <w:proofErr w:type="spellEnd"/>
-      <w:r>
-        <w:rPr>
-          <w:color w:val="EE0000"/>
-        </w:rPr>
-        <w:t xml:space="preserve">, which means it has the most </w:t>
-      </w:r>
-      <w:proofErr w:type="gramStart"/>
-      <w:r>
-        <w:rPr>
-          <w:color w:val="EE0000"/>
-        </w:rPr>
-        <w:t>feature</w:t>
-      </w:r>
-      <w:proofErr w:type="gramEnd"/>
-      <w:r>
-        <w:rPr>
-          <w:color w:val="EE0000"/>
-        </w:rPr>
-        <w:t xml:space="preserve"> importance and purity</w:t>
-      </w:r>
-      <w:r>
-        <w:rPr>
-          <w:color w:val="EE0000"/>
-        </w:rPr>
-        <w:t xml:space="preserve">. Further down, </w:t>
-      </w:r>
-      <w:proofErr w:type="spellStart"/>
-      <w:r>
-        <w:rPr>
-          <w:color w:val="EE0000"/>
-        </w:rPr>
-        <w:t>HouseAge</w:t>
-      </w:r>
-      <w:proofErr w:type="spellEnd"/>
-      <w:r>
-        <w:rPr>
-          <w:color w:val="EE0000"/>
-        </w:rPr>
-        <w:t xml:space="preserve">, </w:t>
-      </w:r>
-      <w:proofErr w:type="spellStart"/>
-      <w:r>
-        <w:rPr>
-          <w:color w:val="EE0000"/>
-        </w:rPr>
-        <w:t>AveRooms</w:t>
-      </w:r>
-      <w:proofErr w:type="spellEnd"/>
-      <w:r>
-        <w:rPr>
-          <w:color w:val="EE0000"/>
-        </w:rPr>
-        <w:t xml:space="preserve">, </w:t>
-      </w:r>
-      <w:proofErr w:type="spellStart"/>
-      <w:r>
-        <w:rPr>
-          <w:color w:val="EE0000"/>
-        </w:rPr>
-        <w:t>AveOccup</w:t>
-      </w:r>
-      <w:proofErr w:type="spellEnd"/>
-      <w:r>
-        <w:rPr>
-          <w:color w:val="EE0000"/>
-        </w:rPr>
-        <w:t xml:space="preserve">, and Population start to be considered. This is to be </w:t>
-      </w:r>
-      <w:proofErr w:type="gramStart"/>
-      <w:r>
-        <w:rPr>
-          <w:color w:val="EE0000"/>
-        </w:rPr>
-        <w:t>expected,</w:t>
-      </w:r>
-      <w:proofErr w:type="gramEnd"/>
-      <w:r>
-        <w:rPr>
-          <w:color w:val="EE0000"/>
-        </w:rPr>
-        <w:t xml:space="preserve"> we should not be seeing the Latitude or Longitude near the top of the tree.</w:t>
-      </w:r>
-    </w:p>
-    <w:p>
-      <w:pPr>
-        <w:rPr>
-          <w:color w:val="EE0000"/>
-        </w:rPr>
-      </w:pPr>
-      <w:r>
-        <w:rPr>
+        <w:t>The root and depth-1 levels are splitting based on MedInc</w:t>
+      </w:r>
+      <w:r>
+        <w:rPr>
+          <w:color w:val="EE0000"/>
+        </w:rPr>
+        <w:t>, which means it has the most feature importance and purity</w:t>
+      </w:r>
+      <w:r>
+        <w:rPr>
+          <w:color w:val="EE0000"/>
+        </w:rPr>
+        <w:t>. Further down, HouseAge, AveRooms</w:t>
+      </w:r>
+      <w:r>
+        <w:rPr>
+          <w:color w:val="EE0000"/>
+        </w:rPr>
+        <w:t>, AveOccup, and Population start to be considered. This is to be expected, we should not be seeing the Latitude or Longitude near the top of the tree.</w:t>
+      </w:r>
+    </w:p>
+    <w:p>
+      <w:pPr>
+        <w:rPr>
+          <w:color w:val="EE0000"/>
+        </w:rPr>
+      </w:pPr>
+      <w:r>
+        <w:rPr>
+          <w:noProof/>
           <w:color w:val="EE0000"/>
         </w:rPr>
         <w:drawing>
@@ -2655,6 +2095,7 @@
         <w:rPr>
           <w:color w:val="EE0000"/>
         </w:rPr>
+        <w:lastRenderedPageBreak/>
         <w:t xml:space="preserve">This shows the step-function (piecewise) behavior of the </w:t>
       </w:r>
       <w:r>
@@ -2864,9 +2305,31 @@
         <w:t>2b</w:t>
       </w:r>
     </w:p>
+    <w:p>
+      <w:pPr>
+        <w:rPr>
+          <w:color w:val="EE0000"/>
+        </w:rPr>
+      </w:pPr>
+      <w:r>
+        <w:rPr>
+          <w:color w:val="EE0000"/>
+        </w:rPr>
+        <w:t xml:space="preserve">I started by training the bagging classifier by using n_estimators = </w:t>
+      </w:r>
+      <w:r>
+        <w:rPr>
+          <w:color w:val="EE0000"/>
+        </w:rPr>
+        <w:t>[1,25,50,100,200,300] then collecting validation accuracy and oob score.</w:t>
+      </w:r>
+    </w:p>
     <w:p/>
     <w:p>
       <w:r>
+        <w:rPr>
+          <w:noProof/>
+        </w:rPr>
         <w:lastRenderedPageBreak/>
         <w:drawing>
           <wp:inline distT="0" distB="0" distL="0" distR="0" wp14:anchorId="61595D2C" wp14:editId="3C58452A">
@@ -2907,6 +2370,49 @@
     </w:p>
     <w:p>
       <w:pPr>
+        <w:rPr>
+          <w:color w:val="EE0000"/>
+        </w:rPr>
+      </w:pPr>
+      <w:r>
+        <w:rPr>
+          <w:color w:val="EE0000"/>
+        </w:rPr>
+        <w:t>The validation accuracy and OOB estimate are</w:t>
+      </w:r>
+      <w:r>
+        <w:rPr>
+          <w:color w:val="EE0000"/>
+        </w:rPr>
+        <w:t xml:space="preserve"> very close</w:t>
+      </w:r>
+      <w:r>
+        <w:rPr>
+          <w:color w:val="EE0000"/>
+        </w:rPr>
+        <w:t>,</w:t>
+      </w:r>
+      <w:r>
+        <w:rPr>
+          <w:color w:val="EE0000"/>
+        </w:rPr>
+        <w:t xml:space="preserve"> both estimate how well the model generalizes to unseen data</w:t>
+      </w:r>
+      <w:r>
+        <w:rPr>
+          <w:color w:val="EE0000"/>
+        </w:rPr>
+        <w:t>. Pasting does not have one because it samples, without replacement</w:t>
+      </w:r>
+      <w:r>
+        <w:rPr>
+          <w:color w:val="EE0000"/>
+        </w:rPr>
+        <w:t>, so it will use every sample from the subset.</w:t>
+      </w:r>
+    </w:p>
+    <w:p>
+      <w:pPr>
         <w:pStyle w:val="Heading2"/>
       </w:pPr>
       <w:r>
@@ -2914,7 +2420,36 @@
       </w:r>
     </w:p>
     <w:p>
-      <w:r>
+      <w:pPr>
+        <w:rPr>
+          <w:color w:val="EE0000"/>
+        </w:rPr>
+      </w:pPr>
+      <w:r>
+        <w:rPr>
+          <w:color w:val="EE0000"/>
+        </w:rPr>
+        <w:t xml:space="preserve">I </w:t>
+      </w:r>
+      <w:r>
+        <w:rPr>
+          <w:color w:val="EE0000"/>
+        </w:rPr>
+        <w:t>got 10 different bootstrap resamples from the data and then collected the predictions for each model, I then compared them using a bar chart</w:t>
+      </w:r>
+      <w:r>
+        <w:rPr>
+          <w:color w:val="EE0000"/>
+        </w:rPr>
+        <w:t>.</w:t>
+      </w:r>
+    </w:p>
+    <w:p>
+      <w:r>
+        <w:rPr>
+          <w:noProof/>
+        </w:rPr>
+        <w:lastRenderedPageBreak/>
         <w:drawing>
           <wp:inline distT="0" distB="0" distL="0" distR="0" wp14:anchorId="35488025" wp14:editId="3968DE3D">
             <wp:extent cx="4534533" cy="3381847"/>
@@ -2955,18 +2490,52 @@
     <w:p>
       <w:pPr>
         <w:pStyle w:val="Heading2"/>
+        <w:tabs>
+          <w:tab w:val="left" w:pos="1260"/>
+        </w:tabs>
       </w:pPr>
       <w:r>
         <w:t>2d</w:t>
       </w:r>
-    </w:p>
-    <w:p>
-      <w:r>
+      <w:r>
+        <w:tab/>
+      </w:r>
+    </w:p>
+    <w:p>
+      <w:pPr>
+        <w:rPr>
+          <w:color w:val="EE0000"/>
+        </w:rPr>
+      </w:pPr>
+      <w:r>
+        <w:rPr>
+          <w:color w:val="EE0000"/>
+        </w:rPr>
+        <w:t xml:space="preserve">I began by sweeping through the fractions and training the models. For random patches, to show on a table I had to </w:t>
+      </w:r>
+      <w:r>
+        <w:rPr>
+          <w:color w:val="EE0000"/>
+        </w:rPr>
+        <w:t>average the stats by fixing row and column.</w:t>
+      </w:r>
+      <w:r>
+        <w:rPr>
+          <w:color w:val="EE0000"/>
+        </w:rPr>
+        <w:t xml:space="preserve"> The heatmap will show the best accuracies for each row and column fraction anyway.</w:t>
+      </w:r>
+    </w:p>
+    <w:p>
+      <w:r>
+        <w:rPr>
+          <w:noProof/>
+        </w:rPr>
         <w:drawing>
-          <wp:inline distT="0" distB="0" distL="0" distR="0" wp14:anchorId="490E0D96" wp14:editId="284E4FA8">
-            <wp:extent cx="5943600" cy="275590"/>
+          <wp:inline distT="0" distB="0" distL="0" distR="0" wp14:anchorId="34382F70" wp14:editId="1B017FB9">
+            <wp:extent cx="5943600" cy="839470"/>
             <wp:effectExtent l="0" t="0" r="0" b="0"/>
-            <wp:docPr id="672525604" name="Picture 1"/>
+            <wp:docPr id="68054835" name="Picture 3"/>
             <wp:cNvGraphicFramePr>
               <a:graphicFrameLocks xmlns:a="http://schemas.openxmlformats.org/drawingml/2006/main" noChangeAspect="1"/>
             </wp:cNvGraphicFramePr>
@@ -2974,11 +2543,17 @@
               <a:graphicData uri="http://schemas.openxmlformats.org/drawingml/2006/picture">
                 <pic:pic xmlns:pic="http://schemas.openxmlformats.org/drawingml/2006/picture">
                   <pic:nvPicPr>
-                    <pic:cNvPr id="672525604" name=""/>
+                    <pic:cNvPr id="68054835" name="Picture 68054835"/>
                     <pic:cNvPicPr/>
                   </pic:nvPicPr>
                   <pic:blipFill>
-                    <a:blip r:embed="rId29"/>
+                    <a:blip r:embed="rId29" cstate="print">
+                      <a:extLst>
+                        <a:ext uri="{28A0092B-C50C-407E-A947-70E740481C1C}">
+                          <a14:useLocalDpi xmlns:a14="http://schemas.microsoft.com/office/drawing/2010/main" val="0"/>
+                        </a:ext>
+                      </a:extLst>
+                    </a:blip>
                     <a:stretch>
                       <a:fillRect/>
                     </a:stretch>
@@ -2986,7 +2561,7 @@
                   <pic:spPr>
                     <a:xfrm>
                       <a:off x="0" y="0"/>
-                      <a:ext cx="5943600" cy="275590"/>
+                      <a:ext cx="5943600" cy="839470"/>
                     </a:xfrm>
                     <a:prstGeom prst="rect">
                       <a:avLst/>
@@ -3001,6 +2576,57 @@
     </w:p>
     <w:p>
       <w:r>
+        <w:rPr>
+          <w:noProof/>
+        </w:rPr>
+        <w:drawing>
+          <wp:inline distT="0" distB="0" distL="0" distR="0" wp14:anchorId="3A6453DF" wp14:editId="074C15DD">
+            <wp:extent cx="5943600" cy="839470"/>
+            <wp:effectExtent l="0" t="0" r="0" b="0"/>
+            <wp:docPr id="1181571919" name="Picture 4"/>
+            <wp:cNvGraphicFramePr>
+              <a:graphicFrameLocks xmlns:a="http://schemas.openxmlformats.org/drawingml/2006/main" noChangeAspect="1"/>
+            </wp:cNvGraphicFramePr>
+            <a:graphic xmlns:a="http://schemas.openxmlformats.org/drawingml/2006/main">
+              <a:graphicData uri="http://schemas.openxmlformats.org/drawingml/2006/picture">
+                <pic:pic xmlns:pic="http://schemas.openxmlformats.org/drawingml/2006/picture">
+                  <pic:nvPicPr>
+                    <pic:cNvPr id="1181571919" name="Picture 1181571919"/>
+                    <pic:cNvPicPr/>
+                  </pic:nvPicPr>
+                  <pic:blipFill>
+                    <a:blip r:embed="rId30" cstate="print">
+                      <a:extLst>
+                        <a:ext uri="{28A0092B-C50C-407E-A947-70E740481C1C}">
+                          <a14:useLocalDpi xmlns:a14="http://schemas.microsoft.com/office/drawing/2010/main" val="0"/>
+                        </a:ext>
+                      </a:extLst>
+                    </a:blip>
+                    <a:stretch>
+                      <a:fillRect/>
+                    </a:stretch>
+                  </pic:blipFill>
+                  <pic:spPr>
+                    <a:xfrm>
+                      <a:off x="0" y="0"/>
+                      <a:ext cx="5943600" cy="839470"/>
+                    </a:xfrm>
+                    <a:prstGeom prst="rect">
+                      <a:avLst/>
+                    </a:prstGeom>
+                  </pic:spPr>
+                </pic:pic>
+              </a:graphicData>
+            </a:graphic>
+          </wp:inline>
+        </w:drawing>
+      </w:r>
+    </w:p>
+    <w:p>
+      <w:r>
+        <w:rPr>
+          <w:noProof/>
+        </w:rPr>
         <w:lastRenderedPageBreak/>
         <w:drawing>
           <wp:inline distT="0" distB="0" distL="0" distR="0" wp14:anchorId="234DEC18" wp14:editId="7F670A97">
@@ -3018,7 +2644,7 @@
                     <pic:cNvPicPr/>
                   </pic:nvPicPr>
                   <pic:blipFill>
-                    <a:blip r:embed="rId30"/>
+                    <a:blip r:embed="rId31"/>
                     <a:stretch>
                       <a:fillRect/>
                     </a:stretch>
@@ -3039,10 +2665,730 @@
         </w:drawing>
       </w:r>
     </w:p>
+    <w:p>
+      <w:pPr>
+        <w:rPr>
+          <w:color w:val="EE0000"/>
+        </w:rPr>
+      </w:pPr>
+      <w:r>
+        <w:rPr>
+          <w:color w:val="EE0000"/>
+        </w:rPr>
+        <w:t>Shallow trees have high bias but lower variance, i.e they underfit</w:t>
+      </w:r>
+      <w:r>
+        <w:rPr>
+          <w:color w:val="EE0000"/>
+        </w:rPr>
+        <w:t xml:space="preserve">, so bagging does little since it reduces variance. However for deep trees, which have </w:t>
+      </w:r>
+      <w:r>
+        <w:rPr>
+          <w:color w:val="EE0000"/>
+        </w:rPr>
+        <w:t>higher bias, bagging can help reduce the variance which improves their performance a lot more.</w:t>
+      </w:r>
+    </w:p>
+    <w:p>
+      <w:pPr>
+        <w:pStyle w:val="Heading1"/>
+      </w:pPr>
+      <w:r>
+        <w:t>Part 3 – Random Forests and Extra Trees</w:t>
+      </w:r>
+    </w:p>
+    <w:p>
+      <w:pPr>
+        <w:pStyle w:val="Heading2"/>
+      </w:pPr>
+      <w:r>
+        <w:t>3a</w:t>
+      </w:r>
+    </w:p>
+    <w:p>
+      <w:pPr>
+        <w:rPr>
+          <w:color w:val="EE0000"/>
+        </w:rPr>
+      </w:pPr>
+      <w:r>
+        <w:rPr>
+          <w:color w:val="EE0000"/>
+        </w:rPr>
+        <w:t xml:space="preserve">I started by sweeping the max features and random seeds for random forests on entropy vs gini and extra trees entropy and gini for fair comparison across all. I then </w:t>
+      </w:r>
+      <w:r>
+        <w:rPr>
+          <w:color w:val="EE0000"/>
+        </w:rPr>
+        <w:t>created the graphics to compare them.</w:t>
+      </w:r>
+    </w:p>
+    <w:p>
+      <w:pPr>
+        <w:rPr>
+          <w:color w:val="EE0000"/>
+        </w:rPr>
+      </w:pPr>
+      <w:r>
+        <w:rPr>
+          <w:noProof/>
+          <w:color w:val="EE0000"/>
+        </w:rPr>
+        <w:drawing>
+          <wp:inline distT="0" distB="0" distL="0" distR="0" wp14:anchorId="5BB21ACF" wp14:editId="3A24F03E">
+            <wp:extent cx="5943600" cy="843280"/>
+            <wp:effectExtent l="0" t="0" r="0" b="0"/>
+            <wp:docPr id="939179344" name="Picture 5"/>
+            <wp:cNvGraphicFramePr>
+              <a:graphicFrameLocks xmlns:a="http://schemas.openxmlformats.org/drawingml/2006/main" noChangeAspect="1"/>
+            </wp:cNvGraphicFramePr>
+            <a:graphic xmlns:a="http://schemas.openxmlformats.org/drawingml/2006/main">
+              <a:graphicData uri="http://schemas.openxmlformats.org/drawingml/2006/picture">
+                <pic:pic xmlns:pic="http://schemas.openxmlformats.org/drawingml/2006/picture">
+                  <pic:nvPicPr>
+                    <pic:cNvPr id="939179344" name="Picture 939179344"/>
+                    <pic:cNvPicPr/>
+                  </pic:nvPicPr>
+                  <pic:blipFill>
+                    <a:blip r:embed="rId32" cstate="print">
+                      <a:extLst>
+                        <a:ext uri="{28A0092B-C50C-407E-A947-70E740481C1C}">
+                          <a14:useLocalDpi xmlns:a14="http://schemas.microsoft.com/office/drawing/2010/main" val="0"/>
+                        </a:ext>
+                      </a:extLst>
+                    </a:blip>
+                    <a:stretch>
+                      <a:fillRect/>
+                    </a:stretch>
+                  </pic:blipFill>
+                  <pic:spPr>
+                    <a:xfrm>
+                      <a:off x="0" y="0"/>
+                      <a:ext cx="5943600" cy="843280"/>
+                    </a:xfrm>
+                    <a:prstGeom prst="rect">
+                      <a:avLst/>
+                    </a:prstGeom>
+                  </pic:spPr>
+                </pic:pic>
+              </a:graphicData>
+            </a:graphic>
+          </wp:inline>
+        </w:drawing>
+      </w:r>
+    </w:p>
+    <w:p>
+      <w:pPr>
+        <w:rPr>
+          <w:color w:val="EE0000"/>
+        </w:rPr>
+      </w:pPr>
+      <w:r>
+        <w:rPr>
+          <w:noProof/>
+          <w:color w:val="EE0000"/>
+        </w:rPr>
+        <w:lastRenderedPageBreak/>
+        <w:drawing>
+          <wp:inline distT="0" distB="0" distL="0" distR="0" wp14:anchorId="3E49DDCB" wp14:editId="377D9678">
+            <wp:extent cx="5340107" cy="4160528"/>
+            <wp:effectExtent l="0" t="0" r="0" b="0"/>
+            <wp:docPr id="1249246914" name="Picture 7"/>
+            <wp:cNvGraphicFramePr>
+              <a:graphicFrameLocks xmlns:a="http://schemas.openxmlformats.org/drawingml/2006/main" noChangeAspect="1"/>
+            </wp:cNvGraphicFramePr>
+            <a:graphic xmlns:a="http://schemas.openxmlformats.org/drawingml/2006/main">
+              <a:graphicData uri="http://schemas.openxmlformats.org/drawingml/2006/picture">
+                <pic:pic xmlns:pic="http://schemas.openxmlformats.org/drawingml/2006/picture">
+                  <pic:nvPicPr>
+                    <pic:cNvPr id="1249246914" name="Picture 1249246914"/>
+                    <pic:cNvPicPr/>
+                  </pic:nvPicPr>
+                  <pic:blipFill>
+                    <a:blip r:embed="rId33">
+                      <a:extLst>
+                        <a:ext uri="{28A0092B-C50C-407E-A947-70E740481C1C}">
+                          <a14:useLocalDpi xmlns:a14="http://schemas.microsoft.com/office/drawing/2010/main" val="0"/>
+                        </a:ext>
+                      </a:extLst>
+                    </a:blip>
+                    <a:stretch>
+                      <a:fillRect/>
+                    </a:stretch>
+                  </pic:blipFill>
+                  <pic:spPr>
+                    <a:xfrm>
+                      <a:off x="0" y="0"/>
+                      <a:ext cx="5340107" cy="4160528"/>
+                    </a:xfrm>
+                    <a:prstGeom prst="rect">
+                      <a:avLst/>
+                    </a:prstGeom>
+                  </pic:spPr>
+                </pic:pic>
+              </a:graphicData>
+            </a:graphic>
+          </wp:inline>
+        </w:drawing>
+      </w:r>
+    </w:p>
+    <w:p>
+      <w:pPr>
+        <w:rPr>
+          <w:color w:val="EE0000"/>
+        </w:rPr>
+      </w:pPr>
+      <w:r>
+        <w:rPr>
+          <w:noProof/>
+          <w:color w:val="EE0000"/>
+        </w:rPr>
+        <w:lastRenderedPageBreak/>
+        <w:drawing>
+          <wp:inline distT="0" distB="0" distL="0" distR="0" wp14:anchorId="5E500E6B" wp14:editId="4BE98204">
+            <wp:extent cx="5138938" cy="4160528"/>
+            <wp:effectExtent l="0" t="0" r="5080" b="0"/>
+            <wp:docPr id="320170557" name="Picture 6"/>
+            <wp:cNvGraphicFramePr>
+              <a:graphicFrameLocks xmlns:a="http://schemas.openxmlformats.org/drawingml/2006/main" noChangeAspect="1"/>
+            </wp:cNvGraphicFramePr>
+            <a:graphic xmlns:a="http://schemas.openxmlformats.org/drawingml/2006/main">
+              <a:graphicData uri="http://schemas.openxmlformats.org/drawingml/2006/picture">
+                <pic:pic xmlns:pic="http://schemas.openxmlformats.org/drawingml/2006/picture">
+                  <pic:nvPicPr>
+                    <pic:cNvPr id="320170557" name="Picture 320170557"/>
+                    <pic:cNvPicPr/>
+                  </pic:nvPicPr>
+                  <pic:blipFill>
+                    <a:blip r:embed="rId34">
+                      <a:extLst>
+                        <a:ext uri="{28A0092B-C50C-407E-A947-70E740481C1C}">
+                          <a14:useLocalDpi xmlns:a14="http://schemas.microsoft.com/office/drawing/2010/main" val="0"/>
+                        </a:ext>
+                      </a:extLst>
+                    </a:blip>
+                    <a:stretch>
+                      <a:fillRect/>
+                    </a:stretch>
+                  </pic:blipFill>
+                  <pic:spPr>
+                    <a:xfrm>
+                      <a:off x="0" y="0"/>
+                      <a:ext cx="5138938" cy="4160528"/>
+                    </a:xfrm>
+                    <a:prstGeom prst="rect">
+                      <a:avLst/>
+                    </a:prstGeom>
+                  </pic:spPr>
+                </pic:pic>
+              </a:graphicData>
+            </a:graphic>
+          </wp:inline>
+        </w:drawing>
+      </w:r>
+    </w:p>
+    <w:p>
+      <w:pPr>
+        <w:rPr>
+          <w:color w:val="EE0000"/>
+        </w:rPr>
+      </w:pPr>
+      <w:r>
+        <w:rPr>
+          <w:color w:val="EE0000"/>
+        </w:rPr>
+        <w:t xml:space="preserve">As we can see the initial </w:t>
+      </w:r>
+      <w:r>
+        <w:rPr>
+          <w:color w:val="EE0000"/>
+        </w:rPr>
+        <w:t>values of Max Features result with an increase in validation accuracies which diminish as the hyperparameter increase. Also to be noted is that entropy does result in slightly better accuracy at the cost of slightly longer training times.</w:t>
+      </w:r>
+    </w:p>
+    <w:p>
+      <w:pPr>
+        <w:pStyle w:val="Heading2"/>
+      </w:pPr>
+      <w:r>
+        <w:t>3b</w:t>
+      </w:r>
+    </w:p>
+    <w:p>
+      <w:pPr>
+        <w:rPr>
+          <w:color w:val="EE0000"/>
+        </w:rPr>
+      </w:pPr>
+      <w:r>
+        <w:rPr>
+          <w:color w:val="EE0000"/>
+        </w:rPr>
+        <w:t xml:space="preserve">Using the statistics obtained from 3a’s process I just created the graphics to compare random forest vs </w:t>
+      </w:r>
+      <w:r>
+        <w:rPr>
+          <w:color w:val="EE0000"/>
+        </w:rPr>
+        <w:t>extra trees across 5 seeds.</w:t>
+      </w:r>
+    </w:p>
+    <w:p>
+      <w:pPr>
+        <w:rPr>
+          <w:color w:val="EE0000"/>
+        </w:rPr>
+      </w:pPr>
+      <w:r>
+        <w:rPr>
+          <w:noProof/>
+          <w:color w:val="EE0000"/>
+        </w:rPr>
+        <w:drawing>
+          <wp:inline distT="0" distB="0" distL="0" distR="0" wp14:anchorId="34A0C2CE" wp14:editId="5EB883C3">
+            <wp:extent cx="5943600" cy="843280"/>
+            <wp:effectExtent l="0" t="0" r="0" b="0"/>
+            <wp:docPr id="1575004341" name="Picture 11"/>
+            <wp:cNvGraphicFramePr>
+              <a:graphicFrameLocks xmlns:a="http://schemas.openxmlformats.org/drawingml/2006/main" noChangeAspect="1"/>
+            </wp:cNvGraphicFramePr>
+            <a:graphic xmlns:a="http://schemas.openxmlformats.org/drawingml/2006/main">
+              <a:graphicData uri="http://schemas.openxmlformats.org/drawingml/2006/picture">
+                <pic:pic xmlns:pic="http://schemas.openxmlformats.org/drawingml/2006/picture">
+                  <pic:nvPicPr>
+                    <pic:cNvPr id="1575004341" name="Picture 1575004341"/>
+                    <pic:cNvPicPr/>
+                  </pic:nvPicPr>
+                  <pic:blipFill>
+                    <a:blip r:embed="rId35" cstate="print">
+                      <a:extLst>
+                        <a:ext uri="{28A0092B-C50C-407E-A947-70E740481C1C}">
+                          <a14:useLocalDpi xmlns:a14="http://schemas.microsoft.com/office/drawing/2010/main" val="0"/>
+                        </a:ext>
+                      </a:extLst>
+                    </a:blip>
+                    <a:stretch>
+                      <a:fillRect/>
+                    </a:stretch>
+                  </pic:blipFill>
+                  <pic:spPr>
+                    <a:xfrm>
+                      <a:off x="0" y="0"/>
+                      <a:ext cx="5943600" cy="843280"/>
+                    </a:xfrm>
+                    <a:prstGeom prst="rect">
+                      <a:avLst/>
+                    </a:prstGeom>
+                  </pic:spPr>
+                </pic:pic>
+              </a:graphicData>
+            </a:graphic>
+          </wp:inline>
+        </w:drawing>
+      </w:r>
+    </w:p>
+    <w:p>
+      <w:pPr>
+        <w:rPr>
+          <w:color w:val="EE0000"/>
+        </w:rPr>
+      </w:pPr>
+    </w:p>
+    <w:p>
+      <w:pPr>
+        <w:rPr>
+          <w:noProof/>
+        </w:rPr>
+      </w:pPr>
+    </w:p>
+    <w:p>
+      <w:r>
+        <w:rPr>
+          <w:noProof/>
+        </w:rPr>
+        <w:lastRenderedPageBreak/>
+        <w:drawing>
+          <wp:inline distT="0" distB="0" distL="0" distR="0" wp14:anchorId="78B9D7AF" wp14:editId="3DA8A63A">
+            <wp:extent cx="5340107" cy="4160528"/>
+            <wp:effectExtent l="0" t="0" r="0" b="0"/>
+            <wp:docPr id="1883119061" name="Picture 9"/>
+            <wp:cNvGraphicFramePr>
+              <a:graphicFrameLocks xmlns:a="http://schemas.openxmlformats.org/drawingml/2006/main" noChangeAspect="1"/>
+            </wp:cNvGraphicFramePr>
+            <a:graphic xmlns:a="http://schemas.openxmlformats.org/drawingml/2006/main">
+              <a:graphicData uri="http://schemas.openxmlformats.org/drawingml/2006/picture">
+                <pic:pic xmlns:pic="http://schemas.openxmlformats.org/drawingml/2006/picture">
+                  <pic:nvPicPr>
+                    <pic:cNvPr id="1883119061" name="Picture 1883119061"/>
+                    <pic:cNvPicPr/>
+                  </pic:nvPicPr>
+                  <pic:blipFill>
+                    <a:blip r:embed="rId36">
+                      <a:extLst>
+                        <a:ext uri="{28A0092B-C50C-407E-A947-70E740481C1C}">
+                          <a14:useLocalDpi xmlns:a14="http://schemas.microsoft.com/office/drawing/2010/main" val="0"/>
+                        </a:ext>
+                      </a:extLst>
+                    </a:blip>
+                    <a:stretch>
+                      <a:fillRect/>
+                    </a:stretch>
+                  </pic:blipFill>
+                  <pic:spPr>
+                    <a:xfrm>
+                      <a:off x="0" y="0"/>
+                      <a:ext cx="5340107" cy="4160528"/>
+                    </a:xfrm>
+                    <a:prstGeom prst="rect">
+                      <a:avLst/>
+                    </a:prstGeom>
+                  </pic:spPr>
+                </pic:pic>
+              </a:graphicData>
+            </a:graphic>
+          </wp:inline>
+        </w:drawing>
+      </w:r>
+    </w:p>
+    <w:p>
+      <w:pPr>
+        <w:rPr>
+          <w:color w:val="EE0000"/>
+        </w:rPr>
+      </w:pPr>
+      <w:r>
+        <w:rPr>
+          <w:color w:val="EE0000"/>
+        </w:rPr>
+        <w:t xml:space="preserve">The extra trees seems to perform better </w:t>
+      </w:r>
+    </w:p>
+    <w:p>
+      <w:r>
+        <w:rPr>
+          <w:noProof/>
+        </w:rPr>
+        <w:lastRenderedPageBreak/>
+        <w:drawing>
+          <wp:inline distT="0" distB="0" distL="0" distR="0" wp14:anchorId="17E6E464" wp14:editId="0FD48F32">
+            <wp:extent cx="5138938" cy="4160528"/>
+            <wp:effectExtent l="0" t="0" r="5080" b="0"/>
+            <wp:docPr id="891448932" name="Picture 10"/>
+            <wp:cNvGraphicFramePr>
+              <a:graphicFrameLocks xmlns:a="http://schemas.openxmlformats.org/drawingml/2006/main" noChangeAspect="1"/>
+            </wp:cNvGraphicFramePr>
+            <a:graphic xmlns:a="http://schemas.openxmlformats.org/drawingml/2006/main">
+              <a:graphicData uri="http://schemas.openxmlformats.org/drawingml/2006/picture">
+                <pic:pic xmlns:pic="http://schemas.openxmlformats.org/drawingml/2006/picture">
+                  <pic:nvPicPr>
+                    <pic:cNvPr id="891448932" name="Picture 891448932"/>
+                    <pic:cNvPicPr/>
+                  </pic:nvPicPr>
+                  <pic:blipFill>
+                    <a:blip r:embed="rId37">
+                      <a:extLst>
+                        <a:ext uri="{28A0092B-C50C-407E-A947-70E740481C1C}">
+                          <a14:useLocalDpi xmlns:a14="http://schemas.microsoft.com/office/drawing/2010/main" val="0"/>
+                        </a:ext>
+                      </a:extLst>
+                    </a:blip>
+                    <a:stretch>
+                      <a:fillRect/>
+                    </a:stretch>
+                  </pic:blipFill>
+                  <pic:spPr>
+                    <a:xfrm>
+                      <a:off x="0" y="0"/>
+                      <a:ext cx="5138938" cy="4160528"/>
+                    </a:xfrm>
+                    <a:prstGeom prst="rect">
+                      <a:avLst/>
+                    </a:prstGeom>
+                  </pic:spPr>
+                </pic:pic>
+              </a:graphicData>
+            </a:graphic>
+          </wp:inline>
+        </w:drawing>
+      </w:r>
+    </w:p>
+    <w:p>
+      <w:pPr>
+        <w:rPr>
+          <w:color w:val="EE0000"/>
+        </w:rPr>
+      </w:pPr>
+      <w:r>
+        <w:rPr>
+          <w:color w:val="EE0000"/>
+        </w:rPr>
+        <w:t>The extra trees perform</w:t>
+      </w:r>
+      <w:r>
+        <w:rPr>
+          <w:color w:val="EE0000"/>
+        </w:rPr>
+        <w:t>s</w:t>
+      </w:r>
+      <w:r>
+        <w:rPr>
+          <w:color w:val="EE0000"/>
+        </w:rPr>
+        <w:t xml:space="preserve"> better </w:t>
+      </w:r>
+      <w:r>
+        <w:rPr>
+          <w:color w:val="EE0000"/>
+        </w:rPr>
+        <w:t>across both accuracy and train</w:t>
+      </w:r>
+      <w:r>
+        <w:rPr>
+          <w:color w:val="EE0000"/>
+        </w:rPr>
+        <w:t>ing time, with similar variance if we compare the table in 3b to 3a.</w:t>
+      </w:r>
+    </w:p>
+    <w:p>
+      <w:pPr>
+        <w:pStyle w:val="Heading2"/>
+      </w:pPr>
+      <w:r>
+        <w:t>3c</w:t>
+      </w:r>
+    </w:p>
+    <w:p>
+      <w:pPr>
+        <w:rPr>
+          <w:color w:val="EE0000"/>
+        </w:rPr>
+      </w:pPr>
+      <w:r>
+        <w:rPr>
+          <w:color w:val="EE0000"/>
+        </w:rPr>
+        <w:t>For the classification I used the best model, extratrees, with entropy and max features set to 200. For regression, beca</w:t>
+      </w:r>
+      <w:r>
+        <w:rPr>
+          <w:color w:val="EE0000"/>
+        </w:rPr>
+        <w:t>use there is no previous results I used extratrees and squared error</w:t>
+      </w:r>
+      <w:r>
+        <w:rPr>
+          <w:color w:val="EE0000"/>
+        </w:rPr>
+        <w:t>. I then used sklearn’s permutation importance and .feature_importances_ to obtain those, and then I created the plots.</w:t>
+      </w:r>
+    </w:p>
+    <w:p>
+      <w:r>
+        <w:rPr>
+          <w:noProof/>
+        </w:rPr>
+        <w:lastRenderedPageBreak/>
+        <w:drawing>
+          <wp:inline distT="0" distB="0" distL="0" distR="0" wp14:anchorId="2AD9C8A4" wp14:editId="0C71019B">
+            <wp:extent cx="5943600" cy="4951730"/>
+            <wp:effectExtent l="0" t="0" r="0" b="1270"/>
+            <wp:docPr id="173694524" name="Picture 12"/>
+            <wp:cNvGraphicFramePr>
+              <a:graphicFrameLocks xmlns:a="http://schemas.openxmlformats.org/drawingml/2006/main" noChangeAspect="1"/>
+            </wp:cNvGraphicFramePr>
+            <a:graphic xmlns:a="http://schemas.openxmlformats.org/drawingml/2006/main">
+              <a:graphicData uri="http://schemas.openxmlformats.org/drawingml/2006/picture">
+                <pic:pic xmlns:pic="http://schemas.openxmlformats.org/drawingml/2006/picture">
+                  <pic:nvPicPr>
+                    <pic:cNvPr id="173694524" name="Picture 173694524"/>
+                    <pic:cNvPicPr/>
+                  </pic:nvPicPr>
+                  <pic:blipFill>
+                    <a:blip r:embed="rId38">
+                      <a:extLst>
+                        <a:ext uri="{28A0092B-C50C-407E-A947-70E740481C1C}">
+                          <a14:useLocalDpi xmlns:a14="http://schemas.microsoft.com/office/drawing/2010/main" val="0"/>
+                        </a:ext>
+                      </a:extLst>
+                    </a:blip>
+                    <a:stretch>
+                      <a:fillRect/>
+                    </a:stretch>
+                  </pic:blipFill>
+                  <pic:spPr>
+                    <a:xfrm>
+                      <a:off x="0" y="0"/>
+                      <a:ext cx="5943600" cy="4951730"/>
+                    </a:xfrm>
+                    <a:prstGeom prst="rect">
+                      <a:avLst/>
+                    </a:prstGeom>
+                  </pic:spPr>
+                </pic:pic>
+              </a:graphicData>
+            </a:graphic>
+          </wp:inline>
+        </w:drawing>
+      </w:r>
+    </w:p>
+    <w:p>
+      <w:r>
+        <w:rPr>
+          <w:noProof/>
+        </w:rPr>
+        <w:lastRenderedPageBreak/>
+        <w:drawing>
+          <wp:inline distT="0" distB="0" distL="0" distR="0" wp14:anchorId="4B055DE0" wp14:editId="1F00902A">
+            <wp:extent cx="5760731" cy="4343409"/>
+            <wp:effectExtent l="0" t="0" r="0" b="0"/>
+            <wp:docPr id="746254584" name="Picture 13"/>
+            <wp:cNvGraphicFramePr>
+              <a:graphicFrameLocks xmlns:a="http://schemas.openxmlformats.org/drawingml/2006/main" noChangeAspect="1"/>
+            </wp:cNvGraphicFramePr>
+            <a:graphic xmlns:a="http://schemas.openxmlformats.org/drawingml/2006/main">
+              <a:graphicData uri="http://schemas.openxmlformats.org/drawingml/2006/picture">
+                <pic:pic xmlns:pic="http://schemas.openxmlformats.org/drawingml/2006/picture">
+                  <pic:nvPicPr>
+                    <pic:cNvPr id="746254584" name="Picture 746254584"/>
+                    <pic:cNvPicPr/>
+                  </pic:nvPicPr>
+                  <pic:blipFill>
+                    <a:blip r:embed="rId39">
+                      <a:extLst>
+                        <a:ext uri="{28A0092B-C50C-407E-A947-70E740481C1C}">
+                          <a14:useLocalDpi xmlns:a14="http://schemas.microsoft.com/office/drawing/2010/main" val="0"/>
+                        </a:ext>
+                      </a:extLst>
+                    </a:blip>
+                    <a:stretch>
+                      <a:fillRect/>
+                    </a:stretch>
+                  </pic:blipFill>
+                  <pic:spPr>
+                    <a:xfrm>
+                      <a:off x="0" y="0"/>
+                      <a:ext cx="5760731" cy="4343409"/>
+                    </a:xfrm>
+                    <a:prstGeom prst="rect">
+                      <a:avLst/>
+                    </a:prstGeom>
+                  </pic:spPr>
+                </pic:pic>
+              </a:graphicData>
+            </a:graphic>
+          </wp:inline>
+        </w:drawing>
+      </w:r>
+    </w:p>
+    <w:p>
+      <w:pPr>
+        <w:rPr>
+          <w:color w:val="EE0000"/>
+        </w:rPr>
+      </w:pPr>
+      <w:r>
+        <w:rPr>
+          <w:color w:val="EE0000"/>
+        </w:rPr>
+        <w:t xml:space="preserve">The difference between MDI and Permutation importance is that MDI measures total </w:t>
+      </w:r>
+      <w:r>
+        <w:rPr>
+          <w:color w:val="EE0000"/>
+        </w:rPr>
+        <w:t xml:space="preserve">reduction in impurity for a feature, while the other </w:t>
+      </w:r>
+      <w:r>
+        <w:rPr>
+          <w:color w:val="EE0000"/>
+        </w:rPr>
+        <w:t xml:space="preserve">measures the </w:t>
+      </w:r>
+      <w:r>
+        <w:rPr>
+          <w:color w:val="EE0000"/>
+        </w:rPr>
+        <w:t>increase in prediction error</w:t>
+      </w:r>
+      <w:r>
+        <w:rPr>
+          <w:color w:val="EE0000"/>
+        </w:rPr>
+        <w:t xml:space="preserve"> when a feature</w:t>
+      </w:r>
+      <w:r>
+        <w:rPr>
+          <w:color w:val="EE0000"/>
+        </w:rPr>
+        <w:t xml:space="preserve">’s values are </w:t>
+      </w:r>
+      <w:r>
+        <w:rPr>
+          <w:color w:val="EE0000"/>
+        </w:rPr>
+        <w:t xml:space="preserve">randomly shuffled. </w:t>
+      </w:r>
+      <w:r>
+        <w:rPr>
+          <w:color w:val="EE0000"/>
+        </w:rPr>
+        <w:t xml:space="preserve">Impurity importance can be biased towards high-cardinality features </w:t>
+      </w:r>
+      <w:r>
+        <w:rPr>
+          <w:color w:val="EE0000"/>
+        </w:rPr>
+        <w:t>since they allow more splitting thresholds</w:t>
+      </w:r>
+      <w:r>
+        <w:rPr>
+          <w:color w:val="EE0000"/>
+        </w:rPr>
+        <w:t xml:space="preserve"> (more distinct values)</w:t>
+      </w:r>
+      <w:r>
+        <w:rPr>
+          <w:color w:val="EE0000"/>
+        </w:rPr>
+        <w:t xml:space="preserve">, which increases the chance of </w:t>
+      </w:r>
+      <w:r>
+        <w:rPr>
+          <w:color w:val="EE0000"/>
+        </w:rPr>
+        <w:t>having a large impurity reduction.</w:t>
+      </w:r>
+    </w:p>
     <w:p/>
+    <w:p>
+      <w:pPr>
+        <w:pStyle w:val="Heading1"/>
+      </w:pPr>
+      <w:r>
+        <w:t>Part 4 – Boosting</w:t>
+      </w:r>
+    </w:p>
     <w:p/>
+    <w:p>
+      <w:pPr>
+        <w:pStyle w:val="Heading1"/>
+      </w:pPr>
+      <w:r>
+        <w:t>Part 5 – Combining Classifiers</w:t>
+      </w:r>
+    </w:p>
     <w:p/>
-    <w:p/>
+    <w:p>
+      <w:pPr>
+        <w:pStyle w:val="Heading1"/>
+      </w:pPr>
+      <w:r>
+        <w:lastRenderedPageBreak/>
+        <w:t>Part 6 – Final Comparison and Report</w:t>
+      </w:r>
+    </w:p>
     <w:p/>
     <w:sectPr>
       <w:pgSz w:w="12240" w:h="15840"/>

--- a/Assignment3/Writeup.docx
+++ b/Assignment3/Writeup.docx
@@ -122,7 +122,35 @@
         <w:rPr>
           <w:color w:val="EE0000"/>
         </w:rPr>
-        <w:t xml:space="preserve">1 – (25/40)^2-(15/40)^2 = </w:t>
+        <w:t>1 – (25/</w:t>
+      </w:r>
+      <w:proofErr w:type="gramStart"/>
+      <w:r>
+        <w:rPr>
+          <w:color w:val="EE0000"/>
+        </w:rPr>
+        <w:t>40)^</w:t>
+      </w:r>
+      <w:proofErr w:type="gramEnd"/>
+      <w:r>
+        <w:rPr>
+          <w:color w:val="EE0000"/>
+        </w:rPr>
+        <w:t>2-(15/</w:t>
+      </w:r>
+      <w:proofErr w:type="gramStart"/>
+      <w:r>
+        <w:rPr>
+          <w:color w:val="EE0000"/>
+        </w:rPr>
+        <w:t>40)^</w:t>
+      </w:r>
+      <w:proofErr w:type="gramEnd"/>
+      <w:r>
+        <w:rPr>
+          <w:color w:val="EE0000"/>
+        </w:rPr>
+        <w:t xml:space="preserve">2 = </w:t>
       </w:r>
       <w:r>
         <w:rPr>
@@ -146,7 +174,35 @@
         <w:rPr>
           <w:color w:val="EE0000"/>
         </w:rPr>
-        <w:t>For the left child with 22 samples (20A, 2B), the Gini impurity is 1- (20/22)^2-(2/22)^2 = 0.1653</w:t>
+        <w:t>For the left child with 22 samples (20A, 2B), the Gini impurity is 1- (20/</w:t>
+      </w:r>
+      <w:proofErr w:type="gramStart"/>
+      <w:r>
+        <w:rPr>
+          <w:color w:val="EE0000"/>
+        </w:rPr>
+        <w:t>22)^</w:t>
+      </w:r>
+      <w:proofErr w:type="gramEnd"/>
+      <w:r>
+        <w:rPr>
+          <w:color w:val="EE0000"/>
+        </w:rPr>
+        <w:t>2-(2/</w:t>
+      </w:r>
+      <w:proofErr w:type="gramStart"/>
+      <w:r>
+        <w:rPr>
+          <w:color w:val="EE0000"/>
+        </w:rPr>
+        <w:t>22)^</w:t>
+      </w:r>
+      <w:proofErr w:type="gramEnd"/>
+      <w:r>
+        <w:rPr>
+          <w:color w:val="EE0000"/>
+        </w:rPr>
+        <w:t>2 = 0.1653</w:t>
       </w:r>
     </w:p>
     <w:p>
@@ -178,6 +234,7 @@
         </w:rPr>
         <w:t>/</w:t>
       </w:r>
+      <w:proofErr w:type="gramStart"/>
       <w:r>
         <w:rPr>
           <w:color w:val="EE0000"/>
@@ -188,7 +245,14 @@
         <w:rPr>
           <w:color w:val="EE0000"/>
         </w:rPr>
-        <w:t>)^2-(</w:t>
+        <w:t>)^</w:t>
+      </w:r>
+      <w:proofErr w:type="gramEnd"/>
+      <w:r>
+        <w:rPr>
+          <w:color w:val="EE0000"/>
+        </w:rPr>
+        <w:t>2-(</w:t>
       </w:r>
       <w:r>
         <w:rPr>
@@ -202,6 +266,7 @@
         </w:rPr>
         <w:t>/</w:t>
       </w:r>
+      <w:proofErr w:type="gramStart"/>
       <w:r>
         <w:rPr>
           <w:color w:val="EE0000"/>
@@ -212,7 +277,14 @@
         <w:rPr>
           <w:color w:val="EE0000"/>
         </w:rPr>
-        <w:t>)^2 = 0.</w:t>
+        <w:t>)^</w:t>
+      </w:r>
+      <w:proofErr w:type="gramEnd"/>
+      <w:r>
+        <w:rPr>
+          <w:color w:val="EE0000"/>
+        </w:rPr>
+        <w:t>2 = 0.</w:t>
       </w:r>
       <w:r>
         <w:rPr>
@@ -250,11 +322,19 @@
         </w:rPr>
         <w:t xml:space="preserve">the sum of the weighted impurities - </w:t>
       </w:r>
-      <w:r>
-        <w:rPr>
-          <w:color w:val="EE0000"/>
-        </w:rPr>
-        <w:t xml:space="preserve">G_split = </w:t>
+      <w:proofErr w:type="spellStart"/>
+      <w:r>
+        <w:rPr>
+          <w:color w:val="EE0000"/>
+        </w:rPr>
+        <w:t>G_split</w:t>
+      </w:r>
+      <w:proofErr w:type="spellEnd"/>
+      <w:r>
+        <w:rPr>
+          <w:color w:val="EE0000"/>
+        </w:rPr>
+        <w:t xml:space="preserve"> = </w:t>
       </w:r>
       <w:r>
         <w:rPr>
@@ -284,13 +364,41 @@
         <w:rPr>
           <w:color w:val="EE0000"/>
         </w:rPr>
-        <w:t>The final gini decrease would be the parent node impurity</w:t>
-      </w:r>
-      <w:r>
-        <w:rPr>
-          <w:color w:val="EE0000"/>
-        </w:rPr>
-        <w:t xml:space="preserve"> minus the gini split</w:t>
+        <w:t xml:space="preserve">The final </w:t>
+      </w:r>
+      <w:proofErr w:type="spellStart"/>
+      <w:r>
+        <w:rPr>
+          <w:color w:val="EE0000"/>
+        </w:rPr>
+        <w:t>gini</w:t>
+      </w:r>
+      <w:proofErr w:type="spellEnd"/>
+      <w:r>
+        <w:rPr>
+          <w:color w:val="EE0000"/>
+        </w:rPr>
+        <w:t xml:space="preserve"> decrease would be the parent node impurity</w:t>
+      </w:r>
+      <w:r>
+        <w:rPr>
+          <w:color w:val="EE0000"/>
+        </w:rPr>
+        <w:t xml:space="preserve"> minus the </w:t>
+      </w:r>
+      <w:proofErr w:type="spellStart"/>
+      <w:r>
+        <w:rPr>
+          <w:color w:val="EE0000"/>
+        </w:rPr>
+        <w:t>gini</w:t>
+      </w:r>
+      <w:proofErr w:type="spellEnd"/>
+      <w:r>
+        <w:rPr>
+          <w:color w:val="EE0000"/>
+        </w:rPr>
+        <w:t xml:space="preserve"> split</w:t>
       </w:r>
       <w:r>
         <w:rPr>
@@ -353,7 +461,21 @@
         <w:rPr>
           <w:color w:val="EE0000"/>
         </w:rPr>
-        <w:t xml:space="preserve">Entropy is = -(25/40)log_2(25/40) </w:t>
+        <w:t>Entropy is = -(25/</w:t>
+      </w:r>
+      <w:proofErr w:type="gramStart"/>
+      <w:r>
+        <w:rPr>
+          <w:color w:val="EE0000"/>
+        </w:rPr>
+        <w:t>40)log</w:t>
+      </w:r>
+      <w:proofErr w:type="gramEnd"/>
+      <w:r>
+        <w:rPr>
+          <w:color w:val="EE0000"/>
+        </w:rPr>
+        <w:t xml:space="preserve">_2(25/40) </w:t>
       </w:r>
       <w:r>
         <w:rPr>
@@ -371,7 +493,21 @@
         <w:rPr>
           <w:color w:val="EE0000"/>
         </w:rPr>
-        <w:t>(15/40)log_2(15/40) = 0.9544</w:t>
+        <w:t>(15/</w:t>
+      </w:r>
+      <w:proofErr w:type="gramStart"/>
+      <w:r>
+        <w:rPr>
+          <w:color w:val="EE0000"/>
+        </w:rPr>
+        <w:t>40)log</w:t>
+      </w:r>
+      <w:proofErr w:type="gramEnd"/>
+      <w:r>
+        <w:rPr>
+          <w:color w:val="EE0000"/>
+        </w:rPr>
+        <w:t>_2(15/40) = 0.9544</w:t>
       </w:r>
     </w:p>
     <w:p>
@@ -395,7 +531,35 @@
         <w:rPr>
           <w:color w:val="EE0000"/>
         </w:rPr>
-        <w:t xml:space="preserve"> is = -(20/22)log_2(20/22) – (2/22)log_2(2/22) = 0.4395</w:t>
+        <w:t xml:space="preserve"> is = -(20/</w:t>
+      </w:r>
+      <w:proofErr w:type="gramStart"/>
+      <w:r>
+        <w:rPr>
+          <w:color w:val="EE0000"/>
+        </w:rPr>
+        <w:t>22)log</w:t>
+      </w:r>
+      <w:proofErr w:type="gramEnd"/>
+      <w:r>
+        <w:rPr>
+          <w:color w:val="EE0000"/>
+        </w:rPr>
+        <w:t>_2(20/22) – (2/</w:t>
+      </w:r>
+      <w:proofErr w:type="gramStart"/>
+      <w:r>
+        <w:rPr>
+          <w:color w:val="EE0000"/>
+        </w:rPr>
+        <w:t>22)log</w:t>
+      </w:r>
+      <w:proofErr w:type="gramEnd"/>
+      <w:r>
+        <w:rPr>
+          <w:color w:val="EE0000"/>
+        </w:rPr>
+        <w:t>_2(2/22) = 0.4395</w:t>
       </w:r>
     </w:p>
     <w:p>
@@ -419,7 +583,35 @@
         <w:rPr>
           <w:color w:val="EE0000"/>
         </w:rPr>
-        <w:t>Entropy is = -(5/18)log_2(5/18) – (13/18)log_2(13/18) = 0.8524</w:t>
+        <w:t>Entropy is = -(5/</w:t>
+      </w:r>
+      <w:proofErr w:type="gramStart"/>
+      <w:r>
+        <w:rPr>
+          <w:color w:val="EE0000"/>
+        </w:rPr>
+        <w:t>18)log</w:t>
+      </w:r>
+      <w:proofErr w:type="gramEnd"/>
+      <w:r>
+        <w:rPr>
+          <w:color w:val="EE0000"/>
+        </w:rPr>
+        <w:t>_2(5/18) – (13/</w:t>
+      </w:r>
+      <w:proofErr w:type="gramStart"/>
+      <w:r>
+        <w:rPr>
+          <w:color w:val="EE0000"/>
+        </w:rPr>
+        <w:t>18)log</w:t>
+      </w:r>
+      <w:proofErr w:type="gramEnd"/>
+      <w:r>
+        <w:rPr>
+          <w:color w:val="EE0000"/>
+        </w:rPr>
+        <w:t>_2(13/18) = 0.8524</w:t>
       </w:r>
     </w:p>
     <w:p>
@@ -461,8 +653,30 @@
         <w:rPr>
           <w:color w:val="EE0000"/>
         </w:rPr>
-        <w:t xml:space="preserve"> = (22/40)*0.4395 + (18/40)*</w:t>
-      </w:r>
+        <w:t xml:space="preserve"> = (22/</w:t>
+      </w:r>
+      <w:proofErr w:type="gramStart"/>
+      <w:r>
+        <w:rPr>
+          <w:color w:val="EE0000"/>
+        </w:rPr>
+        <w:t>40)*</w:t>
+      </w:r>
+      <w:proofErr w:type="gramEnd"/>
+      <w:r>
+        <w:rPr>
+          <w:color w:val="EE0000"/>
+        </w:rPr>
+        <w:t>0.4395 + (18/</w:t>
+      </w:r>
+      <w:proofErr w:type="gramStart"/>
+      <w:r>
+        <w:rPr>
+          <w:color w:val="EE0000"/>
+        </w:rPr>
+        <w:t>40)*</w:t>
+      </w:r>
+      <w:proofErr w:type="gramEnd"/>
       <w:r>
         <w:rPr>
           <w:color w:val="EE0000"/>
@@ -550,7 +764,6 @@
           <w:bCs/>
           <w:color w:val="EE0000"/>
         </w:rPr>
-        <w:lastRenderedPageBreak/>
         <w:t>Gini function</w:t>
       </w:r>
       <w:r>
@@ -599,7 +812,25 @@
           <w:bCs/>
           <w:color w:val="EE0000"/>
         </w:rPr>
-        <w:t>p^2 – (1-p)^2</w:t>
+        <w:t>p^2 – (1-</w:t>
+      </w:r>
+      <w:proofErr w:type="gramStart"/>
+      <w:r>
+        <w:rPr>
+          <w:b/>
+          <w:bCs/>
+          <w:color w:val="EE0000"/>
+        </w:rPr>
+        <w:t>p)^</w:t>
+      </w:r>
+      <w:proofErr w:type="gramEnd"/>
+      <w:r>
+        <w:rPr>
+          <w:b/>
+          <w:bCs/>
+          <w:color w:val="EE0000"/>
+        </w:rPr>
+        <w:t>2</w:t>
       </w:r>
     </w:p>
     <w:p>
@@ -621,23 +852,59 @@
           <w:bCs/>
           <w:color w:val="EE0000"/>
         </w:rPr>
-        <w:t xml:space="preserve">Entropy Function(p,1-p) =  </w:t>
-      </w:r>
-      <w:r>
-        <w:rPr>
-          <w:b/>
-          <w:bCs/>
-          <w:color w:val="EE0000"/>
-        </w:rPr>
-        <w:t>-(plog_2p</w:t>
-      </w:r>
-      <w:r>
-        <w:rPr>
-          <w:b/>
-          <w:bCs/>
-          <w:color w:val="EE0000"/>
-        </w:rPr>
-        <w:t xml:space="preserve"> + (1-p)log_2(1-p))</w:t>
+        <w:t xml:space="preserve">Entropy Function(p,1-p) </w:t>
+      </w:r>
+      <w:proofErr w:type="gramStart"/>
+      <w:r>
+        <w:rPr>
+          <w:b/>
+          <w:bCs/>
+          <w:color w:val="EE0000"/>
+        </w:rPr>
+        <w:t xml:space="preserve">=  </w:t>
+      </w:r>
+      <w:r>
+        <w:rPr>
+          <w:b/>
+          <w:bCs/>
+          <w:color w:val="EE0000"/>
+        </w:rPr>
+        <w:t>-(</w:t>
+      </w:r>
+      <w:proofErr w:type="gramEnd"/>
+      <w:r>
+        <w:rPr>
+          <w:b/>
+          <w:bCs/>
+          <w:color w:val="EE0000"/>
+        </w:rPr>
+        <w:t>plog_2p</w:t>
+      </w:r>
+      <w:r>
+        <w:rPr>
+          <w:b/>
+          <w:bCs/>
+          <w:color w:val="EE0000"/>
+        </w:rPr>
+        <w:t xml:space="preserve"> + (1-</w:t>
+      </w:r>
+      <w:proofErr w:type="gramStart"/>
+      <w:r>
+        <w:rPr>
+          <w:b/>
+          <w:bCs/>
+          <w:color w:val="EE0000"/>
+        </w:rPr>
+        <w:t>p)log</w:t>
+      </w:r>
+      <w:proofErr w:type="gramEnd"/>
+      <w:r>
+        <w:rPr>
+          <w:b/>
+          <w:bCs/>
+          <w:color w:val="EE0000"/>
+        </w:rPr>
+        <w:t>_2(1-p))</w:t>
       </w:r>
     </w:p>
     <w:p>
@@ -659,7 +926,25 @@
           <w:bCs/>
           <w:color w:val="EE0000"/>
         </w:rPr>
-        <w:t>H/2 = -1/2(plog_2p + (1-p)log_2(1-p))</w:t>
+        <w:t>H/2 = -1/2(plog_2p + (1-</w:t>
+      </w:r>
+      <w:proofErr w:type="gramStart"/>
+      <w:r>
+        <w:rPr>
+          <w:b/>
+          <w:bCs/>
+          <w:color w:val="EE0000"/>
+        </w:rPr>
+        <w:t>p)log</w:t>
+      </w:r>
+      <w:proofErr w:type="gramEnd"/>
+      <w:r>
+        <w:rPr>
+          <w:b/>
+          <w:bCs/>
+          <w:color w:val="EE0000"/>
+        </w:rPr>
+        <w:t>_2(1-p))</w:t>
       </w:r>
     </w:p>
     <w:p>
@@ -829,7 +1114,35 @@
           <w:bCs/>
           <w:color w:val="EE0000"/>
         </w:rPr>
-        <w:t xml:space="preserve"> I.e, they can provide </w:t>
+        <w:t xml:space="preserve"> </w:t>
+      </w:r>
+      <w:proofErr w:type="spellStart"/>
+      <w:proofErr w:type="gramStart"/>
+      <w:r>
+        <w:rPr>
+          <w:b/>
+          <w:bCs/>
+          <w:color w:val="EE0000"/>
+        </w:rPr>
+        <w:t>I.e</w:t>
+      </w:r>
+      <w:proofErr w:type="spellEnd"/>
+      <w:r>
+        <w:rPr>
+          <w:b/>
+          <w:bCs/>
+          <w:color w:val="EE0000"/>
+        </w:rPr>
+        <w:t>, they</w:t>
+      </w:r>
+      <w:proofErr w:type="gramEnd"/>
+      <w:r>
+        <w:rPr>
+          <w:b/>
+          <w:bCs/>
+          <w:color w:val="EE0000"/>
+        </w:rPr>
+        <w:t xml:space="preserve"> can provide </w:t>
       </w:r>
       <w:r>
         <w:rPr>
@@ -885,7 +1198,79 @@
           <w:bCs/>
           <w:color w:val="EE0000"/>
         </w:rPr>
-        <w:t xml:space="preserve"> Entropy, as shown does tend to produce more balanced classes then gini, however gini is faster to compute.</w:t>
+        <w:t xml:space="preserve"> Entropy, as </w:t>
+      </w:r>
+      <w:proofErr w:type="gramStart"/>
+      <w:r>
+        <w:rPr>
+          <w:b/>
+          <w:bCs/>
+          <w:color w:val="EE0000"/>
+        </w:rPr>
+        <w:t>shown</w:t>
+      </w:r>
+      <w:proofErr w:type="gramEnd"/>
+      <w:r>
+        <w:rPr>
+          <w:b/>
+          <w:bCs/>
+          <w:color w:val="EE0000"/>
+        </w:rPr>
+        <w:t xml:space="preserve"> does tend to produce more balanced classes </w:t>
+      </w:r>
+      <w:proofErr w:type="gramStart"/>
+      <w:r>
+        <w:rPr>
+          <w:b/>
+          <w:bCs/>
+          <w:color w:val="EE0000"/>
+        </w:rPr>
+        <w:t>then</w:t>
+      </w:r>
+      <w:proofErr w:type="gramEnd"/>
+      <w:r>
+        <w:rPr>
+          <w:b/>
+          <w:bCs/>
+          <w:color w:val="EE0000"/>
+        </w:rPr>
+        <w:t xml:space="preserve"> </w:t>
+      </w:r>
+      <w:proofErr w:type="spellStart"/>
+      <w:r>
+        <w:rPr>
+          <w:b/>
+          <w:bCs/>
+          <w:color w:val="EE0000"/>
+        </w:rPr>
+        <w:t>gini</w:t>
+      </w:r>
+      <w:proofErr w:type="spellEnd"/>
+      <w:r>
+        <w:rPr>
+          <w:b/>
+          <w:bCs/>
+          <w:color w:val="EE0000"/>
+        </w:rPr>
+        <w:t xml:space="preserve">, however </w:t>
+      </w:r>
+      <w:proofErr w:type="spellStart"/>
+      <w:r>
+        <w:rPr>
+          <w:b/>
+          <w:bCs/>
+          <w:color w:val="EE0000"/>
+        </w:rPr>
+        <w:t>gini</w:t>
+      </w:r>
+      <w:proofErr w:type="spellEnd"/>
+      <w:r>
+        <w:rPr>
+          <w:b/>
+          <w:bCs/>
+          <w:color w:val="EE0000"/>
+        </w:rPr>
+        <w:t xml:space="preserve"> is faster to compute.</w:t>
       </w:r>
     </w:p>
     <w:p>
@@ -918,14 +1303,7 @@
         <w:rPr>
           <w:color w:val="EE0000"/>
         </w:rPr>
-        <w:t xml:space="preserve">showing how often the two </w:t>
-      </w:r>
-      <w:r>
-        <w:rPr>
-          <w:color w:val="EE0000"/>
-        </w:rPr>
-        <w:lastRenderedPageBreak/>
-        <w:t>criteria choose the same feature, I wrote an iterative function to grab the nodes of each, and a loop to compare the nodes at each level</w:t>
+        <w:t>showing how often the two criteria choose the same feature, I wrote an iterative function to grab the nodes of each, and a loop to compare the nodes at each level</w:t>
       </w:r>
       <w:r>
         <w:rPr>
@@ -1095,7 +1473,6 @@
         <w:rPr>
           <w:noProof/>
         </w:rPr>
-        <w:lastRenderedPageBreak/>
         <w:drawing>
           <wp:inline distT="0" distB="0" distL="0" distR="0" wp14:anchorId="08D5EBB6" wp14:editId="11C05945">
             <wp:extent cx="2086266" cy="676369"/>
@@ -1200,7 +1577,21 @@
         <w:rPr>
           <w:color w:val="EE0000"/>
         </w:rPr>
-        <w:t>random seed, just using gini as the criteria. I th</w:t>
+        <w:t xml:space="preserve">random seed, just using </w:t>
+      </w:r>
+      <w:proofErr w:type="spellStart"/>
+      <w:r>
+        <w:rPr>
+          <w:color w:val="EE0000"/>
+        </w:rPr>
+        <w:t>gini</w:t>
+      </w:r>
+      <w:proofErr w:type="spellEnd"/>
+      <w:r>
+        <w:rPr>
+          <w:color w:val="EE0000"/>
+        </w:rPr>
+        <w:t xml:space="preserve"> as the criteria. I th</w:t>
       </w:r>
       <w:r>
         <w:rPr>
@@ -1376,8 +1767,21 @@
         <w:rPr>
           <w:color w:val="EE0000"/>
         </w:rPr>
-        <w:lastRenderedPageBreak/>
-        <w:t>Trying min_samples_leaf, we get:</w:t>
+        <w:t xml:space="preserve">Trying </w:t>
+      </w:r>
+      <w:proofErr w:type="spellStart"/>
+      <w:r>
+        <w:rPr>
+          <w:color w:val="EE0000"/>
+        </w:rPr>
+        <w:t>min_samples_leaf</w:t>
+      </w:r>
+      <w:proofErr w:type="spellEnd"/>
+      <w:r>
+        <w:rPr>
+          <w:color w:val="EE0000"/>
+        </w:rPr>
+        <w:t>, we get:</w:t>
       </w:r>
     </w:p>
     <w:p>
@@ -1492,13 +1896,41 @@
         <w:rPr>
           <w:color w:val="EE0000"/>
         </w:rPr>
-        <w:t xml:space="preserve">As we can see the optimal min_samples_leaf also beats the best depth-limited tree, for the same reason. </w:t>
-      </w:r>
-      <w:r>
-        <w:rPr>
-          <w:color w:val="EE0000"/>
-        </w:rPr>
-        <w:t>Although it looks like 20 should be the optimal value based on the chart, GridSearch determined 5 was the optimal value for</w:t>
+        <w:t xml:space="preserve">As we can see the optimal </w:t>
+      </w:r>
+      <w:proofErr w:type="spellStart"/>
+      <w:r>
+        <w:rPr>
+          <w:color w:val="EE0000"/>
+        </w:rPr>
+        <w:t>min_samples_leaf</w:t>
+      </w:r>
+      <w:proofErr w:type="spellEnd"/>
+      <w:r>
+        <w:rPr>
+          <w:color w:val="EE0000"/>
+        </w:rPr>
+        <w:t xml:space="preserve"> also beats the best depth-limited tree, for the same reason. </w:t>
+      </w:r>
+      <w:r>
+        <w:rPr>
+          <w:color w:val="EE0000"/>
+        </w:rPr>
+        <w:t xml:space="preserve">Although it looks like 20 should be the optimal value based on the chart, </w:t>
+      </w:r>
+      <w:proofErr w:type="spellStart"/>
+      <w:r>
+        <w:rPr>
+          <w:color w:val="EE0000"/>
+        </w:rPr>
+        <w:t>GridSearch</w:t>
+      </w:r>
+      <w:proofErr w:type="spellEnd"/>
+      <w:r>
+        <w:rPr>
+          <w:color w:val="EE0000"/>
+        </w:rPr>
+        <w:t xml:space="preserve"> determined 5 was the optimal value for</w:t>
       </w:r>
       <w:r>
         <w:rPr>
@@ -1521,24 +1953,78 @@
           <w:bCs/>
           <w:color w:val="EE0000"/>
         </w:rPr>
-        <w:t>For both optimal values, I did not average the values over 5 runs as GridSearch is very compute intensive and would take my labtop ~ 1 hour to run.</w:t>
-      </w:r>
-    </w:p>
-    <w:p>
-      <w:pPr>
-        <w:rPr>
-          <w:b/>
-          <w:bCs/>
-          <w:color w:val="EE0000"/>
-        </w:rPr>
-      </w:pPr>
-      <w:r>
-        <w:rPr>
-          <w:b/>
-          <w:bCs/>
-          <w:color w:val="EE0000"/>
-        </w:rPr>
-        <w:t>However, the charts show the averaged means</w:t>
+        <w:t xml:space="preserve">For both optimal values, I did not average the values over 5 runs as </w:t>
+      </w:r>
+      <w:proofErr w:type="spellStart"/>
+      <w:r>
+        <w:rPr>
+          <w:b/>
+          <w:bCs/>
+          <w:color w:val="EE0000"/>
+        </w:rPr>
+        <w:t>GridSearch</w:t>
+      </w:r>
+      <w:proofErr w:type="spellEnd"/>
+      <w:r>
+        <w:rPr>
+          <w:b/>
+          <w:bCs/>
+          <w:color w:val="EE0000"/>
+        </w:rPr>
+        <w:t xml:space="preserve"> is very compute intensive and would take my </w:t>
+      </w:r>
+      <w:proofErr w:type="spellStart"/>
+      <w:r>
+        <w:rPr>
+          <w:b/>
+          <w:bCs/>
+          <w:color w:val="EE0000"/>
+        </w:rPr>
+        <w:t>labtop</w:t>
+      </w:r>
+      <w:proofErr w:type="spellEnd"/>
+      <w:r>
+        <w:rPr>
+          <w:b/>
+          <w:bCs/>
+          <w:color w:val="EE0000"/>
+        </w:rPr>
+        <w:t xml:space="preserve"> ~ 1 hour to run.</w:t>
+      </w:r>
+    </w:p>
+    <w:p>
+      <w:pPr>
+        <w:rPr>
+          <w:b/>
+          <w:bCs/>
+          <w:color w:val="EE0000"/>
+        </w:rPr>
+      </w:pPr>
+      <w:r>
+        <w:rPr>
+          <w:b/>
+          <w:bCs/>
+          <w:color w:val="EE0000"/>
+        </w:rPr>
+        <w:t xml:space="preserve">However, the charts show the </w:t>
+      </w:r>
+      <w:proofErr w:type="gramStart"/>
+      <w:r>
+        <w:rPr>
+          <w:b/>
+          <w:bCs/>
+          <w:color w:val="EE0000"/>
+        </w:rPr>
+        <w:t>averaged</w:t>
+      </w:r>
+      <w:proofErr w:type="gramEnd"/>
+      <w:r>
+        <w:rPr>
+          <w:b/>
+          <w:bCs/>
+          <w:color w:val="EE0000"/>
+        </w:rPr>
+        <w:t xml:space="preserve"> means</w:t>
       </w:r>
       <w:r>
         <w:rPr>
@@ -1573,7 +2059,35 @@
         <w:rPr>
           <w:color w:val="EE0000"/>
         </w:rPr>
-        <w:t>creating trees using the three metrics. Notice that friedman_mse is deprecated now for sklearn.</w:t>
+        <w:t xml:space="preserve">creating trees using the three metrics. Notice that </w:t>
+      </w:r>
+      <w:proofErr w:type="spellStart"/>
+      <w:r>
+        <w:rPr>
+          <w:color w:val="EE0000"/>
+        </w:rPr>
+        <w:t>friedman_mse</w:t>
+      </w:r>
+      <w:proofErr w:type="spellEnd"/>
+      <w:r>
+        <w:rPr>
+          <w:color w:val="EE0000"/>
+        </w:rPr>
+        <w:t xml:space="preserve"> is deprecated now for </w:t>
+      </w:r>
+      <w:proofErr w:type="spellStart"/>
+      <w:r>
+        <w:rPr>
+          <w:color w:val="EE0000"/>
+        </w:rPr>
+        <w:t>sklearn</w:t>
+      </w:r>
+      <w:proofErr w:type="spellEnd"/>
+      <w:r>
+        <w:rPr>
+          <w:color w:val="EE0000"/>
+        </w:rPr>
+        <w:t>.</w:t>
       </w:r>
       <w:r>
         <w:rPr>
@@ -1585,14 +2099,7 @@
         <w:rPr>
           <w:color w:val="EE0000"/>
         </w:rPr>
-        <w:t xml:space="preserve"> Then I iterated through every </w:t>
-      </w:r>
-      <w:r>
-        <w:rPr>
-          <w:color w:val="EE0000"/>
-        </w:rPr>
-        <w:lastRenderedPageBreak/>
-        <w:t>metric/model and saved the one with the best validation error.</w:t>
+        <w:t xml:space="preserve"> Then I iterated through every metric/model and saved the one with the best validation error.</w:t>
       </w:r>
       <w:r>
         <w:rPr>
@@ -1732,7 +2239,6 @@
         <w:rPr>
           <w:noProof/>
         </w:rPr>
-        <w:lastRenderedPageBreak/>
         <w:drawing>
           <wp:inline distT="0" distB="0" distL="0" distR="0" wp14:anchorId="1CA6C014" wp14:editId="360A09D8">
             <wp:extent cx="5943600" cy="3826510"/>
@@ -1864,14 +2370,27 @@
         <w:rPr>
           <w:color w:val="EE0000"/>
         </w:rPr>
-        <w:lastRenderedPageBreak/>
         <w:t xml:space="preserve">As we can see </w:t>
       </w:r>
       <w:r>
         <w:rPr>
           <w:color w:val="EE0000"/>
         </w:rPr>
-        <w:t xml:space="preserve">Friedman mse and </w:t>
+        <w:t xml:space="preserve">Friedman </w:t>
+      </w:r>
+      <w:proofErr w:type="spellStart"/>
+      <w:r>
+        <w:rPr>
+          <w:color w:val="EE0000"/>
+        </w:rPr>
+        <w:t>mse</w:t>
+      </w:r>
+      <w:proofErr w:type="spellEnd"/>
+      <w:r>
+        <w:rPr>
+          <w:color w:val="EE0000"/>
+        </w:rPr>
+        <w:t xml:space="preserve"> and </w:t>
       </w:r>
       <w:r>
         <w:rPr>
@@ -2016,25 +2535,97 @@
         <w:rPr>
           <w:color w:val="EE0000"/>
         </w:rPr>
-        <w:t>The root and depth-1 levels are splitting based on MedInc</w:t>
-      </w:r>
-      <w:r>
-        <w:rPr>
-          <w:color w:val="EE0000"/>
-        </w:rPr>
-        <w:t>, which means it has the most feature importance and purity</w:t>
-      </w:r>
-      <w:r>
-        <w:rPr>
-          <w:color w:val="EE0000"/>
-        </w:rPr>
-        <w:t>. Further down, HouseAge, AveRooms</w:t>
-      </w:r>
-      <w:r>
-        <w:rPr>
-          <w:color w:val="EE0000"/>
-        </w:rPr>
-        <w:t>, AveOccup, and Population start to be considered. This is to be expected, we should not be seeing the Latitude or Longitude near the top of the tree.</w:t>
+        <w:t xml:space="preserve">The root and depth-1 levels are splitting based on </w:t>
+      </w:r>
+      <w:proofErr w:type="spellStart"/>
+      <w:r>
+        <w:rPr>
+          <w:color w:val="EE0000"/>
+        </w:rPr>
+        <w:t>MedInc</w:t>
+      </w:r>
+      <w:proofErr w:type="spellEnd"/>
+      <w:r>
+        <w:rPr>
+          <w:color w:val="EE0000"/>
+        </w:rPr>
+        <w:t xml:space="preserve">, which means it has the most </w:t>
+      </w:r>
+      <w:proofErr w:type="gramStart"/>
+      <w:r>
+        <w:rPr>
+          <w:color w:val="EE0000"/>
+        </w:rPr>
+        <w:t>feature</w:t>
+      </w:r>
+      <w:proofErr w:type="gramEnd"/>
+      <w:r>
+        <w:rPr>
+          <w:color w:val="EE0000"/>
+        </w:rPr>
+        <w:t xml:space="preserve"> importance and purity</w:t>
+      </w:r>
+      <w:r>
+        <w:rPr>
+          <w:color w:val="EE0000"/>
+        </w:rPr>
+        <w:t xml:space="preserve">. Further down, </w:t>
+      </w:r>
+      <w:proofErr w:type="spellStart"/>
+      <w:r>
+        <w:rPr>
+          <w:color w:val="EE0000"/>
+        </w:rPr>
+        <w:t>HouseAge</w:t>
+      </w:r>
+      <w:proofErr w:type="spellEnd"/>
+      <w:r>
+        <w:rPr>
+          <w:color w:val="EE0000"/>
+        </w:rPr>
+        <w:t xml:space="preserve">, </w:t>
+      </w:r>
+      <w:proofErr w:type="spellStart"/>
+      <w:r>
+        <w:rPr>
+          <w:color w:val="EE0000"/>
+        </w:rPr>
+        <w:t>AveRooms</w:t>
+      </w:r>
+      <w:proofErr w:type="spellEnd"/>
+      <w:r>
+        <w:rPr>
+          <w:color w:val="EE0000"/>
+        </w:rPr>
+        <w:t xml:space="preserve">, </w:t>
+      </w:r>
+      <w:proofErr w:type="spellStart"/>
+      <w:r>
+        <w:rPr>
+          <w:color w:val="EE0000"/>
+        </w:rPr>
+        <w:t>AveOccup</w:t>
+      </w:r>
+      <w:proofErr w:type="spellEnd"/>
+      <w:r>
+        <w:rPr>
+          <w:color w:val="EE0000"/>
+        </w:rPr>
+        <w:t xml:space="preserve">, and Population start to be considered. This is to be </w:t>
+      </w:r>
+      <w:proofErr w:type="gramStart"/>
+      <w:r>
+        <w:rPr>
+          <w:color w:val="EE0000"/>
+        </w:rPr>
+        <w:t>expected,</w:t>
+      </w:r>
+      <w:proofErr w:type="gramEnd"/>
+      <w:r>
+        <w:rPr>
+          <w:color w:val="EE0000"/>
+        </w:rPr>
+        <w:t xml:space="preserve"> we should not be seeing the Latitude or Longitude near the top of the tree.</w:t>
       </w:r>
     </w:p>
     <w:p>
@@ -2095,7 +2686,6 @@
         <w:rPr>
           <w:color w:val="EE0000"/>
         </w:rPr>
-        <w:lastRenderedPageBreak/>
         <w:t xml:space="preserve">This shows the step-function (piecewise) behavior of the </w:t>
       </w:r>
       <w:r>
@@ -2253,7 +2843,6 @@
         <w:rPr>
           <w:noProof/>
         </w:rPr>
-        <w:lastRenderedPageBreak/>
         <w:drawing>
           <wp:inline distT="0" distB="0" distL="0" distR="0" wp14:anchorId="371225DE" wp14:editId="0EC81866">
             <wp:extent cx="4974346" cy="4160528"/>
@@ -2315,13 +2904,41 @@
         <w:rPr>
           <w:color w:val="EE0000"/>
         </w:rPr>
-        <w:t xml:space="preserve">I started by training the bagging classifier by using n_estimators = </w:t>
-      </w:r>
-      <w:r>
-        <w:rPr>
-          <w:color w:val="EE0000"/>
-        </w:rPr>
-        <w:t>[1,25,50,100,200,300] then collecting validation accuracy and oob score.</w:t>
+        <w:t xml:space="preserve">I started by training the bagging classifier by using </w:t>
+      </w:r>
+      <w:proofErr w:type="spellStart"/>
+      <w:r>
+        <w:rPr>
+          <w:color w:val="EE0000"/>
+        </w:rPr>
+        <w:t>n_estimators</w:t>
+      </w:r>
+      <w:proofErr w:type="spellEnd"/>
+      <w:r>
+        <w:rPr>
+          <w:color w:val="EE0000"/>
+        </w:rPr>
+        <w:t xml:space="preserve"> = </w:t>
+      </w:r>
+      <w:r>
+        <w:rPr>
+          <w:color w:val="EE0000"/>
+        </w:rPr>
+        <w:t xml:space="preserve">[1,25,50,100,200,300] then collecting validation accuracy and </w:t>
+      </w:r>
+      <w:proofErr w:type="spellStart"/>
+      <w:r>
+        <w:rPr>
+          <w:color w:val="EE0000"/>
+        </w:rPr>
+        <w:t>oob</w:t>
+      </w:r>
+      <w:proofErr w:type="spellEnd"/>
+      <w:r>
+        <w:rPr>
+          <w:color w:val="EE0000"/>
+        </w:rPr>
+        <w:t xml:space="preserve"> score.</w:t>
       </w:r>
     </w:p>
     <w:p/>
@@ -2330,7 +2947,6 @@
         <w:rPr>
           <w:noProof/>
         </w:rPr>
-        <w:lastRenderedPageBreak/>
         <w:drawing>
           <wp:inline distT="0" distB="0" distL="0" distR="0" wp14:anchorId="61595D2C" wp14:editId="3C58452A">
             <wp:extent cx="4525006" cy="3562847"/>
@@ -2435,7 +3051,21 @@
         <w:rPr>
           <w:color w:val="EE0000"/>
         </w:rPr>
-        <w:t>got 10 different bootstrap resamples from the data and then collected the predictions for each model, I then compared them using a bar chart</w:t>
+        <w:t xml:space="preserve">got 10 different bootstrap resamples from the data and then collected the predictions for each </w:t>
+      </w:r>
+      <w:proofErr w:type="gramStart"/>
+      <w:r>
+        <w:rPr>
+          <w:color w:val="EE0000"/>
+        </w:rPr>
+        <w:t>model,</w:t>
+      </w:r>
+      <w:proofErr w:type="gramEnd"/>
+      <w:r>
+        <w:rPr>
+          <w:color w:val="EE0000"/>
+        </w:rPr>
+        <w:t xml:space="preserve"> I then compared them using a bar chart</w:t>
       </w:r>
       <w:r>
         <w:rPr>
@@ -2449,7 +3079,6 @@
         <w:rPr>
           <w:noProof/>
         </w:rPr>
-        <w:lastRenderedPageBreak/>
         <w:drawing>
           <wp:inline distT="0" distB="0" distL="0" distR="0" wp14:anchorId="35488025" wp14:editId="3968DE3D">
             <wp:extent cx="4534533" cy="3381847"/>
@@ -2627,7 +3256,6 @@
         <w:rPr>
           <w:noProof/>
         </w:rPr>
-        <w:lastRenderedPageBreak/>
         <w:drawing>
           <wp:inline distT="0" distB="0" distL="0" distR="0" wp14:anchorId="234DEC18" wp14:editId="7F670A97">
             <wp:extent cx="4286848" cy="3524742"/>
@@ -2675,13 +3303,41 @@
         <w:rPr>
           <w:color w:val="EE0000"/>
         </w:rPr>
-        <w:t>Shallow trees have high bias but lower variance, i.e they underfit</w:t>
-      </w:r>
-      <w:r>
-        <w:rPr>
-          <w:color w:val="EE0000"/>
-        </w:rPr>
-        <w:t xml:space="preserve">, so bagging does little since it reduces variance. However for deep trees, which have </w:t>
+        <w:t xml:space="preserve">Shallow trees have high bias but lower variance, </w:t>
+      </w:r>
+      <w:proofErr w:type="spellStart"/>
+      <w:r>
+        <w:rPr>
+          <w:color w:val="EE0000"/>
+        </w:rPr>
+        <w:t>i.e</w:t>
+      </w:r>
+      <w:proofErr w:type="spellEnd"/>
+      <w:r>
+        <w:rPr>
+          <w:color w:val="EE0000"/>
+        </w:rPr>
+        <w:t xml:space="preserve"> they underfit</w:t>
+      </w:r>
+      <w:r>
+        <w:rPr>
+          <w:color w:val="EE0000"/>
+        </w:rPr>
+        <w:t xml:space="preserve">, so bagging does little since it reduces variance. </w:t>
+      </w:r>
+      <w:proofErr w:type="gramStart"/>
+      <w:r>
+        <w:rPr>
+          <w:color w:val="EE0000"/>
+        </w:rPr>
+        <w:t>However</w:t>
+      </w:r>
+      <w:proofErr w:type="gramEnd"/>
+      <w:r>
+        <w:rPr>
+          <w:color w:val="EE0000"/>
+        </w:rPr>
+        <w:t xml:space="preserve"> for deep trees, which have </w:t>
       </w:r>
       <w:r>
         <w:rPr>
@@ -2716,7 +3372,35 @@
         <w:rPr>
           <w:color w:val="EE0000"/>
         </w:rPr>
-        <w:t xml:space="preserve">I started by sweeping the max features and random seeds for random forests on entropy vs gini and extra trees entropy and gini for fair comparison across all. I then </w:t>
+        <w:t xml:space="preserve">I started by sweeping the max features and random seeds for random forests on entropy vs </w:t>
+      </w:r>
+      <w:proofErr w:type="spellStart"/>
+      <w:r>
+        <w:rPr>
+          <w:color w:val="EE0000"/>
+        </w:rPr>
+        <w:t>gini</w:t>
+      </w:r>
+      <w:proofErr w:type="spellEnd"/>
+      <w:r>
+        <w:rPr>
+          <w:color w:val="EE0000"/>
+        </w:rPr>
+        <w:t xml:space="preserve"> and extra trees entropy and </w:t>
+      </w:r>
+      <w:proofErr w:type="spellStart"/>
+      <w:r>
+        <w:rPr>
+          <w:color w:val="EE0000"/>
+        </w:rPr>
+        <w:t>gini</w:t>
+      </w:r>
+      <w:proofErr w:type="spellEnd"/>
+      <w:r>
+        <w:rPr>
+          <w:color w:val="EE0000"/>
+        </w:rPr>
+        <w:t xml:space="preserve"> for fair comparison across all. I then </w:t>
       </w:r>
       <w:r>
         <w:rPr>
@@ -2790,7 +3474,6 @@
           <w:noProof/>
           <w:color w:val="EE0000"/>
         </w:rPr>
-        <w:lastRenderedPageBreak/>
         <w:drawing>
           <wp:inline distT="0" distB="0" distL="0" distR="0" wp14:anchorId="3E49DDCB" wp14:editId="377D9678">
             <wp:extent cx="5340107" cy="4160528"/>
@@ -2845,7 +3528,6 @@
           <w:noProof/>
           <w:color w:val="EE0000"/>
         </w:rPr>
-        <w:lastRenderedPageBreak/>
         <w:drawing>
           <wp:inline distT="0" distB="0" distL="0" distR="0" wp14:anchorId="5E500E6B" wp14:editId="4BE98204">
             <wp:extent cx="5138938" cy="4160528"/>
@@ -2905,7 +3587,21 @@
         <w:rPr>
           <w:color w:val="EE0000"/>
         </w:rPr>
-        <w:t>values of Max Features result with an increase in validation accuracies which diminish as the hyperparameter increase. Also to be noted is that entropy does result in slightly better accuracy at the cost of slightly longer training times.</w:t>
+        <w:t xml:space="preserve">values of Max Features result </w:t>
+      </w:r>
+      <w:proofErr w:type="gramStart"/>
+      <w:r>
+        <w:rPr>
+          <w:color w:val="EE0000"/>
+        </w:rPr>
+        <w:t>with</w:t>
+      </w:r>
+      <w:proofErr w:type="gramEnd"/>
+      <w:r>
+        <w:rPr>
+          <w:color w:val="EE0000"/>
+        </w:rPr>
+        <w:t xml:space="preserve"> an increase in validation accuracies which diminish as the hyperparameter increase. Also to be noted is that entropy does result in slightly better accuracy at the cost of slightly longer training times.</w:t>
       </w:r>
     </w:p>
     <w:p>
@@ -2926,7 +3622,21 @@
         <w:rPr>
           <w:color w:val="EE0000"/>
         </w:rPr>
-        <w:t xml:space="preserve">Using the statistics obtained from 3a’s process I just created the graphics to compare random forest vs </w:t>
+        <w:t xml:space="preserve">Using the statistics obtained from 3a’s process I just created </w:t>
+      </w:r>
+      <w:proofErr w:type="gramStart"/>
+      <w:r>
+        <w:rPr>
+          <w:color w:val="EE0000"/>
+        </w:rPr>
+        <w:t>the graphics</w:t>
+      </w:r>
+      <w:proofErr w:type="gramEnd"/>
+      <w:r>
+        <w:rPr>
+          <w:color w:val="EE0000"/>
+        </w:rPr>
+        <w:t xml:space="preserve"> to compare random forest vs </w:t>
       </w:r>
       <w:r>
         <w:rPr>
@@ -3008,7 +3718,6 @@
         <w:rPr>
           <w:noProof/>
         </w:rPr>
-        <w:lastRenderedPageBreak/>
         <w:drawing>
           <wp:inline distT="0" distB="0" distL="0" distR="0" wp14:anchorId="78B9D7AF" wp14:editId="3DA8A63A">
             <wp:extent cx="5340107" cy="4160528"/>
@@ -3062,7 +3771,21 @@
         <w:rPr>
           <w:color w:val="EE0000"/>
         </w:rPr>
-        <w:t xml:space="preserve">The extra trees seems to perform better </w:t>
+        <w:t xml:space="preserve">The extra trees </w:t>
+      </w:r>
+      <w:proofErr w:type="gramStart"/>
+      <w:r>
+        <w:rPr>
+          <w:color w:val="EE0000"/>
+        </w:rPr>
+        <w:t>seems</w:t>
+      </w:r>
+      <w:proofErr w:type="gramEnd"/>
+      <w:r>
+        <w:rPr>
+          <w:color w:val="EE0000"/>
+        </w:rPr>
+        <w:t xml:space="preserve"> to perform better </w:t>
       </w:r>
     </w:p>
     <w:p>
@@ -3070,7 +3793,6 @@
         <w:rPr>
           <w:noProof/>
         </w:rPr>
-        <w:lastRenderedPageBreak/>
         <w:drawing>
           <wp:inline distT="0" distB="0" distL="0" distR="0" wp14:anchorId="17E6E464" wp14:editId="0FD48F32">
             <wp:extent cx="5138938" cy="4160528"/>
@@ -3124,7 +3846,14 @@
         <w:rPr>
           <w:color w:val="EE0000"/>
         </w:rPr>
-        <w:t>The extra trees perform</w:t>
+        <w:t xml:space="preserve">The extra trees </w:t>
+      </w:r>
+      <w:proofErr w:type="gramStart"/>
+      <w:r>
+        <w:rPr>
+          <w:color w:val="EE0000"/>
+        </w:rPr>
+        <w:t>perform</w:t>
       </w:r>
       <w:r>
         <w:rPr>
@@ -3132,17 +3861,12 @@
         </w:rPr>
         <w:t>s</w:t>
       </w:r>
-      <w:r>
-        <w:rPr>
-          <w:color w:val="EE0000"/>
-        </w:rPr>
-        <w:t xml:space="preserve"> better </w:t>
-      </w:r>
-      <w:r>
-        <w:rPr>
-          <w:color w:val="EE0000"/>
-        </w:rPr>
-        <w:t>across both accuracy and train</w:t>
+      <w:proofErr w:type="gramEnd"/>
+      <w:r>
+        <w:rPr>
+          <w:color w:val="EE0000"/>
+        </w:rPr>
+        <w:t xml:space="preserve"> better across both accuracy and train</w:t>
       </w:r>
       <w:r>
         <w:rPr>
@@ -3169,19 +3893,103 @@
         <w:rPr>
           <w:color w:val="EE0000"/>
         </w:rPr>
-        <w:t>For the classification I used the best model, extratrees, with entropy and max features set to 200. For regression, beca</w:t>
-      </w:r>
-      <w:r>
-        <w:rPr>
-          <w:color w:val="EE0000"/>
-        </w:rPr>
-        <w:t>use there is no previous results I used extratrees and squared error</w:t>
-      </w:r>
-      <w:r>
-        <w:rPr>
-          <w:color w:val="EE0000"/>
-        </w:rPr>
-        <w:t>. I then used sklearn’s permutation importance and .feature_importances_ to obtain those, and then I created the plots.</w:t>
+        <w:t xml:space="preserve">For the classification I used the best model, </w:t>
+      </w:r>
+      <w:proofErr w:type="spellStart"/>
+      <w:r>
+        <w:rPr>
+          <w:color w:val="EE0000"/>
+        </w:rPr>
+        <w:t>extratrees</w:t>
+      </w:r>
+      <w:proofErr w:type="spellEnd"/>
+      <w:r>
+        <w:rPr>
+          <w:color w:val="EE0000"/>
+        </w:rPr>
+        <w:t>, with entropy and max features set to 200. For regression, beca</w:t>
+      </w:r>
+      <w:r>
+        <w:rPr>
+          <w:color w:val="EE0000"/>
+        </w:rPr>
+        <w:t xml:space="preserve">use there </w:t>
+      </w:r>
+      <w:proofErr w:type="gramStart"/>
+      <w:r>
+        <w:rPr>
+          <w:color w:val="EE0000"/>
+        </w:rPr>
+        <w:t>is</w:t>
+      </w:r>
+      <w:proofErr w:type="gramEnd"/>
+      <w:r>
+        <w:rPr>
+          <w:color w:val="EE0000"/>
+        </w:rPr>
+        <w:t xml:space="preserve"> no previous results I used </w:t>
+      </w:r>
+      <w:proofErr w:type="spellStart"/>
+      <w:r>
+        <w:rPr>
+          <w:color w:val="EE0000"/>
+        </w:rPr>
+        <w:t>extratrees</w:t>
+      </w:r>
+      <w:proofErr w:type="spellEnd"/>
+      <w:r>
+        <w:rPr>
+          <w:color w:val="EE0000"/>
+        </w:rPr>
+        <w:t xml:space="preserve"> and squared error</w:t>
+      </w:r>
+      <w:r>
+        <w:rPr>
+          <w:color w:val="EE0000"/>
+        </w:rPr>
+        <w:t xml:space="preserve">. I then used </w:t>
+      </w:r>
+      <w:proofErr w:type="spellStart"/>
+      <w:r>
+        <w:rPr>
+          <w:color w:val="EE0000"/>
+        </w:rPr>
+        <w:t>sklearn’s</w:t>
+      </w:r>
+      <w:proofErr w:type="spellEnd"/>
+      <w:r>
+        <w:rPr>
+          <w:color w:val="EE0000"/>
+        </w:rPr>
+        <w:t xml:space="preserve"> permutation importance </w:t>
+      </w:r>
+      <w:proofErr w:type="gramStart"/>
+      <w:r>
+        <w:rPr>
+          <w:color w:val="EE0000"/>
+        </w:rPr>
+        <w:t>and .</w:t>
+      </w:r>
+      <w:proofErr w:type="spellStart"/>
+      <w:r>
+        <w:rPr>
+          <w:color w:val="EE0000"/>
+        </w:rPr>
+        <w:t>feature</w:t>
+      </w:r>
+      <w:proofErr w:type="gramEnd"/>
+      <w:r>
+        <w:rPr>
+          <w:color w:val="EE0000"/>
+        </w:rPr>
+        <w:t>_importances</w:t>
+      </w:r>
+      <w:proofErr w:type="spellEnd"/>
+      <w:r>
+        <w:rPr>
+          <w:color w:val="EE0000"/>
+        </w:rPr>
+        <w:t>_ to obtain those, and then I created the plots.</w:t>
       </w:r>
     </w:p>
     <w:p>
@@ -3189,7 +3997,6 @@
         <w:rPr>
           <w:noProof/>
         </w:rPr>
-        <w:lastRenderedPageBreak/>
         <w:drawing>
           <wp:inline distT="0" distB="0" distL="0" distR="0" wp14:anchorId="2AD9C8A4" wp14:editId="0C71019B">
             <wp:extent cx="5943600" cy="4951730"/>
@@ -3238,7 +4045,6 @@
         <w:rPr>
           <w:noProof/>
         </w:rPr>
-        <w:lastRenderedPageBreak/>
         <w:drawing>
           <wp:inline distT="0" distB="0" distL="0" distR="0" wp14:anchorId="4B055DE0" wp14:editId="1F00902A">
             <wp:extent cx="5760731" cy="4343409"/>
@@ -3385,10 +4191,10 @@
         <w:pStyle w:val="Heading1"/>
       </w:pPr>
       <w:r>
-        <w:lastRenderedPageBreak/>
         <w:t>Part 6 – Final Comparison and Report</w:t>
       </w:r>
     </w:p>
+    <w:p/>
     <w:p/>
     <w:sectPr>
       <w:pgSz w:w="12240" w:h="15840"/>

--- a/Assignment3/Writeup.docx
+++ b/Assignment3/Writeup.docx
@@ -1,6 +1,6 @@
 
 <file path=word/document.xml><?xml version="1.0" encoding="utf-8"?>
-<w:document xmlns:wpc="http://schemas.microsoft.com/office/word/2010/wordprocessingCanvas" xmlns:cx="http://schemas.microsoft.com/office/drawing/2014/chartex" xmlns:cx1="http://schemas.microsoft.com/office/drawing/2015/9/8/chartex" xmlns:cx2="http://schemas.microsoft.com/office/drawing/2015/10/21/chartex" xmlns:cx3="http://schemas.microsoft.com/office/drawing/2016/5/9/chartex" xmlns:cx4="http://schemas.microsoft.com/office/drawing/2016/5/10/chartex" xmlns:cx5="http://schemas.microsoft.com/office/drawing/2016/5/11/chartex" xmlns:cx6="http://schemas.microsoft.com/office/drawing/2016/5/12/chartex" xmlns:cx7="http://schemas.microsoft.com/office/drawing/2016/5/13/chartex" xmlns:cx8="http://schemas.microsoft.com/office/drawing/2016/5/14/chartex" xmlns:mc="http://schemas.openxmlformats.org/markup-compatibility/2006" xmlns:aink="http://schemas.microsoft.com/office/drawing/2016/ink" xmlns:am3d="http://schemas.microsoft.com/office/drawing/2017/model3d" xmlns:o="urn:schemas-microsoft-com:office:office" xmlns:oel="http://schemas.microsoft.com/office/2019/extlst" xmlns:r="http://schemas.openxmlformats.org/officeDocument/2006/relationships" xmlns:m="http://schemas.openxmlformats.org/officeDocument/2006/math" xmlns:v="urn:schemas-microsoft-com:vml" xmlns:wp14="http://schemas.microsoft.com/office/word/2010/wordprocessingDrawing" xmlns:wp="http://schemas.openxmlformats.org/drawingml/2006/wordprocessingDrawing" xmlns:w10="urn:schemas-microsoft-com:office:word" xmlns:w="http://schemas.openxmlformats.org/wordprocessingml/2006/main" xmlns:w14="http://schemas.microsoft.com/office/word/2010/wordml" xmlns:w15="http://schemas.microsoft.com/office/word/2012/wordml" xmlns:w16cex="http://schemas.microsoft.com/office/word/2018/wordml/cex" xmlns:w16cid="http://schemas.microsoft.com/office/word/2016/wordml/cid" xmlns:w16="http://schemas.microsoft.com/office/word/2018/wordml" xmlns:w16du="http://schemas.microsoft.com/office/word/2023/wordml/word16du" xmlns:w16sdtdh="http://schemas.microsoft.com/office/word/2020/wordml/sdtdatahash" xmlns:w16sdtfl="http://schemas.microsoft.com/office/word/2024/wordml/sdtformatlock" xmlns:w16se="http://schemas.microsoft.com/office/word/2015/wordml/symex" xmlns:wpg="http://schemas.microsoft.com/office/word/2010/wordprocessingGroup" xmlns:wpi="http://schemas.microsoft.com/office/word/2010/wordprocessingInk" xmlns:wne="http://schemas.microsoft.com/office/word/2006/wordml" xmlns:wps="http://schemas.microsoft.com/office/word/2010/wordprocessingShape" mc:Ignorable="w14 w15 w16se w16cid w16 w16cex w16sdtdh w16sdtfl w16du wp14">
+<w:document xmlns:wpc="http://schemas.microsoft.com/office/word/2010/wordprocessingCanvas" xmlns:cx="http://schemas.microsoft.com/office/drawing/2014/chartex" xmlns:cx1="http://schemas.microsoft.com/office/drawing/2015/9/8/chartex" xmlns:cx2="http://schemas.microsoft.com/office/drawing/2015/10/21/chartex" xmlns:cx3="http://schemas.microsoft.com/office/drawing/2016/5/9/chartex" xmlns:cx4="http://schemas.microsoft.com/office/drawing/2016/5/10/chartex" xmlns:cx5="http://schemas.microsoft.com/office/drawing/2016/5/11/chartex" xmlns:cx6="http://schemas.microsoft.com/office/drawing/2016/5/12/chartex" xmlns:cx7="http://schemas.microsoft.com/office/drawing/2016/5/13/chartex" xmlns:cx8="http://schemas.microsoft.com/office/drawing/2016/5/14/chartex" xmlns:mc="http://schemas.openxmlformats.org/markup-compatibility/2006" xmlns:aink="http://schemas.microsoft.com/office/drawing/2016/ink" xmlns:am3d="http://schemas.microsoft.com/office/drawing/2017/model3d" xmlns:o="urn:schemas-microsoft-com:office:office" xmlns:oel="http://schemas.microsoft.com/office/2019/extlst" xmlns:r="http://schemas.openxmlformats.org/officeDocument/2006/relationships" xmlns:m="http://schemas.openxmlformats.org/officeDocument/2006/math" xmlns:v="urn:schemas-microsoft-com:vml" xmlns:wp14="http://schemas.microsoft.com/office/word/2010/wordprocessingDrawing" xmlns:wp="http://schemas.openxmlformats.org/drawingml/2006/wordprocessingDrawing" xmlns:w10="urn:schemas-microsoft-com:office:word" xmlns:w="http://schemas.openxmlformats.org/wordprocessingml/2006/main" xmlns:w14="http://schemas.microsoft.com/office/word/2010/wordml" xmlns:w15="http://schemas.microsoft.com/office/word/2012/wordml" xmlns:w16cex="http://schemas.microsoft.com/office/word/2018/wordml/cex" xmlns:w16cid="http://schemas.microsoft.com/office/word/2016/wordml/cid" xmlns:w16="http://schemas.microsoft.com/office/word/2018/wordml" xmlns:w16du="http://schemas.microsoft.com/office/word/2023/wordml/word16du" xmlns:w16sdtdh="http://schemas.microsoft.com/office/word/2020/wordml/sdtdatahash" xmlns:w16sdtfl="http://schemas.microsoft.com/office/word/2024/wordml/sdtformatlock" xmlns:w16se="http://schemas.microsoft.com/office/word/2015/wordml/symex" xmlns:wpg="http://schemas.microsoft.com/office/word/2010/wordprocessingGroup" xmlns:wpi="http://schemas.microsoft.com/office/word/2010/wordprocessingInk" xmlns:wne="http://schemas.microsoft.com/office/word/2006/wordml" xmlns:wps="http://schemas.microsoft.com/office/word/2010/wordprocessingShape" xmlns:a="http://schemas.openxmlformats.org/drawingml/2006/main" xmlns:a16="http://schemas.microsoft.com/office/drawing/2014/main" xmlns:pic="http://schemas.openxmlformats.org/drawingml/2006/picture" xmlns:a14="http://schemas.microsoft.com/office/drawing/2010/main" mc:Ignorable="w14 w15 w16se w16cid w16 w16cex w16sdtdh w16sdtfl w16du wp14">
   <w:body>
     <w:p>
       <w:pPr>
@@ -75,6 +75,460 @@
           <w:color w:val="EE0000"/>
         </w:rPr>
         <w:t>Gini Decrease:</w:t>
+      </w:r>
+    </w:p>
+    <w:p>
+      <w:pPr>
+        <w:pStyle w:val="ListParagraph"/>
+        <w:numPr>
+          <w:ilvl w:val="0"/>
+          <w:numId w:val="4"/>
+        </w:numPr>
+        <w:rPr>
+          <w:color w:val="EE0000"/>
+        </w:rPr>
+      </w:pPr>
+      <w:r>
+        <w:rPr>
+          <w:color w:val="EE0000"/>
+        </w:rPr>
+        <w:t xml:space="preserve">For </w:t>
+      </w:r>
+      <w:r>
+        <w:rPr>
+          <w:color w:val="EE0000"/>
+        </w:rPr>
+        <w:t xml:space="preserve">the </w:t>
+      </w:r>
+      <w:r>
+        <w:rPr>
+          <w:color w:val="EE0000"/>
+        </w:rPr>
+        <w:t>node</w:t>
+      </w:r>
+      <w:r>
+        <w:rPr>
+          <w:color w:val="EE0000"/>
+        </w:rPr>
+        <w:t xml:space="preserve"> with 40 samples (25A, 15B)</w:t>
+      </w:r>
+      <w:r>
+        <w:rPr>
+          <w:color w:val="EE0000"/>
+        </w:rPr>
+        <w:t xml:space="preserve">, the Gini impurity is </w:t>
+      </w:r>
+      <w:r>
+        <w:rPr>
+          <w:color w:val="EE0000"/>
+        </w:rPr>
+        <w:t xml:space="preserve">1 – (25/40)^2-(15/40)^2 = </w:t>
+      </w:r>
+      <w:r>
+        <w:rPr>
+          <w:color w:val="EE0000"/>
+        </w:rPr>
+        <w:t>0.46875</w:t>
+      </w:r>
+    </w:p>
+    <w:p>
+      <w:pPr>
+        <w:pStyle w:val="ListParagraph"/>
+        <w:numPr>
+          <w:ilvl w:val="0"/>
+          <w:numId w:val="4"/>
+        </w:numPr>
+        <w:rPr>
+          <w:color w:val="EE0000"/>
+        </w:rPr>
+      </w:pPr>
+      <w:r>
+        <w:rPr>
+          <w:color w:val="EE0000"/>
+        </w:rPr>
+        <w:t>For the left child with 22 samples (20A, 2B), the Gini impurity is 1- (20/22)^2-(2/22)^2 = 0.1653</w:t>
+      </w:r>
+    </w:p>
+    <w:p>
+      <w:pPr>
+        <w:pStyle w:val="ListParagraph"/>
+        <w:numPr>
+          <w:ilvl w:val="0"/>
+          <w:numId w:val="4"/>
+        </w:numPr>
+        <w:rPr>
+          <w:color w:val="EE0000"/>
+        </w:rPr>
+      </w:pPr>
+      <w:r>
+        <w:rPr>
+          <w:color w:val="EE0000"/>
+        </w:rPr>
+        <w:t>For the right child with 18 samples (5A, 13B), the Gini impurity is 1- (</w:t>
+      </w:r>
+      <w:r>
+        <w:rPr>
+          <w:color w:val="EE0000"/>
+        </w:rPr>
+        <w:t>5</w:t>
+      </w:r>
+      <w:r>
+        <w:rPr>
+          <w:color w:val="EE0000"/>
+        </w:rPr>
+        <w:t>/</w:t>
+      </w:r>
+      <w:r>
+        <w:rPr>
+          <w:color w:val="EE0000"/>
+        </w:rPr>
+        <w:t>18</w:t>
+      </w:r>
+      <w:r>
+        <w:rPr>
+          <w:color w:val="EE0000"/>
+        </w:rPr>
+        <w:t>)^2-(</w:t>
+      </w:r>
+      <w:r>
+        <w:rPr>
+          <w:color w:val="EE0000"/>
+        </w:rPr>
+        <w:t>13</w:t>
+      </w:r>
+      <w:r>
+        <w:rPr>
+          <w:color w:val="EE0000"/>
+        </w:rPr>
+        <w:t>/</w:t>
+      </w:r>
+      <w:r>
+        <w:rPr>
+          <w:color w:val="EE0000"/>
+        </w:rPr>
+        <w:t>18</w:t>
+      </w:r>
+      <w:r>
+        <w:rPr>
+          <w:color w:val="EE0000"/>
+        </w:rPr>
+        <w:t>)^2 = 0.</w:t>
+      </w:r>
+      <w:r>
+        <w:rPr>
+          <w:color w:val="EE0000"/>
+        </w:rPr>
+        <w:t>4012</w:t>
+      </w:r>
+    </w:p>
+    <w:p>
+      <w:pPr>
+        <w:pStyle w:val="ListParagraph"/>
+        <w:numPr>
+          <w:ilvl w:val="0"/>
+          <w:numId w:val="4"/>
+        </w:numPr>
+        <w:rPr>
+          <w:color w:val="EE0000"/>
+        </w:rPr>
+      </w:pPr>
+      <w:r>
+        <w:rPr>
+          <w:color w:val="EE0000"/>
+        </w:rPr>
+        <w:t xml:space="preserve">Then </w:t>
+      </w:r>
+      <w:r>
+        <w:rPr>
+          <w:color w:val="EE0000"/>
+        </w:rPr>
+        <w:t xml:space="preserve">the Gini split would be </w:t>
+      </w:r>
+      <w:r>
+        <w:rPr>
+          <w:color w:val="EE0000"/>
+        </w:rPr>
+        <w:t xml:space="preserve">the sum of the weighted impurities - </w:t>
+      </w:r>
+      <w:r>
+        <w:rPr>
+          <w:color w:val="EE0000"/>
+        </w:rPr>
+        <w:t xml:space="preserve">G_split = </w:t>
+      </w:r>
+      <w:r>
+        <w:rPr>
+          <w:color w:val="EE0000"/>
+        </w:rPr>
+        <w:t>22/40 *(0.1653) + 18/40(</w:t>
+      </w:r>
+      <w:r>
+        <w:rPr>
+          <w:color w:val="EE0000"/>
+        </w:rPr>
+        <w:t>0.4012) = 0.2715</w:t>
+      </w:r>
+    </w:p>
+    <w:p>
+      <w:pPr>
+        <w:pStyle w:val="ListParagraph"/>
+        <w:numPr>
+          <w:ilvl w:val="0"/>
+          <w:numId w:val="4"/>
+        </w:numPr>
+        <w:rPr>
+          <w:color w:val="EE0000"/>
+        </w:rPr>
+      </w:pPr>
+      <w:r>
+        <w:rPr>
+          <w:color w:val="EE0000"/>
+        </w:rPr>
+        <w:t>The final gini decrease would be the parent node impurity</w:t>
+      </w:r>
+      <w:r>
+        <w:rPr>
+          <w:color w:val="EE0000"/>
+        </w:rPr>
+        <w:t xml:space="preserve"> minus the gini split</w:t>
+      </w:r>
+      <w:r>
+        <w:rPr>
+          <w:color w:val="EE0000"/>
+        </w:rPr>
+        <w:t xml:space="preserve"> – 0.46875 – 0.2715 </w:t>
+      </w:r>
+      <w:r>
+        <w:rPr>
+          <w:b/>
+          <w:bCs/>
+          <w:color w:val="EE0000"/>
+        </w:rPr>
+        <w:t>= 0.1973</w:t>
+      </w:r>
+    </w:p>
+    <w:p>
+      <w:pPr>
+        <w:rPr>
+          <w:b/>
+          <w:bCs/>
+          <w:color w:val="EE0000"/>
+        </w:rPr>
+      </w:pPr>
+      <w:r>
+        <w:rPr>
+          <w:b/>
+          <w:bCs/>
+          <w:color w:val="EE0000"/>
+        </w:rPr>
+        <w:t>Information Gain:</w:t>
+      </w:r>
+    </w:p>
+    <w:p>
+      <w:pPr>
+        <w:pStyle w:val="ListParagraph"/>
+        <w:numPr>
+          <w:ilvl w:val="0"/>
+          <w:numId w:val="3"/>
+        </w:numPr>
+        <w:rPr>
+          <w:b/>
+          <w:bCs/>
+          <w:color w:val="EE0000"/>
+        </w:rPr>
+      </w:pPr>
+      <w:r>
+        <w:rPr>
+          <w:color w:val="EE0000"/>
+        </w:rPr>
+        <w:t>For no</w:t>
+      </w:r>
+      <w:r>
+        <w:rPr>
+          <w:color w:val="EE0000"/>
+        </w:rPr>
+        <w:t xml:space="preserve">de with 40 samples (25A, 15B), the </w:t>
+      </w:r>
+      <w:r>
+        <w:rPr>
+          <w:color w:val="EE0000"/>
+        </w:rPr>
+        <w:t xml:space="preserve">Entropy is = -(25/40)log_2(25/40) </w:t>
+      </w:r>
+      <w:r>
+        <w:rPr>
+          <w:color w:val="EE0000"/>
+        </w:rPr>
+        <w:t>–</w:t>
+      </w:r>
+      <w:r>
+        <w:rPr>
+          <w:color w:val="EE0000"/>
+        </w:rPr>
+        <w:t xml:space="preserve"> </w:t>
+      </w:r>
+      <w:r>
+        <w:rPr>
+          <w:color w:val="EE0000"/>
+        </w:rPr>
+        <w:t>(15/40)log_2(15/40) = 0.9544</w:t>
+      </w:r>
+    </w:p>
+    <w:p>
+      <w:pPr>
+        <w:pStyle w:val="ListParagraph"/>
+        <w:numPr>
+          <w:ilvl w:val="0"/>
+          <w:numId w:val="3"/>
+        </w:numPr>
+        <w:rPr>
+          <w:color w:val="EE0000"/>
+        </w:rPr>
+      </w:pPr>
+      <w:r>
+        <w:rPr>
+          <w:color w:val="EE0000"/>
+        </w:rPr>
+        <w:t>For the left child with 22 samples (20A, 2B), the Entropy</w:t>
+      </w:r>
+      <w:r>
+        <w:rPr>
+          <w:color w:val="EE0000"/>
+        </w:rPr>
+        <w:t xml:space="preserve"> is = -(20/22)log_2(20/22) – (2/22)log_2(2/22) = 0.4395</w:t>
+      </w:r>
+    </w:p>
+    <w:p>
+      <w:pPr>
+        <w:pStyle w:val="ListParagraph"/>
+        <w:numPr>
+          <w:ilvl w:val="0"/>
+          <w:numId w:val="3"/>
+        </w:numPr>
+        <w:rPr>
+          <w:color w:val="EE0000"/>
+        </w:rPr>
+      </w:pPr>
+      <w:r>
+        <w:rPr>
+          <w:color w:val="EE0000"/>
+        </w:rPr>
+        <w:t xml:space="preserve">For the right child with 18 samples (5A, 13B), the </w:t>
+      </w:r>
+      <w:r>
+        <w:rPr>
+          <w:color w:val="EE0000"/>
+        </w:rPr>
+        <w:t>Entropy is = -(5/18)log_2(5/18) – (13/18)log_2(13/18) = 0.8524</w:t>
+      </w:r>
+    </w:p>
+    <w:p>
+      <w:pPr>
+        <w:pStyle w:val="ListParagraph"/>
+        <w:numPr>
+          <w:ilvl w:val="0"/>
+          <w:numId w:val="3"/>
+        </w:numPr>
+        <w:rPr>
+          <w:color w:val="EE0000"/>
+        </w:rPr>
+      </w:pPr>
+      <w:r>
+        <w:rPr>
+          <w:color w:val="EE0000"/>
+        </w:rPr>
+        <w:t xml:space="preserve">Then the </w:t>
+      </w:r>
+      <w:r>
+        <w:rPr>
+          <w:color w:val="EE0000"/>
+        </w:rPr>
+        <w:t>weighted gain</w:t>
+      </w:r>
+      <w:r>
+        <w:rPr>
+          <w:color w:val="EE0000"/>
+        </w:rPr>
+        <w:t xml:space="preserve"> would be the sum of the weighted </w:t>
+      </w:r>
+      <w:r>
+        <w:rPr>
+          <w:color w:val="EE0000"/>
+        </w:rPr>
+        <w:t>entropies</w:t>
+      </w:r>
+      <w:r>
+        <w:rPr>
+          <w:color w:val="EE0000"/>
+        </w:rPr>
+        <w:t xml:space="preserve"> = (22/40)*0.4395 + (18/40)*</w:t>
+      </w:r>
+      <w:r>
+        <w:rPr>
+          <w:color w:val="EE0000"/>
+        </w:rPr>
+        <w:t>0.8524</w:t>
+      </w:r>
+      <w:r>
+        <w:rPr>
+          <w:color w:val="EE0000"/>
+        </w:rPr>
+        <w:t xml:space="preserve"> = 0.6254</w:t>
+      </w:r>
+    </w:p>
+    <w:p>
+      <w:pPr>
+        <w:pStyle w:val="ListParagraph"/>
+        <w:numPr>
+          <w:ilvl w:val="0"/>
+          <w:numId w:val="3"/>
+        </w:numPr>
+        <w:rPr>
+          <w:color w:val="EE0000"/>
+        </w:rPr>
+      </w:pPr>
+      <w:r>
+        <w:rPr>
+          <w:color w:val="EE0000"/>
+        </w:rPr>
+        <w:t xml:space="preserve">The final </w:t>
+      </w:r>
+      <w:r>
+        <w:rPr>
+          <w:color w:val="EE0000"/>
+        </w:rPr>
+        <w:t>information gain would be the parent entropy minus the gain</w:t>
+      </w:r>
+      <w:r>
+        <w:rPr>
+          <w:color w:val="EE0000"/>
+        </w:rPr>
+        <w:t xml:space="preserve"> = 0.9544 – 0.6254 = </w:t>
+      </w:r>
+      <w:r>
+        <w:rPr>
+          <w:b/>
+          <w:bCs/>
+          <w:color w:val="EE0000"/>
+        </w:rPr>
+        <w:t>0.329</w:t>
+      </w:r>
+    </w:p>
+    <w:p>
+      <w:pPr>
+        <w:rPr>
+          <w:b/>
+          <w:bCs/>
+          <w:color w:val="EE0000"/>
+        </w:rPr>
+      </w:pPr>
+      <w:r>
+        <w:rPr>
+          <w:b/>
+          <w:bCs/>
+          <w:color w:val="EE0000"/>
+        </w:rPr>
+        <w:t>Gini and Entropy Functions for binary classification</w:t>
       </w:r>
     </w:p>
     <w:p>
@@ -85,78 +539,66 @@
           <w:numId w:val="1"/>
         </w:numPr>
         <w:rPr>
-          <w:color w:val="EE0000"/>
-        </w:rPr>
-      </w:pPr>
-      <w:r>
-        <w:rPr>
-          <w:color w:val="EE0000"/>
-        </w:rPr>
-        <w:t xml:space="preserve">For </w:t>
-      </w:r>
-      <w:r>
-        <w:rPr>
-          <w:color w:val="EE0000"/>
-        </w:rPr>
-        <w:t xml:space="preserve">the </w:t>
-      </w:r>
-      <w:r>
-        <w:rPr>
-          <w:color w:val="EE0000"/>
-        </w:rPr>
-        <w:t>node</w:t>
-      </w:r>
-      <w:r>
-        <w:rPr>
-          <w:color w:val="EE0000"/>
-        </w:rPr>
-        <w:t xml:space="preserve"> with 40 samples (25A, 15B)</w:t>
-      </w:r>
-      <w:r>
-        <w:rPr>
-          <w:color w:val="EE0000"/>
-        </w:rPr>
-        <w:t xml:space="preserve">, the Gini impurity is </w:t>
-      </w:r>
-      <w:r>
-        <w:rPr>
-          <w:color w:val="EE0000"/>
-        </w:rPr>
-        <w:t>1 – (25/</w:t>
-      </w:r>
-      <w:proofErr w:type="gramStart"/>
-      <w:r>
-        <w:rPr>
-          <w:color w:val="EE0000"/>
-        </w:rPr>
-        <w:t>40)^</w:t>
-      </w:r>
-      <w:proofErr w:type="gramEnd"/>
-      <w:r>
-        <w:rPr>
-          <w:color w:val="EE0000"/>
-        </w:rPr>
-        <w:t>2-(15/</w:t>
-      </w:r>
-      <w:proofErr w:type="gramStart"/>
-      <w:r>
-        <w:rPr>
-          <w:color w:val="EE0000"/>
-        </w:rPr>
-        <w:t>40)^</w:t>
-      </w:r>
-      <w:proofErr w:type="gramEnd"/>
-      <w:r>
-        <w:rPr>
-          <w:color w:val="EE0000"/>
-        </w:rPr>
-        <w:t xml:space="preserve">2 = </w:t>
-      </w:r>
-      <w:r>
-        <w:rPr>
-          <w:color w:val="EE0000"/>
-        </w:rPr>
-        <w:t>0.46875</w:t>
+          <w:b/>
+          <w:bCs/>
+          <w:color w:val="EE0000"/>
+        </w:rPr>
+      </w:pPr>
+      <w:r>
+        <w:rPr>
+          <w:b/>
+          <w:bCs/>
+          <w:color w:val="EE0000"/>
+        </w:rPr>
+        <w:t>Gini function</w:t>
+      </w:r>
+      <w:r>
+        <w:rPr>
+          <w:b/>
+          <w:bCs/>
+          <w:color w:val="EE0000"/>
+        </w:rPr>
+        <w:t>(p,1-p)</w:t>
+      </w:r>
+      <w:r>
+        <w:rPr>
+          <w:b/>
+          <w:bCs/>
+          <w:color w:val="EE0000"/>
+        </w:rPr>
+        <w:t xml:space="preserve"> = </w:t>
+      </w:r>
+      <w:r>
+        <w:rPr>
+          <w:b/>
+          <w:bCs/>
+          <w:color w:val="EE0000"/>
+        </w:rPr>
+        <w:t xml:space="preserve">1 </w:t>
+      </w:r>
+      <w:r>
+        <w:rPr>
+          <w:b/>
+          <w:bCs/>
+          <w:color w:val="EE0000"/>
+        </w:rPr>
+        <w:t>–</w:t>
+      </w:r>
+      <w:r>
+        <w:rPr>
+          <w:b/>
+          <w:bCs/>
+          <w:color w:val="EE0000"/>
+        </w:rPr>
+        <w:t xml:space="preserve"> </w:t>
+      </w:r>
+      <w:r>
+        <w:rPr>
+          <w:b/>
+          <w:bCs/>
+          <w:color w:val="EE0000"/>
+        </w:rPr>
+        <w:t>p^2 – (1-p)^2</w:t>
       </w:r>
     </w:p>
     <w:p>
@@ -167,269 +609,81 @@
           <w:numId w:val="1"/>
         </w:numPr>
         <w:rPr>
-          <w:color w:val="EE0000"/>
-        </w:rPr>
-      </w:pPr>
-      <w:r>
-        <w:rPr>
-          <w:color w:val="EE0000"/>
-        </w:rPr>
-        <w:t>For the left child with 22 samples (20A, 2B), the Gini impurity is 1- (20/</w:t>
-      </w:r>
-      <w:proofErr w:type="gramStart"/>
-      <w:r>
-        <w:rPr>
-          <w:color w:val="EE0000"/>
-        </w:rPr>
-        <w:t>22)^</w:t>
-      </w:r>
-      <w:proofErr w:type="gramEnd"/>
-      <w:r>
-        <w:rPr>
-          <w:color w:val="EE0000"/>
-        </w:rPr>
-        <w:t>2-(2/</w:t>
-      </w:r>
-      <w:proofErr w:type="gramStart"/>
-      <w:r>
-        <w:rPr>
-          <w:color w:val="EE0000"/>
-        </w:rPr>
-        <w:t>22)^</w:t>
-      </w:r>
-      <w:proofErr w:type="gramEnd"/>
-      <w:r>
-        <w:rPr>
-          <w:color w:val="EE0000"/>
-        </w:rPr>
-        <w:t>2 = 0.1653</w:t>
+          <w:b/>
+          <w:bCs/>
+          <w:color w:val="EE0000"/>
+        </w:rPr>
+      </w:pPr>
+      <w:r>
+        <w:rPr>
+          <w:b/>
+          <w:bCs/>
+          <w:color w:val="EE0000"/>
+        </w:rPr>
+        <w:t xml:space="preserve">Entropy Function(p,1-p) =  </w:t>
+      </w:r>
+      <w:r>
+        <w:rPr>
+          <w:b/>
+          <w:bCs/>
+          <w:color w:val="EE0000"/>
+        </w:rPr>
+        <w:t>-(plog_2p</w:t>
+      </w:r>
+      <w:r>
+        <w:rPr>
+          <w:b/>
+          <w:bCs/>
+          <w:color w:val="EE0000"/>
+        </w:rPr>
+        <w:t xml:space="preserve"> + (1-p)log_2(1-p))</w:t>
       </w:r>
     </w:p>
     <w:p>
       <w:pPr>
         <w:pStyle w:val="ListParagraph"/>
         <w:numPr>
-          <w:ilvl w:val="0"/>
+          <w:ilvl w:val="1"/>
           <w:numId w:val="1"/>
         </w:numPr>
         <w:rPr>
-          <w:color w:val="EE0000"/>
-        </w:rPr>
-      </w:pPr>
-      <w:r>
-        <w:rPr>
-          <w:color w:val="EE0000"/>
-        </w:rPr>
-        <w:t>For the right child with 18 samples (5A, 13B), the Gini impurity is 1- (</w:t>
-      </w:r>
-      <w:r>
-        <w:rPr>
-          <w:color w:val="EE0000"/>
-        </w:rPr>
-        <w:t>5</w:t>
-      </w:r>
-      <w:r>
-        <w:rPr>
-          <w:color w:val="EE0000"/>
-        </w:rPr>
-        <w:t>/</w:t>
-      </w:r>
-      <w:proofErr w:type="gramStart"/>
-      <w:r>
-        <w:rPr>
-          <w:color w:val="EE0000"/>
-        </w:rPr>
-        <w:t>18</w:t>
-      </w:r>
-      <w:r>
-        <w:rPr>
-          <w:color w:val="EE0000"/>
-        </w:rPr>
-        <w:t>)^</w:t>
-      </w:r>
-      <w:proofErr w:type="gramEnd"/>
-      <w:r>
-        <w:rPr>
-          <w:color w:val="EE0000"/>
-        </w:rPr>
-        <w:t>2-(</w:t>
-      </w:r>
-      <w:r>
-        <w:rPr>
-          <w:color w:val="EE0000"/>
-        </w:rPr>
-        <w:t>13</w:t>
-      </w:r>
-      <w:r>
-        <w:rPr>
-          <w:color w:val="EE0000"/>
-        </w:rPr>
-        <w:t>/</w:t>
-      </w:r>
-      <w:proofErr w:type="gramStart"/>
-      <w:r>
-        <w:rPr>
-          <w:color w:val="EE0000"/>
-        </w:rPr>
-        <w:t>18</w:t>
-      </w:r>
-      <w:r>
-        <w:rPr>
-          <w:color w:val="EE0000"/>
-        </w:rPr>
-        <w:t>)^</w:t>
-      </w:r>
-      <w:proofErr w:type="gramEnd"/>
-      <w:r>
-        <w:rPr>
-          <w:color w:val="EE0000"/>
-        </w:rPr>
-        <w:t>2 = 0.</w:t>
-      </w:r>
-      <w:r>
-        <w:rPr>
-          <w:color w:val="EE0000"/>
-        </w:rPr>
-        <w:t>4012</w:t>
-      </w:r>
-    </w:p>
-    <w:p>
-      <w:pPr>
-        <w:pStyle w:val="ListParagraph"/>
-        <w:numPr>
-          <w:ilvl w:val="0"/>
-          <w:numId w:val="1"/>
-        </w:numPr>
-        <w:rPr>
-          <w:color w:val="EE0000"/>
-        </w:rPr>
-      </w:pPr>
-      <w:r>
-        <w:rPr>
-          <w:color w:val="EE0000"/>
-        </w:rPr>
-        <w:t xml:space="preserve">Then </w:t>
-      </w:r>
-      <w:r>
-        <w:rPr>
-          <w:color w:val="EE0000"/>
-        </w:rPr>
-        <w:t xml:space="preserve">the Gini split would be </w:t>
-      </w:r>
-      <w:r>
-        <w:rPr>
-          <w:color w:val="EE0000"/>
-        </w:rPr>
-        <w:t xml:space="preserve">the sum of the weighted impurities - </w:t>
-      </w:r>
-      <w:proofErr w:type="spellStart"/>
-      <w:r>
-        <w:rPr>
-          <w:color w:val="EE0000"/>
-        </w:rPr>
-        <w:t>G_split</w:t>
-      </w:r>
-      <w:proofErr w:type="spellEnd"/>
-      <w:r>
-        <w:rPr>
-          <w:color w:val="EE0000"/>
-        </w:rPr>
-        <w:t xml:space="preserve"> = </w:t>
-      </w:r>
-      <w:r>
-        <w:rPr>
-          <w:color w:val="EE0000"/>
-        </w:rPr>
-        <w:t>22/40 *(0.1653) + 18/40(</w:t>
-      </w:r>
-      <w:r>
-        <w:rPr>
-          <w:color w:val="EE0000"/>
-        </w:rPr>
-        <w:t>0.4012) = 0.2715</w:t>
-      </w:r>
-    </w:p>
-    <w:p>
-      <w:pPr>
-        <w:pStyle w:val="ListParagraph"/>
-        <w:numPr>
-          <w:ilvl w:val="0"/>
-          <w:numId w:val="1"/>
-        </w:numPr>
-        <w:rPr>
-          <w:color w:val="EE0000"/>
-        </w:rPr>
-      </w:pPr>
-      <w:r>
-        <w:rPr>
-          <w:color w:val="EE0000"/>
-        </w:rPr>
-        <w:t xml:space="preserve">The final </w:t>
-      </w:r>
-      <w:proofErr w:type="spellStart"/>
-      <w:r>
-        <w:rPr>
-          <w:color w:val="EE0000"/>
-        </w:rPr>
-        <w:t>gini</w:t>
-      </w:r>
-      <w:proofErr w:type="spellEnd"/>
-      <w:r>
-        <w:rPr>
-          <w:color w:val="EE0000"/>
-        </w:rPr>
-        <w:t xml:space="preserve"> decrease would be the parent node impurity</w:t>
-      </w:r>
-      <w:r>
-        <w:rPr>
-          <w:color w:val="EE0000"/>
-        </w:rPr>
-        <w:t xml:space="preserve"> minus the </w:t>
-      </w:r>
-      <w:proofErr w:type="spellStart"/>
-      <w:r>
-        <w:rPr>
-          <w:color w:val="EE0000"/>
-        </w:rPr>
-        <w:t>gini</w:t>
-      </w:r>
-      <w:proofErr w:type="spellEnd"/>
-      <w:r>
-        <w:rPr>
-          <w:color w:val="EE0000"/>
-        </w:rPr>
-        <w:t xml:space="preserve"> split</w:t>
-      </w:r>
-      <w:r>
-        <w:rPr>
-          <w:color w:val="EE0000"/>
-        </w:rPr>
-        <w:t xml:space="preserve"> – 0.46875 – 0.2715 </w:t>
-      </w:r>
-      <w:r>
-        <w:rPr>
           <w:b/>
           <w:bCs/>
           <w:color w:val="EE0000"/>
         </w:rPr>
-        <w:t>= 0.1973</w:t>
-      </w:r>
-    </w:p>
-    <w:p>
-      <w:pPr>
+      </w:pPr>
+      <w:r>
         <w:rPr>
           <w:b/>
           <w:bCs/>
           <w:color w:val="EE0000"/>
         </w:rPr>
-      </w:pPr>
-      <w:r>
+        <w:t>H/2 = -1/2(plog_2p + (1-p)log_2(1-p))</w:t>
+      </w:r>
+    </w:p>
+    <w:p>
+      <w:pPr>
         <w:rPr>
           <w:b/>
           <w:bCs/>
           <w:color w:val="EE0000"/>
         </w:rPr>
-        <w:t>Information Gain:</w:t>
+      </w:pPr>
+      <w:r>
+        <w:rPr>
+          <w:b/>
+          <w:bCs/>
+          <w:color w:val="EE0000"/>
+        </w:rPr>
+        <w:t xml:space="preserve">Misclassification </w:t>
+      </w:r>
+      <w:r>
+        <w:rPr>
+          <w:b/>
+          <w:bCs/>
+          <w:color w:val="EE0000"/>
+        </w:rPr>
+        <w:t>Error</w:t>
       </w:r>
     </w:p>
     <w:p>
@@ -447,546 +701,6 @@
       </w:pPr>
       <w:r>
         <w:rPr>
-          <w:color w:val="EE0000"/>
-        </w:rPr>
-        <w:t>For no</w:t>
-      </w:r>
-      <w:r>
-        <w:rPr>
-          <w:color w:val="EE0000"/>
-        </w:rPr>
-        <w:t xml:space="preserve">de with 40 samples (25A, 15B), the </w:t>
-      </w:r>
-      <w:r>
-        <w:rPr>
-          <w:color w:val="EE0000"/>
-        </w:rPr>
-        <w:t>Entropy is = -(25/</w:t>
-      </w:r>
-      <w:proofErr w:type="gramStart"/>
-      <w:r>
-        <w:rPr>
-          <w:color w:val="EE0000"/>
-        </w:rPr>
-        <w:t>40)log</w:t>
-      </w:r>
-      <w:proofErr w:type="gramEnd"/>
-      <w:r>
-        <w:rPr>
-          <w:color w:val="EE0000"/>
-        </w:rPr>
-        <w:t xml:space="preserve">_2(25/40) </w:t>
-      </w:r>
-      <w:r>
-        <w:rPr>
-          <w:color w:val="EE0000"/>
-        </w:rPr>
-        <w:t>–</w:t>
-      </w:r>
-      <w:r>
-        <w:rPr>
-          <w:color w:val="EE0000"/>
-        </w:rPr>
-        <w:t xml:space="preserve"> </w:t>
-      </w:r>
-      <w:r>
-        <w:rPr>
-          <w:color w:val="EE0000"/>
-        </w:rPr>
-        <w:t>(15/</w:t>
-      </w:r>
-      <w:proofErr w:type="gramStart"/>
-      <w:r>
-        <w:rPr>
-          <w:color w:val="EE0000"/>
-        </w:rPr>
-        <w:t>40)log</w:t>
-      </w:r>
-      <w:proofErr w:type="gramEnd"/>
-      <w:r>
-        <w:rPr>
-          <w:color w:val="EE0000"/>
-        </w:rPr>
-        <w:t>_2(15/40) = 0.9544</w:t>
-      </w:r>
-    </w:p>
-    <w:p>
-      <w:pPr>
-        <w:pStyle w:val="ListParagraph"/>
-        <w:numPr>
-          <w:ilvl w:val="0"/>
-          <w:numId w:val="2"/>
-        </w:numPr>
-        <w:rPr>
-          <w:color w:val="EE0000"/>
-        </w:rPr>
-      </w:pPr>
-      <w:r>
-        <w:rPr>
-          <w:color w:val="EE0000"/>
-        </w:rPr>
-        <w:t>For the left child with 22 samples (20A, 2B), the Entropy</w:t>
-      </w:r>
-      <w:r>
-        <w:rPr>
-          <w:color w:val="EE0000"/>
-        </w:rPr>
-        <w:t xml:space="preserve"> is = -(20/</w:t>
-      </w:r>
-      <w:proofErr w:type="gramStart"/>
-      <w:r>
-        <w:rPr>
-          <w:color w:val="EE0000"/>
-        </w:rPr>
-        <w:t>22)log</w:t>
-      </w:r>
-      <w:proofErr w:type="gramEnd"/>
-      <w:r>
-        <w:rPr>
-          <w:color w:val="EE0000"/>
-        </w:rPr>
-        <w:t>_2(20/22) – (2/</w:t>
-      </w:r>
-      <w:proofErr w:type="gramStart"/>
-      <w:r>
-        <w:rPr>
-          <w:color w:val="EE0000"/>
-        </w:rPr>
-        <w:t>22)log</w:t>
-      </w:r>
-      <w:proofErr w:type="gramEnd"/>
-      <w:r>
-        <w:rPr>
-          <w:color w:val="EE0000"/>
-        </w:rPr>
-        <w:t>_2(2/22) = 0.4395</w:t>
-      </w:r>
-    </w:p>
-    <w:p>
-      <w:pPr>
-        <w:pStyle w:val="ListParagraph"/>
-        <w:numPr>
-          <w:ilvl w:val="0"/>
-          <w:numId w:val="2"/>
-        </w:numPr>
-        <w:rPr>
-          <w:color w:val="EE0000"/>
-        </w:rPr>
-      </w:pPr>
-      <w:r>
-        <w:rPr>
-          <w:color w:val="EE0000"/>
-        </w:rPr>
-        <w:t xml:space="preserve">For the right child with 18 samples (5A, 13B), the </w:t>
-      </w:r>
-      <w:r>
-        <w:rPr>
-          <w:color w:val="EE0000"/>
-        </w:rPr>
-        <w:t>Entropy is = -(5/</w:t>
-      </w:r>
-      <w:proofErr w:type="gramStart"/>
-      <w:r>
-        <w:rPr>
-          <w:color w:val="EE0000"/>
-        </w:rPr>
-        <w:t>18)log</w:t>
-      </w:r>
-      <w:proofErr w:type="gramEnd"/>
-      <w:r>
-        <w:rPr>
-          <w:color w:val="EE0000"/>
-        </w:rPr>
-        <w:t>_2(5/18) – (13/</w:t>
-      </w:r>
-      <w:proofErr w:type="gramStart"/>
-      <w:r>
-        <w:rPr>
-          <w:color w:val="EE0000"/>
-        </w:rPr>
-        <w:t>18)log</w:t>
-      </w:r>
-      <w:proofErr w:type="gramEnd"/>
-      <w:r>
-        <w:rPr>
-          <w:color w:val="EE0000"/>
-        </w:rPr>
-        <w:t>_2(13/18) = 0.8524</w:t>
-      </w:r>
-    </w:p>
-    <w:p>
-      <w:pPr>
-        <w:pStyle w:val="ListParagraph"/>
-        <w:numPr>
-          <w:ilvl w:val="0"/>
-          <w:numId w:val="2"/>
-        </w:numPr>
-        <w:rPr>
-          <w:color w:val="EE0000"/>
-        </w:rPr>
-      </w:pPr>
-      <w:r>
-        <w:rPr>
-          <w:color w:val="EE0000"/>
-        </w:rPr>
-        <w:t xml:space="preserve">Then the </w:t>
-      </w:r>
-      <w:r>
-        <w:rPr>
-          <w:color w:val="EE0000"/>
-        </w:rPr>
-        <w:t>weighted gain</w:t>
-      </w:r>
-      <w:r>
-        <w:rPr>
-          <w:color w:val="EE0000"/>
-        </w:rPr>
-        <w:t xml:space="preserve"> would be the sum of the weighted </w:t>
-      </w:r>
-      <w:r>
-        <w:rPr>
-          <w:color w:val="EE0000"/>
-        </w:rPr>
-        <w:t>entropies</w:t>
-      </w:r>
-      <w:r>
-        <w:rPr>
-          <w:color w:val="EE0000"/>
-        </w:rPr>
-        <w:t xml:space="preserve"> = (22/</w:t>
-      </w:r>
-      <w:proofErr w:type="gramStart"/>
-      <w:r>
-        <w:rPr>
-          <w:color w:val="EE0000"/>
-        </w:rPr>
-        <w:t>40)*</w:t>
-      </w:r>
-      <w:proofErr w:type="gramEnd"/>
-      <w:r>
-        <w:rPr>
-          <w:color w:val="EE0000"/>
-        </w:rPr>
-        <w:t>0.4395 + (18/</w:t>
-      </w:r>
-      <w:proofErr w:type="gramStart"/>
-      <w:r>
-        <w:rPr>
-          <w:color w:val="EE0000"/>
-        </w:rPr>
-        <w:t>40)*</w:t>
-      </w:r>
-      <w:proofErr w:type="gramEnd"/>
-      <w:r>
-        <w:rPr>
-          <w:color w:val="EE0000"/>
-        </w:rPr>
-        <w:t>0.8524</w:t>
-      </w:r>
-      <w:r>
-        <w:rPr>
-          <w:color w:val="EE0000"/>
-        </w:rPr>
-        <w:t xml:space="preserve"> = 0.6254</w:t>
-      </w:r>
-    </w:p>
-    <w:p>
-      <w:pPr>
-        <w:pStyle w:val="ListParagraph"/>
-        <w:numPr>
-          <w:ilvl w:val="0"/>
-          <w:numId w:val="2"/>
-        </w:numPr>
-        <w:rPr>
-          <w:color w:val="EE0000"/>
-        </w:rPr>
-      </w:pPr>
-      <w:r>
-        <w:rPr>
-          <w:color w:val="EE0000"/>
-        </w:rPr>
-        <w:t xml:space="preserve">The final </w:t>
-      </w:r>
-      <w:r>
-        <w:rPr>
-          <w:color w:val="EE0000"/>
-        </w:rPr>
-        <w:t>information gain would be the parent entropy minus the gain</w:t>
-      </w:r>
-      <w:r>
-        <w:rPr>
-          <w:color w:val="EE0000"/>
-        </w:rPr>
-        <w:t xml:space="preserve"> = 0.9544 – 0.6254 = </w:t>
-      </w:r>
-      <w:r>
-        <w:rPr>
-          <w:b/>
-          <w:bCs/>
-          <w:color w:val="EE0000"/>
-        </w:rPr>
-        <w:t>0.329</w:t>
-      </w:r>
-    </w:p>
-    <w:p>
-      <w:pPr>
-        <w:rPr>
-          <w:b/>
-          <w:bCs/>
-          <w:color w:val="EE0000"/>
-        </w:rPr>
-      </w:pPr>
-      <w:r>
-        <w:rPr>
-          <w:b/>
-          <w:bCs/>
-          <w:color w:val="EE0000"/>
-        </w:rPr>
-        <w:t>Gini and Entropy Functions for binary classification</w:t>
-      </w:r>
-    </w:p>
-    <w:p>
-      <w:pPr>
-        <w:pStyle w:val="ListParagraph"/>
-        <w:numPr>
-          <w:ilvl w:val="0"/>
-          <w:numId w:val="3"/>
-        </w:numPr>
-        <w:rPr>
-          <w:b/>
-          <w:bCs/>
-          <w:color w:val="EE0000"/>
-        </w:rPr>
-      </w:pPr>
-      <w:r>
-        <w:rPr>
-          <w:b/>
-          <w:bCs/>
-          <w:color w:val="EE0000"/>
-        </w:rPr>
-        <w:t>Gini function</w:t>
-      </w:r>
-      <w:r>
-        <w:rPr>
-          <w:b/>
-          <w:bCs/>
-          <w:color w:val="EE0000"/>
-        </w:rPr>
-        <w:t>(p,1-p)</w:t>
-      </w:r>
-      <w:r>
-        <w:rPr>
-          <w:b/>
-          <w:bCs/>
-          <w:color w:val="EE0000"/>
-        </w:rPr>
-        <w:t xml:space="preserve"> = </w:t>
-      </w:r>
-      <w:r>
-        <w:rPr>
-          <w:b/>
-          <w:bCs/>
-          <w:color w:val="EE0000"/>
-        </w:rPr>
-        <w:t xml:space="preserve">1 </w:t>
-      </w:r>
-      <w:r>
-        <w:rPr>
-          <w:b/>
-          <w:bCs/>
-          <w:color w:val="EE0000"/>
-        </w:rPr>
-        <w:t>–</w:t>
-      </w:r>
-      <w:r>
-        <w:rPr>
-          <w:b/>
-          <w:bCs/>
-          <w:color w:val="EE0000"/>
-        </w:rPr>
-        <w:t xml:space="preserve"> </w:t>
-      </w:r>
-      <w:r>
-        <w:rPr>
-          <w:b/>
-          <w:bCs/>
-          <w:color w:val="EE0000"/>
-        </w:rPr>
-        <w:t>p^2 – (1-</w:t>
-      </w:r>
-      <w:proofErr w:type="gramStart"/>
-      <w:r>
-        <w:rPr>
-          <w:b/>
-          <w:bCs/>
-          <w:color w:val="EE0000"/>
-        </w:rPr>
-        <w:t>p)^</w:t>
-      </w:r>
-      <w:proofErr w:type="gramEnd"/>
-      <w:r>
-        <w:rPr>
-          <w:b/>
-          <w:bCs/>
-          <w:color w:val="EE0000"/>
-        </w:rPr>
-        <w:t>2</w:t>
-      </w:r>
-    </w:p>
-    <w:p>
-      <w:pPr>
-        <w:pStyle w:val="ListParagraph"/>
-        <w:numPr>
-          <w:ilvl w:val="0"/>
-          <w:numId w:val="3"/>
-        </w:numPr>
-        <w:rPr>
-          <w:b/>
-          <w:bCs/>
-          <w:color w:val="EE0000"/>
-        </w:rPr>
-      </w:pPr>
-      <w:r>
-        <w:rPr>
-          <w:b/>
-          <w:bCs/>
-          <w:color w:val="EE0000"/>
-        </w:rPr>
-        <w:t xml:space="preserve">Entropy Function(p,1-p) </w:t>
-      </w:r>
-      <w:proofErr w:type="gramStart"/>
-      <w:r>
-        <w:rPr>
-          <w:b/>
-          <w:bCs/>
-          <w:color w:val="EE0000"/>
-        </w:rPr>
-        <w:t xml:space="preserve">=  </w:t>
-      </w:r>
-      <w:r>
-        <w:rPr>
-          <w:b/>
-          <w:bCs/>
-          <w:color w:val="EE0000"/>
-        </w:rPr>
-        <w:t>-(</w:t>
-      </w:r>
-      <w:proofErr w:type="gramEnd"/>
-      <w:r>
-        <w:rPr>
-          <w:b/>
-          <w:bCs/>
-          <w:color w:val="EE0000"/>
-        </w:rPr>
-        <w:t>plog_2p</w:t>
-      </w:r>
-      <w:r>
-        <w:rPr>
-          <w:b/>
-          <w:bCs/>
-          <w:color w:val="EE0000"/>
-        </w:rPr>
-        <w:t xml:space="preserve"> + (1-</w:t>
-      </w:r>
-      <w:proofErr w:type="gramStart"/>
-      <w:r>
-        <w:rPr>
-          <w:b/>
-          <w:bCs/>
-          <w:color w:val="EE0000"/>
-        </w:rPr>
-        <w:t>p)log</w:t>
-      </w:r>
-      <w:proofErr w:type="gramEnd"/>
-      <w:r>
-        <w:rPr>
-          <w:b/>
-          <w:bCs/>
-          <w:color w:val="EE0000"/>
-        </w:rPr>
-        <w:t>_2(1-p))</w:t>
-      </w:r>
-    </w:p>
-    <w:p>
-      <w:pPr>
-        <w:pStyle w:val="ListParagraph"/>
-        <w:numPr>
-          <w:ilvl w:val="1"/>
-          <w:numId w:val="3"/>
-        </w:numPr>
-        <w:rPr>
-          <w:b/>
-          <w:bCs/>
-          <w:color w:val="EE0000"/>
-        </w:rPr>
-      </w:pPr>
-      <w:r>
-        <w:rPr>
-          <w:b/>
-          <w:bCs/>
-          <w:color w:val="EE0000"/>
-        </w:rPr>
-        <w:t>H/2 = -1/2(plog_2p + (1-</w:t>
-      </w:r>
-      <w:proofErr w:type="gramStart"/>
-      <w:r>
-        <w:rPr>
-          <w:b/>
-          <w:bCs/>
-          <w:color w:val="EE0000"/>
-        </w:rPr>
-        <w:t>p)log</w:t>
-      </w:r>
-      <w:proofErr w:type="gramEnd"/>
-      <w:r>
-        <w:rPr>
-          <w:b/>
-          <w:bCs/>
-          <w:color w:val="EE0000"/>
-        </w:rPr>
-        <w:t>_2(1-p))</w:t>
-      </w:r>
-    </w:p>
-    <w:p>
-      <w:pPr>
-        <w:rPr>
-          <w:b/>
-          <w:bCs/>
-          <w:color w:val="EE0000"/>
-        </w:rPr>
-      </w:pPr>
-      <w:r>
-        <w:rPr>
-          <w:b/>
-          <w:bCs/>
-          <w:color w:val="EE0000"/>
-        </w:rPr>
-        <w:t xml:space="preserve">Misclassification </w:t>
-      </w:r>
-      <w:r>
-        <w:rPr>
-          <w:b/>
-          <w:bCs/>
-          <w:color w:val="EE0000"/>
-        </w:rPr>
-        <w:t>Error</w:t>
-      </w:r>
-    </w:p>
-    <w:p>
-      <w:pPr>
-        <w:pStyle w:val="ListParagraph"/>
-        <w:numPr>
-          <w:ilvl w:val="0"/>
-          <w:numId w:val="4"/>
-        </w:numPr>
-        <w:rPr>
-          <w:b/>
-          <w:bCs/>
-          <w:color w:val="EE0000"/>
-        </w:rPr>
-      </w:pPr>
-      <w:r>
-        <w:rPr>
           <w:b/>
           <w:bCs/>
           <w:color w:val="EE0000"/>
@@ -1037,7 +751,13 @@
           <wp:inline distT="0" distB="0" distL="0" distR="0" wp14:anchorId="6E8054B0" wp14:editId="79471A36">
             <wp:extent cx="5184658" cy="4160528"/>
             <wp:effectExtent l="0" t="0" r="0" b="0"/>
-            <wp:docPr id="1317351260" name="Picture 1"/>
+            <wp:docPr id="1317351260" name="Picture 1">
+              <a:extLst xmlns:a="http://schemas.openxmlformats.org/drawingml/2006/main">
+                <a:ext uri="{FF2B5EF4-FFF2-40B4-BE49-F238E27FC236}">
+                  <a16:creationId xmlns:a16="http://schemas.microsoft.com/office/drawing/2014/main" id="{C7D2869E-B4BB-4DE1-A9CE-4BC245C8AE48}"/>
+                </a:ext>
+              </a:extLst>
+            </wp:docPr>
             <wp:cNvGraphicFramePr>
               <a:graphicFrameLocks xmlns:a="http://schemas.openxmlformats.org/drawingml/2006/main" noChangeAspect="1"/>
             </wp:cNvGraphicFramePr>
@@ -1049,7 +769,7 @@
                     <pic:cNvPicPr/>
                   </pic:nvPicPr>
                   <pic:blipFill>
-                    <a:blip r:embed="rId5">
+                    <a:blip r:embed="rId7">
                       <a:extLst>
                         <a:ext uri="{28A0092B-C50C-407E-A947-70E740481C1C}">
                           <a14:useLocalDpi xmlns:a14="http://schemas.microsoft.com/office/drawing/2010/main" val="0"/>
@@ -1114,35 +834,31 @@
           <w:bCs/>
           <w:color w:val="EE0000"/>
         </w:rPr>
-        <w:t xml:space="preserve"> </w:t>
-      </w:r>
-      <w:proofErr w:type="spellStart"/>
-      <w:proofErr w:type="gramStart"/>
+        <w:t xml:space="preserve"> I.e, they can provide </w:t>
+      </w:r>
       <w:r>
         <w:rPr>
           <w:b/>
           <w:bCs/>
           <w:color w:val="EE0000"/>
         </w:rPr>
-        <w:t>I.e</w:t>
-      </w:r>
-      <w:proofErr w:type="spellEnd"/>
+        <w:t>distinguish</w:t>
+      </w:r>
       <w:r>
         <w:rPr>
           <w:b/>
           <w:bCs/>
           <w:color w:val="EE0000"/>
         </w:rPr>
-        <w:t>, they</w:t>
-      </w:r>
-      <w:proofErr w:type="gramEnd"/>
+        <w:t xml:space="preserve"> </w:t>
+      </w:r>
       <w:r>
         <w:rPr>
           <w:b/>
           <w:bCs/>
           <w:color w:val="EE0000"/>
         </w:rPr>
-        <w:t xml:space="preserve"> can provide </w:t>
+        <w:t>which split improves node</w:t>
       </w:r>
       <w:r>
         <w:rPr>
@@ -1150,7 +866,7 @@
           <w:bCs/>
           <w:color w:val="EE0000"/>
         </w:rPr>
-        <w:t>distinguish</w:t>
+        <w:t xml:space="preserve"> purity </w:t>
       </w:r>
       <w:r>
         <w:rPr>
@@ -1158,7 +874,7 @@
           <w:bCs/>
           <w:color w:val="EE0000"/>
         </w:rPr>
-        <w:t xml:space="preserve"> </w:t>
+        <w:t>better</w:t>
       </w:r>
       <w:r>
         <w:rPr>
@@ -1166,7 +882,7 @@
           <w:bCs/>
           <w:color w:val="EE0000"/>
         </w:rPr>
-        <w:t>which split improves node</w:t>
+        <w:t>, as seen by the curve being above misclassification error.</w:t>
       </w:r>
       <w:r>
         <w:rPr>
@@ -1174,103 +890,7 @@
           <w:bCs/>
           <w:color w:val="EE0000"/>
         </w:rPr>
-        <w:t xml:space="preserve"> purity </w:t>
-      </w:r>
-      <w:r>
-        <w:rPr>
-          <w:b/>
-          <w:bCs/>
-          <w:color w:val="EE0000"/>
-        </w:rPr>
-        <w:t>better</w:t>
-      </w:r>
-      <w:r>
-        <w:rPr>
-          <w:b/>
-          <w:bCs/>
-          <w:color w:val="EE0000"/>
-        </w:rPr>
-        <w:t>, as seen by the curve being above misclassification error.</w:t>
-      </w:r>
-      <w:r>
-        <w:rPr>
-          <w:b/>
-          <w:bCs/>
-          <w:color w:val="EE0000"/>
-        </w:rPr>
-        <w:t xml:space="preserve"> Entropy, as </w:t>
-      </w:r>
-      <w:proofErr w:type="gramStart"/>
-      <w:r>
-        <w:rPr>
-          <w:b/>
-          <w:bCs/>
-          <w:color w:val="EE0000"/>
-        </w:rPr>
-        <w:t>shown</w:t>
-      </w:r>
-      <w:proofErr w:type="gramEnd"/>
-      <w:r>
-        <w:rPr>
-          <w:b/>
-          <w:bCs/>
-          <w:color w:val="EE0000"/>
-        </w:rPr>
-        <w:t xml:space="preserve"> does tend to produce more balanced classes </w:t>
-      </w:r>
-      <w:proofErr w:type="gramStart"/>
-      <w:r>
-        <w:rPr>
-          <w:b/>
-          <w:bCs/>
-          <w:color w:val="EE0000"/>
-        </w:rPr>
-        <w:t>then</w:t>
-      </w:r>
-      <w:proofErr w:type="gramEnd"/>
-      <w:r>
-        <w:rPr>
-          <w:b/>
-          <w:bCs/>
-          <w:color w:val="EE0000"/>
-        </w:rPr>
-        <w:t xml:space="preserve"> </w:t>
-      </w:r>
-      <w:proofErr w:type="spellStart"/>
-      <w:r>
-        <w:rPr>
-          <w:b/>
-          <w:bCs/>
-          <w:color w:val="EE0000"/>
-        </w:rPr>
-        <w:t>gini</w:t>
-      </w:r>
-      <w:proofErr w:type="spellEnd"/>
-      <w:r>
-        <w:rPr>
-          <w:b/>
-          <w:bCs/>
-          <w:color w:val="EE0000"/>
-        </w:rPr>
-        <w:t xml:space="preserve">, however </w:t>
-      </w:r>
-      <w:proofErr w:type="spellStart"/>
-      <w:r>
-        <w:rPr>
-          <w:b/>
-          <w:bCs/>
-          <w:color w:val="EE0000"/>
-        </w:rPr>
-        <w:t>gini</w:t>
-      </w:r>
-      <w:proofErr w:type="spellEnd"/>
-      <w:r>
-        <w:rPr>
-          <w:b/>
-          <w:bCs/>
-          <w:color w:val="EE0000"/>
-        </w:rPr>
-        <w:t xml:space="preserve"> is faster to compute.</w:t>
+        <w:t xml:space="preserve"> Entropy, as shown does tend to produce more balanced classes then gini, however gini is faster to compute.</w:t>
       </w:r>
     </w:p>
     <w:p>
@@ -1326,7 +946,13 @@
           <wp:inline distT="0" distB="0" distL="0" distR="0" wp14:anchorId="6A2A5E0C" wp14:editId="5EE71095">
             <wp:extent cx="5943600" cy="3842385"/>
             <wp:effectExtent l="0" t="0" r="0" b="5715"/>
-            <wp:docPr id="982174318" name="Picture 2"/>
+            <wp:docPr id="982174318" name="Picture 2">
+              <a:extLst xmlns:a="http://schemas.openxmlformats.org/drawingml/2006/main">
+                <a:ext uri="{FF2B5EF4-FFF2-40B4-BE49-F238E27FC236}">
+                  <a16:creationId xmlns:a16="http://schemas.microsoft.com/office/drawing/2014/main" id="{51AFEE14-8B26-4BA5-90BB-0125FA2EC98F}"/>
+                </a:ext>
+              </a:extLst>
+            </wp:docPr>
             <wp:cNvGraphicFramePr>
               <a:graphicFrameLocks xmlns:a="http://schemas.openxmlformats.org/drawingml/2006/main" noChangeAspect="1"/>
             </wp:cNvGraphicFramePr>
@@ -1338,7 +964,7 @@
                     <pic:cNvPicPr/>
                   </pic:nvPicPr>
                   <pic:blipFill>
-                    <a:blip r:embed="rId6">
+                    <a:blip r:embed="rId8">
                       <a:extLst>
                         <a:ext uri="{28A0092B-C50C-407E-A947-70E740481C1C}">
                           <a14:useLocalDpi xmlns:a14="http://schemas.microsoft.com/office/drawing/2010/main" val="0"/>
@@ -1381,7 +1007,13 @@
           <wp:inline distT="0" distB="0" distL="0" distR="0" wp14:anchorId="2D39C0A9" wp14:editId="79D99024">
             <wp:extent cx="5943600" cy="1619885"/>
             <wp:effectExtent l="0" t="0" r="0" b="0"/>
-            <wp:docPr id="2034711831" name="Picture 3"/>
+            <wp:docPr id="2034711831" name="Picture 3">
+              <a:extLst xmlns:a="http://schemas.openxmlformats.org/drawingml/2006/main">
+                <a:ext uri="{FF2B5EF4-FFF2-40B4-BE49-F238E27FC236}">
+                  <a16:creationId xmlns:a16="http://schemas.microsoft.com/office/drawing/2014/main" id="{65D19B4A-A28D-4CCC-A6EC-0F8FDB81D6C6}"/>
+                </a:ext>
+              </a:extLst>
+            </wp:docPr>
             <wp:cNvGraphicFramePr>
               <a:graphicFrameLocks xmlns:a="http://schemas.openxmlformats.org/drawingml/2006/main" noChangeAspect="1"/>
             </wp:cNvGraphicFramePr>
@@ -1393,7 +1025,7 @@
                     <pic:cNvPicPr/>
                   </pic:nvPicPr>
                   <pic:blipFill>
-                    <a:blip r:embed="rId7" cstate="print">
+                    <a:blip r:embed="rId9" cstate="print">
                       <a:extLst>
                         <a:ext uri="{28A0092B-C50C-407E-A947-70E740481C1C}">
                           <a14:useLocalDpi xmlns:a14="http://schemas.microsoft.com/office/drawing/2010/main" val="0"/>
@@ -1429,7 +1061,13 @@
           <wp:inline distT="0" distB="0" distL="0" distR="0" wp14:anchorId="7FE08C3E" wp14:editId="5C1A591D">
             <wp:extent cx="5943600" cy="1532890"/>
             <wp:effectExtent l="0" t="0" r="0" b="0"/>
-            <wp:docPr id="1807658340" name="Picture 4"/>
+            <wp:docPr id="1807658340" name="Picture 4">
+              <a:extLst xmlns:a="http://schemas.openxmlformats.org/drawingml/2006/main">
+                <a:ext uri="{FF2B5EF4-FFF2-40B4-BE49-F238E27FC236}">
+                  <a16:creationId xmlns:a16="http://schemas.microsoft.com/office/drawing/2014/main" id="{EF0CD644-129C-40C9-BB6C-8C20D289D2D9}"/>
+                </a:ext>
+              </a:extLst>
+            </wp:docPr>
             <wp:cNvGraphicFramePr>
               <a:graphicFrameLocks xmlns:a="http://schemas.openxmlformats.org/drawingml/2006/main" noChangeAspect="1"/>
             </wp:cNvGraphicFramePr>
@@ -1441,7 +1079,7 @@
                     <pic:cNvPicPr/>
                   </pic:nvPicPr>
                   <pic:blipFill>
-                    <a:blip r:embed="rId8" cstate="print">
+                    <a:blip r:embed="rId10" cstate="print">
                       <a:extLst>
                         <a:ext uri="{28A0092B-C50C-407E-A947-70E740481C1C}">
                           <a14:useLocalDpi xmlns:a14="http://schemas.microsoft.com/office/drawing/2010/main" val="0"/>
@@ -1477,7 +1115,13 @@
           <wp:inline distT="0" distB="0" distL="0" distR="0" wp14:anchorId="08D5EBB6" wp14:editId="11C05945">
             <wp:extent cx="2086266" cy="676369"/>
             <wp:effectExtent l="0" t="0" r="9525" b="9525"/>
-            <wp:docPr id="734195349" name="Picture 1"/>
+            <wp:docPr id="734195349" name="Picture 1">
+              <a:extLst xmlns:a="http://schemas.openxmlformats.org/drawingml/2006/main">
+                <a:ext uri="{FF2B5EF4-FFF2-40B4-BE49-F238E27FC236}">
+                  <a16:creationId xmlns:a16="http://schemas.microsoft.com/office/drawing/2014/main" id="{1EE6793C-381A-4EFB-B554-A0F1E8F3B984}"/>
+                </a:ext>
+              </a:extLst>
+            </wp:docPr>
             <wp:cNvGraphicFramePr>
               <a:graphicFrameLocks xmlns:a="http://schemas.openxmlformats.org/drawingml/2006/main" noChangeAspect="1"/>
             </wp:cNvGraphicFramePr>
@@ -1489,7 +1133,7 @@
                     <pic:cNvPicPr/>
                   </pic:nvPicPr>
                   <pic:blipFill>
-                    <a:blip r:embed="rId9"/>
+                    <a:blip r:embed="rId11"/>
                     <a:stretch>
                       <a:fillRect/>
                     </a:stretch>
@@ -1577,21 +1221,7 @@
         <w:rPr>
           <w:color w:val="EE0000"/>
         </w:rPr>
-        <w:t xml:space="preserve">random seed, just using </w:t>
-      </w:r>
-      <w:proofErr w:type="spellStart"/>
-      <w:r>
-        <w:rPr>
-          <w:color w:val="EE0000"/>
-        </w:rPr>
-        <w:t>gini</w:t>
-      </w:r>
-      <w:proofErr w:type="spellEnd"/>
-      <w:r>
-        <w:rPr>
-          <w:color w:val="EE0000"/>
-        </w:rPr>
-        <w:t xml:space="preserve"> as the criteria. I th</w:t>
+        <w:t>random seed, just using gini as the criteria. I th</w:t>
       </w:r>
       <w:r>
         <w:rPr>
@@ -1615,7 +1245,13 @@
           <wp:inline distT="0" distB="0" distL="0" distR="0" wp14:anchorId="13B0A461" wp14:editId="52D7ECC9">
             <wp:extent cx="5303531" cy="4398273"/>
             <wp:effectExtent l="0" t="0" r="0" b="2540"/>
-            <wp:docPr id="531406003" name="Picture 5"/>
+            <wp:docPr id="531406003" name="Picture 5">
+              <a:extLst xmlns:a="http://schemas.openxmlformats.org/drawingml/2006/main">
+                <a:ext uri="{FF2B5EF4-FFF2-40B4-BE49-F238E27FC236}">
+                  <a16:creationId xmlns:a16="http://schemas.microsoft.com/office/drawing/2014/main" id="{FEB2E8EF-AD63-4D22-A299-03755BF78151}"/>
+                </a:ext>
+              </a:extLst>
+            </wp:docPr>
             <wp:cNvGraphicFramePr>
               <a:graphicFrameLocks xmlns:a="http://schemas.openxmlformats.org/drawingml/2006/main" noChangeAspect="1"/>
             </wp:cNvGraphicFramePr>
@@ -1627,7 +1263,7 @@
                     <pic:cNvPicPr/>
                   </pic:nvPicPr>
                   <pic:blipFill>
-                    <a:blip r:embed="rId10">
+                    <a:blip r:embed="rId12">
                       <a:extLst>
                         <a:ext uri="{28A0092B-C50C-407E-A947-70E740481C1C}">
                           <a14:useLocalDpi xmlns:a14="http://schemas.microsoft.com/office/drawing/2010/main" val="0"/>
@@ -1663,7 +1299,13 @@
           <wp:inline distT="0" distB="0" distL="0" distR="0" wp14:anchorId="740F0784" wp14:editId="7FA0478A">
             <wp:extent cx="2715004" cy="323895"/>
             <wp:effectExtent l="0" t="0" r="9525" b="0"/>
-            <wp:docPr id="1105894813" name="Picture 1"/>
+            <wp:docPr id="1105894813" name="Picture 1">
+              <a:extLst xmlns:a="http://schemas.openxmlformats.org/drawingml/2006/main">
+                <a:ext uri="{FF2B5EF4-FFF2-40B4-BE49-F238E27FC236}">
+                  <a16:creationId xmlns:a16="http://schemas.microsoft.com/office/drawing/2014/main" id="{1B8FABEC-490E-41AA-8971-42DC66804160}"/>
+                </a:ext>
+              </a:extLst>
+            </wp:docPr>
             <wp:cNvGraphicFramePr>
               <a:graphicFrameLocks xmlns:a="http://schemas.openxmlformats.org/drawingml/2006/main" noChangeAspect="1"/>
             </wp:cNvGraphicFramePr>
@@ -1675,7 +1317,7 @@
                     <pic:cNvPicPr/>
                   </pic:nvPicPr>
                   <pic:blipFill>
-                    <a:blip r:embed="rId11"/>
+                    <a:blip r:embed="rId13"/>
                     <a:stretch>
                       <a:fillRect/>
                     </a:stretch>
@@ -1705,7 +1347,13 @@
           <wp:inline distT="0" distB="0" distL="0" distR="0" wp14:anchorId="49333BD4" wp14:editId="4D8B1FB0">
             <wp:extent cx="3410426" cy="228632"/>
             <wp:effectExtent l="0" t="0" r="0" b="0"/>
-            <wp:docPr id="836771695" name="Picture 1"/>
+            <wp:docPr id="836771695" name="Picture 1">
+              <a:extLst xmlns:a="http://schemas.openxmlformats.org/drawingml/2006/main">
+                <a:ext uri="{FF2B5EF4-FFF2-40B4-BE49-F238E27FC236}">
+                  <a16:creationId xmlns:a16="http://schemas.microsoft.com/office/drawing/2014/main" id="{D06FF8D0-D605-4CDB-9F60-24FE096A99AD}"/>
+                </a:ext>
+              </a:extLst>
+            </wp:docPr>
             <wp:cNvGraphicFramePr>
               <a:graphicFrameLocks xmlns:a="http://schemas.openxmlformats.org/drawingml/2006/main" noChangeAspect="1"/>
             </wp:cNvGraphicFramePr>
@@ -1717,7 +1365,7 @@
                     <pic:cNvPicPr/>
                   </pic:nvPicPr>
                   <pic:blipFill>
-                    <a:blip r:embed="rId12"/>
+                    <a:blip r:embed="rId14"/>
                     <a:stretch>
                       <a:fillRect/>
                     </a:stretch>
@@ -1767,21 +1415,7 @@
         <w:rPr>
           <w:color w:val="EE0000"/>
         </w:rPr>
-        <w:t xml:space="preserve">Trying </w:t>
-      </w:r>
-      <w:proofErr w:type="spellStart"/>
-      <w:r>
-        <w:rPr>
-          <w:color w:val="EE0000"/>
-        </w:rPr>
-        <w:t>min_samples_leaf</w:t>
-      </w:r>
-      <w:proofErr w:type="spellEnd"/>
-      <w:r>
-        <w:rPr>
-          <w:color w:val="EE0000"/>
-        </w:rPr>
-        <w:t>, we get:</w:t>
+        <w:t>Trying min_samples_leaf, we get:</w:t>
       </w:r>
     </w:p>
     <w:p>
@@ -1799,7 +1433,13 @@
           <wp:inline distT="0" distB="0" distL="0" distR="0" wp14:anchorId="4B1E0380" wp14:editId="26EC3256">
             <wp:extent cx="5340107" cy="4398273"/>
             <wp:effectExtent l="0" t="0" r="0" b="2540"/>
-            <wp:docPr id="325257820" name="Picture 6"/>
+            <wp:docPr id="325257820" name="Picture 6">
+              <a:extLst xmlns:a="http://schemas.openxmlformats.org/drawingml/2006/main">
+                <a:ext uri="{FF2B5EF4-FFF2-40B4-BE49-F238E27FC236}">
+                  <a16:creationId xmlns:a16="http://schemas.microsoft.com/office/drawing/2014/main" id="{848FA6D8-053A-42C6-8ED5-8B9D36A83A7A}"/>
+                </a:ext>
+              </a:extLst>
+            </wp:docPr>
             <wp:cNvGraphicFramePr>
               <a:graphicFrameLocks xmlns:a="http://schemas.openxmlformats.org/drawingml/2006/main" noChangeAspect="1"/>
             </wp:cNvGraphicFramePr>
@@ -1811,7 +1451,7 @@
                     <pic:cNvPicPr/>
                   </pic:nvPicPr>
                   <pic:blipFill>
-                    <a:blip r:embed="rId13">
+                    <a:blip r:embed="rId15">
                       <a:extLst>
                         <a:ext uri="{28A0092B-C50C-407E-A947-70E740481C1C}">
                           <a14:useLocalDpi xmlns:a14="http://schemas.microsoft.com/office/drawing/2010/main" val="0"/>
@@ -1853,7 +1493,13 @@
           <wp:inline distT="0" distB="0" distL="0" distR="0" wp14:anchorId="5E0BCA87" wp14:editId="05658712">
             <wp:extent cx="3086531" cy="400106"/>
             <wp:effectExtent l="0" t="0" r="0" b="0"/>
-            <wp:docPr id="367254804" name="Picture 1"/>
+            <wp:docPr id="367254804" name="Picture 1">
+              <a:extLst xmlns:a="http://schemas.openxmlformats.org/drawingml/2006/main">
+                <a:ext uri="{FF2B5EF4-FFF2-40B4-BE49-F238E27FC236}">
+                  <a16:creationId xmlns:a16="http://schemas.microsoft.com/office/drawing/2014/main" id="{E8BB0237-3426-451E-84CC-4B06094BBD43}"/>
+                </a:ext>
+              </a:extLst>
+            </wp:docPr>
             <wp:cNvGraphicFramePr>
               <a:graphicFrameLocks xmlns:a="http://schemas.openxmlformats.org/drawingml/2006/main" noChangeAspect="1"/>
             </wp:cNvGraphicFramePr>
@@ -1865,7 +1511,7 @@
                     <pic:cNvPicPr/>
                   </pic:nvPicPr>
                   <pic:blipFill>
-                    <a:blip r:embed="rId14"/>
+                    <a:blip r:embed="rId16"/>
                     <a:stretch>
                       <a:fillRect/>
                     </a:stretch>
@@ -1896,41 +1542,13 @@
         <w:rPr>
           <w:color w:val="EE0000"/>
         </w:rPr>
-        <w:t xml:space="preserve">As we can see the optimal </w:t>
-      </w:r>
-      <w:proofErr w:type="spellStart"/>
-      <w:r>
-        <w:rPr>
-          <w:color w:val="EE0000"/>
-        </w:rPr>
-        <w:t>min_samples_leaf</w:t>
-      </w:r>
-      <w:proofErr w:type="spellEnd"/>
-      <w:r>
-        <w:rPr>
-          <w:color w:val="EE0000"/>
-        </w:rPr>
-        <w:t xml:space="preserve"> also beats the best depth-limited tree, for the same reason. </w:t>
-      </w:r>
-      <w:r>
-        <w:rPr>
-          <w:color w:val="EE0000"/>
-        </w:rPr>
-        <w:t xml:space="preserve">Although it looks like 20 should be the optimal value based on the chart, </w:t>
-      </w:r>
-      <w:proofErr w:type="spellStart"/>
-      <w:r>
-        <w:rPr>
-          <w:color w:val="EE0000"/>
-        </w:rPr>
-        <w:t>GridSearch</w:t>
-      </w:r>
-      <w:proofErr w:type="spellEnd"/>
-      <w:r>
-        <w:rPr>
-          <w:color w:val="EE0000"/>
-        </w:rPr>
-        <w:t xml:space="preserve"> determined 5 was the optimal value for</w:t>
+        <w:t xml:space="preserve">As we can see the optimal min_samples_leaf also beats the best depth-limited tree, for the same reason. </w:t>
+      </w:r>
+      <w:r>
+        <w:rPr>
+          <w:color w:val="EE0000"/>
+        </w:rPr>
+        <w:t>Although it looks like 20 should be the optimal value based on the chart, GridSearch determined 5 was the optimal value for</w:t>
       </w:r>
       <w:r>
         <w:rPr>
@@ -1953,85 +1571,31 @@
           <w:bCs/>
           <w:color w:val="EE0000"/>
         </w:rPr>
-        <w:t xml:space="preserve">For both optimal values, I did not average the values over 5 runs as </w:t>
-      </w:r>
-      <w:proofErr w:type="spellStart"/>
-      <w:r>
+        <w:t>For both optimal values, I did not average the values over 5 runs as GridSearch is very compute intensive and would take my labtop ~ 1 hour to run.</w:t>
+      </w:r>
+    </w:p>
+    <w:p>
+      <w:pPr>
         <w:rPr>
           <w:b/>
           <w:bCs/>
           <w:color w:val="EE0000"/>
         </w:rPr>
-        <w:t>GridSearch</w:t>
-      </w:r>
-      <w:proofErr w:type="spellEnd"/>
+      </w:pPr>
       <w:r>
         <w:rPr>
           <w:b/>
           <w:bCs/>
           <w:color w:val="EE0000"/>
         </w:rPr>
-        <w:t xml:space="preserve"> is very compute intensive and would take my </w:t>
-      </w:r>
-      <w:proofErr w:type="spellStart"/>
+        <w:t>However, the charts show the averaged means</w:t>
+      </w:r>
       <w:r>
         <w:rPr>
           <w:b/>
           <w:bCs/>
           <w:color w:val="EE0000"/>
         </w:rPr>
-        <w:t>labtop</w:t>
-      </w:r>
-      <w:proofErr w:type="spellEnd"/>
-      <w:r>
-        <w:rPr>
-          <w:b/>
-          <w:bCs/>
-          <w:color w:val="EE0000"/>
-        </w:rPr>
-        <w:t xml:space="preserve"> ~ 1 hour to run.</w:t>
-      </w:r>
-    </w:p>
-    <w:p>
-      <w:pPr>
-        <w:rPr>
-          <w:b/>
-          <w:bCs/>
-          <w:color w:val="EE0000"/>
-        </w:rPr>
-      </w:pPr>
-      <w:r>
-        <w:rPr>
-          <w:b/>
-          <w:bCs/>
-          <w:color w:val="EE0000"/>
-        </w:rPr>
-        <w:t xml:space="preserve">However, the charts show the </w:t>
-      </w:r>
-      <w:proofErr w:type="gramStart"/>
-      <w:r>
-        <w:rPr>
-          <w:b/>
-          <w:bCs/>
-          <w:color w:val="EE0000"/>
-        </w:rPr>
-        <w:t>averaged</w:t>
-      </w:r>
-      <w:proofErr w:type="gramEnd"/>
-      <w:r>
-        <w:rPr>
-          <w:b/>
-          <w:bCs/>
-          <w:color w:val="EE0000"/>
-        </w:rPr>
-        <w:t xml:space="preserve"> means</w:t>
-      </w:r>
-      <w:r>
-        <w:rPr>
-          <w:b/>
-          <w:bCs/>
-          <w:color w:val="EE0000"/>
-        </w:rPr>
         <w:t>.</w:t>
       </w:r>
     </w:p>
@@ -2059,35 +1623,7 @@
         <w:rPr>
           <w:color w:val="EE0000"/>
         </w:rPr>
-        <w:t xml:space="preserve">creating trees using the three metrics. Notice that </w:t>
-      </w:r>
-      <w:proofErr w:type="spellStart"/>
-      <w:r>
-        <w:rPr>
-          <w:color w:val="EE0000"/>
-        </w:rPr>
-        <w:t>friedman_mse</w:t>
-      </w:r>
-      <w:proofErr w:type="spellEnd"/>
-      <w:r>
-        <w:rPr>
-          <w:color w:val="EE0000"/>
-        </w:rPr>
-        <w:t xml:space="preserve"> is deprecated now for </w:t>
-      </w:r>
-      <w:proofErr w:type="spellStart"/>
-      <w:r>
-        <w:rPr>
-          <w:color w:val="EE0000"/>
-        </w:rPr>
-        <w:t>sklearn</w:t>
-      </w:r>
-      <w:proofErr w:type="spellEnd"/>
-      <w:r>
-        <w:rPr>
-          <w:color w:val="EE0000"/>
-        </w:rPr>
-        <w:t>.</w:t>
+        <w:t>creating trees using the three metrics. Notice that friedman_mse is deprecated now for sklearn.</w:t>
       </w:r>
       <w:r>
         <w:rPr>
@@ -2117,7 +1653,13 @@
           <wp:inline distT="0" distB="0" distL="0" distR="0" wp14:anchorId="62980401" wp14:editId="32833680">
             <wp:extent cx="5943600" cy="1460500"/>
             <wp:effectExtent l="0" t="0" r="0" b="6350"/>
-            <wp:docPr id="548338093" name="Picture 1"/>
+            <wp:docPr id="548338093" name="Picture 1">
+              <a:extLst xmlns:a="http://schemas.openxmlformats.org/drawingml/2006/main">
+                <a:ext uri="{FF2B5EF4-FFF2-40B4-BE49-F238E27FC236}">
+                  <a16:creationId xmlns:a16="http://schemas.microsoft.com/office/drawing/2014/main" id="{F8307DAA-EECE-4149-A1D5-F7C371FA0344}"/>
+                </a:ext>
+              </a:extLst>
+            </wp:docPr>
             <wp:cNvGraphicFramePr>
               <a:graphicFrameLocks xmlns:a="http://schemas.openxmlformats.org/drawingml/2006/main" noChangeAspect="1"/>
             </wp:cNvGraphicFramePr>
@@ -2129,7 +1671,7 @@
                     <pic:cNvPicPr/>
                   </pic:nvPicPr>
                   <pic:blipFill>
-                    <a:blip r:embed="rId15"/>
+                    <a:blip r:embed="rId17"/>
                     <a:stretch>
                       <a:fillRect/>
                     </a:stretch>
@@ -2159,7 +1701,13 @@
           <wp:inline distT="0" distB="0" distL="0" distR="0" wp14:anchorId="48F69AB6" wp14:editId="4CA785FD">
             <wp:extent cx="5943600" cy="1456690"/>
             <wp:effectExtent l="0" t="0" r="0" b="0"/>
-            <wp:docPr id="44413139" name="Picture 1"/>
+            <wp:docPr id="44413139" name="Picture 1">
+              <a:extLst xmlns:a="http://schemas.openxmlformats.org/drawingml/2006/main">
+                <a:ext uri="{FF2B5EF4-FFF2-40B4-BE49-F238E27FC236}">
+                  <a16:creationId xmlns:a16="http://schemas.microsoft.com/office/drawing/2014/main" id="{DCD3D1BA-061D-48E2-A54C-70153683E2F8}"/>
+                </a:ext>
+              </a:extLst>
+            </wp:docPr>
             <wp:cNvGraphicFramePr>
               <a:graphicFrameLocks xmlns:a="http://schemas.openxmlformats.org/drawingml/2006/main" noChangeAspect="1"/>
             </wp:cNvGraphicFramePr>
@@ -2171,7 +1719,7 @@
                     <pic:cNvPicPr/>
                   </pic:nvPicPr>
                   <pic:blipFill>
-                    <a:blip r:embed="rId16"/>
+                    <a:blip r:embed="rId18"/>
                     <a:stretch>
                       <a:fillRect/>
                     </a:stretch>
@@ -2201,7 +1749,13 @@
           <wp:inline distT="0" distB="0" distL="0" distR="0" wp14:anchorId="3727E597" wp14:editId="05F6A31E">
             <wp:extent cx="5943600" cy="1467485"/>
             <wp:effectExtent l="0" t="0" r="0" b="0"/>
-            <wp:docPr id="1652532298" name="Picture 1"/>
+            <wp:docPr id="1652532298" name="Picture 1">
+              <a:extLst xmlns:a="http://schemas.openxmlformats.org/drawingml/2006/main">
+                <a:ext uri="{FF2B5EF4-FFF2-40B4-BE49-F238E27FC236}">
+                  <a16:creationId xmlns:a16="http://schemas.microsoft.com/office/drawing/2014/main" id="{3B537994-FD96-421E-95DB-3CBB006EAEE4}"/>
+                </a:ext>
+              </a:extLst>
+            </wp:docPr>
             <wp:cNvGraphicFramePr>
               <a:graphicFrameLocks xmlns:a="http://schemas.openxmlformats.org/drawingml/2006/main" noChangeAspect="1"/>
             </wp:cNvGraphicFramePr>
@@ -2213,7 +1767,7 @@
                     <pic:cNvPicPr/>
                   </pic:nvPicPr>
                   <pic:blipFill>
-                    <a:blip r:embed="rId17"/>
+                    <a:blip r:embed="rId19"/>
                     <a:stretch>
                       <a:fillRect/>
                     </a:stretch>
@@ -2243,7 +1797,13 @@
           <wp:inline distT="0" distB="0" distL="0" distR="0" wp14:anchorId="1CA6C014" wp14:editId="360A09D8">
             <wp:extent cx="5943600" cy="3826510"/>
             <wp:effectExtent l="0" t="0" r="0" b="2540"/>
-            <wp:docPr id="265498434" name="Picture 1"/>
+            <wp:docPr id="265498434" name="Picture 1">
+              <a:extLst xmlns:a="http://schemas.openxmlformats.org/drawingml/2006/main">
+                <a:ext uri="{FF2B5EF4-FFF2-40B4-BE49-F238E27FC236}">
+                  <a16:creationId xmlns:a16="http://schemas.microsoft.com/office/drawing/2014/main" id="{F2819B83-8F20-4899-BF8F-F4EDCD9146D1}"/>
+                </a:ext>
+              </a:extLst>
+            </wp:docPr>
             <wp:cNvGraphicFramePr>
               <a:graphicFrameLocks xmlns:a="http://schemas.openxmlformats.org/drawingml/2006/main" noChangeAspect="1"/>
             </wp:cNvGraphicFramePr>
@@ -2255,7 +1815,7 @@
                     <pic:cNvPicPr/>
                   </pic:nvPicPr>
                   <pic:blipFill>
-                    <a:blip r:embed="rId18"/>
+                    <a:blip r:embed="rId20"/>
                     <a:stretch>
                       <a:fillRect/>
                     </a:stretch>
@@ -2285,7 +1845,13 @@
           <wp:inline distT="0" distB="0" distL="0" distR="0" wp14:anchorId="581B414C" wp14:editId="685ED7A3">
             <wp:extent cx="5943600" cy="3761105"/>
             <wp:effectExtent l="0" t="0" r="0" b="0"/>
-            <wp:docPr id="1221274509" name="Picture 1"/>
+            <wp:docPr id="1221274509" name="Picture 1">
+              <a:extLst xmlns:a="http://schemas.openxmlformats.org/drawingml/2006/main">
+                <a:ext uri="{FF2B5EF4-FFF2-40B4-BE49-F238E27FC236}">
+                  <a16:creationId xmlns:a16="http://schemas.microsoft.com/office/drawing/2014/main" id="{D13B15C8-F148-4A6F-BAED-B2ABFBFE0A56}"/>
+                </a:ext>
+              </a:extLst>
+            </wp:docPr>
             <wp:cNvGraphicFramePr>
               <a:graphicFrameLocks xmlns:a="http://schemas.openxmlformats.org/drawingml/2006/main" noChangeAspect="1"/>
             </wp:cNvGraphicFramePr>
@@ -2297,7 +1863,7 @@
                     <pic:cNvPicPr/>
                   </pic:nvPicPr>
                   <pic:blipFill>
-                    <a:blip r:embed="rId19"/>
+                    <a:blip r:embed="rId21"/>
                     <a:stretch>
                       <a:fillRect/>
                     </a:stretch>
@@ -2327,7 +1893,13 @@
           <wp:inline distT="0" distB="0" distL="0" distR="0" wp14:anchorId="13E0DE78" wp14:editId="34C36FBF">
             <wp:extent cx="1762371" cy="238158"/>
             <wp:effectExtent l="0" t="0" r="9525" b="9525"/>
-            <wp:docPr id="1648311742" name="Picture 1"/>
+            <wp:docPr id="1648311742" name="Picture 1">
+              <a:extLst xmlns:a="http://schemas.openxmlformats.org/drawingml/2006/main">
+                <a:ext uri="{FF2B5EF4-FFF2-40B4-BE49-F238E27FC236}">
+                  <a16:creationId xmlns:a16="http://schemas.microsoft.com/office/drawing/2014/main" id="{BB4558C4-CFB3-4E12-A148-B0336A8358FC}"/>
+                </a:ext>
+              </a:extLst>
+            </wp:docPr>
             <wp:cNvGraphicFramePr>
               <a:graphicFrameLocks xmlns:a="http://schemas.openxmlformats.org/drawingml/2006/main" noChangeAspect="1"/>
             </wp:cNvGraphicFramePr>
@@ -2339,7 +1911,7 @@
                     <pic:cNvPicPr/>
                   </pic:nvPicPr>
                   <pic:blipFill>
-                    <a:blip r:embed="rId20"/>
+                    <a:blip r:embed="rId22"/>
                     <a:stretch>
                       <a:fillRect/>
                     </a:stretch>
@@ -2376,21 +1948,7 @@
         <w:rPr>
           <w:color w:val="EE0000"/>
         </w:rPr>
-        <w:t xml:space="preserve">Friedman </w:t>
-      </w:r>
-      <w:proofErr w:type="spellStart"/>
-      <w:r>
-        <w:rPr>
-          <w:color w:val="EE0000"/>
-        </w:rPr>
-        <w:t>mse</w:t>
-      </w:r>
-      <w:proofErr w:type="spellEnd"/>
-      <w:r>
-        <w:rPr>
-          <w:color w:val="EE0000"/>
-        </w:rPr>
-        <w:t xml:space="preserve"> and </w:t>
+        <w:t xml:space="preserve">Friedman mse and </w:t>
       </w:r>
       <w:r>
         <w:rPr>
@@ -2438,7 +1996,13 @@
           <wp:inline distT="0" distB="0" distL="0" distR="0" wp14:anchorId="13386129" wp14:editId="170E4C76">
             <wp:extent cx="5943600" cy="2174875"/>
             <wp:effectExtent l="0" t="0" r="0" b="0"/>
-            <wp:docPr id="181334921" name="Picture 1"/>
+            <wp:docPr id="181334921" name="Picture 1">
+              <a:extLst xmlns:a="http://schemas.openxmlformats.org/drawingml/2006/main">
+                <a:ext uri="{FF2B5EF4-FFF2-40B4-BE49-F238E27FC236}">
+                  <a16:creationId xmlns:a16="http://schemas.microsoft.com/office/drawing/2014/main" id="{5638A23B-CF30-4816-9B54-A48E6386497A}"/>
+                </a:ext>
+              </a:extLst>
+            </wp:docPr>
             <wp:cNvGraphicFramePr>
               <a:graphicFrameLocks xmlns:a="http://schemas.openxmlformats.org/drawingml/2006/main" noChangeAspect="1"/>
             </wp:cNvGraphicFramePr>
@@ -2450,7 +2014,7 @@
                     <pic:cNvPicPr/>
                   </pic:nvPicPr>
                   <pic:blipFill>
-                    <a:blip r:embed="rId21"/>
+                    <a:blip r:embed="rId23"/>
                     <a:stretch>
                       <a:fillRect/>
                     </a:stretch>
@@ -2486,7 +2050,13 @@
           <wp:inline distT="0" distB="0" distL="0" distR="0" wp14:anchorId="45AB354C" wp14:editId="3C6F76D7">
             <wp:extent cx="5943600" cy="205740"/>
             <wp:effectExtent l="0" t="0" r="0" b="3810"/>
-            <wp:docPr id="1629783096" name="Picture 1"/>
+            <wp:docPr id="1629783096" name="Picture 1">
+              <a:extLst xmlns:a="http://schemas.openxmlformats.org/drawingml/2006/main">
+                <a:ext uri="{FF2B5EF4-FFF2-40B4-BE49-F238E27FC236}">
+                  <a16:creationId xmlns:a16="http://schemas.microsoft.com/office/drawing/2014/main" id="{54B684EF-1CBE-41A4-9DC2-AF9472AD0AE0}"/>
+                </a:ext>
+              </a:extLst>
+            </wp:docPr>
             <wp:cNvGraphicFramePr>
               <a:graphicFrameLocks xmlns:a="http://schemas.openxmlformats.org/drawingml/2006/main" noChangeAspect="1"/>
             </wp:cNvGraphicFramePr>
@@ -2498,7 +2068,7 @@
                     <pic:cNvPicPr/>
                   </pic:nvPicPr>
                   <pic:blipFill>
-                    <a:blip r:embed="rId22"/>
+                    <a:blip r:embed="rId24"/>
                     <a:stretch>
                       <a:fillRect/>
                     </a:stretch>
@@ -2535,97 +2105,25 @@
         <w:rPr>
           <w:color w:val="EE0000"/>
         </w:rPr>
-        <w:t xml:space="preserve">The root and depth-1 levels are splitting based on </w:t>
-      </w:r>
-      <w:proofErr w:type="spellStart"/>
-      <w:r>
-        <w:rPr>
-          <w:color w:val="EE0000"/>
-        </w:rPr>
-        <w:t>MedInc</w:t>
-      </w:r>
-      <w:proofErr w:type="spellEnd"/>
-      <w:r>
-        <w:rPr>
-          <w:color w:val="EE0000"/>
-        </w:rPr>
-        <w:t xml:space="preserve">, which means it has the most </w:t>
-      </w:r>
-      <w:proofErr w:type="gramStart"/>
-      <w:r>
-        <w:rPr>
-          <w:color w:val="EE0000"/>
-        </w:rPr>
-        <w:t>feature</w:t>
-      </w:r>
-      <w:proofErr w:type="gramEnd"/>
-      <w:r>
-        <w:rPr>
-          <w:color w:val="EE0000"/>
-        </w:rPr>
-        <w:t xml:space="preserve"> importance and purity</w:t>
-      </w:r>
-      <w:r>
-        <w:rPr>
-          <w:color w:val="EE0000"/>
-        </w:rPr>
-        <w:t xml:space="preserve">. Further down, </w:t>
-      </w:r>
-      <w:proofErr w:type="spellStart"/>
-      <w:r>
-        <w:rPr>
-          <w:color w:val="EE0000"/>
-        </w:rPr>
-        <w:t>HouseAge</w:t>
-      </w:r>
-      <w:proofErr w:type="spellEnd"/>
-      <w:r>
-        <w:rPr>
-          <w:color w:val="EE0000"/>
-        </w:rPr>
-        <w:t xml:space="preserve">, </w:t>
-      </w:r>
-      <w:proofErr w:type="spellStart"/>
-      <w:r>
-        <w:rPr>
-          <w:color w:val="EE0000"/>
-        </w:rPr>
-        <w:t>AveRooms</w:t>
-      </w:r>
-      <w:proofErr w:type="spellEnd"/>
-      <w:r>
-        <w:rPr>
-          <w:color w:val="EE0000"/>
-        </w:rPr>
-        <w:t xml:space="preserve">, </w:t>
-      </w:r>
-      <w:proofErr w:type="spellStart"/>
-      <w:r>
-        <w:rPr>
-          <w:color w:val="EE0000"/>
-        </w:rPr>
-        <w:t>AveOccup</w:t>
-      </w:r>
-      <w:proofErr w:type="spellEnd"/>
-      <w:r>
-        <w:rPr>
-          <w:color w:val="EE0000"/>
-        </w:rPr>
-        <w:t xml:space="preserve">, and Population start to be considered. This is to be </w:t>
-      </w:r>
-      <w:proofErr w:type="gramStart"/>
-      <w:r>
-        <w:rPr>
-          <w:color w:val="EE0000"/>
-        </w:rPr>
-        <w:t>expected,</w:t>
-      </w:r>
-      <w:proofErr w:type="gramEnd"/>
-      <w:r>
-        <w:rPr>
-          <w:color w:val="EE0000"/>
-        </w:rPr>
-        <w:t xml:space="preserve"> we should not be seeing the Latitude or Longitude near the top of the tree.</w:t>
+        <w:t>The root and depth-1 levels are splitting based on MedInc</w:t>
+      </w:r>
+      <w:r>
+        <w:rPr>
+          <w:color w:val="EE0000"/>
+        </w:rPr>
+        <w:t>, which means it has the most feature importance and purity</w:t>
+      </w:r>
+      <w:r>
+        <w:rPr>
+          <w:color w:val="EE0000"/>
+        </w:rPr>
+        <w:t>. Further down, HouseAge, AveRooms</w:t>
+      </w:r>
+      <w:r>
+        <w:rPr>
+          <w:color w:val="EE0000"/>
+        </w:rPr>
+        <w:t>, AveOccup, and Population start to be considered. This is to be expected, we should not be seeing the Latitude or Longitude near the top of the tree.</w:t>
       </w:r>
     </w:p>
     <w:p>
@@ -2643,7 +2141,13 @@
           <wp:inline distT="0" distB="0" distL="0" distR="0" wp14:anchorId="4617D534" wp14:editId="1B5AFB2B">
             <wp:extent cx="4363059" cy="3581900"/>
             <wp:effectExtent l="0" t="0" r="0" b="0"/>
-            <wp:docPr id="1625586883" name="Picture 1"/>
+            <wp:docPr id="1625586883" name="Picture 1">
+              <a:extLst xmlns:a="http://schemas.openxmlformats.org/drawingml/2006/main">
+                <a:ext uri="{FF2B5EF4-FFF2-40B4-BE49-F238E27FC236}">
+                  <a16:creationId xmlns:a16="http://schemas.microsoft.com/office/drawing/2014/main" id="{4A068815-039F-4A1E-85D2-E136A264E919}"/>
+                </a:ext>
+              </a:extLst>
+            </wp:docPr>
             <wp:cNvGraphicFramePr>
               <a:graphicFrameLocks xmlns:a="http://schemas.openxmlformats.org/drawingml/2006/main" noChangeAspect="1"/>
             </wp:cNvGraphicFramePr>
@@ -2655,7 +2159,7 @@
                     <pic:cNvPicPr/>
                   </pic:nvPicPr>
                   <pic:blipFill>
-                    <a:blip r:embed="rId23"/>
+                    <a:blip r:embed="rId25"/>
                     <a:stretch>
                       <a:fillRect/>
                     </a:stretch>
@@ -2751,7 +2255,13 @@
           <wp:inline distT="0" distB="0" distL="0" distR="0" wp14:anchorId="4E6069A2" wp14:editId="08CF234D">
             <wp:extent cx="5943600" cy="845185"/>
             <wp:effectExtent l="0" t="0" r="0" b="0"/>
-            <wp:docPr id="1695140497" name="Picture 10"/>
+            <wp:docPr id="1695140497" name="Picture 10">
+              <a:extLst xmlns:a="http://schemas.openxmlformats.org/drawingml/2006/main">
+                <a:ext uri="{FF2B5EF4-FFF2-40B4-BE49-F238E27FC236}">
+                  <a16:creationId xmlns:a16="http://schemas.microsoft.com/office/drawing/2014/main" id="{484B1847-8202-4062-9BE7-AA1E1F13358A}"/>
+                </a:ext>
+              </a:extLst>
+            </wp:docPr>
             <wp:cNvGraphicFramePr>
               <a:graphicFrameLocks xmlns:a="http://schemas.openxmlformats.org/drawingml/2006/main" noChangeAspect="1"/>
             </wp:cNvGraphicFramePr>
@@ -2763,7 +2273,7 @@
                     <pic:cNvPicPr/>
                   </pic:nvPicPr>
                   <pic:blipFill>
-                    <a:blip r:embed="rId24" cstate="print">
+                    <a:blip r:embed="rId26" cstate="print">
                       <a:extLst>
                         <a:ext uri="{28A0092B-C50C-407E-A947-70E740481C1C}">
                           <a14:useLocalDpi xmlns:a14="http://schemas.microsoft.com/office/drawing/2010/main" val="0"/>
@@ -2799,7 +2309,13 @@
           <wp:inline distT="0" distB="0" distL="0" distR="0" wp14:anchorId="7B49B8D8" wp14:editId="52A46BF9">
             <wp:extent cx="5943600" cy="845185"/>
             <wp:effectExtent l="0" t="0" r="0" b="0"/>
-            <wp:docPr id="608759780" name="Picture 11"/>
+            <wp:docPr id="608759780" name="Picture 11">
+              <a:extLst xmlns:a="http://schemas.openxmlformats.org/drawingml/2006/main">
+                <a:ext uri="{FF2B5EF4-FFF2-40B4-BE49-F238E27FC236}">
+                  <a16:creationId xmlns:a16="http://schemas.microsoft.com/office/drawing/2014/main" id="{6800E7A1-2DDE-45EC-AE21-6D4D1606399E}"/>
+                </a:ext>
+              </a:extLst>
+            </wp:docPr>
             <wp:cNvGraphicFramePr>
               <a:graphicFrameLocks xmlns:a="http://schemas.openxmlformats.org/drawingml/2006/main" noChangeAspect="1"/>
             </wp:cNvGraphicFramePr>
@@ -2811,7 +2327,7 @@
                     <pic:cNvPicPr/>
                   </pic:nvPicPr>
                   <pic:blipFill>
-                    <a:blip r:embed="rId25" cstate="print">
+                    <a:blip r:embed="rId27" cstate="print">
                       <a:extLst>
                         <a:ext uri="{28A0092B-C50C-407E-A947-70E740481C1C}">
                           <a14:useLocalDpi xmlns:a14="http://schemas.microsoft.com/office/drawing/2010/main" val="0"/>
@@ -2847,7 +2363,13 @@
           <wp:inline distT="0" distB="0" distL="0" distR="0" wp14:anchorId="371225DE" wp14:editId="0EC81866">
             <wp:extent cx="4974346" cy="4160528"/>
             <wp:effectExtent l="0" t="0" r="0" b="0"/>
-            <wp:docPr id="115818027" name="Picture 9"/>
+            <wp:docPr id="115818027" name="Picture 9">
+              <a:extLst xmlns:a="http://schemas.openxmlformats.org/drawingml/2006/main">
+                <a:ext uri="{FF2B5EF4-FFF2-40B4-BE49-F238E27FC236}">
+                  <a16:creationId xmlns:a16="http://schemas.microsoft.com/office/drawing/2014/main" id="{E30B9543-2AB1-44B8-BC95-3AA3B8E30485}"/>
+                </a:ext>
+              </a:extLst>
+            </wp:docPr>
             <wp:cNvGraphicFramePr>
               <a:graphicFrameLocks xmlns:a="http://schemas.openxmlformats.org/drawingml/2006/main" noChangeAspect="1"/>
             </wp:cNvGraphicFramePr>
@@ -2859,7 +2381,7 @@
                     <pic:cNvPicPr/>
                   </pic:nvPicPr>
                   <pic:blipFill>
-                    <a:blip r:embed="rId26">
+                    <a:blip r:embed="rId28">
                       <a:extLst>
                         <a:ext uri="{28A0092B-C50C-407E-A947-70E740481C1C}">
                           <a14:useLocalDpi xmlns:a14="http://schemas.microsoft.com/office/drawing/2010/main" val="0"/>
@@ -2904,41 +2426,13 @@
         <w:rPr>
           <w:color w:val="EE0000"/>
         </w:rPr>
-        <w:t xml:space="preserve">I started by training the bagging classifier by using </w:t>
-      </w:r>
-      <w:proofErr w:type="spellStart"/>
-      <w:r>
-        <w:rPr>
-          <w:color w:val="EE0000"/>
-        </w:rPr>
-        <w:t>n_estimators</w:t>
-      </w:r>
-      <w:proofErr w:type="spellEnd"/>
-      <w:r>
-        <w:rPr>
-          <w:color w:val="EE0000"/>
-        </w:rPr>
-        <w:t xml:space="preserve"> = </w:t>
-      </w:r>
-      <w:r>
-        <w:rPr>
-          <w:color w:val="EE0000"/>
-        </w:rPr>
-        <w:t xml:space="preserve">[1,25,50,100,200,300] then collecting validation accuracy and </w:t>
-      </w:r>
-      <w:proofErr w:type="spellStart"/>
-      <w:r>
-        <w:rPr>
-          <w:color w:val="EE0000"/>
-        </w:rPr>
-        <w:t>oob</w:t>
-      </w:r>
-      <w:proofErr w:type="spellEnd"/>
-      <w:r>
-        <w:rPr>
-          <w:color w:val="EE0000"/>
-        </w:rPr>
-        <w:t xml:space="preserve"> score.</w:t>
+        <w:t xml:space="preserve">I started by training the bagging classifier by using n_estimators = </w:t>
+      </w:r>
+      <w:r>
+        <w:rPr>
+          <w:color w:val="EE0000"/>
+        </w:rPr>
+        <w:t>[1,25,50,100,200,300] then collecting validation accuracy and oob score.</w:t>
       </w:r>
     </w:p>
     <w:p/>
@@ -2951,7 +2445,13 @@
           <wp:inline distT="0" distB="0" distL="0" distR="0" wp14:anchorId="61595D2C" wp14:editId="3C58452A">
             <wp:extent cx="4525006" cy="3562847"/>
             <wp:effectExtent l="0" t="0" r="9525" b="0"/>
-            <wp:docPr id="850696094" name="Picture 1"/>
+            <wp:docPr id="850696094" name="Picture 1">
+              <a:extLst xmlns:a="http://schemas.openxmlformats.org/drawingml/2006/main">
+                <a:ext uri="{FF2B5EF4-FFF2-40B4-BE49-F238E27FC236}">
+                  <a16:creationId xmlns:a16="http://schemas.microsoft.com/office/drawing/2014/main" id="{19C4CF4F-5C8B-4DEB-B3BF-03730BAE1924}"/>
+                </a:ext>
+              </a:extLst>
+            </wp:docPr>
             <wp:cNvGraphicFramePr>
               <a:graphicFrameLocks xmlns:a="http://schemas.openxmlformats.org/drawingml/2006/main" noChangeAspect="1"/>
             </wp:cNvGraphicFramePr>
@@ -2963,7 +2463,7 @@
                     <pic:cNvPicPr/>
                   </pic:nvPicPr>
                   <pic:blipFill>
-                    <a:blip r:embed="rId27"/>
+                    <a:blip r:embed="rId29"/>
                     <a:stretch>
                       <a:fillRect/>
                     </a:stretch>
@@ -3051,21 +2551,7 @@
         <w:rPr>
           <w:color w:val="EE0000"/>
         </w:rPr>
-        <w:t xml:space="preserve">got 10 different bootstrap resamples from the data and then collected the predictions for each </w:t>
-      </w:r>
-      <w:proofErr w:type="gramStart"/>
-      <w:r>
-        <w:rPr>
-          <w:color w:val="EE0000"/>
-        </w:rPr>
-        <w:t>model,</w:t>
-      </w:r>
-      <w:proofErr w:type="gramEnd"/>
-      <w:r>
-        <w:rPr>
-          <w:color w:val="EE0000"/>
-        </w:rPr>
-        <w:t xml:space="preserve"> I then compared them using a bar chart</w:t>
+        <w:t>got 10 different bootstrap resamples from the data and then collected the predictions for each model, I then compared them using a bar chart</w:t>
       </w:r>
       <w:r>
         <w:rPr>
@@ -3083,7 +2569,13 @@
           <wp:inline distT="0" distB="0" distL="0" distR="0" wp14:anchorId="35488025" wp14:editId="3968DE3D">
             <wp:extent cx="4534533" cy="3381847"/>
             <wp:effectExtent l="0" t="0" r="0" b="9525"/>
-            <wp:docPr id="2022240388" name="Picture 1"/>
+            <wp:docPr id="2022240388" name="Picture 1">
+              <a:extLst xmlns:a="http://schemas.openxmlformats.org/drawingml/2006/main">
+                <a:ext uri="{FF2B5EF4-FFF2-40B4-BE49-F238E27FC236}">
+                  <a16:creationId xmlns:a16="http://schemas.microsoft.com/office/drawing/2014/main" id="{27B2E88A-F14E-4F38-B271-73B8A2FA17A8}"/>
+                </a:ext>
+              </a:extLst>
+            </wp:docPr>
             <wp:cNvGraphicFramePr>
               <a:graphicFrameLocks xmlns:a="http://schemas.openxmlformats.org/drawingml/2006/main" noChangeAspect="1"/>
             </wp:cNvGraphicFramePr>
@@ -3095,7 +2587,7 @@
                     <pic:cNvPicPr/>
                   </pic:nvPicPr>
                   <pic:blipFill>
-                    <a:blip r:embed="rId28"/>
+                    <a:blip r:embed="rId30"/>
                     <a:stretch>
                       <a:fillRect/>
                     </a:stretch>
@@ -3164,7 +2656,13 @@
           <wp:inline distT="0" distB="0" distL="0" distR="0" wp14:anchorId="34382F70" wp14:editId="1B017FB9">
             <wp:extent cx="5943600" cy="839470"/>
             <wp:effectExtent l="0" t="0" r="0" b="0"/>
-            <wp:docPr id="68054835" name="Picture 3"/>
+            <wp:docPr id="68054835" name="Picture 3">
+              <a:extLst xmlns:a="http://schemas.openxmlformats.org/drawingml/2006/main">
+                <a:ext uri="{FF2B5EF4-FFF2-40B4-BE49-F238E27FC236}">
+                  <a16:creationId xmlns:a16="http://schemas.microsoft.com/office/drawing/2014/main" id="{0CCA9DED-B6CB-4995-AEE0-78FAB3F7CC10}"/>
+                </a:ext>
+              </a:extLst>
+            </wp:docPr>
             <wp:cNvGraphicFramePr>
               <a:graphicFrameLocks xmlns:a="http://schemas.openxmlformats.org/drawingml/2006/main" noChangeAspect="1"/>
             </wp:cNvGraphicFramePr>
@@ -3176,7 +2674,7 @@
                     <pic:cNvPicPr/>
                   </pic:nvPicPr>
                   <pic:blipFill>
-                    <a:blip r:embed="rId29" cstate="print">
+                    <a:blip r:embed="rId31" cstate="print">
                       <a:extLst>
                         <a:ext uri="{28A0092B-C50C-407E-A947-70E740481C1C}">
                           <a14:useLocalDpi xmlns:a14="http://schemas.microsoft.com/office/drawing/2010/main" val="0"/>
@@ -3212,7 +2710,13 @@
           <wp:inline distT="0" distB="0" distL="0" distR="0" wp14:anchorId="3A6453DF" wp14:editId="074C15DD">
             <wp:extent cx="5943600" cy="839470"/>
             <wp:effectExtent l="0" t="0" r="0" b="0"/>
-            <wp:docPr id="1181571919" name="Picture 4"/>
+            <wp:docPr id="1181571919" name="Picture 4">
+              <a:extLst xmlns:a="http://schemas.openxmlformats.org/drawingml/2006/main">
+                <a:ext uri="{FF2B5EF4-FFF2-40B4-BE49-F238E27FC236}">
+                  <a16:creationId xmlns:a16="http://schemas.microsoft.com/office/drawing/2014/main" id="{987EB072-F0BB-43E5-94A0-A61B29D161EA}"/>
+                </a:ext>
+              </a:extLst>
+            </wp:docPr>
             <wp:cNvGraphicFramePr>
               <a:graphicFrameLocks xmlns:a="http://schemas.openxmlformats.org/drawingml/2006/main" noChangeAspect="1"/>
             </wp:cNvGraphicFramePr>
@@ -3224,7 +2728,7 @@
                     <pic:cNvPicPr/>
                   </pic:nvPicPr>
                   <pic:blipFill>
-                    <a:blip r:embed="rId30" cstate="print">
+                    <a:blip r:embed="rId32" cstate="print">
                       <a:extLst>
                         <a:ext uri="{28A0092B-C50C-407E-A947-70E740481C1C}">
                           <a14:useLocalDpi xmlns:a14="http://schemas.microsoft.com/office/drawing/2010/main" val="0"/>
@@ -3260,7 +2764,13 @@
           <wp:inline distT="0" distB="0" distL="0" distR="0" wp14:anchorId="234DEC18" wp14:editId="7F670A97">
             <wp:extent cx="4286848" cy="3524742"/>
             <wp:effectExtent l="0" t="0" r="0" b="0"/>
-            <wp:docPr id="1390154973" name="Picture 1"/>
+            <wp:docPr id="1390154973" name="Picture 1">
+              <a:extLst xmlns:a="http://schemas.openxmlformats.org/drawingml/2006/main">
+                <a:ext uri="{FF2B5EF4-FFF2-40B4-BE49-F238E27FC236}">
+                  <a16:creationId xmlns:a16="http://schemas.microsoft.com/office/drawing/2014/main" id="{50A1D6C6-1E06-4BF9-8C96-857594E1BE88}"/>
+                </a:ext>
+              </a:extLst>
+            </wp:docPr>
             <wp:cNvGraphicFramePr>
               <a:graphicFrameLocks xmlns:a="http://schemas.openxmlformats.org/drawingml/2006/main" noChangeAspect="1"/>
             </wp:cNvGraphicFramePr>
@@ -3272,7 +2782,7 @@
                     <pic:cNvPicPr/>
                   </pic:nvPicPr>
                   <pic:blipFill>
-                    <a:blip r:embed="rId31"/>
+                    <a:blip r:embed="rId33"/>
                     <a:stretch>
                       <a:fillRect/>
                     </a:stretch>
@@ -3303,41 +2813,13 @@
         <w:rPr>
           <w:color w:val="EE0000"/>
         </w:rPr>
-        <w:t xml:space="preserve">Shallow trees have high bias but lower variance, </w:t>
-      </w:r>
-      <w:proofErr w:type="spellStart"/>
-      <w:r>
-        <w:rPr>
-          <w:color w:val="EE0000"/>
-        </w:rPr>
-        <w:t>i.e</w:t>
-      </w:r>
-      <w:proofErr w:type="spellEnd"/>
-      <w:r>
-        <w:rPr>
-          <w:color w:val="EE0000"/>
-        </w:rPr>
-        <w:t xml:space="preserve"> they underfit</w:t>
-      </w:r>
-      <w:r>
-        <w:rPr>
-          <w:color w:val="EE0000"/>
-        </w:rPr>
-        <w:t xml:space="preserve">, so bagging does little since it reduces variance. </w:t>
-      </w:r>
-      <w:proofErr w:type="gramStart"/>
-      <w:r>
-        <w:rPr>
-          <w:color w:val="EE0000"/>
-        </w:rPr>
-        <w:t>However</w:t>
-      </w:r>
-      <w:proofErr w:type="gramEnd"/>
-      <w:r>
-        <w:rPr>
-          <w:color w:val="EE0000"/>
-        </w:rPr>
-        <w:t xml:space="preserve"> for deep trees, which have </w:t>
+        <w:t>Shallow trees have high bias but lower variance, i.e they underfit</w:t>
+      </w:r>
+      <w:r>
+        <w:rPr>
+          <w:color w:val="EE0000"/>
+        </w:rPr>
+        <w:t xml:space="preserve">, so bagging does little since it reduces variance. However for deep trees, which have </w:t>
       </w:r>
       <w:r>
         <w:rPr>
@@ -3372,35 +2854,7 @@
         <w:rPr>
           <w:color w:val="EE0000"/>
         </w:rPr>
-        <w:t xml:space="preserve">I started by sweeping the max features and random seeds for random forests on entropy vs </w:t>
-      </w:r>
-      <w:proofErr w:type="spellStart"/>
-      <w:r>
-        <w:rPr>
-          <w:color w:val="EE0000"/>
-        </w:rPr>
-        <w:t>gini</w:t>
-      </w:r>
-      <w:proofErr w:type="spellEnd"/>
-      <w:r>
-        <w:rPr>
-          <w:color w:val="EE0000"/>
-        </w:rPr>
-        <w:t xml:space="preserve"> and extra trees entropy and </w:t>
-      </w:r>
-      <w:proofErr w:type="spellStart"/>
-      <w:r>
-        <w:rPr>
-          <w:color w:val="EE0000"/>
-        </w:rPr>
-        <w:t>gini</w:t>
-      </w:r>
-      <w:proofErr w:type="spellEnd"/>
-      <w:r>
-        <w:rPr>
-          <w:color w:val="EE0000"/>
-        </w:rPr>
-        <w:t xml:space="preserve"> for fair comparison across all. I then </w:t>
+        <w:t xml:space="preserve">I started by sweeping the max features and random seeds for random forests on entropy vs gini and extra trees entropy and gini for fair comparison across all. I then </w:t>
       </w:r>
       <w:r>
         <w:rPr>
@@ -3424,7 +2878,13 @@
           <wp:inline distT="0" distB="0" distL="0" distR="0" wp14:anchorId="5BB21ACF" wp14:editId="3A24F03E">
             <wp:extent cx="5943600" cy="843280"/>
             <wp:effectExtent l="0" t="0" r="0" b="0"/>
-            <wp:docPr id="939179344" name="Picture 5"/>
+            <wp:docPr id="939179344" name="Picture 5">
+              <a:extLst xmlns:a="http://schemas.openxmlformats.org/drawingml/2006/main">
+                <a:ext uri="{FF2B5EF4-FFF2-40B4-BE49-F238E27FC236}">
+                  <a16:creationId xmlns:a16="http://schemas.microsoft.com/office/drawing/2014/main" id="{187FB26F-BCFE-4F60-A00C-B8C5E1B2E68B}"/>
+                </a:ext>
+              </a:extLst>
+            </wp:docPr>
             <wp:cNvGraphicFramePr>
               <a:graphicFrameLocks xmlns:a="http://schemas.openxmlformats.org/drawingml/2006/main" noChangeAspect="1"/>
             </wp:cNvGraphicFramePr>
@@ -3436,7 +2896,7 @@
                     <pic:cNvPicPr/>
                   </pic:nvPicPr>
                   <pic:blipFill>
-                    <a:blip r:embed="rId32" cstate="print">
+                    <a:blip r:embed="rId34" cstate="print">
                       <a:extLst>
                         <a:ext uri="{28A0092B-C50C-407E-A947-70E740481C1C}">
                           <a14:useLocalDpi xmlns:a14="http://schemas.microsoft.com/office/drawing/2010/main" val="0"/>
@@ -3478,7 +2938,13 @@
           <wp:inline distT="0" distB="0" distL="0" distR="0" wp14:anchorId="3E49DDCB" wp14:editId="377D9678">
             <wp:extent cx="5340107" cy="4160528"/>
             <wp:effectExtent l="0" t="0" r="0" b="0"/>
-            <wp:docPr id="1249246914" name="Picture 7"/>
+            <wp:docPr id="1249246914" name="Picture 7">
+              <a:extLst xmlns:a="http://schemas.openxmlformats.org/drawingml/2006/main">
+                <a:ext uri="{FF2B5EF4-FFF2-40B4-BE49-F238E27FC236}">
+                  <a16:creationId xmlns:a16="http://schemas.microsoft.com/office/drawing/2014/main" id="{54A1CF34-0D22-4D7D-B7BC-E601454200B6}"/>
+                </a:ext>
+              </a:extLst>
+            </wp:docPr>
             <wp:cNvGraphicFramePr>
               <a:graphicFrameLocks xmlns:a="http://schemas.openxmlformats.org/drawingml/2006/main" noChangeAspect="1"/>
             </wp:cNvGraphicFramePr>
@@ -3490,7 +2956,7 @@
                     <pic:cNvPicPr/>
                   </pic:nvPicPr>
                   <pic:blipFill>
-                    <a:blip r:embed="rId33">
+                    <a:blip r:embed="rId35">
                       <a:extLst>
                         <a:ext uri="{28A0092B-C50C-407E-A947-70E740481C1C}">
                           <a14:useLocalDpi xmlns:a14="http://schemas.microsoft.com/office/drawing/2010/main" val="0"/>
@@ -3532,7 +2998,13 @@
           <wp:inline distT="0" distB="0" distL="0" distR="0" wp14:anchorId="5E500E6B" wp14:editId="4BE98204">
             <wp:extent cx="5138938" cy="4160528"/>
             <wp:effectExtent l="0" t="0" r="5080" b="0"/>
-            <wp:docPr id="320170557" name="Picture 6"/>
+            <wp:docPr id="320170557" name="Picture 6">
+              <a:extLst xmlns:a="http://schemas.openxmlformats.org/drawingml/2006/main">
+                <a:ext uri="{FF2B5EF4-FFF2-40B4-BE49-F238E27FC236}">
+                  <a16:creationId xmlns:a16="http://schemas.microsoft.com/office/drawing/2014/main" id="{AD3EE662-2BC1-4593-92F5-4569B8E9CEDA}"/>
+                </a:ext>
+              </a:extLst>
+            </wp:docPr>
             <wp:cNvGraphicFramePr>
               <a:graphicFrameLocks xmlns:a="http://schemas.openxmlformats.org/drawingml/2006/main" noChangeAspect="1"/>
             </wp:cNvGraphicFramePr>
@@ -3544,7 +3016,7 @@
                     <pic:cNvPicPr/>
                   </pic:nvPicPr>
                   <pic:blipFill>
-                    <a:blip r:embed="rId34">
+                    <a:blip r:embed="rId36">
                       <a:extLst>
                         <a:ext uri="{28A0092B-C50C-407E-A947-70E740481C1C}">
                           <a14:useLocalDpi xmlns:a14="http://schemas.microsoft.com/office/drawing/2010/main" val="0"/>
@@ -3587,21 +3059,7 @@
         <w:rPr>
           <w:color w:val="EE0000"/>
         </w:rPr>
-        <w:t xml:space="preserve">values of Max Features result </w:t>
-      </w:r>
-      <w:proofErr w:type="gramStart"/>
-      <w:r>
-        <w:rPr>
-          <w:color w:val="EE0000"/>
-        </w:rPr>
-        <w:t>with</w:t>
-      </w:r>
-      <w:proofErr w:type="gramEnd"/>
-      <w:r>
-        <w:rPr>
-          <w:color w:val="EE0000"/>
-        </w:rPr>
-        <w:t xml:space="preserve"> an increase in validation accuracies which diminish as the hyperparameter increase. Also to be noted is that entropy does result in slightly better accuracy at the cost of slightly longer training times.</w:t>
+        <w:t>values of Max Features result with an increase in validation accuracies which diminish as the hyperparameter increase. Also to be noted is that entropy does result in slightly better accuracy at the cost of slightly longer training times.</w:t>
       </w:r>
     </w:p>
     <w:p>
@@ -3622,21 +3080,7 @@
         <w:rPr>
           <w:color w:val="EE0000"/>
         </w:rPr>
-        <w:t xml:space="preserve">Using the statistics obtained from 3a’s process I just created </w:t>
-      </w:r>
-      <w:proofErr w:type="gramStart"/>
-      <w:r>
-        <w:rPr>
-          <w:color w:val="EE0000"/>
-        </w:rPr>
-        <w:t>the graphics</w:t>
-      </w:r>
-      <w:proofErr w:type="gramEnd"/>
-      <w:r>
-        <w:rPr>
-          <w:color w:val="EE0000"/>
-        </w:rPr>
-        <w:t xml:space="preserve"> to compare random forest vs </w:t>
+        <w:t xml:space="preserve">Using the statistics obtained from 3a’s process I just created the graphics to compare random forest vs </w:t>
       </w:r>
       <w:r>
         <w:rPr>
@@ -3660,7 +3104,13 @@
           <wp:inline distT="0" distB="0" distL="0" distR="0" wp14:anchorId="34A0C2CE" wp14:editId="5EB883C3">
             <wp:extent cx="5943600" cy="843280"/>
             <wp:effectExtent l="0" t="0" r="0" b="0"/>
-            <wp:docPr id="1575004341" name="Picture 11"/>
+            <wp:docPr id="1575004341" name="Picture 11">
+              <a:extLst xmlns:a="http://schemas.openxmlformats.org/drawingml/2006/main">
+                <a:ext uri="{FF2B5EF4-FFF2-40B4-BE49-F238E27FC236}">
+                  <a16:creationId xmlns:a16="http://schemas.microsoft.com/office/drawing/2014/main" id="{974210F8-174B-41BB-8731-E86CE1CF0C49}"/>
+                </a:ext>
+              </a:extLst>
+            </wp:docPr>
             <wp:cNvGraphicFramePr>
               <a:graphicFrameLocks xmlns:a="http://schemas.openxmlformats.org/drawingml/2006/main" noChangeAspect="1"/>
             </wp:cNvGraphicFramePr>
@@ -3672,7 +3122,7 @@
                     <pic:cNvPicPr/>
                   </pic:nvPicPr>
                   <pic:blipFill>
-                    <a:blip r:embed="rId35" cstate="print">
+                    <a:blip r:embed="rId37" cstate="print">
                       <a:extLst>
                         <a:ext uri="{28A0092B-C50C-407E-A947-70E740481C1C}">
                           <a14:useLocalDpi xmlns:a14="http://schemas.microsoft.com/office/drawing/2010/main" val="0"/>
@@ -3722,7 +3172,13 @@
           <wp:inline distT="0" distB="0" distL="0" distR="0" wp14:anchorId="78B9D7AF" wp14:editId="3DA8A63A">
             <wp:extent cx="5340107" cy="4160528"/>
             <wp:effectExtent l="0" t="0" r="0" b="0"/>
-            <wp:docPr id="1883119061" name="Picture 9"/>
+            <wp:docPr id="1883119061" name="Picture 9">
+              <a:extLst xmlns:a="http://schemas.openxmlformats.org/drawingml/2006/main">
+                <a:ext uri="{FF2B5EF4-FFF2-40B4-BE49-F238E27FC236}">
+                  <a16:creationId xmlns:a16="http://schemas.microsoft.com/office/drawing/2014/main" id="{E3243836-70DD-46A1-8828-B5F8F8D16BDB}"/>
+                </a:ext>
+              </a:extLst>
+            </wp:docPr>
             <wp:cNvGraphicFramePr>
               <a:graphicFrameLocks xmlns:a="http://schemas.openxmlformats.org/drawingml/2006/main" noChangeAspect="1"/>
             </wp:cNvGraphicFramePr>
@@ -3734,7 +3190,7 @@
                     <pic:cNvPicPr/>
                   </pic:nvPicPr>
                   <pic:blipFill>
-                    <a:blip r:embed="rId36">
+                    <a:blip r:embed="rId38">
                       <a:extLst>
                         <a:ext uri="{28A0092B-C50C-407E-A947-70E740481C1C}">
                           <a14:useLocalDpi xmlns:a14="http://schemas.microsoft.com/office/drawing/2010/main" val="0"/>
@@ -3771,21 +3227,7 @@
         <w:rPr>
           <w:color w:val="EE0000"/>
         </w:rPr>
-        <w:t xml:space="preserve">The extra trees </w:t>
-      </w:r>
-      <w:proofErr w:type="gramStart"/>
-      <w:r>
-        <w:rPr>
-          <w:color w:val="EE0000"/>
-        </w:rPr>
-        <w:t>seems</w:t>
-      </w:r>
-      <w:proofErr w:type="gramEnd"/>
-      <w:r>
-        <w:rPr>
-          <w:color w:val="EE0000"/>
-        </w:rPr>
-        <w:t xml:space="preserve"> to perform better </w:t>
+        <w:t xml:space="preserve">The extra trees seems to perform better </w:t>
       </w:r>
     </w:p>
     <w:p>
@@ -3797,7 +3239,13 @@
           <wp:inline distT="0" distB="0" distL="0" distR="0" wp14:anchorId="17E6E464" wp14:editId="0FD48F32">
             <wp:extent cx="5138938" cy="4160528"/>
             <wp:effectExtent l="0" t="0" r="5080" b="0"/>
-            <wp:docPr id="891448932" name="Picture 10"/>
+            <wp:docPr id="891448932" name="Picture 10">
+              <a:extLst xmlns:a="http://schemas.openxmlformats.org/drawingml/2006/main">
+                <a:ext uri="{FF2B5EF4-FFF2-40B4-BE49-F238E27FC236}">
+                  <a16:creationId xmlns:a16="http://schemas.microsoft.com/office/drawing/2014/main" id="{851EEF9E-C5C0-4CCF-AD1E-60CCFFB57B30}"/>
+                </a:ext>
+              </a:extLst>
+            </wp:docPr>
             <wp:cNvGraphicFramePr>
               <a:graphicFrameLocks xmlns:a="http://schemas.openxmlformats.org/drawingml/2006/main" noChangeAspect="1"/>
             </wp:cNvGraphicFramePr>
@@ -3809,7 +3257,7 @@
                     <pic:cNvPicPr/>
                   </pic:nvPicPr>
                   <pic:blipFill>
-                    <a:blip r:embed="rId37">
+                    <a:blip r:embed="rId39">
                       <a:extLst>
                         <a:ext uri="{28A0092B-C50C-407E-A947-70E740481C1C}">
                           <a14:useLocalDpi xmlns:a14="http://schemas.microsoft.com/office/drawing/2010/main" val="0"/>
@@ -3846,14 +3294,7 @@
         <w:rPr>
           <w:color w:val="EE0000"/>
         </w:rPr>
-        <w:t xml:space="preserve">The extra trees </w:t>
-      </w:r>
-      <w:proofErr w:type="gramStart"/>
-      <w:r>
-        <w:rPr>
-          <w:color w:val="EE0000"/>
-        </w:rPr>
-        <w:t>perform</w:t>
+        <w:t>The extra trees perform</w:t>
       </w:r>
       <w:r>
         <w:rPr>
@@ -3861,7 +3302,6 @@
         </w:rPr>
         <w:t>s</w:t>
       </w:r>
-      <w:proofErr w:type="gramEnd"/>
       <w:r>
         <w:rPr>
           <w:color w:val="EE0000"/>
@@ -3893,103 +3333,19 @@
         <w:rPr>
           <w:color w:val="EE0000"/>
         </w:rPr>
-        <w:t xml:space="preserve">For the classification I used the best model, </w:t>
-      </w:r>
-      <w:proofErr w:type="spellStart"/>
-      <w:r>
-        <w:rPr>
-          <w:color w:val="EE0000"/>
-        </w:rPr>
-        <w:t>extratrees</w:t>
-      </w:r>
-      <w:proofErr w:type="spellEnd"/>
-      <w:r>
-        <w:rPr>
-          <w:color w:val="EE0000"/>
-        </w:rPr>
-        <w:t>, with entropy and max features set to 200. For regression, beca</w:t>
-      </w:r>
-      <w:r>
-        <w:rPr>
-          <w:color w:val="EE0000"/>
-        </w:rPr>
-        <w:t xml:space="preserve">use there </w:t>
-      </w:r>
-      <w:proofErr w:type="gramStart"/>
-      <w:r>
-        <w:rPr>
-          <w:color w:val="EE0000"/>
-        </w:rPr>
-        <w:t>is</w:t>
-      </w:r>
-      <w:proofErr w:type="gramEnd"/>
-      <w:r>
-        <w:rPr>
-          <w:color w:val="EE0000"/>
-        </w:rPr>
-        <w:t xml:space="preserve"> no previous results I used </w:t>
-      </w:r>
-      <w:proofErr w:type="spellStart"/>
-      <w:r>
-        <w:rPr>
-          <w:color w:val="EE0000"/>
-        </w:rPr>
-        <w:t>extratrees</w:t>
-      </w:r>
-      <w:proofErr w:type="spellEnd"/>
-      <w:r>
-        <w:rPr>
-          <w:color w:val="EE0000"/>
-        </w:rPr>
-        <w:t xml:space="preserve"> and squared error</w:t>
-      </w:r>
-      <w:r>
-        <w:rPr>
-          <w:color w:val="EE0000"/>
-        </w:rPr>
-        <w:t xml:space="preserve">. I then used </w:t>
-      </w:r>
-      <w:proofErr w:type="spellStart"/>
-      <w:r>
-        <w:rPr>
-          <w:color w:val="EE0000"/>
-        </w:rPr>
-        <w:t>sklearn’s</w:t>
-      </w:r>
-      <w:proofErr w:type="spellEnd"/>
-      <w:r>
-        <w:rPr>
-          <w:color w:val="EE0000"/>
-        </w:rPr>
-        <w:t xml:space="preserve"> permutation importance </w:t>
-      </w:r>
-      <w:proofErr w:type="gramStart"/>
-      <w:r>
-        <w:rPr>
-          <w:color w:val="EE0000"/>
-        </w:rPr>
-        <w:t>and .</w:t>
-      </w:r>
-      <w:proofErr w:type="spellStart"/>
-      <w:r>
-        <w:rPr>
-          <w:color w:val="EE0000"/>
-        </w:rPr>
-        <w:t>feature</w:t>
-      </w:r>
-      <w:proofErr w:type="gramEnd"/>
-      <w:r>
-        <w:rPr>
-          <w:color w:val="EE0000"/>
-        </w:rPr>
-        <w:t>_importances</w:t>
-      </w:r>
-      <w:proofErr w:type="spellEnd"/>
-      <w:r>
-        <w:rPr>
-          <w:color w:val="EE0000"/>
-        </w:rPr>
-        <w:t>_ to obtain those, and then I created the plots.</w:t>
+        <w:t>For the classification I used the best model, extratrees, with entropy and max features set to 200. For regression, beca</w:t>
+      </w:r>
+      <w:r>
+        <w:rPr>
+          <w:color w:val="EE0000"/>
+        </w:rPr>
+        <w:t>use there is no previous results I used extratrees and squared error</w:t>
+      </w:r>
+      <w:r>
+        <w:rPr>
+          <w:color w:val="EE0000"/>
+        </w:rPr>
+        <w:t>. I then used sklearn’s permutation importance and .feature_importances_ to obtain those, and then I created the plots.</w:t>
       </w:r>
     </w:p>
     <w:p>
@@ -4001,7 +3357,13 @@
           <wp:inline distT="0" distB="0" distL="0" distR="0" wp14:anchorId="2AD9C8A4" wp14:editId="0C71019B">
             <wp:extent cx="5943600" cy="4951730"/>
             <wp:effectExtent l="0" t="0" r="0" b="1270"/>
-            <wp:docPr id="173694524" name="Picture 12"/>
+            <wp:docPr id="173694524" name="Picture 12">
+              <a:extLst xmlns:a="http://schemas.openxmlformats.org/drawingml/2006/main">
+                <a:ext uri="{FF2B5EF4-FFF2-40B4-BE49-F238E27FC236}">
+                  <a16:creationId xmlns:a16="http://schemas.microsoft.com/office/drawing/2014/main" id="{6CA4D0C9-7F2F-4EBF-A764-0F0C6A691279}"/>
+                </a:ext>
+              </a:extLst>
+            </wp:docPr>
             <wp:cNvGraphicFramePr>
               <a:graphicFrameLocks xmlns:a="http://schemas.openxmlformats.org/drawingml/2006/main" noChangeAspect="1"/>
             </wp:cNvGraphicFramePr>
@@ -4013,7 +3375,7 @@
                     <pic:cNvPicPr/>
                   </pic:nvPicPr>
                   <pic:blipFill>
-                    <a:blip r:embed="rId38">
+                    <a:blip r:embed="rId40">
                       <a:extLst>
                         <a:ext uri="{28A0092B-C50C-407E-A947-70E740481C1C}">
                           <a14:useLocalDpi xmlns:a14="http://schemas.microsoft.com/office/drawing/2010/main" val="0"/>
@@ -4049,7 +3411,13 @@
           <wp:inline distT="0" distB="0" distL="0" distR="0" wp14:anchorId="4B055DE0" wp14:editId="1F00902A">
             <wp:extent cx="5760731" cy="4343409"/>
             <wp:effectExtent l="0" t="0" r="0" b="0"/>
-            <wp:docPr id="746254584" name="Picture 13"/>
+            <wp:docPr id="746254584" name="Picture 13">
+              <a:extLst xmlns:a="http://schemas.openxmlformats.org/drawingml/2006/main">
+                <a:ext uri="{FF2B5EF4-FFF2-40B4-BE49-F238E27FC236}">
+                  <a16:creationId xmlns:a16="http://schemas.microsoft.com/office/drawing/2014/main" id="{634CB476-3A91-4434-BCB3-88A586734282}"/>
+                </a:ext>
+              </a:extLst>
+            </wp:docPr>
             <wp:cNvGraphicFramePr>
               <a:graphicFrameLocks xmlns:a="http://schemas.openxmlformats.org/drawingml/2006/main" noChangeAspect="1"/>
             </wp:cNvGraphicFramePr>
@@ -4061,7 +3429,7 @@
                     <pic:cNvPicPr/>
                   </pic:nvPicPr>
                   <pic:blipFill>
-                    <a:blip r:embed="rId39">
+                    <a:blip r:embed="rId41">
                       <a:extLst>
                         <a:ext uri="{28A0092B-C50C-407E-A947-70E740481C1C}">
                           <a14:useLocalDpi xmlns:a14="http://schemas.microsoft.com/office/drawing/2010/main" val="0"/>
@@ -4171,21 +3539,1514 @@
     <w:p>
       <w:pPr>
         <w:pStyle w:val="Heading1"/>
-      </w:pPr>
-      <w:r>
+        <w:rPr>
+          <w:sz w:val="24"/>
+          <w:szCs w:val="24"/>
+        </w:rPr>
+      </w:pPr>
+      <w:r>
+        <w:rPr>
+          <w:sz w:val="24"/>
+          <w:szCs w:val="24"/>
+        </w:rPr>
         <w:t>Part 4 – Boosting</w:t>
       </w:r>
     </w:p>
+    <w:p>
+      <w:pPr>
+        <w:spacing w:after="0"/>
+        <w:jc w:val="center"/>
+      </w:pPr>
+      <w:r>
+        <w:rPr>
+          <w:noProof/>
+        </w:rPr>
+        <w:drawing>
+          <wp:inline distT="0" distB="0" distL="0" distR="0" wp14:anchorId="181140FC" wp14:editId="00F06664">
+            <wp:extent cx="3070418" cy="1097280"/>
+            <wp:effectExtent l="0" t="0" r="0" b="0"/>
+            <wp:docPr id="1164504371" name="drawing">
+              <a:extLst xmlns:a="http://schemas.openxmlformats.org/drawingml/2006/main">
+                <a:ext uri="{FF2B5EF4-FFF2-40B4-BE49-F238E27FC236}">
+                  <a16:creationId xmlns:a16="http://schemas.microsoft.com/office/drawing/2014/main" id="{ACC5760C-19C4-422F-BB87-AC02BBA80148}"/>
+                </a:ext>
+              </a:extLst>
+            </wp:docPr>
+            <wp:cNvGraphicFramePr>
+              <a:graphicFrameLocks xmlns:a="http://schemas.openxmlformats.org/drawingml/2006/main" noChangeAspect="1"/>
+            </wp:cNvGraphicFramePr>
+            <a:graphic xmlns:a="http://schemas.openxmlformats.org/drawingml/2006/main">
+              <a:graphicData uri="http://schemas.openxmlformats.org/drawingml/2006/picture">
+                <pic:pic xmlns:pic="http://schemas.openxmlformats.org/drawingml/2006/picture">
+                  <pic:nvPicPr>
+                    <pic:cNvPr id="1917087325" name="Picture 1917087325"/>
+                    <pic:cNvPicPr/>
+                  </pic:nvPicPr>
+                  <pic:blipFill>
+                    <a:blip r:embed="rId42">
+                      <a:extLst>
+                        <a:ext uri="{28A0092B-C50C-407E-A947-70E740481C1C}">
+                          <a14:useLocalDpi xmlns:a14="http://schemas.microsoft.com/office/drawing/2010/main"/>
+                        </a:ext>
+                      </a:extLst>
+                    </a:blip>
+                    <a:stretch>
+                      <a:fillRect/>
+                    </a:stretch>
+                  </pic:blipFill>
+                  <pic:spPr>
+                    <a:xfrm>
+                      <a:off x="0" y="0"/>
+                      <a:ext cx="3070418" cy="1097280"/>
+                    </a:xfrm>
+                    <a:prstGeom prst="rect">
+                      <a:avLst/>
+                    </a:prstGeom>
+                  </pic:spPr>
+                </pic:pic>
+              </a:graphicData>
+            </a:graphic>
+          </wp:inline>
+        </w:drawing>
+      </w:r>
+      <w:r>
+        <w:rPr>
+          <w:noProof/>
+        </w:rPr>
+        <w:drawing>
+          <wp:inline distT="0" distB="0" distL="0" distR="0" wp14:anchorId="7CD5253C" wp14:editId="572B5520">
+            <wp:extent cx="2844800" cy="1600200"/>
+            <wp:effectExtent l="0" t="0" r="0" b="0"/>
+            <wp:docPr id="1291964542" name="drawing">
+              <a:extLst xmlns:a="http://schemas.openxmlformats.org/drawingml/2006/main">
+                <a:ext uri="{FF2B5EF4-FFF2-40B4-BE49-F238E27FC236}">
+                  <a16:creationId xmlns:a16="http://schemas.microsoft.com/office/drawing/2014/main" id="{FF2BFF11-50F5-4F61-A524-BECE1DC58D36}"/>
+                </a:ext>
+              </a:extLst>
+            </wp:docPr>
+            <wp:cNvGraphicFramePr>
+              <a:graphicFrameLocks xmlns:a="http://schemas.openxmlformats.org/drawingml/2006/main" noChangeAspect="1"/>
+            </wp:cNvGraphicFramePr>
+            <a:graphic xmlns:a="http://schemas.openxmlformats.org/drawingml/2006/main">
+              <a:graphicData uri="http://schemas.openxmlformats.org/drawingml/2006/picture">
+                <pic:pic xmlns:pic="http://schemas.openxmlformats.org/drawingml/2006/picture">
+                  <pic:nvPicPr>
+                    <pic:cNvPr id="213761144" name="Picture 213761144"/>
+                    <pic:cNvPicPr/>
+                  </pic:nvPicPr>
+                  <pic:blipFill>
+                    <a:blip r:embed="rId43">
+                      <a:extLst>
+                        <a:ext uri="{28A0092B-C50C-407E-A947-70E740481C1C}">
+                          <a14:useLocalDpi xmlns:a14="http://schemas.microsoft.com/office/drawing/2010/main"/>
+                        </a:ext>
+                      </a:extLst>
+                    </a:blip>
+                    <a:stretch>
+                      <a:fillRect/>
+                    </a:stretch>
+                  </pic:blipFill>
+                  <pic:spPr>
+                    <a:xfrm>
+                      <a:off x="0" y="0"/>
+                      <a:ext cx="2844800" cy="1600200"/>
+                    </a:xfrm>
+                    <a:prstGeom prst="rect">
+                      <a:avLst/>
+                    </a:prstGeom>
+                  </pic:spPr>
+                </pic:pic>
+              </a:graphicData>
+            </a:graphic>
+          </wp:inline>
+        </w:drawing>
+      </w:r>
+    </w:p>
+    <w:p>
+      <w:pPr>
+        <w:spacing w:after="0"/>
+      </w:pPr>
+      <w:r>
+        <w:rPr>
+          <w:color w:val="FF0000"/>
+          <w:sz w:val="16"/>
+          <w:szCs w:val="16"/>
+        </w:rPr>
+        <w:t xml:space="preserve">Part 4.a: </w:t>
+      </w:r>
+      <w:r>
+        <w:rPr>
+          <w:color w:val="FF0000"/>
+          <w:sz w:val="16"/>
+          <w:szCs w:val="16"/>
+        </w:rPr>
+        <w:t>For the AdaBoost, I used it with seed 1 for depths 1, 2, 4, and 8, with learning rates of 0.1, 0.5, and 1.0 for 500 rounds</w:t>
+      </w:r>
+      <w:r>
+        <w:rPr>
+          <w:color w:val="FF0000"/>
+          <w:sz w:val="16"/>
+          <w:szCs w:val="16"/>
+        </w:rPr>
+        <w:t>, and</w:t>
+      </w:r>
+      <w:r>
+        <w:rPr>
+          <w:color w:val="FF0000"/>
+          <w:sz w:val="16"/>
+          <w:szCs w:val="16"/>
+        </w:rPr>
+        <w:t xml:space="preserve"> I got </w:t>
+      </w:r>
+      <w:r>
+        <w:rPr>
+          <w:color w:val="FF0000"/>
+          <w:sz w:val="16"/>
+          <w:szCs w:val="16"/>
+        </w:rPr>
+        <w:t xml:space="preserve">the </w:t>
+      </w:r>
+      <w:r>
+        <w:rPr>
+          <w:color w:val="FF0000"/>
+          <w:sz w:val="16"/>
+          <w:szCs w:val="16"/>
+        </w:rPr>
+        <w:t xml:space="preserve">train/val errors at each round </w:t>
+      </w:r>
+      <w:r>
+        <w:rPr>
+          <w:color w:val="FF0000"/>
+          <w:sz w:val="16"/>
+          <w:szCs w:val="16"/>
+        </w:rPr>
+        <w:t xml:space="preserve">through the </w:t>
+      </w:r>
+      <w:r>
+        <w:rPr>
+          <w:color w:val="FF0000"/>
+          <w:sz w:val="16"/>
+          <w:szCs w:val="16"/>
+        </w:rPr>
+        <w:t xml:space="preserve">staged_predict method. </w:t>
+      </w:r>
+      <w:r>
+        <w:rPr>
+          <w:color w:val="FF0000"/>
+          <w:sz w:val="16"/>
+          <w:szCs w:val="16"/>
+        </w:rPr>
+        <w:t>Then</w:t>
+      </w:r>
+      <w:r>
+        <w:rPr>
+          <w:color w:val="FF0000"/>
+          <w:sz w:val="16"/>
+          <w:szCs w:val="16"/>
+        </w:rPr>
+        <w:t xml:space="preserve"> I re-ran the best depth-8 (lr = 0.5) and best stump (lr = 1.0) settings on all 5 seeds.</w:t>
+      </w:r>
+      <w:r>
+        <w:rPr>
+          <w:color w:val="FF0000"/>
+          <w:sz w:val="16"/>
+          <w:szCs w:val="16"/>
+        </w:rPr>
+        <w:t xml:space="preserve"> </w:t>
+      </w:r>
+      <w:r>
+        <w:rPr>
+          <w:color w:val="FF0000"/>
+          <w:sz w:val="16"/>
+          <w:szCs w:val="16"/>
+        </w:rPr>
+        <w:t>The</w:t>
+      </w:r>
+      <w:r>
+        <w:rPr>
+          <w:color w:val="FF0000"/>
+          <w:sz w:val="16"/>
+          <w:szCs w:val="16"/>
+        </w:rPr>
+        <w:t xml:space="preserve"> best stump configuration only achieved 0.406 ± 0.022 va</w:t>
+      </w:r>
+      <w:r>
+        <w:rPr>
+          <w:color w:val="FF0000"/>
+          <w:sz w:val="16"/>
+          <w:szCs w:val="16"/>
+        </w:rPr>
+        <w:t>l</w:t>
+      </w:r>
+      <w:r>
+        <w:rPr>
+          <w:color w:val="FF0000"/>
+          <w:sz w:val="16"/>
+          <w:szCs w:val="16"/>
+        </w:rPr>
+        <w:t xml:space="preserve"> error (around 59% accuracy), while depth 8 got 0.130 ± 0.003. T</w:t>
+      </w:r>
+      <w:r>
+        <w:rPr>
+          <w:color w:val="FF0000"/>
+          <w:sz w:val="16"/>
+          <w:szCs w:val="16"/>
+        </w:rPr>
+        <w:t xml:space="preserve">he val </w:t>
+      </w:r>
+      <w:r>
+        <w:rPr>
+          <w:color w:val="FF0000"/>
+          <w:sz w:val="16"/>
+          <w:szCs w:val="16"/>
+        </w:rPr>
+        <w:t>error still decreases after the training error becomes 0 (at round 57 for depth 8, lr = 0.5)</w:t>
+      </w:r>
+      <w:r>
+        <w:rPr>
+          <w:color w:val="FF0000"/>
+          <w:sz w:val="16"/>
+          <w:szCs w:val="16"/>
+        </w:rPr>
+        <w:t xml:space="preserve">, </w:t>
+      </w:r>
+      <w:r>
+        <w:rPr>
+          <w:color w:val="FF0000"/>
+          <w:sz w:val="16"/>
+          <w:szCs w:val="16"/>
+        </w:rPr>
+        <w:t>f</w:t>
+      </w:r>
+      <w:r>
+        <w:rPr>
+          <w:color w:val="FF0000"/>
+          <w:sz w:val="16"/>
+          <w:szCs w:val="16"/>
+        </w:rPr>
+        <w:t>alling</w:t>
+      </w:r>
+      <w:r>
+        <w:rPr>
+          <w:color w:val="FF0000"/>
+          <w:sz w:val="16"/>
+          <w:szCs w:val="16"/>
+        </w:rPr>
+        <w:t xml:space="preserve"> from 0.1336 down to 0.1240 at round 343 and stayed the same, so the AdaBoost does not overfit unlike the single deep tree. </w:t>
+      </w:r>
+    </w:p>
+    <w:p>
+      <w:pPr>
+        <w:spacing w:after="0"/>
+        <w:rPr>
+          <w:color w:val="FF0000"/>
+          <w:sz w:val="16"/>
+          <w:szCs w:val="16"/>
+        </w:rPr>
+      </w:pPr>
+    </w:p>
+    <w:p>
+      <w:pPr>
+        <w:jc w:val="center"/>
+      </w:pPr>
+      <w:r>
+        <w:rPr>
+          <w:noProof/>
+        </w:rPr>
+        <w:drawing>
+          <wp:inline distT="0" distB="0" distL="0" distR="0" wp14:anchorId="7C3B2B32" wp14:editId="796D887A">
+            <wp:extent cx="1755648" cy="1097280"/>
+            <wp:effectExtent l="0" t="0" r="0" b="0"/>
+            <wp:docPr id="1265322977" name="drawing">
+              <a:extLst xmlns:a="http://schemas.openxmlformats.org/drawingml/2006/main">
+                <a:ext uri="{FF2B5EF4-FFF2-40B4-BE49-F238E27FC236}">
+                  <a16:creationId xmlns:a16="http://schemas.microsoft.com/office/drawing/2014/main" id="{DB6BDB69-375A-4E66-83F7-E9CF8D68BCC0}"/>
+                </a:ext>
+              </a:extLst>
+            </wp:docPr>
+            <wp:cNvGraphicFramePr>
+              <a:graphicFrameLocks xmlns:a="http://schemas.openxmlformats.org/drawingml/2006/main" noChangeAspect="1"/>
+            </wp:cNvGraphicFramePr>
+            <a:graphic xmlns:a="http://schemas.openxmlformats.org/drawingml/2006/main">
+              <a:graphicData uri="http://schemas.openxmlformats.org/drawingml/2006/picture">
+                <pic:pic xmlns:pic="http://schemas.openxmlformats.org/drawingml/2006/picture">
+                  <pic:nvPicPr>
+                    <pic:cNvPr id="1045473828" name="Picture 1045473828"/>
+                    <pic:cNvPicPr/>
+                  </pic:nvPicPr>
+                  <pic:blipFill>
+                    <a:blip r:embed="rId44">
+                      <a:extLst>
+                        <a:ext uri="{28A0092B-C50C-407E-A947-70E740481C1C}">
+                          <a14:useLocalDpi xmlns:a14="http://schemas.microsoft.com/office/drawing/2010/main"/>
+                        </a:ext>
+                      </a:extLst>
+                    </a:blip>
+                    <a:stretch>
+                      <a:fillRect/>
+                    </a:stretch>
+                  </pic:blipFill>
+                  <pic:spPr>
+                    <a:xfrm>
+                      <a:off x="0" y="0"/>
+                      <a:ext cx="1755648" cy="1097280"/>
+                    </a:xfrm>
+                    <a:prstGeom prst="rect">
+                      <a:avLst/>
+                    </a:prstGeom>
+                  </pic:spPr>
+                </pic:pic>
+              </a:graphicData>
+            </a:graphic>
+          </wp:inline>
+        </w:drawing>
+      </w:r>
+      <w:r>
+        <w:rPr>
+          <w:noProof/>
+        </w:rPr>
+        <w:drawing>
+          <wp:inline distT="0" distB="0" distL="0" distR="0" wp14:anchorId="7D6CB53D" wp14:editId="5BFF03E4">
+            <wp:extent cx="2012648" cy="1828800"/>
+            <wp:effectExtent l="0" t="0" r="0" b="0"/>
+            <wp:docPr id="232130360" name="drawing">
+              <a:extLst xmlns:a="http://schemas.openxmlformats.org/drawingml/2006/main">
+                <a:ext uri="{FF2B5EF4-FFF2-40B4-BE49-F238E27FC236}">
+                  <a16:creationId xmlns:a16="http://schemas.microsoft.com/office/drawing/2014/main" id="{7CAAB9EE-667A-4E35-BAEC-265862AA943B}"/>
+                </a:ext>
+              </a:extLst>
+            </wp:docPr>
+            <wp:cNvGraphicFramePr>
+              <a:graphicFrameLocks xmlns:a="http://schemas.openxmlformats.org/drawingml/2006/main" noChangeAspect="1"/>
+            </wp:cNvGraphicFramePr>
+            <a:graphic xmlns:a="http://schemas.openxmlformats.org/drawingml/2006/main">
+              <a:graphicData uri="http://schemas.openxmlformats.org/drawingml/2006/picture">
+                <pic:pic xmlns:pic="http://schemas.openxmlformats.org/drawingml/2006/picture">
+                  <pic:nvPicPr>
+                    <pic:cNvPr id="1745333130" name="Picture 1745333130"/>
+                    <pic:cNvPicPr/>
+                  </pic:nvPicPr>
+                  <pic:blipFill>
+                    <a:blip r:embed="rId45">
+                      <a:extLst>
+                        <a:ext uri="{28A0092B-C50C-407E-A947-70E740481C1C}">
+                          <a14:useLocalDpi xmlns:a14="http://schemas.microsoft.com/office/drawing/2010/main"/>
+                        </a:ext>
+                      </a:extLst>
+                    </a:blip>
+                    <a:stretch>
+                      <a:fillRect/>
+                    </a:stretch>
+                  </pic:blipFill>
+                  <pic:spPr>
+                    <a:xfrm>
+                      <a:off x="0" y="0"/>
+                      <a:ext cx="2012648" cy="1828800"/>
+                    </a:xfrm>
+                    <a:prstGeom prst="rect">
+                      <a:avLst/>
+                    </a:prstGeom>
+                  </pic:spPr>
+                </pic:pic>
+              </a:graphicData>
+            </a:graphic>
+          </wp:inline>
+        </w:drawing>
+      </w:r>
+    </w:p>
+    <w:p>
+      <w:pPr>
+        <w:spacing w:after="0"/>
+      </w:pPr>
+      <w:r>
+        <w:rPr>
+          <w:rFonts w:ascii="Aptos" w:hAnsi="Aptos" w:eastAsia="Aptos" w:cs="Aptos"/>
+          <w:color w:val="FF0000"/>
+          <w:sz w:val="16"/>
+          <w:szCs w:val="16"/>
+        </w:rPr>
+        <w:t xml:space="preserve">Part 4.b: </w:t>
+      </w:r>
+      <w:r>
+        <w:rPr>
+          <w:rFonts w:ascii="Aptos" w:hAnsi="Aptos" w:eastAsia="Aptos" w:cs="Aptos"/>
+          <w:color w:val="FF0000"/>
+          <w:sz w:val="16"/>
+          <w:szCs w:val="16"/>
+        </w:rPr>
+        <w:t xml:space="preserve">After running 50 iterations of the AdaBoost with 8 levels of depth and lr = 0.5), I </w:t>
+      </w:r>
+      <w:r>
+        <w:rPr>
+          <w:rFonts w:ascii="Aptos" w:hAnsi="Aptos" w:eastAsia="Aptos" w:cs="Aptos"/>
+          <w:color w:val="FF0000"/>
+          <w:sz w:val="16"/>
+          <w:szCs w:val="16"/>
+        </w:rPr>
+        <w:t xml:space="preserve">had the top 20 images </w:t>
+      </w:r>
+      <w:r>
+        <w:rPr>
+          <w:rFonts w:ascii="Aptos" w:hAnsi="Aptos" w:eastAsia="Aptos" w:cs="Aptos"/>
+          <w:color w:val="FF0000"/>
+          <w:sz w:val="16"/>
+          <w:szCs w:val="16"/>
+        </w:rPr>
+        <w:t>display</w:t>
+      </w:r>
+      <w:r>
+        <w:rPr>
+          <w:rFonts w:ascii="Aptos" w:hAnsi="Aptos" w:eastAsia="Aptos" w:cs="Aptos"/>
+          <w:color w:val="FF0000"/>
+          <w:sz w:val="16"/>
+          <w:szCs w:val="16"/>
+        </w:rPr>
+        <w:t>, which all</w:t>
+      </w:r>
+      <w:r>
+        <w:rPr>
+          <w:rFonts w:ascii="Aptos" w:hAnsi="Aptos" w:eastAsia="Aptos" w:cs="Aptos"/>
+          <w:color w:val="FF0000"/>
+          <w:sz w:val="16"/>
+          <w:szCs w:val="16"/>
+        </w:rPr>
+        <w:t xml:space="preserve"> have been classified correctly. </w:t>
+      </w:r>
+      <w:r>
+        <w:rPr>
+          <w:rFonts w:ascii="Aptos" w:hAnsi="Aptos" w:eastAsia="Aptos" w:cs="Aptos"/>
+          <w:color w:val="FF0000"/>
+          <w:sz w:val="16"/>
+          <w:szCs w:val="16"/>
+        </w:rPr>
+        <w:t>They had weights of around</w:t>
+      </w:r>
+      <w:r>
+        <w:rPr>
+          <w:rFonts w:ascii="Aptos" w:hAnsi="Aptos" w:eastAsia="Aptos" w:cs="Aptos"/>
+          <w:color w:val="FF0000"/>
+          <w:sz w:val="16"/>
+          <w:szCs w:val="16"/>
+        </w:rPr>
+        <w:t xml:space="preserve"> 0.003</w:t>
+      </w:r>
+      <w:r>
+        <w:rPr>
+          <w:rFonts w:ascii="Aptos" w:hAnsi="Aptos" w:eastAsia="Aptos" w:cs="Aptos"/>
+          <w:color w:val="FF0000"/>
+          <w:sz w:val="16"/>
+          <w:szCs w:val="16"/>
+        </w:rPr>
+        <w:t xml:space="preserve"> - </w:t>
+      </w:r>
+      <w:r>
+        <w:rPr>
+          <w:rFonts w:ascii="Aptos" w:hAnsi="Aptos" w:eastAsia="Aptos" w:cs="Aptos"/>
+          <w:color w:val="FF0000"/>
+          <w:sz w:val="16"/>
+          <w:szCs w:val="16"/>
+        </w:rPr>
+        <w:t>0.005</w:t>
+      </w:r>
+      <w:r>
+        <w:rPr>
+          <w:rFonts w:ascii="Aptos" w:hAnsi="Aptos" w:eastAsia="Aptos" w:cs="Aptos"/>
+          <w:color w:val="FF0000"/>
+          <w:sz w:val="16"/>
+          <w:szCs w:val="16"/>
+        </w:rPr>
+        <w:t>, where the</w:t>
+      </w:r>
+      <w:r>
+        <w:rPr>
+          <w:rFonts w:ascii="Aptos" w:hAnsi="Aptos" w:eastAsia="Aptos" w:cs="Aptos"/>
+          <w:color w:val="FF0000"/>
+          <w:sz w:val="16"/>
+          <w:szCs w:val="16"/>
+        </w:rPr>
+        <w:t xml:space="preserve"> uniform weight </w:t>
+      </w:r>
+      <w:r>
+        <w:rPr>
+          <w:rFonts w:ascii="Aptos" w:hAnsi="Aptos" w:eastAsia="Aptos" w:cs="Aptos"/>
+          <w:color w:val="FF0000"/>
+          <w:sz w:val="16"/>
+          <w:szCs w:val="16"/>
+        </w:rPr>
+        <w:t>is</w:t>
+      </w:r>
+      <w:r>
+        <w:rPr>
+          <w:rFonts w:ascii="Aptos" w:hAnsi="Aptos" w:eastAsia="Aptos" w:cs="Aptos"/>
+          <w:color w:val="FF0000"/>
+          <w:sz w:val="16"/>
+          <w:szCs w:val="16"/>
+        </w:rPr>
+        <w:t xml:space="preserve"> 0.0001. </w:t>
+      </w:r>
+      <w:r>
+        <w:rPr>
+          <w:rFonts w:ascii="Aptos" w:hAnsi="Aptos" w:eastAsia="Aptos" w:cs="Aptos"/>
+          <w:color w:val="FF0000"/>
+          <w:sz w:val="16"/>
+          <w:szCs w:val="16"/>
+        </w:rPr>
+        <w:t xml:space="preserve">For AdaBoost, if a sample is mislabeled, it can’t be classified correctly and keeps gaining weight, leading to AdaBoost being sensitive. </w:t>
+      </w:r>
+      <w:r>
+        <w:rPr>
+          <w:rFonts w:ascii="Aptos" w:hAnsi="Aptos" w:eastAsia="Aptos" w:cs="Aptos"/>
+          <w:color w:val="FF0000"/>
+          <w:sz w:val="16"/>
+          <w:szCs w:val="16"/>
+        </w:rPr>
+        <w:t xml:space="preserve">When </w:t>
+      </w:r>
+      <w:r>
+        <w:rPr>
+          <w:rFonts w:ascii="Aptos" w:hAnsi="Aptos" w:eastAsia="Aptos" w:cs="Aptos"/>
+          <w:color w:val="FF0000"/>
+          <w:sz w:val="16"/>
+          <w:szCs w:val="16"/>
+        </w:rPr>
+        <w:t>10% of the training labels</w:t>
+      </w:r>
+      <w:r>
+        <w:rPr>
+          <w:rFonts w:ascii="Aptos" w:hAnsi="Aptos" w:eastAsia="Aptos" w:cs="Aptos"/>
+          <w:color w:val="FF0000"/>
+          <w:sz w:val="16"/>
+          <w:szCs w:val="16"/>
+        </w:rPr>
+        <w:t xml:space="preserve"> are changed</w:t>
+      </w:r>
+      <w:r>
+        <w:rPr>
+          <w:rFonts w:ascii="Aptos" w:hAnsi="Aptos" w:eastAsia="Aptos" w:cs="Aptos"/>
+          <w:color w:val="FF0000"/>
+          <w:sz w:val="16"/>
+          <w:szCs w:val="16"/>
+        </w:rPr>
+        <w:t>, val</w:t>
+      </w:r>
+      <w:r>
+        <w:rPr>
+          <w:rFonts w:ascii="Aptos" w:hAnsi="Aptos" w:eastAsia="Aptos" w:cs="Aptos"/>
+          <w:color w:val="FF0000"/>
+          <w:sz w:val="16"/>
+          <w:szCs w:val="16"/>
+        </w:rPr>
+        <w:t xml:space="preserve"> </w:t>
+      </w:r>
+      <w:r>
+        <w:rPr>
+          <w:rFonts w:ascii="Aptos" w:hAnsi="Aptos" w:eastAsia="Aptos" w:cs="Aptos"/>
+          <w:color w:val="FF0000"/>
+          <w:sz w:val="16"/>
+          <w:szCs w:val="16"/>
+        </w:rPr>
+        <w:t>error</w:t>
+      </w:r>
+      <w:r>
+        <w:rPr>
+          <w:rFonts w:ascii="Aptos" w:hAnsi="Aptos" w:eastAsia="Aptos" w:cs="Aptos"/>
+          <w:color w:val="FF0000"/>
+          <w:sz w:val="16"/>
+          <w:szCs w:val="16"/>
+        </w:rPr>
+        <w:t>s</w:t>
+      </w:r>
+      <w:r>
+        <w:rPr>
+          <w:rFonts w:ascii="Aptos" w:hAnsi="Aptos" w:eastAsia="Aptos" w:cs="Aptos"/>
+          <w:color w:val="FF0000"/>
+          <w:sz w:val="16"/>
+          <w:szCs w:val="16"/>
+        </w:rPr>
+        <w:t xml:space="preserve"> </w:t>
+      </w:r>
+      <w:r>
+        <w:rPr>
+          <w:rFonts w:ascii="Aptos" w:hAnsi="Aptos" w:eastAsia="Aptos" w:cs="Aptos"/>
+          <w:color w:val="FF0000"/>
+          <w:sz w:val="16"/>
+          <w:szCs w:val="16"/>
+        </w:rPr>
+        <w:t>increase</w:t>
+      </w:r>
+      <w:r>
+        <w:rPr>
+          <w:rFonts w:ascii="Aptos" w:hAnsi="Aptos" w:eastAsia="Aptos" w:cs="Aptos"/>
+          <w:color w:val="FF0000"/>
+          <w:sz w:val="16"/>
+          <w:szCs w:val="16"/>
+        </w:rPr>
+        <w:t xml:space="preserve"> from a</w:t>
+      </w:r>
+      <w:r>
+        <w:rPr>
+          <w:rFonts w:ascii="Aptos" w:hAnsi="Aptos" w:eastAsia="Aptos" w:cs="Aptos"/>
+          <w:color w:val="FF0000"/>
+          <w:sz w:val="16"/>
+          <w:szCs w:val="16"/>
+        </w:rPr>
+        <w:t>round</w:t>
+      </w:r>
+      <w:r>
+        <w:rPr>
+          <w:rFonts w:ascii="Aptos" w:hAnsi="Aptos" w:eastAsia="Aptos" w:cs="Aptos"/>
+          <w:color w:val="FF0000"/>
+          <w:sz w:val="16"/>
+          <w:szCs w:val="16"/>
+        </w:rPr>
+        <w:t xml:space="preserve"> 0.130 to 0.155</w:t>
+      </w:r>
+      <w:r>
+        <w:rPr>
+          <w:rFonts w:ascii="Aptos" w:hAnsi="Aptos" w:eastAsia="Aptos" w:cs="Aptos"/>
+          <w:color w:val="FF0000"/>
+          <w:sz w:val="16"/>
+          <w:szCs w:val="16"/>
+        </w:rPr>
+        <w:t xml:space="preserve">, with the </w:t>
+      </w:r>
+      <w:r>
+        <w:rPr>
+          <w:rFonts w:ascii="Aptos" w:hAnsi="Aptos" w:eastAsia="Aptos" w:cs="Aptos"/>
+          <w:color w:val="FF0000"/>
+          <w:sz w:val="16"/>
+          <w:szCs w:val="16"/>
+        </w:rPr>
+        <w:t xml:space="preserve">mislabeled samples </w:t>
+      </w:r>
+      <w:r>
+        <w:rPr>
+          <w:rFonts w:ascii="Aptos" w:hAnsi="Aptos" w:eastAsia="Aptos" w:cs="Aptos"/>
+          <w:color w:val="FF0000"/>
+          <w:sz w:val="16"/>
+          <w:szCs w:val="16"/>
+        </w:rPr>
+        <w:t>being</w:t>
+      </w:r>
+      <w:r>
+        <w:rPr>
+          <w:rFonts w:ascii="Aptos" w:hAnsi="Aptos" w:eastAsia="Aptos" w:cs="Aptos"/>
+          <w:color w:val="FF0000"/>
+          <w:sz w:val="16"/>
+          <w:szCs w:val="16"/>
+        </w:rPr>
+        <w:t xml:space="preserve"> 91% of the highest weighted samples and comprised 59% of total weight. </w:t>
+      </w:r>
+    </w:p>
+    <w:p>
+      <w:pPr>
+        <w:rPr>
+          <w:rFonts w:ascii="Aptos" w:hAnsi="Aptos" w:eastAsia="Aptos" w:cs="Aptos"/>
+          <w:color w:val="FF0000"/>
+          <w:sz w:val="16"/>
+          <w:szCs w:val="16"/>
+        </w:rPr>
+      </w:pPr>
+    </w:p>
+    <w:p>
+      <w:pPr>
+        <w:spacing w:after="0"/>
+        <w:jc w:val="center"/>
+      </w:pPr>
+      <w:r>
+        <w:rPr>
+          <w:noProof/>
+        </w:rPr>
+        <w:drawing>
+          <wp:inline distT="0" distB="0" distL="0" distR="0" wp14:anchorId="15CAAD43" wp14:editId="601B25A7">
+            <wp:extent cx="1755651" cy="1097280"/>
+            <wp:effectExtent l="0" t="0" r="0" b="0"/>
+            <wp:docPr id="1883231128" name="drawing">
+              <a:extLst xmlns:a="http://schemas.openxmlformats.org/drawingml/2006/main">
+                <a:ext uri="{FF2B5EF4-FFF2-40B4-BE49-F238E27FC236}">
+                  <a16:creationId xmlns:a16="http://schemas.microsoft.com/office/drawing/2014/main" id="{091D8A1B-B40B-465E-B41C-78229879E187}"/>
+                </a:ext>
+              </a:extLst>
+            </wp:docPr>
+            <wp:cNvGraphicFramePr>
+              <a:graphicFrameLocks xmlns:a="http://schemas.openxmlformats.org/drawingml/2006/main" noChangeAspect="1"/>
+            </wp:cNvGraphicFramePr>
+            <a:graphic xmlns:a="http://schemas.openxmlformats.org/drawingml/2006/main">
+              <a:graphicData uri="http://schemas.openxmlformats.org/drawingml/2006/picture">
+                <pic:pic xmlns:pic="http://schemas.openxmlformats.org/drawingml/2006/picture">
+                  <pic:nvPicPr>
+                    <pic:cNvPr id="1883231128" name="Picture 1883231128"/>
+                    <pic:cNvPicPr/>
+                  </pic:nvPicPr>
+                  <pic:blipFill>
+                    <a:blip r:embed="rId46">
+                      <a:extLst>
+                        <a:ext uri="{28A0092B-C50C-407E-A947-70E740481C1C}">
+                          <a14:useLocalDpi xmlns:a14="http://schemas.microsoft.com/office/drawing/2010/main"/>
+                        </a:ext>
+                      </a:extLst>
+                    </a:blip>
+                    <a:stretch>
+                      <a:fillRect/>
+                    </a:stretch>
+                  </pic:blipFill>
+                  <pic:spPr>
+                    <a:xfrm>
+                      <a:off x="0" y="0"/>
+                      <a:ext cx="1755651" cy="1097280"/>
+                    </a:xfrm>
+                    <a:prstGeom prst="rect">
+                      <a:avLst/>
+                    </a:prstGeom>
+                  </pic:spPr>
+                </pic:pic>
+              </a:graphicData>
+            </a:graphic>
+          </wp:inline>
+        </w:drawing>
+      </w:r>
+      <w:r>
+        <w:rPr>
+          <w:noProof/>
+        </w:rPr>
+        <w:drawing>
+          <wp:inline distT="0" distB="0" distL="0" distR="0" wp14:anchorId="3017855D" wp14:editId="049DDA0E">
+            <wp:extent cx="1755649" cy="1097280"/>
+            <wp:effectExtent l="0" t="0" r="0" b="0"/>
+            <wp:docPr id="488237281" name="drawing">
+              <a:extLst xmlns:a="http://schemas.openxmlformats.org/drawingml/2006/main">
+                <a:ext uri="{FF2B5EF4-FFF2-40B4-BE49-F238E27FC236}">
+                  <a16:creationId xmlns:a16="http://schemas.microsoft.com/office/drawing/2014/main" id="{0AD4EB1C-0CCD-4E9E-BB93-3BF074AD5C0F}"/>
+                </a:ext>
+              </a:extLst>
+            </wp:docPr>
+            <wp:cNvGraphicFramePr>
+              <a:graphicFrameLocks xmlns:a="http://schemas.openxmlformats.org/drawingml/2006/main" noChangeAspect="1"/>
+            </wp:cNvGraphicFramePr>
+            <a:graphic xmlns:a="http://schemas.openxmlformats.org/drawingml/2006/main">
+              <a:graphicData uri="http://schemas.openxmlformats.org/drawingml/2006/picture">
+                <pic:pic xmlns:pic="http://schemas.openxmlformats.org/drawingml/2006/picture">
+                  <pic:nvPicPr>
+                    <pic:cNvPr id="488237281" name="Picture 488237281"/>
+                    <pic:cNvPicPr/>
+                  </pic:nvPicPr>
+                  <pic:blipFill>
+                    <a:blip r:embed="rId47">
+                      <a:extLst>
+                        <a:ext uri="{28A0092B-C50C-407E-A947-70E740481C1C}">
+                          <a14:useLocalDpi xmlns:a14="http://schemas.microsoft.com/office/drawing/2010/main"/>
+                        </a:ext>
+                      </a:extLst>
+                    </a:blip>
+                    <a:stretch>
+                      <a:fillRect/>
+                    </a:stretch>
+                  </pic:blipFill>
+                  <pic:spPr>
+                    <a:xfrm>
+                      <a:off x="0" y="0"/>
+                      <a:ext cx="1755649" cy="1097280"/>
+                    </a:xfrm>
+                    <a:prstGeom prst="rect">
+                      <a:avLst/>
+                    </a:prstGeom>
+                  </pic:spPr>
+                </pic:pic>
+              </a:graphicData>
+            </a:graphic>
+          </wp:inline>
+        </w:drawing>
+      </w:r>
+      <w:r>
+        <w:rPr>
+          <w:noProof/>
+        </w:rPr>
+        <w:drawing>
+          <wp:inline distT="0" distB="0" distL="0" distR="0" wp14:anchorId="46820615" wp14:editId="751D6DB4">
+            <wp:extent cx="1755649" cy="1097280"/>
+            <wp:effectExtent l="0" t="0" r="0" b="0"/>
+            <wp:docPr id="2139815775" name="drawing">
+              <a:extLst xmlns:a="http://schemas.openxmlformats.org/drawingml/2006/main">
+                <a:ext uri="{FF2B5EF4-FFF2-40B4-BE49-F238E27FC236}">
+                  <a16:creationId xmlns:a16="http://schemas.microsoft.com/office/drawing/2014/main" id="{680919DE-5BAE-41D5-BBD9-2693EE567406}"/>
+                </a:ext>
+              </a:extLst>
+            </wp:docPr>
+            <wp:cNvGraphicFramePr>
+              <a:graphicFrameLocks xmlns:a="http://schemas.openxmlformats.org/drawingml/2006/main" noChangeAspect="1"/>
+            </wp:cNvGraphicFramePr>
+            <a:graphic xmlns:a="http://schemas.openxmlformats.org/drawingml/2006/main">
+              <a:graphicData uri="http://schemas.openxmlformats.org/drawingml/2006/picture">
+                <pic:pic xmlns:pic="http://schemas.openxmlformats.org/drawingml/2006/picture">
+                  <pic:nvPicPr>
+                    <pic:cNvPr id="2139815775" name="Picture 2139815775"/>
+                    <pic:cNvPicPr/>
+                  </pic:nvPicPr>
+                  <pic:blipFill>
+                    <a:blip r:embed="rId48">
+                      <a:extLst>
+                        <a:ext uri="{28A0092B-C50C-407E-A947-70E740481C1C}">
+                          <a14:useLocalDpi xmlns:a14="http://schemas.microsoft.com/office/drawing/2010/main"/>
+                        </a:ext>
+                      </a:extLst>
+                    </a:blip>
+                    <a:stretch>
+                      <a:fillRect/>
+                    </a:stretch>
+                  </pic:blipFill>
+                  <pic:spPr>
+                    <a:xfrm>
+                      <a:off x="0" y="0"/>
+                      <a:ext cx="1755649" cy="1097280"/>
+                    </a:xfrm>
+                    <a:prstGeom prst="rect">
+                      <a:avLst/>
+                    </a:prstGeom>
+                  </pic:spPr>
+                </pic:pic>
+              </a:graphicData>
+            </a:graphic>
+          </wp:inline>
+        </w:drawing>
+      </w:r>
+    </w:p>
     <w:p/>
     <w:p>
       <w:pPr>
+        <w:rPr>
+          <w:color w:val="FF0000"/>
+          <w:sz w:val="16"/>
+          <w:szCs w:val="16"/>
+        </w:rPr>
+      </w:pPr>
+      <w:r>
+        <w:rPr>
+          <w:color w:val="FF0000"/>
+          <w:sz w:val="16"/>
+          <w:szCs w:val="16"/>
+        </w:rPr>
+        <w:t>Part 4.c:</w:t>
+      </w:r>
+      <w:r>
+        <w:rPr>
+          <w:color w:val="FF0000"/>
+          <w:sz w:val="16"/>
+          <w:szCs w:val="16"/>
+        </w:rPr>
+        <w:t xml:space="preserve"> HistGradientBoosting </w:t>
+      </w:r>
+      <w:r>
+        <w:rPr>
+          <w:color w:val="FF0000"/>
+          <w:sz w:val="16"/>
+          <w:szCs w:val="16"/>
+        </w:rPr>
+        <w:t>was tuned to</w:t>
+      </w:r>
+      <w:r>
+        <w:rPr>
+          <w:color w:val="FF0000"/>
+          <w:sz w:val="16"/>
+          <w:szCs w:val="16"/>
+        </w:rPr>
+        <w:t xml:space="preserve"> learning rate {0.03, 0.1, 0.3} and depth {2,4,8} w</w:t>
+      </w:r>
+      <w:r>
+        <w:rPr>
+          <w:color w:val="FF0000"/>
+          <w:sz w:val="16"/>
+          <w:szCs w:val="16"/>
+        </w:rPr>
+        <w:t>ith</w:t>
+      </w:r>
+      <w:r>
+        <w:rPr>
+          <w:color w:val="FF0000"/>
+          <w:sz w:val="16"/>
+          <w:szCs w:val="16"/>
+        </w:rPr>
+        <w:t xml:space="preserve"> early stopping. The best</w:t>
+      </w:r>
+      <w:r>
+        <w:rPr>
+          <w:color w:val="FF0000"/>
+          <w:sz w:val="16"/>
+          <w:szCs w:val="16"/>
+        </w:rPr>
+        <w:t xml:space="preserve"> result was </w:t>
+      </w:r>
+      <w:r>
+        <w:rPr>
+          <w:color w:val="FF0000"/>
+          <w:sz w:val="16"/>
+          <w:szCs w:val="16"/>
+        </w:rPr>
+        <w:t xml:space="preserve"> with lr = 0.03 and a depth of 4, with a validation accuracy of 0.8742</w:t>
+      </w:r>
+      <w:r>
+        <w:rPr>
+          <w:color w:val="FF0000"/>
+          <w:sz w:val="16"/>
+          <w:szCs w:val="16"/>
+        </w:rPr>
+        <w:t xml:space="preserve"> </w:t>
+      </w:r>
+      <w:r>
+        <w:rPr>
+          <w:color w:val="FF0000"/>
+          <w:sz w:val="16"/>
+          <w:szCs w:val="16"/>
+        </w:rPr>
+        <w:t>±</w:t>
+      </w:r>
+      <w:r>
+        <w:rPr>
+          <w:color w:val="FF0000"/>
+          <w:sz w:val="16"/>
+          <w:szCs w:val="16"/>
+        </w:rPr>
+        <w:t xml:space="preserve"> </w:t>
+      </w:r>
+      <w:r>
+        <w:rPr>
+          <w:color w:val="FF0000"/>
+          <w:sz w:val="16"/>
+          <w:szCs w:val="16"/>
+        </w:rPr>
+        <w:t xml:space="preserve">0.0058. </w:t>
+      </w:r>
+      <w:r>
+        <w:rPr>
+          <w:color w:val="FF0000"/>
+          <w:sz w:val="16"/>
+          <w:szCs w:val="16"/>
+        </w:rPr>
+        <w:t xml:space="preserve">A </w:t>
+      </w:r>
+      <w:r>
+        <w:rPr>
+          <w:color w:val="FF0000"/>
+          <w:sz w:val="16"/>
+          <w:szCs w:val="16"/>
+        </w:rPr>
+        <w:t>smaller learning rate</w:t>
+      </w:r>
+      <w:r>
+        <w:rPr>
+          <w:color w:val="FF0000"/>
+          <w:sz w:val="16"/>
+          <w:szCs w:val="16"/>
+        </w:rPr>
+        <w:t xml:space="preserve">, </w:t>
+      </w:r>
+      <w:r>
+        <w:rPr>
+          <w:color w:val="FF0000"/>
+          <w:sz w:val="16"/>
+          <w:szCs w:val="16"/>
+        </w:rPr>
+        <w:t xml:space="preserve">would sacrifice more rounds </w:t>
+      </w:r>
+      <w:r>
+        <w:rPr>
+          <w:color w:val="FF0000"/>
+          <w:sz w:val="16"/>
+          <w:szCs w:val="16"/>
+        </w:rPr>
+        <w:t>(393</w:t>
+      </w:r>
+      <w:r>
+        <w:rPr>
+          <w:color w:val="FF0000"/>
+          <w:sz w:val="16"/>
+          <w:szCs w:val="16"/>
+        </w:rPr>
+        <w:t xml:space="preserve"> vs </w:t>
+      </w:r>
+      <w:r>
+        <w:rPr>
+          <w:color w:val="FF0000"/>
+          <w:sz w:val="16"/>
+          <w:szCs w:val="16"/>
+        </w:rPr>
+        <w:t xml:space="preserve">127 </w:t>
+      </w:r>
+      <w:r>
+        <w:rPr>
+          <w:color w:val="FF0000"/>
+          <w:sz w:val="16"/>
+          <w:szCs w:val="16"/>
+        </w:rPr>
+        <w:t xml:space="preserve">vs </w:t>
+      </w:r>
+      <w:r>
+        <w:rPr>
+          <w:color w:val="FF0000"/>
+          <w:sz w:val="16"/>
+          <w:szCs w:val="16"/>
+        </w:rPr>
+        <w:t>49) and more time (46</w:t>
+      </w:r>
+      <w:r>
+        <w:rPr>
+          <w:color w:val="FF0000"/>
+          <w:sz w:val="16"/>
+          <w:szCs w:val="16"/>
+        </w:rPr>
+        <w:t>.</w:t>
+      </w:r>
+      <w:r>
+        <w:rPr>
+          <w:color w:val="FF0000"/>
+          <w:sz w:val="16"/>
+          <w:szCs w:val="16"/>
+        </w:rPr>
+        <w:t>5</w:t>
+      </w:r>
+      <w:r>
+        <w:rPr>
+          <w:color w:val="FF0000"/>
+          <w:sz w:val="16"/>
+          <w:szCs w:val="16"/>
+        </w:rPr>
+        <w:t xml:space="preserve"> </w:t>
+      </w:r>
+      <w:r>
+        <w:rPr>
+          <w:color w:val="FF0000"/>
+          <w:sz w:val="16"/>
+          <w:szCs w:val="16"/>
+        </w:rPr>
+        <w:t>s</w:t>
+      </w:r>
+      <w:r>
+        <w:rPr>
+          <w:color w:val="FF0000"/>
+          <w:sz w:val="16"/>
+          <w:szCs w:val="16"/>
+        </w:rPr>
+        <w:t>ec</w:t>
+      </w:r>
+      <w:r>
+        <w:rPr>
+          <w:color w:val="FF0000"/>
+          <w:sz w:val="16"/>
+          <w:szCs w:val="16"/>
+        </w:rPr>
+        <w:t xml:space="preserve"> </w:t>
+      </w:r>
+      <w:r>
+        <w:rPr>
+          <w:color w:val="FF0000"/>
+          <w:sz w:val="16"/>
+          <w:szCs w:val="16"/>
+        </w:rPr>
+        <w:t>vs</w:t>
+      </w:r>
+      <w:r>
+        <w:rPr>
+          <w:color w:val="FF0000"/>
+          <w:sz w:val="16"/>
+          <w:szCs w:val="16"/>
+        </w:rPr>
+        <w:t xml:space="preserve"> 6.1</w:t>
+      </w:r>
+      <w:r>
+        <w:rPr>
+          <w:color w:val="FF0000"/>
+          <w:sz w:val="16"/>
+          <w:szCs w:val="16"/>
+        </w:rPr>
+        <w:t xml:space="preserve"> </w:t>
+      </w:r>
+      <w:r>
+        <w:rPr>
+          <w:color w:val="FF0000"/>
+          <w:sz w:val="16"/>
+          <w:szCs w:val="16"/>
+        </w:rPr>
+        <w:t>s</w:t>
+      </w:r>
+      <w:r>
+        <w:rPr>
+          <w:color w:val="FF0000"/>
+          <w:sz w:val="16"/>
+          <w:szCs w:val="16"/>
+        </w:rPr>
+        <w:t>ec</w:t>
+      </w:r>
+      <w:r>
+        <w:rPr>
+          <w:color w:val="FF0000"/>
+          <w:sz w:val="16"/>
+          <w:szCs w:val="16"/>
+        </w:rPr>
+        <w:t>) with</w:t>
+      </w:r>
+      <w:r>
+        <w:rPr>
+          <w:color w:val="FF0000"/>
+          <w:sz w:val="16"/>
+          <w:szCs w:val="16"/>
+        </w:rPr>
+        <w:t xml:space="preserve"> </w:t>
+      </w:r>
+      <w:r>
+        <w:rPr>
+          <w:color w:val="FF0000"/>
+          <w:sz w:val="16"/>
+          <w:szCs w:val="16"/>
+        </w:rPr>
+        <w:t>slightly</w:t>
+      </w:r>
+      <w:r>
+        <w:rPr>
+          <w:color w:val="FF0000"/>
+          <w:sz w:val="16"/>
+          <w:szCs w:val="16"/>
+        </w:rPr>
+        <w:t xml:space="preserve"> more</w:t>
+      </w:r>
+      <w:r>
+        <w:rPr>
+          <w:color w:val="FF0000"/>
+          <w:sz w:val="16"/>
+          <w:szCs w:val="16"/>
+        </w:rPr>
+        <w:t xml:space="preserve"> accura</w:t>
+      </w:r>
+      <w:r>
+        <w:rPr>
+          <w:color w:val="FF0000"/>
+          <w:sz w:val="16"/>
+          <w:szCs w:val="16"/>
+        </w:rPr>
+        <w:t>cy</w:t>
+      </w:r>
+      <w:r>
+        <w:rPr>
+          <w:color w:val="FF0000"/>
+          <w:sz w:val="16"/>
+          <w:szCs w:val="16"/>
+        </w:rPr>
+        <w:t xml:space="preserve">, which is </w:t>
+      </w:r>
+      <w:r>
+        <w:rPr>
+          <w:color w:val="FF0000"/>
+          <w:sz w:val="16"/>
+          <w:szCs w:val="16"/>
+        </w:rPr>
+        <w:t xml:space="preserve">on par with AdaBoost’s accuracy </w:t>
+      </w:r>
+      <w:r>
+        <w:rPr>
+          <w:color w:val="FF0000"/>
+          <w:sz w:val="16"/>
+          <w:szCs w:val="16"/>
+        </w:rPr>
+        <w:t>(</w:t>
+      </w:r>
+      <w:r>
+        <w:rPr>
+          <w:color w:val="FF0000"/>
+          <w:sz w:val="16"/>
+          <w:szCs w:val="16"/>
+        </w:rPr>
+        <w:t>0.8704 ± 0.0033</w:t>
+      </w:r>
+      <w:r>
+        <w:rPr>
+          <w:color w:val="FF0000"/>
+          <w:sz w:val="16"/>
+          <w:szCs w:val="16"/>
+        </w:rPr>
+        <w:t>)</w:t>
+      </w:r>
+      <w:r>
+        <w:rPr>
+          <w:color w:val="FF0000"/>
+          <w:sz w:val="16"/>
+          <w:szCs w:val="16"/>
+        </w:rPr>
+        <w:t xml:space="preserve"> but in</w:t>
+      </w:r>
+      <w:r>
+        <w:rPr>
+          <w:color w:val="FF0000"/>
+          <w:sz w:val="16"/>
+          <w:szCs w:val="16"/>
+        </w:rPr>
+        <w:t xml:space="preserve"> around</w:t>
+      </w:r>
+      <w:r>
+        <w:rPr>
+          <w:color w:val="FF0000"/>
+          <w:sz w:val="16"/>
+          <w:szCs w:val="16"/>
+        </w:rPr>
+        <w:t xml:space="preserve"> 60 sec.</w:t>
+      </w:r>
+      <w:r>
+        <w:rPr>
+          <w:color w:val="FF0000"/>
+          <w:sz w:val="16"/>
+          <w:szCs w:val="16"/>
+        </w:rPr>
+        <w:t xml:space="preserve"> </w:t>
+      </w:r>
+      <w:r>
+        <w:rPr>
+          <w:color w:val="FF0000"/>
+          <w:sz w:val="16"/>
+          <w:szCs w:val="16"/>
+        </w:rPr>
+        <w:t xml:space="preserve">For California Housing, </w:t>
+      </w:r>
+      <w:r>
+        <w:rPr>
+          <w:color w:val="FF0000"/>
+          <w:sz w:val="16"/>
+          <w:szCs w:val="16"/>
+        </w:rPr>
+        <w:t xml:space="preserve">the </w:t>
+      </w:r>
+      <w:r>
+        <w:rPr>
+          <w:color w:val="FF0000"/>
+          <w:sz w:val="16"/>
+          <w:szCs w:val="16"/>
+        </w:rPr>
+        <w:t>GradientBoostingRegressor (lr=0.03, depth=6)</w:t>
+      </w:r>
+      <w:r>
+        <w:rPr>
+          <w:color w:val="FF0000"/>
+          <w:sz w:val="16"/>
+          <w:szCs w:val="16"/>
+        </w:rPr>
+        <w:t xml:space="preserve"> with</w:t>
+      </w:r>
+      <w:r>
+        <w:rPr>
+          <w:color w:val="FF0000"/>
+          <w:sz w:val="16"/>
+          <w:szCs w:val="16"/>
+        </w:rPr>
+        <w:t xml:space="preserve"> a validation RMSE of 0.4642 ± 0.0045, </w:t>
+      </w:r>
+      <w:r>
+        <w:rPr>
+          <w:color w:val="FF0000"/>
+          <w:sz w:val="16"/>
+          <w:szCs w:val="16"/>
+        </w:rPr>
+        <w:t xml:space="preserve">the </w:t>
+      </w:r>
+      <w:r>
+        <w:rPr>
+          <w:color w:val="FF0000"/>
+          <w:sz w:val="16"/>
+          <w:szCs w:val="16"/>
+        </w:rPr>
+        <w:t xml:space="preserve"> same learning-rate experience (558 trees at lr=0.03 vs 96 trees at lr=0.3)</w:t>
+      </w:r>
+      <w:r>
+        <w:rPr>
+          <w:color w:val="FF0000"/>
+          <w:sz w:val="16"/>
+          <w:szCs w:val="16"/>
+        </w:rPr>
+        <w:t xml:space="preserve">, while </w:t>
+      </w:r>
+      <w:r>
+        <w:rPr>
+          <w:color w:val="FF0000"/>
+          <w:sz w:val="16"/>
+          <w:szCs w:val="16"/>
+        </w:rPr>
+        <w:t xml:space="preserve">AdaBoost.R2 </w:t>
+      </w:r>
+      <w:r>
+        <w:rPr>
+          <w:color w:val="FF0000"/>
+          <w:sz w:val="16"/>
+          <w:szCs w:val="16"/>
+        </w:rPr>
+        <w:t>reached</w:t>
+      </w:r>
+      <w:r>
+        <w:rPr>
+          <w:color w:val="FF0000"/>
+          <w:sz w:val="16"/>
+          <w:szCs w:val="16"/>
+        </w:rPr>
+        <w:t xml:space="preserve"> 0.5425 ± 0.0095, w</w:t>
+      </w:r>
+      <w:r>
+        <w:rPr>
+          <w:color w:val="FF0000"/>
+          <w:sz w:val="16"/>
+          <w:szCs w:val="16"/>
+        </w:rPr>
+        <w:t xml:space="preserve">ith </w:t>
+      </w:r>
+      <w:r>
+        <w:rPr>
+          <w:color w:val="FF0000"/>
+          <w:sz w:val="16"/>
+          <w:szCs w:val="16"/>
+        </w:rPr>
+        <w:t>the best single tree score of 0.6448 ± 0.0142. Gradient boosting perform</w:t>
+      </w:r>
+      <w:r>
+        <w:rPr>
+          <w:color w:val="FF0000"/>
+          <w:sz w:val="16"/>
+          <w:szCs w:val="16"/>
+        </w:rPr>
+        <w:t xml:space="preserve">ed </w:t>
+      </w:r>
+      <w:r>
+        <w:rPr>
+          <w:color w:val="FF0000"/>
+          <w:sz w:val="16"/>
+          <w:szCs w:val="16"/>
+        </w:rPr>
+        <w:t xml:space="preserve">better than AdaBoost because </w:t>
+      </w:r>
+      <w:r>
+        <w:rPr>
+          <w:color w:val="FF0000"/>
+          <w:sz w:val="16"/>
+          <w:szCs w:val="16"/>
+        </w:rPr>
+        <w:t>of its</w:t>
+      </w:r>
+      <w:r>
+        <w:rPr>
+          <w:color w:val="FF0000"/>
+          <w:sz w:val="16"/>
+          <w:szCs w:val="16"/>
+        </w:rPr>
+        <w:t xml:space="preserve"> </w:t>
+      </w:r>
+      <w:r>
+        <w:rPr>
+          <w:color w:val="FF0000"/>
+          <w:sz w:val="16"/>
+          <w:szCs w:val="16"/>
+        </w:rPr>
+        <w:t>treatment of</w:t>
+      </w:r>
+      <w:r>
+        <w:rPr>
+          <w:color w:val="FF0000"/>
+          <w:sz w:val="16"/>
+          <w:szCs w:val="16"/>
+        </w:rPr>
+        <w:t xml:space="preserve"> the squared error</w:t>
+      </w:r>
+      <w:r>
+        <w:rPr>
+          <w:color w:val="FF0000"/>
+          <w:sz w:val="16"/>
+          <w:szCs w:val="16"/>
+        </w:rPr>
+        <w:t xml:space="preserve">. </w:t>
+      </w:r>
+    </w:p>
+    <w:p>
+      <w:pPr>
         <w:pStyle w:val="Heading1"/>
-      </w:pPr>
-      <w:r>
+        <w:rPr>
+          <w:sz w:val="24"/>
+          <w:szCs w:val="24"/>
+        </w:rPr>
+      </w:pPr>
+      <w:r>
+        <w:rPr>
+          <w:sz w:val="24"/>
+          <w:szCs w:val="24"/>
+        </w:rPr>
         <w:t>Part 5 – Combining Classifiers</w:t>
       </w:r>
     </w:p>
-    <w:p/>
+    <w:p>
+      <w:pPr>
+        <w:jc w:val="center"/>
+      </w:pPr>
+      <w:r>
+        <w:drawing>
+          <wp:inline wp14:editId="1DDD9CC3" wp14:anchorId="3C56D16E">
+            <wp:extent cx="2194560" cy="1828800"/>
+            <wp:effectExtent l="0" t="0" r="0" b="0"/>
+            <wp:docPr id="1063135951" name="drawing">
+              <a:extLst>
+                <a:ext uri="{FF2B5EF4-FFF2-40B4-BE49-F238E27FC236}">
+                  <a16:creationId xmlns:a16="http://schemas.microsoft.com/office/drawing/2014/main" id="{D47D660F-30F3-42BB-BB7D-FBBE8DCCE76D}"/>
+                </a:ext>
+              </a:extLst>
+            </wp:docPr>
+            <wp:cNvGraphicFramePr>
+              <a:graphicFrameLocks noChangeAspect="1"/>
+            </wp:cNvGraphicFramePr>
+            <a:graphic>
+              <a:graphicData xmlns:a="http://schemas.openxmlformats.org/drawingml/2006/main" uri="http://schemas.openxmlformats.org/drawingml/2006/picture">
+                <pic:pic xmlns:pic="http://schemas.openxmlformats.org/drawingml/2006/picture">
+                  <pic:nvPicPr>
+                    <pic:cNvPr id="1063135951" name="Picture 1063135951"/>
+                    <pic:cNvPicPr/>
+                  </pic:nvPicPr>
+                  <pic:blipFill>
+                    <a:blip xmlns:r="http://schemas.openxmlformats.org/officeDocument/2006/relationships" r:embed="rId49">
+                      <a:extLst>
+                        <a:ext uri="{28A0092B-C50C-407E-A947-70E740481C1C}">
+                          <a14:useLocalDpi xmlns:a14="http://schemas.microsoft.com/office/drawing/2010/main"/>
+                        </a:ext>
+                      </a:extLst>
+                    </a:blip>
+                    <a:stretch>
+                      <a:fillRect/>
+                    </a:stretch>
+                  </pic:blipFill>
+                  <pic:spPr>
+                    <a:xfrm>
+                      <a:off x="0" y="0"/>
+                      <a:ext cx="2194560" cy="1828800"/>
+                    </a:xfrm>
+                    <a:prstGeom prst="rect">
+                      <a:avLst/>
+                    </a:prstGeom>
+                  </pic:spPr>
+                </pic:pic>
+              </a:graphicData>
+            </a:graphic>
+          </wp:inline>
+        </w:drawing>
+      </w:r>
+    </w:p>
+    <w:p>
+      <w:pPr>
+        <w:jc w:val="center"/>
+      </w:pPr>
+    </w:p>
+    <w:p>
+      <w:pPr>
+        <w:rPr>
+          <w:color w:val="FF0000"/>
+          <w:sz w:val="16"/>
+          <w:szCs w:val="16"/>
+        </w:rPr>
+      </w:pPr>
+    </w:p>
+    <w:p>
+      <w:pPr>
+        <w:rPr>
+          <w:color w:val="FF0000"/>
+        </w:rPr>
+      </w:pPr>
+    </w:p>
     <w:p>
       <w:pPr>
         <w:pStyle w:val="Heading1"/>
@@ -4197,13 +5058,185 @@
     <w:p/>
     <w:p/>
     <w:sectPr>
-      <w:pgSz w:w="12240" w:h="15840"/>
+      <w:headerReference w:type="default" r:id="rId50"/>
+      <w:footerReference w:type="default" r:id="rId51"/>
+      <w:pgSz w:w="12240" w:h="15840" w:orient="portrait"/>
       <w:pgMar w:top="1440" w:right="1440" w:bottom="1440" w:left="1440" w:header="720" w:footer="720" w:gutter="0"/>
       <w:cols w:space="720"/>
       <w:docGrid w:linePitch="360"/>
     </w:sectPr>
   </w:body>
 </w:document>
+</file>
+
+<file path=word/endnotes.xml><?xml version="1.0" encoding="utf-8"?>
+<w:endnotes xmlns:wpc="http://schemas.microsoft.com/office/word/2010/wordprocessingCanvas" xmlns:cx="http://schemas.microsoft.com/office/drawing/2014/chartex" xmlns:cx1="http://schemas.microsoft.com/office/drawing/2015/9/8/chartex" xmlns:cx2="http://schemas.microsoft.com/office/drawing/2015/10/21/chartex" xmlns:cx3="http://schemas.microsoft.com/office/drawing/2016/5/9/chartex" xmlns:cx4="http://schemas.microsoft.com/office/drawing/2016/5/10/chartex" xmlns:cx5="http://schemas.microsoft.com/office/drawing/2016/5/11/chartex" xmlns:cx6="http://schemas.microsoft.com/office/drawing/2016/5/12/chartex" xmlns:cx7="http://schemas.microsoft.com/office/drawing/2016/5/13/chartex" xmlns:cx8="http://schemas.microsoft.com/office/drawing/2016/5/14/chartex" xmlns:mc="http://schemas.openxmlformats.org/markup-compatibility/2006" xmlns:aink="http://schemas.microsoft.com/office/drawing/2016/ink" xmlns:am3d="http://schemas.microsoft.com/office/drawing/2017/model3d" xmlns:o="urn:schemas-microsoft-com:office:office" xmlns:oel="http://schemas.microsoft.com/office/2019/extlst" xmlns:r="http://schemas.openxmlformats.org/officeDocument/2006/relationships" xmlns:m="http://schemas.openxmlformats.org/officeDocument/2006/math" xmlns:v="urn:schemas-microsoft-com:vml" xmlns:wp14="http://schemas.microsoft.com/office/word/2010/wordprocessingDrawing" xmlns:wp="http://schemas.openxmlformats.org/drawingml/2006/wordprocessingDrawing" xmlns:w10="urn:schemas-microsoft-com:office:word" xmlns:w="http://schemas.openxmlformats.org/wordprocessingml/2006/main" xmlns:w14="http://schemas.microsoft.com/office/word/2010/wordml" xmlns:w15="http://schemas.microsoft.com/office/word/2012/wordml" xmlns:w16cex="http://schemas.microsoft.com/office/word/2018/wordml/cex" xmlns:w16cid="http://schemas.microsoft.com/office/word/2016/wordml/cid" xmlns:w16="http://schemas.microsoft.com/office/word/2018/wordml" xmlns:w16du="http://schemas.microsoft.com/office/word/2023/wordml/word16du" xmlns:w16sdtdh="http://schemas.microsoft.com/office/word/2020/wordml/sdtdatahash" xmlns:w16sdtfl="http://schemas.microsoft.com/office/word/2024/wordml/sdtformatlock" xmlns:w16se="http://schemas.microsoft.com/office/word/2015/wordml/symex" xmlns:wpg="http://schemas.microsoft.com/office/word/2010/wordprocessingGroup" xmlns:wpi="http://schemas.microsoft.com/office/word/2010/wordprocessingInk" xmlns:wne="http://schemas.microsoft.com/office/word/2006/wordml" xmlns:wps="http://schemas.microsoft.com/office/word/2010/wordprocessingShape" mc:Ignorable="w14 w15 w16se w16cid w16 w16cex w16sdtdh w16sdtfl w16du wp14">
+  <w:endnote w:type="separator" w:id="-1">
+    <w:p>
+      <w:pPr>
+        <w:spacing w:after="0" w:line="240" w:lineRule="auto"/>
+      </w:pPr>
+      <w:r>
+        <w:separator/>
+      </w:r>
+    </w:p>
+  </w:endnote>
+  <w:endnote w:type="continuationSeparator" w:id="0">
+    <w:p>
+      <w:pPr>
+        <w:spacing w:after="0" w:line="240" w:lineRule="auto"/>
+      </w:pPr>
+      <w:r>
+        <w:continuationSeparator/>
+      </w:r>
+    </w:p>
+  </w:endnote>
+</w:endnotes>
+</file>
+
+<file path=word/footer1.xml><?xml version="1.0" encoding="utf-8"?>
+<w:ftr xmlns:wpc="http://schemas.microsoft.com/office/word/2010/wordprocessingCanvas" xmlns:cx="http://schemas.microsoft.com/office/drawing/2014/chartex" xmlns:cx1="http://schemas.microsoft.com/office/drawing/2015/9/8/chartex" xmlns:cx2="http://schemas.microsoft.com/office/drawing/2015/10/21/chartex" xmlns:cx3="http://schemas.microsoft.com/office/drawing/2016/5/9/chartex" xmlns:cx4="http://schemas.microsoft.com/office/drawing/2016/5/10/chartex" xmlns:cx5="http://schemas.microsoft.com/office/drawing/2016/5/11/chartex" xmlns:cx6="http://schemas.microsoft.com/office/drawing/2016/5/12/chartex" xmlns:cx7="http://schemas.microsoft.com/office/drawing/2016/5/13/chartex" xmlns:cx8="http://schemas.microsoft.com/office/drawing/2016/5/14/chartex" xmlns:mc="http://schemas.openxmlformats.org/markup-compatibility/2006" xmlns:aink="http://schemas.microsoft.com/office/drawing/2016/ink" xmlns:am3d="http://schemas.microsoft.com/office/drawing/2017/model3d" xmlns:o="urn:schemas-microsoft-com:office:office" xmlns:oel="http://schemas.microsoft.com/office/2019/extlst" xmlns:r="http://schemas.openxmlformats.org/officeDocument/2006/relationships" xmlns:m="http://schemas.openxmlformats.org/officeDocument/2006/math" xmlns:v="urn:schemas-microsoft-com:vml" xmlns:wp14="http://schemas.microsoft.com/office/word/2010/wordprocessingDrawing" xmlns:wp="http://schemas.openxmlformats.org/drawingml/2006/wordprocessingDrawing" xmlns:w10="urn:schemas-microsoft-com:office:word" xmlns:w="http://schemas.openxmlformats.org/wordprocessingml/2006/main" xmlns:w14="http://schemas.microsoft.com/office/word/2010/wordml" xmlns:w15="http://schemas.microsoft.com/office/word/2012/wordml" xmlns:w16cex="http://schemas.microsoft.com/office/word/2018/wordml/cex" xmlns:w16cid="http://schemas.microsoft.com/office/word/2016/wordml/cid" xmlns:w16="http://schemas.microsoft.com/office/word/2018/wordml" xmlns:w16du="http://schemas.microsoft.com/office/word/2023/wordml/word16du" xmlns:w16sdtdh="http://schemas.microsoft.com/office/word/2020/wordml/sdtdatahash" xmlns:w16sdtfl="http://schemas.microsoft.com/office/word/2024/wordml/sdtformatlock" xmlns:w16se="http://schemas.microsoft.com/office/word/2015/wordml/symex" xmlns:wpg="http://schemas.microsoft.com/office/word/2010/wordprocessingGroup" xmlns:wpi="http://schemas.microsoft.com/office/word/2010/wordprocessingInk" xmlns:wne="http://schemas.microsoft.com/office/word/2006/wordml" xmlns:wps="http://schemas.microsoft.com/office/word/2010/wordprocessingShape" mc:Ignorable="w14 w15 w16se w16cid w16 w16cex w16sdtdh w16sdtfl w16du wp14">
+  <w:tbl>
+    <w:tblPr>
+      <w:tblW w:w="0" w:type="auto"/>
+      <w:tblLook w:val="06A0" w:firstRow="1" w:lastRow="0" w:firstColumn="1" w:lastColumn="0" w:noHBand="1" w:noVBand="1"/>
+    </w:tblPr>
+    <w:tblGrid>
+      <w:gridCol w:w="3120"/>
+      <w:gridCol w:w="3120"/>
+      <w:gridCol w:w="3120"/>
+    </w:tblGrid>
+    <w:tr>
+      <w:trPr>
+        <w:trHeight w:val="300"/>
+      </w:trPr>
+      <w:tc>
+        <w:tcPr>
+          <w:tcW w:w="3120" w:type="dxa"/>
+        </w:tcPr>
+        <w:p>
+          <w:pPr>
+            <w:pStyle w:val="Header"/>
+            <w:ind w:left="-115"/>
+          </w:pPr>
+        </w:p>
+      </w:tc>
+      <w:tc>
+        <w:tcPr>
+          <w:tcW w:w="3120" w:type="dxa"/>
+        </w:tcPr>
+        <w:p>
+          <w:pPr>
+            <w:pStyle w:val="Header"/>
+            <w:jc w:val="center"/>
+          </w:pPr>
+        </w:p>
+      </w:tc>
+      <w:tc>
+        <w:tcPr>
+          <w:tcW w:w="3120" w:type="dxa"/>
+        </w:tcPr>
+        <w:p>
+          <w:pPr>
+            <w:pStyle w:val="Header"/>
+            <w:ind w:right="-115"/>
+            <w:jc w:val="right"/>
+          </w:pPr>
+        </w:p>
+      </w:tc>
+    </w:tr>
+  </w:tbl>
+  <w:p>
+    <w:pPr>
+      <w:pStyle w:val="Footer"/>
+    </w:pPr>
+  </w:p>
+</w:ftr>
+</file>
+
+<file path=word/footnotes.xml><?xml version="1.0" encoding="utf-8"?>
+<w:footnotes xmlns:wpc="http://schemas.microsoft.com/office/word/2010/wordprocessingCanvas" xmlns:cx="http://schemas.microsoft.com/office/drawing/2014/chartex" xmlns:cx1="http://schemas.microsoft.com/office/drawing/2015/9/8/chartex" xmlns:cx2="http://schemas.microsoft.com/office/drawing/2015/10/21/chartex" xmlns:cx3="http://schemas.microsoft.com/office/drawing/2016/5/9/chartex" xmlns:cx4="http://schemas.microsoft.com/office/drawing/2016/5/10/chartex" xmlns:cx5="http://schemas.microsoft.com/office/drawing/2016/5/11/chartex" xmlns:cx6="http://schemas.microsoft.com/office/drawing/2016/5/12/chartex" xmlns:cx7="http://schemas.microsoft.com/office/drawing/2016/5/13/chartex" xmlns:cx8="http://schemas.microsoft.com/office/drawing/2016/5/14/chartex" xmlns:mc="http://schemas.openxmlformats.org/markup-compatibility/2006" xmlns:aink="http://schemas.microsoft.com/office/drawing/2016/ink" xmlns:am3d="http://schemas.microsoft.com/office/drawing/2017/model3d" xmlns:o="urn:schemas-microsoft-com:office:office" xmlns:oel="http://schemas.microsoft.com/office/2019/extlst" xmlns:r="http://schemas.openxmlformats.org/officeDocument/2006/relationships" xmlns:m="http://schemas.openxmlformats.org/officeDocument/2006/math" xmlns:v="urn:schemas-microsoft-com:vml" xmlns:wp14="http://schemas.microsoft.com/office/word/2010/wordprocessingDrawing" xmlns:wp="http://schemas.openxmlformats.org/drawingml/2006/wordprocessingDrawing" xmlns:w10="urn:schemas-microsoft-com:office:word" xmlns:w="http://schemas.openxmlformats.org/wordprocessingml/2006/main" xmlns:w14="http://schemas.microsoft.com/office/word/2010/wordml" xmlns:w15="http://schemas.microsoft.com/office/word/2012/wordml" xmlns:w16cex="http://schemas.microsoft.com/office/word/2018/wordml/cex" xmlns:w16cid="http://schemas.microsoft.com/office/word/2016/wordml/cid" xmlns:w16="http://schemas.microsoft.com/office/word/2018/wordml" xmlns:w16du="http://schemas.microsoft.com/office/word/2023/wordml/word16du" xmlns:w16sdtdh="http://schemas.microsoft.com/office/word/2020/wordml/sdtdatahash" xmlns:w16sdtfl="http://schemas.microsoft.com/office/word/2024/wordml/sdtformatlock" xmlns:w16se="http://schemas.microsoft.com/office/word/2015/wordml/symex" xmlns:wpg="http://schemas.microsoft.com/office/word/2010/wordprocessingGroup" xmlns:wpi="http://schemas.microsoft.com/office/word/2010/wordprocessingInk" xmlns:wne="http://schemas.microsoft.com/office/word/2006/wordml" xmlns:wps="http://schemas.microsoft.com/office/word/2010/wordprocessingShape" mc:Ignorable="w14 w15 w16se w16cid w16 w16cex w16sdtdh w16sdtfl w16du wp14">
+  <w:footnote w:type="separator" w:id="-1">
+    <w:p>
+      <w:pPr>
+        <w:spacing w:after="0" w:line="240" w:lineRule="auto"/>
+      </w:pPr>
+      <w:r>
+        <w:separator/>
+      </w:r>
+    </w:p>
+  </w:footnote>
+  <w:footnote w:type="continuationSeparator" w:id="0">
+    <w:p>
+      <w:pPr>
+        <w:spacing w:after="0" w:line="240" w:lineRule="auto"/>
+      </w:pPr>
+      <w:r>
+        <w:continuationSeparator/>
+      </w:r>
+    </w:p>
+  </w:footnote>
+</w:footnotes>
+</file>
+
+<file path=word/header1.xml><?xml version="1.0" encoding="utf-8"?>
+<w:hdr xmlns:wpc="http://schemas.microsoft.com/office/word/2010/wordprocessingCanvas" xmlns:cx="http://schemas.microsoft.com/office/drawing/2014/chartex" xmlns:cx1="http://schemas.microsoft.com/office/drawing/2015/9/8/chartex" xmlns:cx2="http://schemas.microsoft.com/office/drawing/2015/10/21/chartex" xmlns:cx3="http://schemas.microsoft.com/office/drawing/2016/5/9/chartex" xmlns:cx4="http://schemas.microsoft.com/office/drawing/2016/5/10/chartex" xmlns:cx5="http://schemas.microsoft.com/office/drawing/2016/5/11/chartex" xmlns:cx6="http://schemas.microsoft.com/office/drawing/2016/5/12/chartex" xmlns:cx7="http://schemas.microsoft.com/office/drawing/2016/5/13/chartex" xmlns:cx8="http://schemas.microsoft.com/office/drawing/2016/5/14/chartex" xmlns:mc="http://schemas.openxmlformats.org/markup-compatibility/2006" xmlns:aink="http://schemas.microsoft.com/office/drawing/2016/ink" xmlns:am3d="http://schemas.microsoft.com/office/drawing/2017/model3d" xmlns:o="urn:schemas-microsoft-com:office:office" xmlns:oel="http://schemas.microsoft.com/office/2019/extlst" xmlns:r="http://schemas.openxmlformats.org/officeDocument/2006/relationships" xmlns:m="http://schemas.openxmlformats.org/officeDocument/2006/math" xmlns:v="urn:schemas-microsoft-com:vml" xmlns:wp14="http://schemas.microsoft.com/office/word/2010/wordprocessingDrawing" xmlns:wp="http://schemas.openxmlformats.org/drawingml/2006/wordprocessingDrawing" xmlns:w10="urn:schemas-microsoft-com:office:word" xmlns:w="http://schemas.openxmlformats.org/wordprocessingml/2006/main" xmlns:w14="http://schemas.microsoft.com/office/word/2010/wordml" xmlns:w15="http://schemas.microsoft.com/office/word/2012/wordml" xmlns:w16cex="http://schemas.microsoft.com/office/word/2018/wordml/cex" xmlns:w16cid="http://schemas.microsoft.com/office/word/2016/wordml/cid" xmlns:w16="http://schemas.microsoft.com/office/word/2018/wordml" xmlns:w16du="http://schemas.microsoft.com/office/word/2023/wordml/word16du" xmlns:w16sdtdh="http://schemas.microsoft.com/office/word/2020/wordml/sdtdatahash" xmlns:w16sdtfl="http://schemas.microsoft.com/office/word/2024/wordml/sdtformatlock" xmlns:w16se="http://schemas.microsoft.com/office/word/2015/wordml/symex" xmlns:wpg="http://schemas.microsoft.com/office/word/2010/wordprocessingGroup" xmlns:wpi="http://schemas.microsoft.com/office/word/2010/wordprocessingInk" xmlns:wne="http://schemas.microsoft.com/office/word/2006/wordml" xmlns:wps="http://schemas.microsoft.com/office/word/2010/wordprocessingShape" mc:Ignorable="w14 w15 w16se w16cid w16 w16cex w16sdtdh w16sdtfl w16du wp14">
+  <w:tbl>
+    <w:tblPr>
+      <w:tblW w:w="0" w:type="auto"/>
+      <w:tblLook w:val="06A0" w:firstRow="1" w:lastRow="0" w:firstColumn="1" w:lastColumn="0" w:noHBand="1" w:noVBand="1"/>
+    </w:tblPr>
+    <w:tblGrid>
+      <w:gridCol w:w="3120"/>
+      <w:gridCol w:w="3120"/>
+      <w:gridCol w:w="3120"/>
+    </w:tblGrid>
+    <w:tr>
+      <w:trPr>
+        <w:trHeight w:val="300"/>
+      </w:trPr>
+      <w:tc>
+        <w:tcPr>
+          <w:tcW w:w="3120" w:type="dxa"/>
+        </w:tcPr>
+        <w:p>
+          <w:pPr>
+            <w:pStyle w:val="Header"/>
+            <w:ind w:left="-115"/>
+          </w:pPr>
+        </w:p>
+      </w:tc>
+      <w:tc>
+        <w:tcPr>
+          <w:tcW w:w="3120" w:type="dxa"/>
+        </w:tcPr>
+        <w:p>
+          <w:pPr>
+            <w:pStyle w:val="Header"/>
+            <w:jc w:val="center"/>
+          </w:pPr>
+        </w:p>
+      </w:tc>
+      <w:tc>
+        <w:tcPr>
+          <w:tcW w:w="3120" w:type="dxa"/>
+        </w:tcPr>
+        <w:p>
+          <w:pPr>
+            <w:pStyle w:val="Header"/>
+            <w:ind w:right="-115"/>
+            <w:jc w:val="right"/>
+          </w:pPr>
+        </w:p>
+      </w:tc>
+    </w:tr>
+  </w:tbl>
+  <w:p>
+    <w:pPr>
+      <w:pStyle w:val="Header"/>
+    </w:pPr>
+  </w:p>
+</w:hdr>
 </file>
 
 <file path=word/numbering.xml><?xml version="1.0" encoding="utf-8"?>
@@ -4221,7 +5254,7 @@
         <w:ind w:left="720" w:hanging="360"/>
       </w:pPr>
       <w:rPr>
-        <w:rFonts w:ascii="Symbol" w:hAnsi="Symbol" w:hint="default"/>
+        <w:rFonts w:hint="default" w:ascii="Symbol" w:hAnsi="Symbol"/>
       </w:rPr>
     </w:lvl>
     <w:lvl w:ilvl="1" w:tplc="04090003" w:tentative="1">
@@ -4233,7 +5266,7 @@
         <w:ind w:left="1440" w:hanging="360"/>
       </w:pPr>
       <w:rPr>
-        <w:rFonts w:ascii="Courier New" w:hAnsi="Courier New" w:cs="Courier New" w:hint="default"/>
+        <w:rFonts w:hint="default" w:ascii="Courier New" w:hAnsi="Courier New" w:cs="Courier New"/>
       </w:rPr>
     </w:lvl>
     <w:lvl w:ilvl="2" w:tplc="04090005" w:tentative="1">
@@ -4245,7 +5278,7 @@
         <w:ind w:left="2160" w:hanging="360"/>
       </w:pPr>
       <w:rPr>
-        <w:rFonts w:ascii="Wingdings" w:hAnsi="Wingdings" w:hint="default"/>
+        <w:rFonts w:hint="default" w:ascii="Wingdings" w:hAnsi="Wingdings"/>
       </w:rPr>
     </w:lvl>
     <w:lvl w:ilvl="3" w:tplc="04090001" w:tentative="1">
@@ -4257,7 +5290,7 @@
         <w:ind w:left="2880" w:hanging="360"/>
       </w:pPr>
       <w:rPr>
-        <w:rFonts w:ascii="Symbol" w:hAnsi="Symbol" w:hint="default"/>
+        <w:rFonts w:hint="default" w:ascii="Symbol" w:hAnsi="Symbol"/>
       </w:rPr>
     </w:lvl>
     <w:lvl w:ilvl="4" w:tplc="04090003" w:tentative="1">
@@ -4269,7 +5302,7 @@
         <w:ind w:left="3600" w:hanging="360"/>
       </w:pPr>
       <w:rPr>
-        <w:rFonts w:ascii="Courier New" w:hAnsi="Courier New" w:cs="Courier New" w:hint="default"/>
+        <w:rFonts w:hint="default" w:ascii="Courier New" w:hAnsi="Courier New" w:cs="Courier New"/>
       </w:rPr>
     </w:lvl>
     <w:lvl w:ilvl="5" w:tplc="04090005" w:tentative="1">
@@ -4281,7 +5314,7 @@
         <w:ind w:left="4320" w:hanging="360"/>
       </w:pPr>
       <w:rPr>
-        <w:rFonts w:ascii="Wingdings" w:hAnsi="Wingdings" w:hint="default"/>
+        <w:rFonts w:hint="default" w:ascii="Wingdings" w:hAnsi="Wingdings"/>
       </w:rPr>
     </w:lvl>
     <w:lvl w:ilvl="6" w:tplc="04090001" w:tentative="1">
@@ -4293,7 +5326,7 @@
         <w:ind w:left="5040" w:hanging="360"/>
       </w:pPr>
       <w:rPr>
-        <w:rFonts w:ascii="Symbol" w:hAnsi="Symbol" w:hint="default"/>
+        <w:rFonts w:hint="default" w:ascii="Symbol" w:hAnsi="Symbol"/>
       </w:rPr>
     </w:lvl>
     <w:lvl w:ilvl="7" w:tplc="04090003" w:tentative="1">
@@ -4305,7 +5338,7 @@
         <w:ind w:left="5760" w:hanging="360"/>
       </w:pPr>
       <w:rPr>
-        <w:rFonts w:ascii="Courier New" w:hAnsi="Courier New" w:cs="Courier New" w:hint="default"/>
+        <w:rFonts w:hint="default" w:ascii="Courier New" w:hAnsi="Courier New" w:cs="Courier New"/>
       </w:rPr>
     </w:lvl>
     <w:lvl w:ilvl="8" w:tplc="04090005" w:tentative="1">
@@ -4317,7 +5350,7 @@
         <w:ind w:left="6480" w:hanging="360"/>
       </w:pPr>
       <w:rPr>
-        <w:rFonts w:ascii="Wingdings" w:hAnsi="Wingdings" w:hint="default"/>
+        <w:rFonts w:hint="default" w:ascii="Wingdings" w:hAnsi="Wingdings"/>
       </w:rPr>
     </w:lvl>
   </w:abstractNum>
@@ -4334,7 +5367,7 @@
         <w:ind w:left="720" w:hanging="360"/>
       </w:pPr>
       <w:rPr>
-        <w:rFonts w:ascii="Symbol" w:hAnsi="Symbol" w:hint="default"/>
+        <w:rFonts w:hint="default" w:ascii="Symbol" w:hAnsi="Symbol"/>
       </w:rPr>
     </w:lvl>
     <w:lvl w:ilvl="1" w:tplc="04090003" w:tentative="1">
@@ -4346,7 +5379,7 @@
         <w:ind w:left="1440" w:hanging="360"/>
       </w:pPr>
       <w:rPr>
-        <w:rFonts w:ascii="Courier New" w:hAnsi="Courier New" w:cs="Courier New" w:hint="default"/>
+        <w:rFonts w:hint="default" w:ascii="Courier New" w:hAnsi="Courier New" w:cs="Courier New"/>
       </w:rPr>
     </w:lvl>
     <w:lvl w:ilvl="2" w:tplc="04090005" w:tentative="1">
@@ -4358,7 +5391,7 @@
         <w:ind w:left="2160" w:hanging="360"/>
       </w:pPr>
       <w:rPr>
-        <w:rFonts w:ascii="Wingdings" w:hAnsi="Wingdings" w:hint="default"/>
+        <w:rFonts w:hint="default" w:ascii="Wingdings" w:hAnsi="Wingdings"/>
       </w:rPr>
     </w:lvl>
     <w:lvl w:ilvl="3" w:tplc="04090001" w:tentative="1">
@@ -4370,7 +5403,7 @@
         <w:ind w:left="2880" w:hanging="360"/>
       </w:pPr>
       <w:rPr>
-        <w:rFonts w:ascii="Symbol" w:hAnsi="Symbol" w:hint="default"/>
+        <w:rFonts w:hint="default" w:ascii="Symbol" w:hAnsi="Symbol"/>
       </w:rPr>
     </w:lvl>
     <w:lvl w:ilvl="4" w:tplc="04090003" w:tentative="1">
@@ -4382,7 +5415,7 @@
         <w:ind w:left="3600" w:hanging="360"/>
       </w:pPr>
       <w:rPr>
-        <w:rFonts w:ascii="Courier New" w:hAnsi="Courier New" w:cs="Courier New" w:hint="default"/>
+        <w:rFonts w:hint="default" w:ascii="Courier New" w:hAnsi="Courier New" w:cs="Courier New"/>
       </w:rPr>
     </w:lvl>
     <w:lvl w:ilvl="5" w:tplc="04090005" w:tentative="1">
@@ -4394,7 +5427,7 @@
         <w:ind w:left="4320" w:hanging="360"/>
       </w:pPr>
       <w:rPr>
-        <w:rFonts w:ascii="Wingdings" w:hAnsi="Wingdings" w:hint="default"/>
+        <w:rFonts w:hint="default" w:ascii="Wingdings" w:hAnsi="Wingdings"/>
       </w:rPr>
     </w:lvl>
     <w:lvl w:ilvl="6" w:tplc="04090001" w:tentative="1">
@@ -4406,7 +5439,7 @@
         <w:ind w:left="5040" w:hanging="360"/>
       </w:pPr>
       <w:rPr>
-        <w:rFonts w:ascii="Symbol" w:hAnsi="Symbol" w:hint="default"/>
+        <w:rFonts w:hint="default" w:ascii="Symbol" w:hAnsi="Symbol"/>
       </w:rPr>
     </w:lvl>
     <w:lvl w:ilvl="7" w:tplc="04090003" w:tentative="1">
@@ -4418,7 +5451,7 @@
         <w:ind w:left="5760" w:hanging="360"/>
       </w:pPr>
       <w:rPr>
-        <w:rFonts w:ascii="Courier New" w:hAnsi="Courier New" w:cs="Courier New" w:hint="default"/>
+        <w:rFonts w:hint="default" w:ascii="Courier New" w:hAnsi="Courier New" w:cs="Courier New"/>
       </w:rPr>
     </w:lvl>
     <w:lvl w:ilvl="8" w:tplc="04090005" w:tentative="1">
@@ -4430,7 +5463,7 @@
         <w:ind w:left="6480" w:hanging="360"/>
       </w:pPr>
       <w:rPr>
-        <w:rFonts w:ascii="Wingdings" w:hAnsi="Wingdings" w:hint="default"/>
+        <w:rFonts w:hint="default" w:ascii="Wingdings" w:hAnsi="Wingdings"/>
       </w:rPr>
     </w:lvl>
   </w:abstractNum>
@@ -4447,7 +5480,7 @@
         <w:ind w:left="720" w:hanging="360"/>
       </w:pPr>
       <w:rPr>
-        <w:rFonts w:ascii="Symbol" w:hAnsi="Symbol" w:hint="default"/>
+        <w:rFonts w:hint="default" w:ascii="Symbol" w:hAnsi="Symbol"/>
       </w:rPr>
     </w:lvl>
     <w:lvl w:ilvl="1" w:tplc="04090003" w:tentative="1">
@@ -4459,7 +5492,7 @@
         <w:ind w:left="1440" w:hanging="360"/>
       </w:pPr>
       <w:rPr>
-        <w:rFonts w:ascii="Courier New" w:hAnsi="Courier New" w:cs="Courier New" w:hint="default"/>
+        <w:rFonts w:hint="default" w:ascii="Courier New" w:hAnsi="Courier New" w:cs="Courier New"/>
       </w:rPr>
     </w:lvl>
     <w:lvl w:ilvl="2" w:tplc="04090005" w:tentative="1">
@@ -4471,7 +5504,7 @@
         <w:ind w:left="2160" w:hanging="360"/>
       </w:pPr>
       <w:rPr>
-        <w:rFonts w:ascii="Wingdings" w:hAnsi="Wingdings" w:hint="default"/>
+        <w:rFonts w:hint="default" w:ascii="Wingdings" w:hAnsi="Wingdings"/>
       </w:rPr>
     </w:lvl>
     <w:lvl w:ilvl="3" w:tplc="04090001" w:tentative="1">
@@ -4483,7 +5516,7 @@
         <w:ind w:left="2880" w:hanging="360"/>
       </w:pPr>
       <w:rPr>
-        <w:rFonts w:ascii="Symbol" w:hAnsi="Symbol" w:hint="default"/>
+        <w:rFonts w:hint="default" w:ascii="Symbol" w:hAnsi="Symbol"/>
       </w:rPr>
     </w:lvl>
     <w:lvl w:ilvl="4" w:tplc="04090003" w:tentative="1">
@@ -4495,7 +5528,7 @@
         <w:ind w:left="3600" w:hanging="360"/>
       </w:pPr>
       <w:rPr>
-        <w:rFonts w:ascii="Courier New" w:hAnsi="Courier New" w:cs="Courier New" w:hint="default"/>
+        <w:rFonts w:hint="default" w:ascii="Courier New" w:hAnsi="Courier New" w:cs="Courier New"/>
       </w:rPr>
     </w:lvl>
     <w:lvl w:ilvl="5" w:tplc="04090005" w:tentative="1">
@@ -4507,7 +5540,7 @@
         <w:ind w:left="4320" w:hanging="360"/>
       </w:pPr>
       <w:rPr>
-        <w:rFonts w:ascii="Wingdings" w:hAnsi="Wingdings" w:hint="default"/>
+        <w:rFonts w:hint="default" w:ascii="Wingdings" w:hAnsi="Wingdings"/>
       </w:rPr>
     </w:lvl>
     <w:lvl w:ilvl="6" w:tplc="04090001" w:tentative="1">
@@ -4519,7 +5552,7 @@
         <w:ind w:left="5040" w:hanging="360"/>
       </w:pPr>
       <w:rPr>
-        <w:rFonts w:ascii="Symbol" w:hAnsi="Symbol" w:hint="default"/>
+        <w:rFonts w:hint="default" w:ascii="Symbol" w:hAnsi="Symbol"/>
       </w:rPr>
     </w:lvl>
     <w:lvl w:ilvl="7" w:tplc="04090003" w:tentative="1">
@@ -4531,7 +5564,7 @@
         <w:ind w:left="5760" w:hanging="360"/>
       </w:pPr>
       <w:rPr>
-        <w:rFonts w:ascii="Courier New" w:hAnsi="Courier New" w:cs="Courier New" w:hint="default"/>
+        <w:rFonts w:hint="default" w:ascii="Courier New" w:hAnsi="Courier New" w:cs="Courier New"/>
       </w:rPr>
     </w:lvl>
     <w:lvl w:ilvl="8" w:tplc="04090005" w:tentative="1">
@@ -4543,7 +5576,7 @@
         <w:ind w:left="6480" w:hanging="360"/>
       </w:pPr>
       <w:rPr>
-        <w:rFonts w:ascii="Wingdings" w:hAnsi="Wingdings" w:hint="default"/>
+        <w:rFonts w:hint="default" w:ascii="Wingdings" w:hAnsi="Wingdings"/>
       </w:rPr>
     </w:lvl>
   </w:abstractNum>
@@ -4560,7 +5593,7 @@
         <w:ind w:left="1080" w:hanging="360"/>
       </w:pPr>
       <w:rPr>
-        <w:rFonts w:ascii="Symbol" w:hAnsi="Symbol" w:hint="default"/>
+        <w:rFonts w:hint="default" w:ascii="Symbol" w:hAnsi="Symbol"/>
       </w:rPr>
     </w:lvl>
     <w:lvl w:ilvl="1" w:tplc="04090003">
@@ -4572,7 +5605,7 @@
         <w:ind w:left="1800" w:hanging="360"/>
       </w:pPr>
       <w:rPr>
-        <w:rFonts w:ascii="Courier New" w:hAnsi="Courier New" w:cs="Courier New" w:hint="default"/>
+        <w:rFonts w:hint="default" w:ascii="Courier New" w:hAnsi="Courier New" w:cs="Courier New"/>
       </w:rPr>
     </w:lvl>
     <w:lvl w:ilvl="2" w:tplc="04090005" w:tentative="1">
@@ -4584,7 +5617,7 @@
         <w:ind w:left="2520" w:hanging="360"/>
       </w:pPr>
       <w:rPr>
-        <w:rFonts w:ascii="Wingdings" w:hAnsi="Wingdings" w:hint="default"/>
+        <w:rFonts w:hint="default" w:ascii="Wingdings" w:hAnsi="Wingdings"/>
       </w:rPr>
     </w:lvl>
     <w:lvl w:ilvl="3" w:tplc="04090001" w:tentative="1">
@@ -4596,7 +5629,7 @@
         <w:ind w:left="3240" w:hanging="360"/>
       </w:pPr>
       <w:rPr>
-        <w:rFonts w:ascii="Symbol" w:hAnsi="Symbol" w:hint="default"/>
+        <w:rFonts w:hint="default" w:ascii="Symbol" w:hAnsi="Symbol"/>
       </w:rPr>
     </w:lvl>
     <w:lvl w:ilvl="4" w:tplc="04090003" w:tentative="1">
@@ -4608,7 +5641,7 @@
         <w:ind w:left="3960" w:hanging="360"/>
       </w:pPr>
       <w:rPr>
-        <w:rFonts w:ascii="Courier New" w:hAnsi="Courier New" w:cs="Courier New" w:hint="default"/>
+        <w:rFonts w:hint="default" w:ascii="Courier New" w:hAnsi="Courier New" w:cs="Courier New"/>
       </w:rPr>
     </w:lvl>
     <w:lvl w:ilvl="5" w:tplc="04090005" w:tentative="1">
@@ -4620,7 +5653,7 @@
         <w:ind w:left="4680" w:hanging="360"/>
       </w:pPr>
       <w:rPr>
-        <w:rFonts w:ascii="Wingdings" w:hAnsi="Wingdings" w:hint="default"/>
+        <w:rFonts w:hint="default" w:ascii="Wingdings" w:hAnsi="Wingdings"/>
       </w:rPr>
     </w:lvl>
     <w:lvl w:ilvl="6" w:tplc="04090001" w:tentative="1">
@@ -4632,7 +5665,7 @@
         <w:ind w:left="5400" w:hanging="360"/>
       </w:pPr>
       <w:rPr>
-        <w:rFonts w:ascii="Symbol" w:hAnsi="Symbol" w:hint="default"/>
+        <w:rFonts w:hint="default" w:ascii="Symbol" w:hAnsi="Symbol"/>
       </w:rPr>
     </w:lvl>
     <w:lvl w:ilvl="7" w:tplc="04090003" w:tentative="1">
@@ -4644,7 +5677,7 @@
         <w:ind w:left="6120" w:hanging="360"/>
       </w:pPr>
       <w:rPr>
-        <w:rFonts w:ascii="Courier New" w:hAnsi="Courier New" w:cs="Courier New" w:hint="default"/>
+        <w:rFonts w:hint="default" w:ascii="Courier New" w:hAnsi="Courier New" w:cs="Courier New"/>
       </w:rPr>
     </w:lvl>
     <w:lvl w:ilvl="8" w:tplc="04090005" w:tentative="1">
@@ -4656,21 +5689,21 @@
         <w:ind w:left="6840" w:hanging="360"/>
       </w:pPr>
       <w:rPr>
-        <w:rFonts w:ascii="Wingdings" w:hAnsi="Wingdings" w:hint="default"/>
+        <w:rFonts w:hint="default" w:ascii="Wingdings" w:hAnsi="Wingdings"/>
       </w:rPr>
     </w:lvl>
   </w:abstractNum>
-  <w:num w:numId="1" w16cid:durableId="324625114">
-    <w:abstractNumId w:val="1"/>
+  <w:num w:numId="1" w16cid:durableId="1071075030">
+    <w:abstractNumId w:val="3"/>
   </w:num>
-  <w:num w:numId="2" w16cid:durableId="2103867329">
+  <w:num w:numId="2" w16cid:durableId="1994942621">
+    <w:abstractNumId w:val="2"/>
+  </w:num>
+  <w:num w:numId="3" w16cid:durableId="2103867329">
     <w:abstractNumId w:val="0"/>
   </w:num>
-  <w:num w:numId="3" w16cid:durableId="1071075030">
-    <w:abstractNumId w:val="3"/>
-  </w:num>
-  <w:num w:numId="4" w16cid:durableId="1994942621">
-    <w:abstractNumId w:val="2"/>
+  <w:num w:numId="4" w16cid:durableId="324625114">
+    <w:abstractNumId w:val="1"/>
   </w:num>
 </w:numbering>
 </file>
@@ -4680,7 +5713,7 @@
   <w:docDefaults>
     <w:rPrDefault>
       <w:rPr>
-        <w:rFonts w:asciiTheme="minorHAnsi" w:eastAsiaTheme="minorHAnsi" w:hAnsiTheme="minorHAnsi" w:cstheme="minorBidi"/>
+        <w:rFonts w:asciiTheme="minorHAnsi" w:hAnsiTheme="minorHAnsi" w:eastAsiaTheme="minorHAnsi" w:cstheme="minorBidi"/>
         <w:kern w:val="2"/>
         <w:sz w:val="24"/>
         <w:szCs w:val="24"/>
@@ -4697,14 +5730,14 @@
   <w:latentStyles w:defLockedState="0" w:defUIPriority="99" w:defSemiHidden="0" w:defUnhideWhenUsed="0" w:defQFormat="0" w:count="376">
     <w:lsdException w:name="Normal" w:uiPriority="0" w:qFormat="1"/>
     <w:lsdException w:name="heading 1" w:uiPriority="9" w:qFormat="1"/>
-    <w:lsdException w:name="heading 2" w:semiHidden="1" w:uiPriority="9" w:unhideWhenUsed="1" w:qFormat="1"/>
-    <w:lsdException w:name="heading 3" w:semiHidden="1" w:uiPriority="9" w:unhideWhenUsed="1" w:qFormat="1"/>
-    <w:lsdException w:name="heading 4" w:semiHidden="1" w:uiPriority="9" w:unhideWhenUsed="1" w:qFormat="1"/>
-    <w:lsdException w:name="heading 5" w:semiHidden="1" w:uiPriority="9" w:unhideWhenUsed="1" w:qFormat="1"/>
-    <w:lsdException w:name="heading 6" w:semiHidden="1" w:uiPriority="9" w:unhideWhenUsed="1" w:qFormat="1"/>
-    <w:lsdException w:name="heading 7" w:semiHidden="1" w:uiPriority="9" w:unhideWhenUsed="1" w:qFormat="1"/>
-    <w:lsdException w:name="heading 8" w:semiHidden="1" w:uiPriority="9" w:unhideWhenUsed="1" w:qFormat="1"/>
-    <w:lsdException w:name="heading 9" w:semiHidden="1" w:uiPriority="9" w:unhideWhenUsed="1" w:qFormat="1"/>
+    <w:lsdException w:name="heading 2" w:uiPriority="9" w:semiHidden="1" w:unhideWhenUsed="1" w:qFormat="1"/>
+    <w:lsdException w:name="heading 3" w:uiPriority="9" w:semiHidden="1" w:unhideWhenUsed="1" w:qFormat="1"/>
+    <w:lsdException w:name="heading 4" w:uiPriority="9" w:semiHidden="1" w:unhideWhenUsed="1" w:qFormat="1"/>
+    <w:lsdException w:name="heading 5" w:uiPriority="9" w:semiHidden="1" w:unhideWhenUsed="1" w:qFormat="1"/>
+    <w:lsdException w:name="heading 6" w:uiPriority="9" w:semiHidden="1" w:unhideWhenUsed="1" w:qFormat="1"/>
+    <w:lsdException w:name="heading 7" w:uiPriority="9" w:semiHidden="1" w:unhideWhenUsed="1" w:qFormat="1"/>
+    <w:lsdException w:name="heading 8" w:uiPriority="9" w:semiHidden="1" w:unhideWhenUsed="1" w:qFormat="1"/>
+    <w:lsdException w:name="heading 9" w:uiPriority="9" w:semiHidden="1" w:unhideWhenUsed="1" w:qFormat="1"/>
     <w:lsdException w:name="index 1" w:semiHidden="1" w:unhideWhenUsed="1"/>
     <w:lsdException w:name="index 2" w:semiHidden="1" w:unhideWhenUsed="1"/>
     <w:lsdException w:name="index 3" w:semiHidden="1" w:unhideWhenUsed="1"/>
@@ -4714,22 +5747,22 @@
     <w:lsdException w:name="index 7" w:semiHidden="1" w:unhideWhenUsed="1"/>
     <w:lsdException w:name="index 8" w:semiHidden="1" w:unhideWhenUsed="1"/>
     <w:lsdException w:name="index 9" w:semiHidden="1" w:unhideWhenUsed="1"/>
-    <w:lsdException w:name="toc 1" w:semiHidden="1" w:uiPriority="39" w:unhideWhenUsed="1"/>
-    <w:lsdException w:name="toc 2" w:semiHidden="1" w:uiPriority="39" w:unhideWhenUsed="1"/>
-    <w:lsdException w:name="toc 3" w:semiHidden="1" w:uiPriority="39" w:unhideWhenUsed="1"/>
-    <w:lsdException w:name="toc 4" w:semiHidden="1" w:uiPriority="39" w:unhideWhenUsed="1"/>
-    <w:lsdException w:name="toc 5" w:semiHidden="1" w:uiPriority="39" w:unhideWhenUsed="1"/>
-    <w:lsdException w:name="toc 6" w:semiHidden="1" w:uiPriority="39" w:unhideWhenUsed="1"/>
-    <w:lsdException w:name="toc 7" w:semiHidden="1" w:uiPriority="39" w:unhideWhenUsed="1"/>
-    <w:lsdException w:name="toc 8" w:semiHidden="1" w:uiPriority="39" w:unhideWhenUsed="1"/>
-    <w:lsdException w:name="toc 9" w:semiHidden="1" w:uiPriority="39" w:unhideWhenUsed="1"/>
+    <w:lsdException w:name="toc 1" w:uiPriority="39" w:semiHidden="1" w:unhideWhenUsed="1"/>
+    <w:lsdException w:name="toc 2" w:uiPriority="39" w:semiHidden="1" w:unhideWhenUsed="1"/>
+    <w:lsdException w:name="toc 3" w:uiPriority="39" w:semiHidden="1" w:unhideWhenUsed="1"/>
+    <w:lsdException w:name="toc 4" w:uiPriority="39" w:semiHidden="1" w:unhideWhenUsed="1"/>
+    <w:lsdException w:name="toc 5" w:uiPriority="39" w:semiHidden="1" w:unhideWhenUsed="1"/>
+    <w:lsdException w:name="toc 6" w:uiPriority="39" w:semiHidden="1" w:unhideWhenUsed="1"/>
+    <w:lsdException w:name="toc 7" w:uiPriority="39" w:semiHidden="1" w:unhideWhenUsed="1"/>
+    <w:lsdException w:name="toc 8" w:uiPriority="39" w:semiHidden="1" w:unhideWhenUsed="1"/>
+    <w:lsdException w:name="toc 9" w:uiPriority="39" w:semiHidden="1" w:unhideWhenUsed="1"/>
     <w:lsdException w:name="Normal Indent" w:semiHidden="1" w:unhideWhenUsed="1"/>
     <w:lsdException w:name="footnote text" w:semiHidden="1" w:unhideWhenUsed="1"/>
     <w:lsdException w:name="annotation text" w:semiHidden="1" w:unhideWhenUsed="1"/>
     <w:lsdException w:name="header" w:semiHidden="1" w:unhideWhenUsed="1"/>
     <w:lsdException w:name="footer" w:semiHidden="1" w:unhideWhenUsed="1"/>
     <w:lsdException w:name="index heading" w:semiHidden="1" w:unhideWhenUsed="1"/>
-    <w:lsdException w:name="caption" w:semiHidden="1" w:uiPriority="35" w:unhideWhenUsed="1" w:qFormat="1"/>
+    <w:lsdException w:name="caption" w:uiPriority="35" w:semiHidden="1" w:unhideWhenUsed="1" w:qFormat="1"/>
     <w:lsdException w:name="table of figures" w:semiHidden="1" w:unhideWhenUsed="1"/>
     <w:lsdException w:name="envelope address" w:semiHidden="1" w:unhideWhenUsed="1"/>
     <w:lsdException w:name="envelope return" w:semiHidden="1" w:unhideWhenUsed="1"/>
@@ -4760,7 +5793,7 @@
     <w:lsdException w:name="Title" w:uiPriority="10" w:qFormat="1"/>
     <w:lsdException w:name="Closing" w:semiHidden="1" w:unhideWhenUsed="1"/>
     <w:lsdException w:name="Signature" w:semiHidden="1" w:unhideWhenUsed="1"/>
-    <w:lsdException w:name="Default Paragraph Font" w:semiHidden="1" w:uiPriority="1" w:unhideWhenUsed="1"/>
+    <w:lsdException w:name="Default Paragraph Font" w:uiPriority="1" w:semiHidden="1" w:unhideWhenUsed="1"/>
     <w:lsdException w:name="Body Text" w:semiHidden="1" w:unhideWhenUsed="1"/>
     <w:lsdException w:name="Body Text Indent" w:semiHidden="1" w:unhideWhenUsed="1"/>
     <w:lsdException w:name="List Continue" w:semiHidden="1" w:unhideWhenUsed="1"/>
@@ -4960,8 +5993,8 @@
     <w:lsdException w:name="Subtle Reference" w:uiPriority="31" w:qFormat="1"/>
     <w:lsdException w:name="Intense Reference" w:uiPriority="32" w:qFormat="1"/>
     <w:lsdException w:name="Book Title" w:uiPriority="33" w:qFormat="1"/>
-    <w:lsdException w:name="Bibliography" w:semiHidden="1" w:uiPriority="37" w:unhideWhenUsed="1"/>
-    <w:lsdException w:name="TOC Heading" w:semiHidden="1" w:uiPriority="39" w:unhideWhenUsed="1" w:qFormat="1"/>
+    <w:lsdException w:name="Bibliography" w:uiPriority="37" w:semiHidden="1" w:unhideWhenUsed="1"/>
+    <w:lsdException w:name="TOC Heading" w:uiPriority="39" w:semiHidden="1" w:unhideWhenUsed="1" w:qFormat="1"/>
     <w:lsdException w:name="Plain Table 1" w:uiPriority="41"/>
     <w:lsdException w:name="Plain Table 2" w:uiPriority="42"/>
     <w:lsdException w:name="Plain Table 3" w:uiPriority="43"/>
@@ -5072,7 +6105,7 @@
     <w:lsdException w:name="Unresolved Mention" w:semiHidden="1" w:unhideWhenUsed="1"/>
     <w:lsdException w:name="Smart Link" w:semiHidden="1" w:unhideWhenUsed="1"/>
   </w:latentStyles>
-  <w:style w:type="paragraph" w:default="1" w:styleId="Normal">
+  <w:style w:type="paragraph" w:styleId="Normal" w:default="1">
     <w:name w:val="Normal"/>
     <w:qFormat/>
     <w:rsid w:val="006428E4"/>
@@ -5092,7 +6125,7 @@
       <w:outlineLvl w:val="0"/>
     </w:pPr>
     <w:rPr>
-      <w:rFonts w:asciiTheme="majorHAnsi" w:eastAsiaTheme="majorEastAsia" w:hAnsiTheme="majorHAnsi" w:cstheme="majorBidi"/>
+      <w:rFonts w:asciiTheme="majorHAnsi" w:hAnsiTheme="majorHAnsi" w:eastAsiaTheme="majorEastAsia" w:cstheme="majorBidi"/>
       <w:color w:val="0F4761" w:themeColor="accent1" w:themeShade="BF"/>
       <w:sz w:val="40"/>
       <w:szCs w:val="40"/>
@@ -5114,7 +6147,7 @@
       <w:outlineLvl w:val="1"/>
     </w:pPr>
     <w:rPr>
-      <w:rFonts w:asciiTheme="majorHAnsi" w:eastAsiaTheme="majorEastAsia" w:hAnsiTheme="majorHAnsi" w:cstheme="majorBidi"/>
+      <w:rFonts w:asciiTheme="majorHAnsi" w:hAnsiTheme="majorHAnsi" w:eastAsiaTheme="majorEastAsia" w:cstheme="majorBidi"/>
       <w:color w:val="0F4761" w:themeColor="accent1" w:themeShade="BF"/>
       <w:sz w:val="32"/>
       <w:szCs w:val="32"/>
@@ -5275,13 +6308,13 @@
       <w:color w:val="272727" w:themeColor="text1" w:themeTint="D8"/>
     </w:rPr>
   </w:style>
-  <w:style w:type="character" w:default="1" w:styleId="DefaultParagraphFont">
+  <w:style w:type="character" w:styleId="DefaultParagraphFont" w:default="1">
     <w:name w:val="Default Paragraph Font"/>
     <w:uiPriority w:val="1"/>
     <w:semiHidden/>
     <w:unhideWhenUsed/>
   </w:style>
-  <w:style w:type="table" w:default="1" w:styleId="TableNormal">
+  <w:style w:type="table" w:styleId="TableNormal" w:default="1">
     <w:name w:val="Normal Table"/>
     <w:uiPriority w:val="99"/>
     <w:semiHidden/>
@@ -5296,39 +6329,39 @@
       </w:tblCellMar>
     </w:tblPr>
   </w:style>
-  <w:style w:type="numbering" w:default="1" w:styleId="NoList">
+  <w:style w:type="numbering" w:styleId="NoList" w:default="1">
     <w:name w:val="No List"/>
     <w:uiPriority w:val="99"/>
     <w:semiHidden/>
     <w:unhideWhenUsed/>
   </w:style>
-  <w:style w:type="character" w:customStyle="1" w:styleId="Heading1Char">
+  <w:style w:type="character" w:styleId="Heading1Char" w:customStyle="1">
     <w:name w:val="Heading 1 Char"/>
     <w:basedOn w:val="DefaultParagraphFont"/>
     <w:link w:val="Heading1"/>
     <w:uiPriority w:val="9"/>
     <w:rsid w:val="00F22A77"/>
     <w:rPr>
-      <w:rFonts w:asciiTheme="majorHAnsi" w:eastAsiaTheme="majorEastAsia" w:hAnsiTheme="majorHAnsi" w:cstheme="majorBidi"/>
+      <w:rFonts w:asciiTheme="majorHAnsi" w:hAnsiTheme="majorHAnsi" w:eastAsiaTheme="majorEastAsia" w:cstheme="majorBidi"/>
       <w:color w:val="0F4761" w:themeColor="accent1" w:themeShade="BF"/>
       <w:sz w:val="40"/>
       <w:szCs w:val="40"/>
     </w:rPr>
   </w:style>
-  <w:style w:type="character" w:customStyle="1" w:styleId="Heading2Char">
+  <w:style w:type="character" w:styleId="Heading2Char" w:customStyle="1">
     <w:name w:val="Heading 2 Char"/>
     <w:basedOn w:val="DefaultParagraphFont"/>
     <w:link w:val="Heading2"/>
     <w:uiPriority w:val="9"/>
     <w:rsid w:val="00F22A77"/>
     <w:rPr>
-      <w:rFonts w:asciiTheme="majorHAnsi" w:eastAsiaTheme="majorEastAsia" w:hAnsiTheme="majorHAnsi" w:cstheme="majorBidi"/>
+      <w:rFonts w:asciiTheme="majorHAnsi" w:hAnsiTheme="majorHAnsi" w:eastAsiaTheme="majorEastAsia" w:cstheme="majorBidi"/>
       <w:color w:val="0F4761" w:themeColor="accent1" w:themeShade="BF"/>
       <w:sz w:val="32"/>
       <w:szCs w:val="32"/>
     </w:rPr>
   </w:style>
-  <w:style w:type="character" w:customStyle="1" w:styleId="Heading3Char">
+  <w:style w:type="character" w:styleId="Heading3Char" w:customStyle="1">
     <w:name w:val="Heading 3 Char"/>
     <w:basedOn w:val="DefaultParagraphFont"/>
     <w:link w:val="Heading3"/>
@@ -5342,7 +6375,7 @@
       <w:szCs w:val="28"/>
     </w:rPr>
   </w:style>
-  <w:style w:type="character" w:customStyle="1" w:styleId="Heading4Char">
+  <w:style w:type="character" w:styleId="Heading4Char" w:customStyle="1">
     <w:name w:val="Heading 4 Char"/>
     <w:basedOn w:val="DefaultParagraphFont"/>
     <w:link w:val="Heading4"/>
@@ -5356,7 +6389,7 @@
       <w:color w:val="0F4761" w:themeColor="accent1" w:themeShade="BF"/>
     </w:rPr>
   </w:style>
-  <w:style w:type="character" w:customStyle="1" w:styleId="Heading5Char">
+  <w:style w:type="character" w:styleId="Heading5Char" w:customStyle="1">
     <w:name w:val="Heading 5 Char"/>
     <w:basedOn w:val="DefaultParagraphFont"/>
     <w:link w:val="Heading5"/>
@@ -5368,7 +6401,7 @@
       <w:color w:val="0F4761" w:themeColor="accent1" w:themeShade="BF"/>
     </w:rPr>
   </w:style>
-  <w:style w:type="character" w:customStyle="1" w:styleId="Heading6Char">
+  <w:style w:type="character" w:styleId="Heading6Char" w:customStyle="1">
     <w:name w:val="Heading 6 Char"/>
     <w:basedOn w:val="DefaultParagraphFont"/>
     <w:link w:val="Heading6"/>
@@ -5382,7 +6415,7 @@
       <w:color w:val="595959" w:themeColor="text1" w:themeTint="A6"/>
     </w:rPr>
   </w:style>
-  <w:style w:type="character" w:customStyle="1" w:styleId="Heading7Char">
+  <w:style w:type="character" w:styleId="Heading7Char" w:customStyle="1">
     <w:name w:val="Heading 7 Char"/>
     <w:basedOn w:val="DefaultParagraphFont"/>
     <w:link w:val="Heading7"/>
@@ -5394,7 +6427,7 @@
       <w:color w:val="595959" w:themeColor="text1" w:themeTint="A6"/>
     </w:rPr>
   </w:style>
-  <w:style w:type="character" w:customStyle="1" w:styleId="Heading8Char">
+  <w:style w:type="character" w:styleId="Heading8Char" w:customStyle="1">
     <w:name w:val="Heading 8 Char"/>
     <w:basedOn w:val="DefaultParagraphFont"/>
     <w:link w:val="Heading8"/>
@@ -5408,7 +6441,7 @@
       <w:color w:val="272727" w:themeColor="text1" w:themeTint="D8"/>
     </w:rPr>
   </w:style>
-  <w:style w:type="character" w:customStyle="1" w:styleId="Heading9Char">
+  <w:style w:type="character" w:styleId="Heading9Char" w:customStyle="1">
     <w:name w:val="Heading 9 Char"/>
     <w:basedOn w:val="DefaultParagraphFont"/>
     <w:link w:val="Heading9"/>
@@ -5433,21 +6466,21 @@
       <w:contextualSpacing/>
     </w:pPr>
     <w:rPr>
-      <w:rFonts w:asciiTheme="majorHAnsi" w:eastAsiaTheme="majorEastAsia" w:hAnsiTheme="majorHAnsi" w:cstheme="majorBidi"/>
+      <w:rFonts w:asciiTheme="majorHAnsi" w:hAnsiTheme="majorHAnsi" w:eastAsiaTheme="majorEastAsia" w:cstheme="majorBidi"/>
       <w:spacing w:val="-10"/>
       <w:kern w:val="28"/>
       <w:sz w:val="56"/>
       <w:szCs w:val="56"/>
     </w:rPr>
   </w:style>
-  <w:style w:type="character" w:customStyle="1" w:styleId="TitleChar">
+  <w:style w:type="character" w:styleId="TitleChar" w:customStyle="1">
     <w:name w:val="Title Char"/>
     <w:basedOn w:val="DefaultParagraphFont"/>
     <w:link w:val="Title"/>
     <w:uiPriority w:val="10"/>
     <w:rsid w:val="00F22A77"/>
     <w:rPr>
-      <w:rFonts w:asciiTheme="majorHAnsi" w:eastAsiaTheme="majorEastAsia" w:hAnsiTheme="majorHAnsi" w:cstheme="majorBidi"/>
+      <w:rFonts w:asciiTheme="majorHAnsi" w:hAnsiTheme="majorHAnsi" w:eastAsiaTheme="majorEastAsia" w:cstheme="majorBidi"/>
       <w:spacing w:val="-10"/>
       <w:kern w:val="28"/>
       <w:sz w:val="56"/>
@@ -5475,7 +6508,7 @@
       <w:szCs w:val="28"/>
     </w:rPr>
   </w:style>
-  <w:style w:type="character" w:customStyle="1" w:styleId="SubtitleChar">
+  <w:style w:type="character" w:styleId="SubtitleChar" w:customStyle="1">
     <w:name w:val="Subtitle Char"/>
     <w:basedOn w:val="DefaultParagraphFont"/>
     <w:link w:val="Subtitle"/>
@@ -5507,7 +6540,7 @@
       <w:color w:val="404040" w:themeColor="text1" w:themeTint="BF"/>
     </w:rPr>
   </w:style>
-  <w:style w:type="character" w:customStyle="1" w:styleId="QuoteChar">
+  <w:style w:type="character" w:styleId="QuoteChar" w:customStyle="1">
     <w:name w:val="Quote Char"/>
     <w:basedOn w:val="DefaultParagraphFont"/>
     <w:link w:val="Quote"/>
@@ -5552,8 +6585,8 @@
     <w:rsid w:val="00F22A77"/>
     <w:pPr>
       <w:pBdr>
-        <w:top w:val="single" w:sz="4" w:space="10" w:color="0F4761" w:themeColor="accent1" w:themeShade="BF"/>
-        <w:bottom w:val="single" w:sz="4" w:space="10" w:color="0F4761" w:themeColor="accent1" w:themeShade="BF"/>
+        <w:top w:val="single" w:color="0F4761" w:themeColor="accent1" w:themeShade="BF" w:sz="4" w:space="10"/>
+        <w:bottom w:val="single" w:color="0F4761" w:themeColor="accent1" w:themeShade="BF" w:sz="4" w:space="10"/>
       </w:pBdr>
       <w:spacing w:before="360" w:after="360"/>
       <w:ind w:left="864" w:right="864"/>
@@ -5565,7 +6598,7 @@
       <w:color w:val="0F4761" w:themeColor="accent1" w:themeShade="BF"/>
     </w:rPr>
   </w:style>
-  <w:style w:type="character" w:customStyle="1" w:styleId="IntenseQuoteChar">
+  <w:style w:type="character" w:styleId="IntenseQuoteChar" w:customStyle="1">
     <w:name w:val="Intense Quote Char"/>
     <w:basedOn w:val="DefaultParagraphFont"/>
     <w:link w:val="IntenseQuote"/>
@@ -5591,11 +6624,58 @@
       <w:spacing w:val="5"/>
     </w:rPr>
   </w:style>
+  <w:style w:type="paragraph" w:styleId="Header">
+    <w:name w:val="header"/>
+    <w:basedOn w:val="Normal"/>
+    <w:uiPriority w:val="99"/>
+    <w:unhideWhenUsed/>
+    <w:rsid w:val="08D85A51"/>
+    <w:pPr>
+      <w:tabs>
+        <w:tab w:val="center" w:pos="4680"/>
+        <w:tab w:val="right" w:pos="9360"/>
+      </w:tabs>
+      <w:spacing w:after="0" w:line="240" w:lineRule="auto"/>
+    </w:pPr>
+  </w:style>
+  <w:style w:type="paragraph" w:styleId="Footer">
+    <w:name w:val="footer"/>
+    <w:basedOn w:val="Normal"/>
+    <w:uiPriority w:val="99"/>
+    <w:unhideWhenUsed/>
+    <w:rsid w:val="08D85A51"/>
+    <w:pPr>
+      <w:tabs>
+        <w:tab w:val="center" w:pos="4680"/>
+        <w:tab w:val="right" w:pos="9360"/>
+      </w:tabs>
+      <w:spacing w:after="0" w:line="240" w:lineRule="auto"/>
+    </w:pPr>
+  </w:style>
+  <w:style w:type="table" w:styleId="TableGrid">
+    <w:name w:val="Table Grid"/>
+    <w:basedOn w:val="TableNormal"/>
+    <w:uiPriority w:val="59"/>
+    <w:rsid w:val="00FB4123"/>
+    <w:pPr>
+      <w:spacing w:after="0" w:line="240" w:lineRule="auto"/>
+    </w:pPr>
+    <w:tblPr>
+      <w:tblBorders>
+        <w:top w:val="single" w:color="000000" w:themeColor="text1" w:sz="4" w:space="0"/>
+        <w:left w:val="single" w:color="000000" w:themeColor="text1" w:sz="4" w:space="0"/>
+        <w:bottom w:val="single" w:color="000000" w:themeColor="text1" w:sz="4" w:space="0"/>
+        <w:right w:val="single" w:color="000000" w:themeColor="text1" w:sz="4" w:space="0"/>
+        <w:insideH w:val="single" w:color="000000" w:themeColor="text1" w:sz="4" w:space="0"/>
+        <w:insideV w:val="single" w:color="000000" w:themeColor="text1" w:sz="4" w:space="0"/>
+      </w:tblBorders>
+    </w:tblPr>
+  </w:style>
 </w:styles>
 </file>
 
 <file path=word/theme/theme1.xml><?xml version="1.0" encoding="utf-8"?>
-<a:theme xmlns:a="http://schemas.openxmlformats.org/drawingml/2006/main" name="Office Theme">
+<a:theme xmlns:a="http://schemas.openxmlformats.org/drawingml/2006/main" xmlns:thm15="http://schemas.microsoft.com/office/thememl/2012/main" name="Office Theme">
   <a:themeElements>
     <a:clrScheme name="Office">
       <a:dk1>

--- a/Assignment3/Writeup.docx
+++ b/Assignment3/Writeup.docx
@@ -4978,7 +4978,7 @@
       </w:pPr>
       <w:r>
         <w:drawing>
-          <wp:inline wp14:editId="1DDD9CC3" wp14:anchorId="3C56D16E">
+          <wp:inline wp14:editId="4D497D3F" wp14:anchorId="3C56D16E">
             <wp:extent cx="2194560" cy="1828800"/>
             <wp:effectExtent l="0" t="0" r="0" b="0"/>
             <wp:docPr id="1063135951" name="drawing">
@@ -5028,8 +5028,490 @@
     </w:p>
     <w:p>
       <w:pPr>
-        <w:jc w:val="center"/>
-      </w:pPr>
+        <w:pStyle w:val="Normal"/>
+        <w:jc w:val="left"/>
+        <w:rPr>
+          <w:rFonts w:ascii="Aptos" w:hAnsi="Aptos" w:eastAsia="Aptos" w:cs="Aptos"/>
+          <w:noProof w:val="0"/>
+          <w:color w:val="FF0000"/>
+          <w:sz w:val="16"/>
+          <w:szCs w:val="16"/>
+          <w:lang w:val="en-US"/>
+        </w:rPr>
+      </w:pPr>
+      <w:r>
+        <w:rPr>
+          <w:rFonts w:ascii="Aptos" w:hAnsi="Aptos" w:eastAsia="Aptos" w:cs="Aptos"/>
+          <w:noProof w:val="0"/>
+          <w:color w:val="FF0000"/>
+          <w:sz w:val="16"/>
+          <w:szCs w:val="16"/>
+          <w:lang w:val="en-US"/>
+        </w:rPr>
+        <w:t xml:space="preserve">With Seed 1, the was able to train the best tree best tree (Gini, α = 0.0006, </w:t>
+      </w:r>
+      <w:r>
+        <w:rPr>
+          <w:rFonts w:ascii="Aptos" w:hAnsi="Aptos" w:eastAsia="Aptos" w:cs="Aptos"/>
+          <w:noProof w:val="0"/>
+          <w:color w:val="FF0000"/>
+          <w:sz w:val="16"/>
+          <w:szCs w:val="16"/>
+          <w:lang w:val="en-US"/>
+        </w:rPr>
+        <w:t>min_samples_leaf</w:t>
+      </w:r>
+      <w:r>
+        <w:rPr>
+          <w:rFonts w:ascii="Aptos" w:hAnsi="Aptos" w:eastAsia="Aptos" w:cs="Aptos"/>
+          <w:noProof w:val="0"/>
+          <w:color w:val="FF0000"/>
+          <w:sz w:val="16"/>
+          <w:szCs w:val="16"/>
+          <w:lang w:val="en-US"/>
+        </w:rPr>
+        <w:t xml:space="preserve"> = 20), random forest, best AdaBoost (depth 8, </w:t>
+      </w:r>
+      <w:r>
+        <w:rPr>
+          <w:rFonts w:ascii="Aptos" w:hAnsi="Aptos" w:eastAsia="Aptos" w:cs="Aptos"/>
+          <w:noProof w:val="0"/>
+          <w:color w:val="FF0000"/>
+          <w:sz w:val="16"/>
+          <w:szCs w:val="16"/>
+          <w:lang w:val="en-US"/>
+        </w:rPr>
+        <w:t>lr</w:t>
+      </w:r>
+      <w:r>
+        <w:rPr>
+          <w:rFonts w:ascii="Aptos" w:hAnsi="Aptos" w:eastAsia="Aptos" w:cs="Aptos"/>
+          <w:noProof w:val="0"/>
+          <w:color w:val="FF0000"/>
+          <w:sz w:val="16"/>
+          <w:szCs w:val="16"/>
+          <w:lang w:val="en-US"/>
+        </w:rPr>
+        <w:t xml:space="preserve"> = 0.5, 343 rounds), and the best </w:t>
+      </w:r>
+      <w:r>
+        <w:rPr>
+          <w:rFonts w:ascii="Aptos" w:hAnsi="Aptos" w:eastAsia="Aptos" w:cs="Aptos"/>
+          <w:noProof w:val="0"/>
+          <w:color w:val="FF0000"/>
+          <w:sz w:val="16"/>
+          <w:szCs w:val="16"/>
+          <w:lang w:val="en-US"/>
+        </w:rPr>
+        <w:t>HistGradientBoosting</w:t>
+      </w:r>
+      <w:r>
+        <w:rPr>
+          <w:rFonts w:ascii="Aptos" w:hAnsi="Aptos" w:eastAsia="Aptos" w:cs="Aptos"/>
+          <w:noProof w:val="0"/>
+          <w:color w:val="FF0000"/>
+          <w:sz w:val="16"/>
+          <w:szCs w:val="16"/>
+          <w:lang w:val="en-US"/>
+        </w:rPr>
+        <w:t xml:space="preserve"> before combining </w:t>
+      </w:r>
+      <w:r>
+        <w:rPr>
+          <w:rFonts w:ascii="Aptos" w:hAnsi="Aptos" w:eastAsia="Aptos" w:cs="Aptos"/>
+          <w:noProof w:val="0"/>
+          <w:color w:val="FF0000"/>
+          <w:sz w:val="16"/>
+          <w:szCs w:val="16"/>
+          <w:lang w:val="en-US"/>
+        </w:rPr>
+        <w:t>them</w:t>
+      </w:r>
+      <w:r>
+        <w:rPr>
+          <w:rFonts w:ascii="Aptos" w:hAnsi="Aptos" w:eastAsia="Aptos" w:cs="Aptos"/>
+          <w:noProof w:val="0"/>
+          <w:color w:val="FF0000"/>
+          <w:sz w:val="16"/>
+          <w:szCs w:val="16"/>
+          <w:lang w:val="en-US"/>
+        </w:rPr>
+        <w:t xml:space="preserve"> using hard</w:t>
+      </w:r>
+      <w:r>
+        <w:rPr>
+          <w:rFonts w:ascii="Aptos" w:hAnsi="Aptos" w:eastAsia="Aptos" w:cs="Aptos"/>
+          <w:noProof w:val="0"/>
+          <w:color w:val="FF0000"/>
+          <w:sz w:val="16"/>
+          <w:szCs w:val="16"/>
+          <w:lang w:val="en-US"/>
+        </w:rPr>
+        <w:t>/soft voting</w:t>
+      </w:r>
+      <w:r>
+        <w:rPr>
+          <w:rFonts w:ascii="Aptos" w:hAnsi="Aptos" w:eastAsia="Aptos" w:cs="Aptos"/>
+          <w:noProof w:val="0"/>
+          <w:color w:val="FF0000"/>
+          <w:sz w:val="16"/>
+          <w:szCs w:val="16"/>
+          <w:lang w:val="en-US"/>
+        </w:rPr>
+        <w:t xml:space="preserve"> and stacking with </w:t>
+      </w:r>
+      <w:r>
+        <w:rPr>
+          <w:rFonts w:ascii="Aptos" w:hAnsi="Aptos" w:eastAsia="Aptos" w:cs="Aptos"/>
+          <w:noProof w:val="0"/>
+          <w:color w:val="FF0000"/>
+          <w:sz w:val="16"/>
+          <w:szCs w:val="16"/>
+          <w:lang w:val="en-US"/>
+        </w:rPr>
+        <w:t xml:space="preserve">the </w:t>
+      </w:r>
+      <w:r>
+        <w:rPr>
+          <w:rFonts w:ascii="Aptos" w:hAnsi="Aptos" w:eastAsia="Aptos" w:cs="Aptos"/>
+          <w:noProof w:val="0"/>
+          <w:color w:val="FF0000"/>
+          <w:sz w:val="16"/>
+          <w:szCs w:val="16"/>
+          <w:lang w:val="en-US"/>
+        </w:rPr>
+        <w:t>logistic regression meta-learner</w:t>
+      </w:r>
+      <w:r>
+        <w:rPr>
+          <w:rFonts w:ascii="Aptos" w:hAnsi="Aptos" w:eastAsia="Aptos" w:cs="Aptos"/>
+          <w:noProof w:val="0"/>
+          <w:color w:val="FF0000"/>
+          <w:sz w:val="16"/>
+          <w:szCs w:val="16"/>
+          <w:lang w:val="en-US"/>
+        </w:rPr>
+        <w:t>. The meta-</w:t>
+      </w:r>
+      <w:r>
+        <w:rPr>
+          <w:rFonts w:ascii="Aptos" w:hAnsi="Aptos" w:eastAsia="Aptos" w:cs="Aptos"/>
+          <w:noProof w:val="0"/>
+          <w:color w:val="FF0000"/>
+          <w:sz w:val="16"/>
+          <w:szCs w:val="16"/>
+          <w:lang w:val="en-US"/>
+        </w:rPr>
+        <w:t>learner was</w:t>
+      </w:r>
+      <w:r>
+        <w:rPr>
+          <w:rFonts w:ascii="Aptos" w:hAnsi="Aptos" w:eastAsia="Aptos" w:cs="Aptos"/>
+          <w:noProof w:val="0"/>
+          <w:color w:val="FF0000"/>
+          <w:sz w:val="16"/>
+          <w:szCs w:val="16"/>
+          <w:lang w:val="en-US"/>
+        </w:rPr>
+        <w:t xml:space="preserve"> trained on the probabilities produced by the members of the ensemble and scored with 5-fold cross-validation. The </w:t>
+      </w:r>
+      <w:r>
+        <w:rPr>
+          <w:rFonts w:ascii="Aptos" w:hAnsi="Aptos" w:eastAsia="Aptos" w:cs="Aptos"/>
+          <w:noProof w:val="0"/>
+          <w:color w:val="FF0000"/>
+          <w:sz w:val="16"/>
+          <w:szCs w:val="16"/>
+          <w:lang w:val="en-US"/>
+        </w:rPr>
+        <w:t xml:space="preserve">created </w:t>
+      </w:r>
+      <w:r>
+        <w:rPr>
+          <w:rFonts w:ascii="Aptos" w:hAnsi="Aptos" w:eastAsia="Aptos" w:cs="Aptos"/>
+          <w:noProof w:val="0"/>
+          <w:color w:val="FF0000"/>
+          <w:sz w:val="16"/>
+          <w:szCs w:val="16"/>
+          <w:lang w:val="en-US"/>
+        </w:rPr>
+        <w:t>combination</w:t>
+      </w:r>
+      <w:r>
+        <w:rPr>
+          <w:rFonts w:ascii="Aptos" w:hAnsi="Aptos" w:eastAsia="Aptos" w:cs="Aptos"/>
+          <w:noProof w:val="0"/>
+          <w:color w:val="FF0000"/>
+          <w:sz w:val="16"/>
+          <w:szCs w:val="16"/>
+          <w:lang w:val="en-US"/>
+        </w:rPr>
+        <w:t xml:space="preserve">s </w:t>
+      </w:r>
+      <w:r>
+        <w:rPr>
+          <w:rFonts w:ascii="Aptos" w:hAnsi="Aptos" w:eastAsia="Aptos" w:cs="Aptos"/>
+          <w:noProof w:val="0"/>
+          <w:color w:val="FF0000"/>
+          <w:sz w:val="16"/>
+          <w:szCs w:val="16"/>
+          <w:lang w:val="en-US"/>
+        </w:rPr>
+        <w:t xml:space="preserve">did </w:t>
+      </w:r>
+      <w:r>
+        <w:rPr>
+          <w:rFonts w:ascii="Aptos" w:hAnsi="Aptos" w:eastAsia="Aptos" w:cs="Aptos"/>
+          <w:noProof w:val="0"/>
+          <w:color w:val="FF0000"/>
+          <w:sz w:val="16"/>
+          <w:szCs w:val="16"/>
+          <w:lang w:val="en-US"/>
+        </w:rPr>
+        <w:t>not exceed</w:t>
+      </w:r>
+      <w:r>
+        <w:rPr>
+          <w:rFonts w:ascii="Aptos" w:hAnsi="Aptos" w:eastAsia="Aptos" w:cs="Aptos"/>
+          <w:noProof w:val="0"/>
+          <w:color w:val="FF0000"/>
+          <w:sz w:val="16"/>
+          <w:szCs w:val="16"/>
+          <w:lang w:val="en-US"/>
+        </w:rPr>
+        <w:t xml:space="preserve"> the results of the best model on </w:t>
+      </w:r>
+      <w:r>
+        <w:rPr>
+          <w:rFonts w:ascii="Aptos" w:hAnsi="Aptos" w:eastAsia="Aptos" w:cs="Aptos"/>
+          <w:noProof w:val="0"/>
+          <w:color w:val="FF0000"/>
+          <w:sz w:val="16"/>
+          <w:szCs w:val="16"/>
+          <w:lang w:val="en-US"/>
+        </w:rPr>
+        <w:t>their</w:t>
+      </w:r>
+      <w:r>
+        <w:rPr>
+          <w:rFonts w:ascii="Aptos" w:hAnsi="Aptos" w:eastAsia="Aptos" w:cs="Aptos"/>
+          <w:noProof w:val="0"/>
+          <w:color w:val="FF0000"/>
+          <w:sz w:val="16"/>
+          <w:szCs w:val="16"/>
+          <w:lang w:val="en-US"/>
+        </w:rPr>
+        <w:t xml:space="preserve"> own. Gradient boosting </w:t>
+      </w:r>
+      <w:r>
+        <w:rPr>
+          <w:rFonts w:ascii="Aptos" w:hAnsi="Aptos" w:eastAsia="Aptos" w:cs="Aptos"/>
+          <w:noProof w:val="0"/>
+          <w:color w:val="FF0000"/>
+          <w:sz w:val="16"/>
+          <w:szCs w:val="16"/>
+          <w:lang w:val="en-US"/>
+        </w:rPr>
+        <w:t xml:space="preserve">had </w:t>
+      </w:r>
+      <w:r>
+        <w:rPr>
+          <w:rFonts w:ascii="Aptos" w:hAnsi="Aptos" w:eastAsia="Aptos" w:cs="Aptos"/>
+          <w:noProof w:val="0"/>
+          <w:color w:val="FF0000"/>
+          <w:sz w:val="16"/>
+          <w:szCs w:val="16"/>
+          <w:lang w:val="en-US"/>
+        </w:rPr>
+        <w:t xml:space="preserve">a precision of 0.8828, hard voting </w:t>
+      </w:r>
+      <w:r>
+        <w:rPr>
+          <w:rFonts w:ascii="Aptos" w:hAnsi="Aptos" w:eastAsia="Aptos" w:cs="Aptos"/>
+          <w:noProof w:val="0"/>
+          <w:color w:val="FF0000"/>
+          <w:sz w:val="16"/>
+          <w:szCs w:val="16"/>
+          <w:lang w:val="en-US"/>
+        </w:rPr>
+        <w:t xml:space="preserve">had </w:t>
+      </w:r>
+      <w:r>
+        <w:rPr>
+          <w:rFonts w:ascii="Aptos" w:hAnsi="Aptos" w:eastAsia="Aptos" w:cs="Aptos"/>
+          <w:noProof w:val="0"/>
+          <w:color w:val="FF0000"/>
+          <w:sz w:val="16"/>
+          <w:szCs w:val="16"/>
+          <w:lang w:val="en-US"/>
+        </w:rPr>
+        <w:t>0.8782, soft voting</w:t>
+      </w:r>
+      <w:r>
+        <w:rPr>
+          <w:rFonts w:ascii="Aptos" w:hAnsi="Aptos" w:eastAsia="Aptos" w:cs="Aptos"/>
+          <w:noProof w:val="0"/>
+          <w:color w:val="FF0000"/>
+          <w:sz w:val="16"/>
+          <w:szCs w:val="16"/>
+          <w:lang w:val="en-US"/>
+        </w:rPr>
+        <w:t xml:space="preserve"> </w:t>
+      </w:r>
+      <w:r>
+        <w:rPr>
+          <w:rFonts w:ascii="Aptos" w:hAnsi="Aptos" w:eastAsia="Aptos" w:cs="Aptos"/>
+          <w:noProof w:val="0"/>
+          <w:color w:val="FF0000"/>
+          <w:sz w:val="16"/>
+          <w:szCs w:val="16"/>
+          <w:lang w:val="en-US"/>
+        </w:rPr>
+        <w:t>had 0.8686</w:t>
+      </w:r>
+      <w:r>
+        <w:rPr>
+          <w:rFonts w:ascii="Aptos" w:hAnsi="Aptos" w:eastAsia="Aptos" w:cs="Aptos"/>
+          <w:noProof w:val="0"/>
+          <w:color w:val="FF0000"/>
+          <w:sz w:val="16"/>
+          <w:szCs w:val="16"/>
+          <w:lang w:val="en-US"/>
+        </w:rPr>
+        <w:t xml:space="preserve">, and stacking </w:t>
+      </w:r>
+      <w:r>
+        <w:rPr>
+          <w:rFonts w:ascii="Aptos" w:hAnsi="Aptos" w:eastAsia="Aptos" w:cs="Aptos"/>
+          <w:noProof w:val="0"/>
+          <w:color w:val="FF0000"/>
+          <w:sz w:val="16"/>
+          <w:szCs w:val="16"/>
+          <w:lang w:val="en-US"/>
+        </w:rPr>
+        <w:t xml:space="preserve">had </w:t>
+      </w:r>
+      <w:r>
+        <w:rPr>
+          <w:rFonts w:ascii="Aptos" w:hAnsi="Aptos" w:eastAsia="Aptos" w:cs="Aptos"/>
+          <w:noProof w:val="0"/>
+          <w:color w:val="FF0000"/>
+          <w:sz w:val="16"/>
+          <w:szCs w:val="16"/>
+          <w:lang w:val="en-US"/>
+        </w:rPr>
+        <w:t xml:space="preserve">0.8790. The three top models </w:t>
+      </w:r>
+      <w:r>
+        <w:rPr>
+          <w:rFonts w:ascii="Aptos" w:hAnsi="Aptos" w:eastAsia="Aptos" w:cs="Aptos"/>
+          <w:noProof w:val="0"/>
+          <w:color w:val="FF0000"/>
+          <w:sz w:val="16"/>
+          <w:szCs w:val="16"/>
+          <w:lang w:val="en-US"/>
+        </w:rPr>
+        <w:t xml:space="preserve">were </w:t>
+      </w:r>
+      <w:r>
+        <w:rPr>
+          <w:rFonts w:ascii="Aptos" w:hAnsi="Aptos" w:eastAsia="Aptos" w:cs="Aptos"/>
+          <w:noProof w:val="0"/>
+          <w:color w:val="FF0000"/>
+          <w:sz w:val="16"/>
+          <w:szCs w:val="16"/>
+          <w:lang w:val="en-US"/>
+        </w:rPr>
+        <w:t xml:space="preserve">making </w:t>
+      </w:r>
+      <w:r>
+        <w:rPr>
+          <w:rFonts w:ascii="Aptos" w:hAnsi="Aptos" w:eastAsia="Aptos" w:cs="Aptos"/>
+          <w:noProof w:val="0"/>
+          <w:color w:val="FF0000"/>
+          <w:sz w:val="16"/>
+          <w:szCs w:val="16"/>
+          <w:lang w:val="en-US"/>
+        </w:rPr>
+        <w:t>very similar</w:t>
+      </w:r>
+      <w:r>
+        <w:rPr>
+          <w:rFonts w:ascii="Aptos" w:hAnsi="Aptos" w:eastAsia="Aptos" w:cs="Aptos"/>
+          <w:noProof w:val="0"/>
+          <w:color w:val="FF0000"/>
+          <w:sz w:val="16"/>
+          <w:szCs w:val="16"/>
+          <w:lang w:val="en-US"/>
+        </w:rPr>
+        <w:t xml:space="preserve"> mistakes (the random forest and AdaBoost models are </w:t>
+      </w:r>
+      <w:r>
+        <w:rPr>
+          <w:rFonts w:ascii="Aptos" w:hAnsi="Aptos" w:eastAsia="Aptos" w:cs="Aptos"/>
+          <w:noProof w:val="0"/>
+          <w:color w:val="FF0000"/>
+          <w:sz w:val="16"/>
+          <w:szCs w:val="16"/>
+          <w:lang w:val="en-US"/>
+        </w:rPr>
+        <w:t>correlating</w:t>
+      </w:r>
+      <w:r>
+        <w:rPr>
+          <w:rFonts w:ascii="Aptos" w:hAnsi="Aptos" w:eastAsia="Aptos" w:cs="Aptos"/>
+          <w:noProof w:val="0"/>
+          <w:color w:val="FF0000"/>
+          <w:sz w:val="16"/>
+          <w:szCs w:val="16"/>
+          <w:lang w:val="en-US"/>
+        </w:rPr>
+        <w:t xml:space="preserve"> by 0.68-0.73 with a mean correlation coefficient of 0.589), which does not provide much </w:t>
+      </w:r>
+      <w:r>
+        <w:rPr>
+          <w:rFonts w:ascii="Aptos" w:hAnsi="Aptos" w:eastAsia="Aptos" w:cs="Aptos"/>
+          <w:noProof w:val="0"/>
+          <w:color w:val="FF0000"/>
+          <w:sz w:val="16"/>
+          <w:szCs w:val="16"/>
+          <w:lang w:val="en-US"/>
+        </w:rPr>
+        <w:t>new information</w:t>
+      </w:r>
+      <w:r>
+        <w:rPr>
+          <w:rFonts w:ascii="Aptos" w:hAnsi="Aptos" w:eastAsia="Aptos" w:cs="Aptos"/>
+          <w:noProof w:val="0"/>
+          <w:color w:val="FF0000"/>
+          <w:sz w:val="16"/>
+          <w:szCs w:val="16"/>
+          <w:lang w:val="en-US"/>
+        </w:rPr>
+        <w:t xml:space="preserve"> for the voting stage. The errors made by the tree have the least correlation of the mistakes (0.45-0.50), but this model produces weak results, which is why it </w:t>
+      </w:r>
+      <w:r>
+        <w:rPr>
+          <w:rFonts w:ascii="Aptos" w:hAnsi="Aptos" w:eastAsia="Aptos" w:cs="Aptos"/>
+          <w:noProof w:val="0"/>
+          <w:color w:val="FF0000"/>
+          <w:sz w:val="16"/>
+          <w:szCs w:val="16"/>
+          <w:lang w:val="en-US"/>
+        </w:rPr>
+        <w:t>affects negatively on</w:t>
+      </w:r>
+      <w:r>
+        <w:rPr>
+          <w:rFonts w:ascii="Aptos" w:hAnsi="Aptos" w:eastAsia="Aptos" w:cs="Aptos"/>
+          <w:noProof w:val="0"/>
+          <w:color w:val="FF0000"/>
+          <w:sz w:val="16"/>
+          <w:szCs w:val="16"/>
+          <w:lang w:val="en-US"/>
+        </w:rPr>
+        <w:t xml:space="preserve"> the voting result. At least one member makes mistakes 93.5% of the time, and only 12.7% of mistakes are made by just one of the four members.</w:t>
+      </w:r>
     </w:p>
     <w:p>
       <w:pPr>
